--- a/arb/docx/011.content.docx
+++ b/arb/docx/011.content.docx
@@ -22,7 +22,7 @@
         <w:rPr>
           <w:lang w:val="ar_AE" w:bidi="ar_AE"/>
         </w:rPr>
-        <w:t>Resource: Tyndale Open Study Notes</w:t>
+        <w:t>Resource: Aquifer Open Study Notes (Profiles)</w:t>
       </w:r>
       <w:r>
         <w:rPr>
@@ -122,7 +122,7 @@
         <w:rPr>
           <w:lang w:val="ar_AE" w:bidi="ar_AE"/>
         </w:rPr>
-        <w:t>Tyndale Open Study Notes</w:t>
+        <w:t>Aquifer Open Study Notes (Profiles)</w:t>
       </w:r>
     </w:p>
     <w:p>

--- a/arb/docx/011.content.docx
+++ b/arb/docx/011.content.docx
@@ -9,6 +9,8 @@
       </w:pPr>
       <w:r>
         <w:rPr>
+          <w:rtl/>
+          <w:cs/>
           <w:lang w:val="ar_AE" w:bidi="ar_AE"/>
         </w:rPr>
       </w:r>
@@ -20,12 +22,16 @@
       </w:pPr>
       <w:r>
         <w:rPr>
+          <w:rtl/>
+          <w:cs/>
           <w:lang w:val="ar_AE" w:bidi="ar_AE"/>
         </w:rPr>
         <w:t>Resource: Aquifer Open Study Notes (Profiles)</w:t>
       </w:r>
       <w:r>
         <w:rPr>
+          <w:rtl/>
+          <w:cs/>
           <w:lang w:val="ar_AE" w:bidi="ar_AE"/>
         </w:rPr>
       </w:r>
@@ -36,12 +42,16 @@
       </w:pPr>
       <w:r>
         <w:rPr>
+          <w:rtl/>
+          <w:cs/>
           <w:lang w:val="ar_AE" w:bidi="ar_AE"/>
         </w:rPr>
       </w:r>
       <w:r>
         <w:rPr>
           <w:b/>
+          <w:rtl/>
+          <w:cs/>
           <w:lang w:val="ar_AE" w:bidi="ar_AE"/>
         </w:rPr>
         <w:t>Aquifer Open Study Notes (Profiles)</w:t>
@@ -53,35 +63,47 @@
       </w:pPr>
       <w:r>
         <w:rPr>
-          <w:lang w:val="ar_AE" w:bidi="ar_AE"/>
-        </w:rPr>
-      </w:r>
-      <w:r>
-        <w:rPr>
+          <w:rtl/>
+          <w:cs/>
+          <w:lang w:val="ar_AE" w:bidi="ar_AE"/>
+        </w:rPr>
+      </w:r>
+      <w:r>
+        <w:rPr>
+          <w:rtl/>
+          <w:cs/>
           <w:lang w:val="ar_AE" w:bidi="ar_AE"/>
         </w:rPr>
         <w:t xml:space="preserve">This work is an adaptation of </w:t>
       </w:r>
       <w:r>
         <w:rPr>
+          <w:rtl/>
+          <w:cs/>
           <w:lang w:val="ar_AE" w:bidi="ar_AE"/>
         </w:rPr>
         <w:t>Tyndale Open Study Notes</w:t>
       </w:r>
       <w:r>
         <w:rPr>
+          <w:rtl/>
+          <w:cs/>
           <w:lang w:val="ar_AE" w:bidi="ar_AE"/>
         </w:rPr>
         <w:t xml:space="preserve"> © 2023 Tyndale House Publishers, licensed under the CC BY-SA 4.0 license. The adaptation, </w:t>
       </w:r>
       <w:r>
         <w:rPr>
+          <w:rtl/>
+          <w:cs/>
           <w:lang w:val="ar_AE" w:bidi="ar_AE"/>
         </w:rPr>
         <w:t>Aquifer Open Study Notes</w:t>
       </w:r>
       <w:r>
         <w:rPr>
+          <w:rtl/>
+          <w:cs/>
           <w:lang w:val="ar_AE" w:bidi="ar_AE"/>
         </w:rPr>
         <w:t>, was created by Mission Mutual and is also licensed under CC BY-SA 4.0.</w:t>
@@ -93,22 +115,30 @@
       </w:pPr>
       <w:r>
         <w:rPr>
-          <w:lang w:val="ar_AE" w:bidi="ar_AE"/>
-        </w:rPr>
-      </w:r>
-      <w:r>
-        <w:rPr>
+          <w:rtl/>
+          <w:cs/>
+          <w:lang w:val="ar_AE" w:bidi="ar_AE"/>
+        </w:rPr>
+      </w:r>
+      <w:r>
+        <w:rPr>
+          <w:rtl/>
+          <w:cs/>
           <w:lang w:val="ar_AE" w:bidi="ar_AE"/>
         </w:rPr>
         <w:t>This resource has been adapted into multiple languages, including English, Tok Pisin, Arabic (عربي), French (Français), Hindi (हिंदी), Indonesian (Bahasa Indonesia), Portuguese (Português), Russian (Русский), Spanish (Español), Swahili (Kiswahili), and Simplified Chinese (简体中文).</w:t>
       </w:r>
       <w:r>
         <w:rPr>
-          <w:lang w:val="ar_AE" w:bidi="ar_AE"/>
-        </w:rPr>
-      </w:r>
-      <w:r>
-        <w:rPr>
+          <w:rtl/>
+          <w:cs/>
+          <w:lang w:val="ar_AE" w:bidi="ar_AE"/>
+        </w:rPr>
+      </w:r>
+      <w:r>
+        <w:rPr>
+          <w:rtl/>
+          <w:cs/>
           <w:lang w:val="ar_AE" w:bidi="ar_AE"/>
         </w:rPr>
       </w:r>
@@ -120,6 +150,8 @@
       </w:pPr>
       <w:r>
         <w:rPr>
+          <w:rtl/>
+          <w:cs/>
           <w:lang w:val="ar_AE" w:bidi="ar_AE"/>
         </w:rPr>
         <w:t>Aquifer Open Study Notes (Profiles)</w:t>
@@ -149,6 +181,8 @@
       </w:pPr>
       <w:r>
         <w:rPr>
+          <w:rtl/>
+          <w:cs/>
           <w:lang w:val="ar_AE" w:bidi="ar_AE"/>
         </w:rPr>
       </w:r>
@@ -160,12 +194,16 @@
       </w:pPr>
       <w:r>
         <w:rPr>
+          <w:rtl/>
+          <w:cs/>
           <w:lang w:val="ar_AE" w:bidi="ar_AE"/>
         </w:rPr>
         <w:t>ب</w:t>
       </w:r>
       <w:r>
         <w:rPr>
+          <w:rtl/>
+          <w:cs/>
           <w:lang w:val="ar_AE" w:bidi="ar_AE"/>
         </w:rPr>
       </w:r>
@@ -176,22 +214,30 @@
       </w:pPr>
       <w:r>
         <w:rPr>
-          <w:lang w:val="ar_AE" w:bidi="ar_AE"/>
-        </w:rPr>
-      </w:r>
-      <w:r>
-        <w:rPr>
+          <w:rtl/>
+          <w:cs/>
+          <w:lang w:val="ar_AE" w:bidi="ar_AE"/>
+        </w:rPr>
+      </w:r>
+      <w:r>
+        <w:rPr>
+          <w:rtl/>
+          <w:cs/>
           <w:lang w:val="ar_AE" w:bidi="ar_AE"/>
         </w:rPr>
         <w:t xml:space="preserve"> </w:t>
       </w:r>
       <w:r>
         <w:rPr>
-          <w:lang w:val="ar_AE" w:bidi="ar_AE"/>
-        </w:rPr>
-      </w:r>
-      <w:r>
-        <w:rPr>
+          <w:rtl/>
+          <w:cs/>
+          <w:lang w:val="ar_AE" w:bidi="ar_AE"/>
+        </w:rPr>
+      </w:r>
+      <w:r>
+        <w:rPr>
+          <w:rtl/>
+          <w:cs/>
           <w:lang w:val="ar_AE" w:bidi="ar_AE"/>
         </w:rPr>
       </w:r>
@@ -217,6 +263,8 @@
       </w:pPr>
       <w:r>
         <w:rPr>
+          <w:rtl/>
+          <w:cs/>
           <w:lang w:val="ar_AE" w:bidi="ar_AE"/>
         </w:rPr>
       </w:r>
@@ -228,12 +276,16 @@
       </w:pPr>
       <w:r>
         <w:rPr>
+          <w:rtl/>
+          <w:cs/>
           <w:lang w:val="ar_AE" w:bidi="ar_AE"/>
         </w:rPr>
         <w:t>بابل</w:t>
       </w:r>
       <w:r>
         <w:rPr>
+          <w:rtl/>
+          <w:cs/>
           <w:lang w:val="ar_AE" w:bidi="ar_AE"/>
         </w:rPr>
       </w:r>
@@ -244,11 +296,15 @@
       </w:pPr>
       <w:r>
         <w:rPr>
-          <w:lang w:val="ar_AE" w:bidi="ar_AE"/>
-        </w:rPr>
-      </w:r>
-      <w:r>
-        <w:rPr>
+          <w:rtl/>
+          <w:cs/>
+          <w:lang w:val="ar_AE" w:bidi="ar_AE"/>
+        </w:rPr>
+      </w:r>
+      <w:r>
+        <w:rPr>
+          <w:rtl/>
+          <w:cs/>
           <w:lang w:val="ar_AE" w:bidi="ar_AE"/>
         </w:rPr>
         <w:t>كانت بابل، إحدى أقدم مدن العالم، مركزًا للحضارة البابلية. وغالبًا ما ينظر لها باعتبارها رمزًا لجموح كبرياء البشرية.</w:t>
@@ -260,11 +316,15 @@
       </w:pPr>
       <w:r>
         <w:rPr>
-          <w:lang w:val="ar_AE" w:bidi="ar_AE"/>
-        </w:rPr>
-      </w:r>
-      <w:r>
-        <w:rPr>
+          <w:rtl/>
+          <w:cs/>
+          <w:lang w:val="ar_AE" w:bidi="ar_AE"/>
+        </w:rPr>
+      </w:r>
+      <w:r>
+        <w:rPr>
+          <w:rtl/>
+          <w:cs/>
           <w:lang w:val="ar_AE" w:bidi="ar_AE"/>
         </w:rPr>
         <w:t>أسس نمرود بابل بعد عدة أجيال من الطوفان (</w:t>
@@ -272,6 +332,8 @@
       <w:hyperlink r:id="rId13">
         <w:r>
           <w:rPr>
+            <w:rtl/>
+            <w:cs/>
             <w:lang w:val="ar_AE" w:bidi="ar_AE"/>
           </w:rPr>
           <w:rPr>
@@ -283,6 +345,8 @@
       </w:hyperlink>
       <w:r>
         <w:rPr>
+          <w:rtl/>
+          <w:cs/>
           <w:lang w:val="ar_AE" w:bidi="ar_AE"/>
         </w:rPr>
         <w:t>). كان واحدًا من أوائل الحكام الأقوياء في التاريخ. كما يُشتق اسم بابل من الكلمة البابلية التي تعني "بوابة الله". على الأرجح بابل كانت الموقع الذي بُني فيه برج بابل (</w:t>
@@ -290,6 +354,8 @@
       <w:hyperlink r:id="rId14">
         <w:r>
           <w:rPr>
+            <w:rtl/>
+            <w:cs/>
             <w:lang w:val="ar_AE" w:bidi="ar_AE"/>
           </w:rPr>
           <w:rPr>
@@ -301,6 +367,8 @@
       </w:hyperlink>
       <w:r>
         <w:rPr>
+          <w:rtl/>
+          <w:cs/>
           <w:lang w:val="ar_AE" w:bidi="ar_AE"/>
         </w:rPr>
         <w:t>). كان هذا البرج محاولة مبكرة من البشر لتأسيس هُوِيَّة منفصلة عن الخالق. غادر إبراهيم وعائلته هذه الحضارة المتغطرسة عندما رحلوا من أور الكلدانيين حوالي 2000 قبل الميلاد. ومع أن ممالك كثيرة تناوبت حكم بابل على مر العصور، إلا أن المدينة ظلت مركزًا ثقافيًا ودينيًا.</w:t>
@@ -313,6 +381,8 @@
       </w:pPr>
       <w:r>
         <w:rPr>
+          <w:rtl/>
+          <w:cs/>
           <w:lang w:val="ar_AE" w:bidi="ar_AE"/>
         </w:rPr>
         <w:t>حضارة السومريين (3200–2000 قبل الميلاد)</w:t>
@@ -324,11 +394,15 @@
       </w:pPr>
       <w:r>
         <w:rPr>
-          <w:lang w:val="ar_AE" w:bidi="ar_AE"/>
-        </w:rPr>
-      </w:r>
-      <w:r>
-        <w:rPr>
+          <w:rtl/>
+          <w:cs/>
+          <w:lang w:val="ar_AE" w:bidi="ar_AE"/>
+        </w:rPr>
+      </w:r>
+      <w:r>
+        <w:rPr>
+          <w:rtl/>
+          <w:cs/>
           <w:lang w:val="ar_AE" w:bidi="ar_AE"/>
         </w:rPr>
         <w:t>كانت أول حضارة عظيمة في بابل هي حضارة سومر، التي تقع جَنُوب بابل. ابتكر السومريون الكتابة المسمارية التي استخدمتها ثقافات بلاد ما بين النهرين طيلة ثلاثة آلاف عام.</w:t>
@@ -341,6 +415,8 @@
       </w:pPr>
       <w:r>
         <w:rPr>
+          <w:rtl/>
+          <w:cs/>
           <w:lang w:val="ar_AE" w:bidi="ar_AE"/>
         </w:rPr>
         <w:t>الإمبراطورية الأكدية (2334–2154 قبل الميلاد)</w:t>
@@ -352,11 +428,15 @@
       </w:pPr>
       <w:r>
         <w:rPr>
-          <w:lang w:val="ar_AE" w:bidi="ar_AE"/>
-        </w:rPr>
-      </w:r>
-      <w:r>
-        <w:rPr>
+          <w:rtl/>
+          <w:cs/>
+          <w:lang w:val="ar_AE" w:bidi="ar_AE"/>
+        </w:rPr>
+      </w:r>
+      <w:r>
+        <w:rPr>
+          <w:rtl/>
+          <w:cs/>
           <w:lang w:val="ar_AE" w:bidi="ar_AE"/>
         </w:rPr>
         <w:t>سرجون الأول ملك أكاد، الذي حكم من 2339 إلى 2279 قبل الميلاد، أسس العاصمة البابلية أكاد في شمال بابل. وقد حقق هيمنة سياسية وثقافية على أرام (سوريا). واستمرت الإمبراطورية الأكدية لما يقرب من قرنين.</w:t>
@@ -369,6 +449,8 @@
       </w:pPr>
       <w:r>
         <w:rPr>
+          <w:rtl/>
+          <w:cs/>
           <w:lang w:val="ar_AE" w:bidi="ar_AE"/>
         </w:rPr>
         <w:t>المملكة البابلية الأولى (1900–1600 قبل الميلاد)</w:t>
@@ -380,11 +462,15 @@
       </w:pPr>
       <w:r>
         <w:rPr>
-          <w:lang w:val="ar_AE" w:bidi="ar_AE"/>
-        </w:rPr>
-      </w:r>
-      <w:r>
-        <w:rPr>
+          <w:rtl/>
+          <w:cs/>
+          <w:lang w:val="ar_AE" w:bidi="ar_AE"/>
+        </w:rPr>
+      </w:r>
+      <w:r>
+        <w:rPr>
+          <w:rtl/>
+          <w:cs/>
           <w:lang w:val="ar_AE" w:bidi="ar_AE"/>
         </w:rPr>
         <w:t>في أثناء حِقْبَة الإمبراطورية الأكدية، هاجر إلى بابل البدو الناطقون بالسامية من أرام (سوريا)، المعروفون باسم الأموريين أو العموريين. وكان البابليون الحضريون ينظرون إليهم باعتبارهم برابرة. في النهاية، أسس الأموريون مملكة بابلية جديدة تحت سيادتهم. فحكم حمورابي، الملك السادس لتلك السلالة، من 1792 إلى 1750 قبل الميلاد، ووسع المملكة بصورة ملموسة. ومع ذلك، لم يَدُمْ طويلًا مجد بابل. تحت حكم ابن حمورابي، تراجعت المملكة ولم تبقَ صامدة إلا لقرن آخر.</w:t>
@@ -397,6 +483,8 @@
       </w:pPr>
       <w:r>
         <w:rPr>
+          <w:rtl/>
+          <w:cs/>
           <w:lang w:val="ar_AE" w:bidi="ar_AE"/>
         </w:rPr>
         <w:t>الحكم الآشوري (900–614 قبل الميلاد)</w:t>
@@ -408,11 +496,15 @@
       </w:pPr>
       <w:r>
         <w:rPr>
-          <w:lang w:val="ar_AE" w:bidi="ar_AE"/>
-        </w:rPr>
-      </w:r>
-      <w:r>
-        <w:rPr>
+          <w:rtl/>
+          <w:cs/>
+          <w:lang w:val="ar_AE" w:bidi="ar_AE"/>
+        </w:rPr>
+      </w:r>
+      <w:r>
+        <w:rPr>
+          <w:rtl/>
+          <w:cs/>
           <w:lang w:val="ar_AE" w:bidi="ar_AE"/>
         </w:rPr>
         <w:t xml:space="preserve">في عام 851 قبل الميلاد، دخل الملك الآشوري شلمنأسر الثالث، الذي حكم بابل من 858 إلى 824 قبل الميلاد. تعامل شلمنأسر الثالث مع المدينة القديمة باحترام وسمح لملكها التابع أن يظل في الحكم كملك تابع وخاضع له. بعد 150 عامًا تقريبًا، أي حوالي 705 قبل الميلاد، قاد ملك تابع بابلي يُدعى مرودخ-بلادان تمردًا. وأرسل سفراء إلى حزقيّا ملك يهوذا يطلب الدعم (انظر </w:t>
@@ -420,6 +512,8 @@
       <w:hyperlink r:id="rId15">
         <w:r>
           <w:rPr>
+            <w:rtl/>
+            <w:cs/>
             <w:lang w:val="ar_AE" w:bidi="ar_AE"/>
           </w:rPr>
           <w:rPr>
@@ -431,12 +525,16 @@
       </w:hyperlink>
       <w:r>
         <w:rPr>
+          <w:rtl/>
+          <w:cs/>
           <w:lang w:val="ar_AE" w:bidi="ar_AE"/>
         </w:rPr>
         <w:t>؛</w:t>
       </w:r>
       <w:r>
         <w:rPr>
+          <w:rtl/>
+          <w:cs/>
           <w:lang w:val="ar_AE" w:bidi="ar_AE"/>
         </w:rPr>
         <w:t xml:space="preserve"> </w:t>
@@ -444,6 +542,8 @@
       <w:hyperlink r:id="rId16">
         <w:r>
           <w:rPr>
+            <w:rtl/>
+            <w:cs/>
             <w:lang w:val="ar_AE" w:bidi="ar_AE"/>
           </w:rPr>
           <w:rPr>
@@ -455,6 +555,8 @@
       </w:hyperlink>
       <w:r>
         <w:rPr>
+          <w:rtl/>
+          <w:cs/>
           <w:lang w:val="ar_AE" w:bidi="ar_AE"/>
         </w:rPr>
         <w:t>). لكن سرعان ما سحق الآشوريون تمرد مرودخ-بلادان، واستمرت هيمنتهم لقرن آخر.</w:t>
@@ -467,6 +569,8 @@
       </w:pPr>
       <w:r>
         <w:rPr>
+          <w:rtl/>
+          <w:cs/>
           <w:lang w:val="ar_AE" w:bidi="ar_AE"/>
         </w:rPr>
         <w:t>الإمبراطورية البابلية الحديثة- أو الثانية (612–539قبل الميلاد)</w:t>
@@ -478,23 +582,31 @@
       </w:pPr>
       <w:r>
         <w:rPr>
-          <w:lang w:val="ar_AE" w:bidi="ar_AE"/>
-        </w:rPr>
-      </w:r>
-      <w:r>
-        <w:rPr>
+          <w:rtl/>
+          <w:cs/>
+          <w:lang w:val="ar_AE" w:bidi="ar_AE"/>
+        </w:rPr>
+      </w:r>
+      <w:r>
+        <w:rPr>
+          <w:rtl/>
+          <w:cs/>
           <w:lang w:val="ar_AE" w:bidi="ar_AE"/>
         </w:rPr>
         <w:t xml:space="preserve">تولى الأمير الكلداني </w:t>
       </w:r>
       <w:r>
         <w:rPr>
+          <w:rtl/>
+          <w:cs/>
           <w:lang w:val="ar_AE" w:bidi="ar_AE"/>
         </w:rPr>
         <w:t xml:space="preserve">نبوبولاصر </w:t>
       </w:r>
       <w:r>
         <w:rPr>
+          <w:rtl/>
+          <w:cs/>
           <w:lang w:val="ar_AE" w:bidi="ar_AE"/>
         </w:rPr>
         <w:t xml:space="preserve">عرش بابل من عام 625 إلى 605 قبل الميلاد، بعد أن قضى على الإمبراطورية الآشورية. ثم حكم ابنه، نبوخذناصّر الثاني، من عام 605 إلى 562 قبل الميلاد. وتحت حكم نبوخذناصّر، صارت بابل القوة العظمى الرائدة في الشرق الأدنى، ومدينة فائقة العظمة والسموّ (انظر </w:t>
@@ -502,6 +614,8 @@
       <w:hyperlink r:id="rId17">
         <w:r>
           <w:rPr>
+            <w:rtl/>
+            <w:cs/>
             <w:lang w:val="ar_AE" w:bidi="ar_AE"/>
           </w:rPr>
           <w:rPr>
@@ -513,6 +627,8 @@
       </w:hyperlink>
       <w:r>
         <w:rPr>
+          <w:rtl/>
+          <w:cs/>
           <w:lang w:val="ar_AE" w:bidi="ar_AE"/>
         </w:rPr>
         <w:t>).</w:t>
@@ -524,11 +640,15 @@
       </w:pPr>
       <w:r>
         <w:rPr>
-          <w:lang w:val="ar_AE" w:bidi="ar_AE"/>
-        </w:rPr>
-      </w:r>
-      <w:r>
-        <w:rPr>
+          <w:rtl/>
+          <w:cs/>
+          <w:lang w:val="ar_AE" w:bidi="ar_AE"/>
+        </w:rPr>
+      </w:r>
+      <w:r>
+        <w:rPr>
+          <w:rtl/>
+          <w:cs/>
           <w:lang w:val="ar_AE" w:bidi="ar_AE"/>
         </w:rPr>
         <w:t xml:space="preserve">بعد وفاة نبوخذناصّر، صار نابونيدوس الملك التالي لبابل. كان نابونيدوس سابقًا مسؤولًا حكوميًا رفيع المستوى وتعاون مع ممالك أخرى. حكم بابل من حوالي 555 قبل الميلاد إلى 539 قبل الميلاد. لكن نابونيدوس أهمل شؤون بابل وخسر تأييدها ودعمها. وكورش الثاني ملك بلاد فارس، الذي حكم من 559 إلى 530 قبل الميلاد، عندما هاجم المدينة في أكتوبر 539 قبل الميلاد (انظر </w:t>
@@ -536,6 +656,8 @@
       <w:hyperlink r:id="rId18">
         <w:r>
           <w:rPr>
+            <w:rtl/>
+            <w:cs/>
             <w:lang w:val="ar_AE" w:bidi="ar_AE"/>
           </w:rPr>
           <w:rPr>
@@ -547,18 +669,24 @@
       </w:hyperlink>
       <w:r>
         <w:rPr>
+          <w:rtl/>
+          <w:cs/>
           <w:lang w:val="ar_AE" w:bidi="ar_AE"/>
         </w:rPr>
         <w:t xml:space="preserve"> و</w:t>
       </w:r>
       <w:r>
         <w:rPr>
+          <w:rtl/>
+          <w:cs/>
           <w:lang w:val="ar_AE" w:bidi="ar_AE"/>
         </w:rPr>
         <w:t>ملاحظة الدراسة على دانيآل 5:31</w:t>
       </w:r>
       <w:r>
         <w:rPr>
+          <w:rtl/>
+          <w:cs/>
           <w:lang w:val="ar_AE" w:bidi="ar_AE"/>
         </w:rPr>
         <w:t>)، استسلمت المدينة دون قتال. كان هذا الاستسلام إشارة إلى نهاية بابل كدولة ذات سيادة.</w:t>
@@ -571,6 +699,8 @@
       </w:pPr>
       <w:r>
         <w:rPr>
+          <w:rtl/>
+          <w:cs/>
           <w:lang w:val="ar_AE" w:bidi="ar_AE"/>
         </w:rPr>
         <w:t>العدو الرمزي لشعب الله</w:t>
@@ -582,23 +712,31 @@
       </w:pPr>
       <w:r>
         <w:rPr>
-          <w:lang w:val="ar_AE" w:bidi="ar_AE"/>
-        </w:rPr>
-      </w:r>
-      <w:r>
-        <w:rPr>
+          <w:rtl/>
+          <w:cs/>
+          <w:lang w:val="ar_AE" w:bidi="ar_AE"/>
+        </w:rPr>
+      </w:r>
+      <w:r>
+        <w:rPr>
+          <w:rtl/>
+          <w:cs/>
           <w:lang w:val="ar_AE" w:bidi="ar_AE"/>
         </w:rPr>
         <w:t>في بطرس الأولى، وسفر الرؤيا، روما مُمثلة ببابل. وروما هي "</w:t>
       </w:r>
       <w:r>
         <w:rPr>
+          <w:rtl/>
+          <w:cs/>
           <w:lang w:val="ar_AE" w:bidi="ar_AE"/>
         </w:rPr>
         <w:t xml:space="preserve">بَابِلُ ٱلْعَظِيمَةُ أُمُّ ٱلزَّوَانِي وَرَجَاسَاتِ ٱلْأَرْضِ." </w:t>
       </w:r>
       <w:r>
         <w:rPr>
+          <w:rtl/>
+          <w:cs/>
           <w:lang w:val="ar_AE" w:bidi="ar_AE"/>
         </w:rPr>
         <w:t>(</w:t>
@@ -606,6 +744,8 @@
       <w:hyperlink r:id="rId19">
         <w:r>
           <w:rPr>
+            <w:rtl/>
+            <w:cs/>
             <w:lang w:val="ar_AE" w:bidi="ar_AE"/>
           </w:rPr>
           <w:rPr>
@@ -617,6 +757,8 @@
       </w:hyperlink>
       <w:r>
         <w:rPr>
+          <w:rtl/>
+          <w:cs/>
           <w:lang w:val="ar_AE" w:bidi="ar_AE"/>
         </w:rPr>
         <w:t>). إنها مصوّرة باعتبارها مركزًا فاسدًا جدًا أدبيًا للثروة والتجارة، تتسلط على ملوك الأرض وتضطهد شعب الله. وسوف ينوح ملوك الأرض والتجار على سقوطها (</w:t>
@@ -624,6 +766,8 @@
       <w:hyperlink r:id="rId20">
         <w:r>
           <w:rPr>
+            <w:rtl/>
+            <w:cs/>
             <w:lang w:val="ar_AE" w:bidi="ar_AE"/>
           </w:rPr>
           <w:rPr>
@@ -635,6 +779,8 @@
       </w:hyperlink>
       <w:r>
         <w:rPr>
+          <w:rtl/>
+          <w:cs/>
           <w:lang w:val="ar_AE" w:bidi="ar_AE"/>
         </w:rPr>
         <w:t>). أمّا شعب الله سيحتفل لأن اضطهادهم قد انتهى، ويمكنهم التمتع بعبادة الله بكل حريّة.</w:t>
@@ -646,12 +792,16 @@
       </w:pPr>
       <w:r>
         <w:rPr>
+          <w:rtl/>
+          <w:cs/>
           <w:lang w:val="ar_AE" w:bidi="ar_AE"/>
         </w:rPr>
       </w:r>
       <w:r>
         <w:rPr>
           <w:u w:val="single"/>
+          <w:rtl/>
+          <w:cs/>
           <w:lang w:val="ar_AE" w:bidi="ar_AE"/>
         </w:rPr>
         <w:t>مقاطع كتابية لدراسة أعمق</w:t>
@@ -663,12 +813,16 @@
       </w:pPr>
       <w:r>
         <w:rPr>
+          <w:rtl/>
+          <w:cs/>
           <w:lang w:val="ar_AE" w:bidi="ar_AE"/>
         </w:rPr>
       </w:r>
       <w:hyperlink r:id="rId21">
         <w:r>
           <w:rPr>
+            <w:rtl/>
+            <w:cs/>
             <w:lang w:val="ar_AE" w:bidi="ar_AE"/>
           </w:rPr>
           <w:rPr>
@@ -680,12 +834,16 @@
       </w:hyperlink>
       <w:r>
         <w:rPr>
+          <w:rtl/>
+          <w:cs/>
           <w:lang w:val="ar_AE" w:bidi="ar_AE"/>
         </w:rPr>
         <w:t>؛</w:t>
       </w:r>
       <w:r>
         <w:rPr>
+          <w:rtl/>
+          <w:cs/>
           <w:lang w:val="ar_AE" w:bidi="ar_AE"/>
         </w:rPr>
         <w:t xml:space="preserve"> </w:t>
@@ -693,6 +851,8 @@
       <w:hyperlink r:id="rId14">
         <w:r>
           <w:rPr>
+            <w:rtl/>
+            <w:cs/>
             <w:lang w:val="ar_AE" w:bidi="ar_AE"/>
           </w:rPr>
           <w:rPr>
@@ -704,12 +864,16 @@
       </w:hyperlink>
       <w:r>
         <w:rPr>
+          <w:rtl/>
+          <w:cs/>
           <w:lang w:val="ar_AE" w:bidi="ar_AE"/>
         </w:rPr>
         <w:t>؛</w:t>
       </w:r>
       <w:r>
         <w:rPr>
+          <w:rtl/>
+          <w:cs/>
           <w:lang w:val="ar_AE" w:bidi="ar_AE"/>
         </w:rPr>
         <w:t xml:space="preserve"> </w:t>
@@ -717,6 +881,8 @@
       <w:hyperlink r:id="rId15">
         <w:r>
           <w:rPr>
+            <w:rtl/>
+            <w:cs/>
             <w:lang w:val="ar_AE" w:bidi="ar_AE"/>
           </w:rPr>
           <w:rPr>
@@ -728,12 +894,16 @@
       </w:hyperlink>
       <w:r>
         <w:rPr>
+          <w:rtl/>
+          <w:cs/>
           <w:lang w:val="ar_AE" w:bidi="ar_AE"/>
         </w:rPr>
         <w:t>؛</w:t>
       </w:r>
       <w:r>
         <w:rPr>
+          <w:rtl/>
+          <w:cs/>
           <w:lang w:val="ar_AE" w:bidi="ar_AE"/>
         </w:rPr>
         <w:t xml:space="preserve"> </w:t>
@@ -741,6 +911,8 @@
       <w:hyperlink r:id="rId22">
         <w:r>
           <w:rPr>
+            <w:rtl/>
+            <w:cs/>
             <w:lang w:val="ar_AE" w:bidi="ar_AE"/>
           </w:rPr>
           <w:rPr>
@@ -752,12 +924,16 @@
       </w:hyperlink>
       <w:r>
         <w:rPr>
+          <w:rtl/>
+          <w:cs/>
           <w:lang w:val="ar_AE" w:bidi="ar_AE"/>
         </w:rPr>
         <w:t>؛</w:t>
       </w:r>
       <w:r>
         <w:rPr>
+          <w:rtl/>
+          <w:cs/>
           <w:lang w:val="ar_AE" w:bidi="ar_AE"/>
         </w:rPr>
         <w:t xml:space="preserve"> </w:t>
@@ -765,6 +941,8 @@
       <w:hyperlink r:id="rId16">
         <w:r>
           <w:rPr>
+            <w:rtl/>
+            <w:cs/>
             <w:lang w:val="ar_AE" w:bidi="ar_AE"/>
           </w:rPr>
           <w:rPr>
@@ -776,12 +954,16 @@
       </w:hyperlink>
       <w:r>
         <w:rPr>
+          <w:rtl/>
+          <w:cs/>
           <w:lang w:val="ar_AE" w:bidi="ar_AE"/>
         </w:rPr>
         <w:t>؛</w:t>
       </w:r>
       <w:r>
         <w:rPr>
+          <w:rtl/>
+          <w:cs/>
           <w:lang w:val="ar_AE" w:bidi="ar_AE"/>
         </w:rPr>
         <w:t xml:space="preserve"> </w:t>
@@ -789,6 +971,8 @@
       <w:hyperlink r:id="rId23">
         <w:r>
           <w:rPr>
+            <w:rtl/>
+            <w:cs/>
             <w:lang w:val="ar_AE" w:bidi="ar_AE"/>
           </w:rPr>
           <w:rPr>
@@ -800,12 +984,16 @@
       </w:hyperlink>
       <w:r>
         <w:rPr>
+          <w:rtl/>
+          <w:cs/>
           <w:lang w:val="ar_AE" w:bidi="ar_AE"/>
         </w:rPr>
         <w:t>؛</w:t>
       </w:r>
       <w:r>
         <w:rPr>
+          <w:rtl/>
+          <w:cs/>
           <w:lang w:val="ar_AE" w:bidi="ar_AE"/>
         </w:rPr>
         <w:t xml:space="preserve"> </w:t>
@@ -813,6 +1001,8 @@
       <w:hyperlink r:id="rId24">
         <w:r>
           <w:rPr>
+            <w:rtl/>
+            <w:cs/>
             <w:lang w:val="ar_AE" w:bidi="ar_AE"/>
           </w:rPr>
           <w:rPr>
@@ -824,12 +1014,16 @@
       </w:hyperlink>
       <w:r>
         <w:rPr>
+          <w:rtl/>
+          <w:cs/>
           <w:lang w:val="ar_AE" w:bidi="ar_AE"/>
         </w:rPr>
         <w:t>؛</w:t>
       </w:r>
       <w:r>
         <w:rPr>
+          <w:rtl/>
+          <w:cs/>
           <w:lang w:val="ar_AE" w:bidi="ar_AE"/>
         </w:rPr>
         <w:t xml:space="preserve"> </w:t>
@@ -837,6 +1031,8 @@
       <w:hyperlink r:id="rId25">
         <w:r>
           <w:rPr>
+            <w:rtl/>
+            <w:cs/>
             <w:lang w:val="ar_AE" w:bidi="ar_AE"/>
           </w:rPr>
           <w:rPr>
@@ -848,12 +1044,16 @@
       </w:hyperlink>
       <w:r>
         <w:rPr>
+          <w:rtl/>
+          <w:cs/>
           <w:lang w:val="ar_AE" w:bidi="ar_AE"/>
         </w:rPr>
         <w:t>؛</w:t>
       </w:r>
       <w:r>
         <w:rPr>
+          <w:rtl/>
+          <w:cs/>
           <w:lang w:val="ar_AE" w:bidi="ar_AE"/>
         </w:rPr>
         <w:t xml:space="preserve"> </w:t>
@@ -861,6 +1061,8 @@
       <w:hyperlink r:id="rId26">
         <w:r>
           <w:rPr>
+            <w:rtl/>
+            <w:cs/>
             <w:lang w:val="ar_AE" w:bidi="ar_AE"/>
           </w:rPr>
           <w:rPr>
@@ -872,12 +1074,16 @@
       </w:hyperlink>
       <w:r>
         <w:rPr>
+          <w:rtl/>
+          <w:cs/>
           <w:lang w:val="ar_AE" w:bidi="ar_AE"/>
         </w:rPr>
         <w:t>؛</w:t>
       </w:r>
       <w:r>
         <w:rPr>
+          <w:rtl/>
+          <w:cs/>
           <w:lang w:val="ar_AE" w:bidi="ar_AE"/>
         </w:rPr>
         <w:t xml:space="preserve"> </w:t>
@@ -885,6 +1091,8 @@
       <w:hyperlink r:id="rId19">
         <w:r>
           <w:rPr>
+            <w:rtl/>
+            <w:cs/>
             <w:lang w:val="ar_AE" w:bidi="ar_AE"/>
           </w:rPr>
           <w:rPr>
@@ -896,12 +1104,16 @@
       </w:hyperlink>
       <w:r>
         <w:rPr>
+          <w:rtl/>
+          <w:cs/>
           <w:lang w:val="ar_AE" w:bidi="ar_AE"/>
         </w:rPr>
         <w:t>؛</w:t>
       </w:r>
       <w:r>
         <w:rPr>
+          <w:rtl/>
+          <w:cs/>
           <w:lang w:val="ar_AE" w:bidi="ar_AE"/>
         </w:rPr>
         <w:t xml:space="preserve"> </w:t>
@@ -909,6 +1121,8 @@
       <w:hyperlink r:id="rId27">
         <w:r>
           <w:rPr>
+            <w:rtl/>
+            <w:cs/>
             <w:lang w:val="ar_AE" w:bidi="ar_AE"/>
           </w:rPr>
           <w:rPr>
@@ -920,12 +1134,16 @@
       </w:hyperlink>
       <w:r>
         <w:rPr>
+          <w:rtl/>
+          <w:cs/>
           <w:lang w:val="ar_AE" w:bidi="ar_AE"/>
         </w:rPr>
         <w:t>؛</w:t>
       </w:r>
       <w:r>
         <w:rPr>
+          <w:rtl/>
+          <w:cs/>
           <w:lang w:val="ar_AE" w:bidi="ar_AE"/>
         </w:rPr>
         <w:t xml:space="preserve"> </w:t>
@@ -933,6 +1151,8 @@
       <w:hyperlink r:id="rId28">
         <w:r>
           <w:rPr>
+            <w:rtl/>
+            <w:cs/>
             <w:lang w:val="ar_AE" w:bidi="ar_AE"/>
           </w:rPr>
           <w:rPr>
@@ -944,11 +1164,15 @@
       </w:hyperlink>
       <w:r>
         <w:rPr>
-          <w:lang w:val="ar_AE" w:bidi="ar_AE"/>
-        </w:rPr>
-      </w:r>
-      <w:r>
-        <w:rPr>
+          <w:rtl/>
+          <w:cs/>
+          <w:lang w:val="ar_AE" w:bidi="ar_AE"/>
+        </w:rPr>
+      </w:r>
+      <w:r>
+        <w:rPr>
+          <w:rtl/>
+          <w:cs/>
           <w:lang w:val="ar_AE" w:bidi="ar_AE"/>
         </w:rPr>
       </w:r>
@@ -959,6 +1183,8 @@
       </w:pPr>
       <w:r>
         <w:rPr>
+          <w:rtl/>
+          <w:cs/>
           <w:lang w:val="ar_AE" w:bidi="ar_AE"/>
         </w:rPr>
       </w:r>
@@ -970,12 +1196,16 @@
       </w:pPr>
       <w:r>
         <w:rPr>
+          <w:rtl/>
+          <w:cs/>
           <w:lang w:val="ar_AE" w:bidi="ar_AE"/>
         </w:rPr>
         <w:t>باروخ</w:t>
       </w:r>
       <w:r>
         <w:rPr>
+          <w:rtl/>
+          <w:cs/>
           <w:lang w:val="ar_AE" w:bidi="ar_AE"/>
         </w:rPr>
       </w:r>
@@ -986,35 +1216,47 @@
       </w:pPr>
       <w:r>
         <w:rPr>
-          <w:lang w:val="ar_AE" w:bidi="ar_AE"/>
-        </w:rPr>
-      </w:r>
-      <w:r>
-        <w:rPr>
+          <w:rtl/>
+          <w:cs/>
+          <w:lang w:val="ar_AE" w:bidi="ar_AE"/>
+        </w:rPr>
+      </w:r>
+      <w:r>
+        <w:rPr>
+          <w:rtl/>
+          <w:cs/>
           <w:lang w:val="ar_AE" w:bidi="ar_AE"/>
         </w:rPr>
         <w:t>باروخ، ا</w:t>
       </w:r>
       <w:r>
         <w:rPr>
+          <w:rtl/>
+          <w:cs/>
           <w:lang w:val="ar_AE" w:bidi="ar_AE"/>
         </w:rPr>
         <w:t>بن نِيرِيَّا</w:t>
       </w:r>
       <w:r>
         <w:rPr>
+          <w:rtl/>
+          <w:cs/>
           <w:lang w:val="ar_AE" w:bidi="ar_AE"/>
         </w:rPr>
         <w:t xml:space="preserve">، كان كاتبًا ملكيًا في بلاط الملك في أورشليم وعمل أمينًا [كاتبًا] للنبي إرميا. وكان شقيقه </w:t>
       </w:r>
       <w:r>
         <w:rPr>
+          <w:rtl/>
+          <w:cs/>
           <w:lang w:val="ar_AE" w:bidi="ar_AE"/>
         </w:rPr>
         <w:t xml:space="preserve">سَرَايَا </w:t>
       </w:r>
       <w:r>
         <w:rPr>
+          <w:rtl/>
+          <w:cs/>
           <w:lang w:val="ar_AE" w:bidi="ar_AE"/>
         </w:rPr>
         <w:t>ضابطًا في إدارة الملك صدقيّا (</w:t>
@@ -1022,6 +1264,8 @@
       <w:hyperlink r:id="rId29">
         <w:r>
           <w:rPr>
+            <w:rtl/>
+            <w:cs/>
             <w:lang w:val="ar_AE" w:bidi="ar_AE"/>
           </w:rPr>
           <w:rPr>
@@ -1033,6 +1277,8 @@
       </w:hyperlink>
       <w:r>
         <w:rPr>
+          <w:rtl/>
+          <w:cs/>
           <w:lang w:val="ar_AE" w:bidi="ar_AE"/>
         </w:rPr>
         <w:t>). من المحتمل أن عائلة باروخ كانت تشغل منصبًا رفيعًا في حكم يهوذا وإدارتها.</w:t>
@@ -1044,11 +1290,15 @@
       </w:pPr>
       <w:r>
         <w:rPr>
-          <w:lang w:val="ar_AE" w:bidi="ar_AE"/>
-        </w:rPr>
-      </w:r>
-      <w:r>
-        <w:rPr>
+          <w:rtl/>
+          <w:cs/>
+          <w:lang w:val="ar_AE" w:bidi="ar_AE"/>
+        </w:rPr>
+      </w:r>
+      <w:r>
+        <w:rPr>
+          <w:rtl/>
+          <w:cs/>
           <w:lang w:val="ar_AE" w:bidi="ar_AE"/>
         </w:rPr>
         <w:t>في السنة الرابعة من حكم يهوياقيم ملك يهوذا (605 قبل الميلاد)، أمر الله إرميا بكتابة الرسائل التي وجهها إلى إسرائيل، ويهوذا، والأمم الأخرى (</w:t>
@@ -1056,6 +1306,8 @@
       <w:hyperlink r:id="rId30">
         <w:r>
           <w:rPr>
+            <w:rtl/>
+            <w:cs/>
             <w:lang w:val="ar_AE" w:bidi="ar_AE"/>
           </w:rPr>
           <w:rPr>
@@ -1067,6 +1319,8 @@
       </w:hyperlink>
       <w:r>
         <w:rPr>
+          <w:rtl/>
+          <w:cs/>
           <w:lang w:val="ar_AE" w:bidi="ar_AE"/>
         </w:rPr>
         <w:t>). طلب إرميا من باروخ كتابة النبوات (</w:t>
@@ -1074,6 +1328,8 @@
       <w:hyperlink r:id="rId31">
         <w:r>
           <w:rPr>
+            <w:rtl/>
+            <w:cs/>
             <w:lang w:val="ar_AE" w:bidi="ar_AE"/>
           </w:rPr>
           <w:rPr>
@@ -1085,6 +1341,8 @@
       </w:hyperlink>
       <w:r>
         <w:rPr>
+          <w:rtl/>
+          <w:cs/>
           <w:lang w:val="ar_AE" w:bidi="ar_AE"/>
         </w:rPr>
         <w:t>) وقراءتها للشعب (</w:t>
@@ -1092,6 +1350,8 @@
       <w:hyperlink r:id="rId32">
         <w:r>
           <w:rPr>
+            <w:rtl/>
+            <w:cs/>
             <w:lang w:val="ar_AE" w:bidi="ar_AE"/>
           </w:rPr>
           <w:rPr>
@@ -1103,6 +1363,8 @@
       </w:hyperlink>
       <w:r>
         <w:rPr>
+          <w:rtl/>
+          <w:cs/>
           <w:lang w:val="ar_AE" w:bidi="ar_AE"/>
         </w:rPr>
         <w:t>). عندما سمع يهوياقيم الرسالة، قام بتدمير اللفافة وأمر بالقبض على باروخ الكاتب وإرميا النبيّ (</w:t>
@@ -1110,6 +1372,8 @@
       <w:hyperlink r:id="rId33">
         <w:r>
           <w:rPr>
+            <w:rtl/>
+            <w:cs/>
             <w:lang w:val="ar_AE" w:bidi="ar_AE"/>
           </w:rPr>
           <w:rPr>
@@ -1121,6 +1385,8 @@
       </w:hyperlink>
       <w:r>
         <w:rPr>
+          <w:rtl/>
+          <w:cs/>
           <w:lang w:val="ar_AE" w:bidi="ar_AE"/>
         </w:rPr>
         <w:t>). ومع ذلك، اختبأ الاثنان، وأعاد إرميا التبنؤ بالنبوات في حين أعاد باروخ كتابتها مجددًا (</w:t>
@@ -1128,6 +1394,8 @@
       <w:hyperlink r:id="rId34">
         <w:r>
           <w:rPr>
+            <w:rtl/>
+            <w:cs/>
             <w:lang w:val="ar_AE" w:bidi="ar_AE"/>
           </w:rPr>
           <w:rPr>
@@ -1139,6 +1407,8 @@
       </w:hyperlink>
       <w:r>
         <w:rPr>
+          <w:rtl/>
+          <w:cs/>
           <w:lang w:val="ar_AE" w:bidi="ar_AE"/>
         </w:rPr>
         <w:t>).</w:t>
@@ -1150,11 +1420,15 @@
       </w:pPr>
       <w:r>
         <w:rPr>
-          <w:lang w:val="ar_AE" w:bidi="ar_AE"/>
-        </w:rPr>
-      </w:r>
-      <w:r>
-        <w:rPr>
+          <w:rtl/>
+          <w:cs/>
+          <w:lang w:val="ar_AE" w:bidi="ar_AE"/>
+        </w:rPr>
+      </w:r>
+      <w:r>
+        <w:rPr>
+          <w:rtl/>
+          <w:cs/>
           <w:lang w:val="ar_AE" w:bidi="ar_AE"/>
         </w:rPr>
         <w:t>في ذلك الوقت، أرسل الله إلى باروخ الكاتب رسالة شخصية عبر إرميا النبيّ (</w:t>
@@ -1162,6 +1436,8 @@
       <w:hyperlink r:id="rId35">
         <w:r>
           <w:rPr>
+            <w:rtl/>
+            <w:cs/>
             <w:lang w:val="ar_AE" w:bidi="ar_AE"/>
           </w:rPr>
           <w:rPr>
@@ -1173,6 +1449,8 @@
       </w:hyperlink>
       <w:r>
         <w:rPr>
+          <w:rtl/>
+          <w:cs/>
           <w:lang w:val="ar_AE" w:bidi="ar_AE"/>
         </w:rPr>
         <w:t>). على الأرجح اعترى باروخ قلقًا من جهة فقدان فرص العمل أو الراحة الشخصية بسبب ارتباطه بإرميا النبيّ. لكن الله طمأنه، فوعد بحمايته، وأرشده بألّا يطلب لنفسه "أُمُورًا عَظِيمَةً"، إذ كان دمار يهوذا أمرًا محتومًا.</w:t>
@@ -1184,11 +1462,15 @@
       </w:pPr>
       <w:r>
         <w:rPr>
-          <w:lang w:val="ar_AE" w:bidi="ar_AE"/>
-        </w:rPr>
-      </w:r>
-      <w:r>
-        <w:rPr>
+          <w:rtl/>
+          <w:cs/>
+          <w:lang w:val="ar_AE" w:bidi="ar_AE"/>
+        </w:rPr>
+      </w:r>
+      <w:r>
+        <w:rPr>
+          <w:rtl/>
+          <w:cs/>
           <w:lang w:val="ar_AE" w:bidi="ar_AE"/>
         </w:rPr>
         <w:t>عندما دُمّرت أورشليم في عام 586 قبل الميلاد، مكث باروخ مع إرميا وآخرين ممن نجوا. يبدو أن باروخ كان له تأثير كبير، إذ أراد القادة المتمردون الذَّهاب إلى مصر. عندما حذّرهم إرميا بألّا يذهبوا ليها (</w:t>
@@ -1196,6 +1478,8 @@
       <w:hyperlink r:id="rId36">
         <w:r>
           <w:rPr>
+            <w:rtl/>
+            <w:cs/>
             <w:lang w:val="ar_AE" w:bidi="ar_AE"/>
           </w:rPr>
           <w:rPr>
@@ -1207,6 +1491,8 @@
       </w:hyperlink>
       <w:r>
         <w:rPr>
+          <w:rtl/>
+          <w:cs/>
           <w:lang w:val="ar_AE" w:bidi="ar_AE"/>
         </w:rPr>
         <w:t>)، اتهموا باروخ بتأثيره على إرميا وعلى رأيه. تجاهل القادة التحذير وأخذوا باروخ وإرميا إلى مصر (</w:t>
@@ -1214,6 +1500,8 @@
       <w:hyperlink r:id="rId37">
         <w:r>
           <w:rPr>
+            <w:rtl/>
+            <w:cs/>
             <w:lang w:val="ar_AE" w:bidi="ar_AE"/>
           </w:rPr>
           <w:rPr>
@@ -1225,6 +1513,8 @@
       </w:hyperlink>
       <w:r>
         <w:rPr>
+          <w:rtl/>
+          <w:cs/>
           <w:lang w:val="ar_AE" w:bidi="ar_AE"/>
         </w:rPr>
         <w:t>). لا نعرف كيف مات باروخ أو متى أو أين دفن. وفقًا لإحدى التقاليد، سُبي باروخ إلى بابل عندما غزا نبوخذناصّر مصر. ربما مات باروخ أيضًا في مصر.</w:t>
@@ -1236,11 +1526,15 @@
       </w:pPr>
       <w:r>
         <w:rPr>
-          <w:lang w:val="ar_AE" w:bidi="ar_AE"/>
-        </w:rPr>
-      </w:r>
-      <w:r>
-        <w:rPr>
+          <w:rtl/>
+          <w:cs/>
+          <w:lang w:val="ar_AE" w:bidi="ar_AE"/>
+        </w:rPr>
+      </w:r>
+      <w:r>
+        <w:rPr>
+          <w:rtl/>
+          <w:cs/>
           <w:lang w:val="ar_AE" w:bidi="ar_AE"/>
         </w:rPr>
         <w:t>حذّر الله باروخ من السعي وراء العظمة، وظهر أنه مات بلا شرف. ومع هذا، ربما يكون إرثه الوحيد هو سفر إرميا. من المحتمل أنه أسهم في كتابة هذا السفر، الذي يحذر من دينونة، ويعبّر بوضوح عن رجاء في عهد جديد (</w:t>
@@ -1248,6 +1542,8 @@
       <w:hyperlink r:id="rId38">
         <w:r>
           <w:rPr>
+            <w:rtl/>
+            <w:cs/>
             <w:lang w:val="ar_AE" w:bidi="ar_AE"/>
           </w:rPr>
           <w:rPr>
@@ -1259,6 +1555,8 @@
       </w:hyperlink>
       <w:r>
         <w:rPr>
+          <w:rtl/>
+          <w:cs/>
           <w:lang w:val="ar_AE" w:bidi="ar_AE"/>
         </w:rPr>
         <w:t>).</w:t>
@@ -1270,11 +1568,15 @@
       </w:pPr>
       <w:r>
         <w:rPr>
-          <w:lang w:val="ar_AE" w:bidi="ar_AE"/>
-        </w:rPr>
-      </w:r>
-      <w:r>
-        <w:rPr>
+          <w:rtl/>
+          <w:cs/>
+          <w:lang w:val="ar_AE" w:bidi="ar_AE"/>
+        </w:rPr>
+      </w:r>
+      <w:r>
+        <w:rPr>
+          <w:rtl/>
+          <w:cs/>
           <w:lang w:val="ar_AE" w:bidi="ar_AE"/>
         </w:rPr>
         <w:t xml:space="preserve">في عام 1975، عُثرَ على نقش أو بصمة طينية (تسمى </w:t>
@@ -1282,12 +1584,16 @@
       <w:r>
         <w:rPr>
           <w:i/>
+          <w:rtl/>
+          <w:cs/>
           <w:lang w:val="ar_AE" w:bidi="ar_AE"/>
         </w:rPr>
         <w:t>bulla</w:t>
       </w:r>
       <w:r>
         <w:rPr>
+          <w:rtl/>
+          <w:cs/>
           <w:lang w:val="ar_AE" w:bidi="ar_AE"/>
         </w:rPr>
         <w:t>) من خَتْم كاتب. كانت تحمل هذه الكلمات "[مِلكْ] بيريخياهو، ابن نيرياهو، الكاتب." (</w:t>
@@ -1295,12 +1601,16 @@
       <w:r>
         <w:rPr>
           <w:i/>
+          <w:rtl/>
+          <w:cs/>
           <w:lang w:val="ar_AE" w:bidi="ar_AE"/>
         </w:rPr>
         <w:t>بيريخياهو</w:t>
       </w:r>
       <w:r>
         <w:rPr>
+          <w:rtl/>
+          <w:cs/>
           <w:lang w:val="ar_AE" w:bidi="ar_AE"/>
         </w:rPr>
         <w:t xml:space="preserve"> هي الصيغة الطُولى لاسم </w:t>
@@ -1308,12 +1618,16 @@
       <w:r>
         <w:rPr>
           <w:i/>
+          <w:rtl/>
+          <w:cs/>
           <w:lang w:val="ar_AE" w:bidi="ar_AE"/>
         </w:rPr>
         <w:t>باروخ</w:t>
       </w:r>
       <w:r>
         <w:rPr>
+          <w:rtl/>
+          <w:cs/>
           <w:lang w:val="ar_AE" w:bidi="ar_AE"/>
         </w:rPr>
         <w:t xml:space="preserve">.) كان لكل كاتب ومسؤول حكومي خَتْم فريد يحمل اسمه. كانوا يستخدمونه لختم الوثائق، ويشبه فكرة التوقيع في عصرنا اليوم. كان الخَتْم يُضغط في طين </w:t>
@@ -1321,12 +1635,16 @@
       <w:r>
         <w:rPr>
           <w:b/>
+          <w:rtl/>
+          <w:cs/>
           <w:lang w:val="ar_AE" w:bidi="ar_AE"/>
         </w:rPr>
         <w:t xml:space="preserve">لّين </w:t>
       </w:r>
       <w:r>
         <w:rPr>
+          <w:rtl/>
+          <w:cs/>
           <w:lang w:val="ar_AE" w:bidi="ar_AE"/>
         </w:rPr>
         <w:t>لعمل نقش أو بصمة (</w:t>
@@ -1334,12 +1652,16 @@
       <w:r>
         <w:rPr>
           <w:i/>
+          <w:rtl/>
+          <w:cs/>
           <w:lang w:val="ar_AE" w:bidi="ar_AE"/>
         </w:rPr>
         <w:t>bulla</w:t>
       </w:r>
       <w:r>
         <w:rPr>
+          <w:rtl/>
+          <w:cs/>
           <w:lang w:val="ar_AE" w:bidi="ar_AE"/>
         </w:rPr>
         <w:t xml:space="preserve">)، كانت تُرفق بالوثيقة الموقعة. البصمة الطينية </w:t>
@@ -1347,12 +1669,16 @@
       <w:r>
         <w:rPr>
           <w:i/>
+          <w:rtl/>
+          <w:cs/>
           <w:lang w:val="ar_AE" w:bidi="ar_AE"/>
         </w:rPr>
         <w:t>bulla</w:t>
       </w:r>
       <w:r>
         <w:rPr>
+          <w:rtl/>
+          <w:cs/>
           <w:lang w:val="ar_AE" w:bidi="ar_AE"/>
         </w:rPr>
         <w:t xml:space="preserve"> الخاصة بباروخ ترجع إلى زمن إرميا وباروخ. كما تشمل البصمات الطينية </w:t>
@@ -1360,12 +1686,16 @@
       <w:r>
         <w:rPr>
           <w:i/>
+          <w:rtl/>
+          <w:cs/>
           <w:lang w:val="ar_AE" w:bidi="ar_AE"/>
         </w:rPr>
         <w:t xml:space="preserve">bulla </w:t>
       </w:r>
       <w:r>
         <w:rPr>
+          <w:rtl/>
+          <w:cs/>
           <w:lang w:val="ar_AE" w:bidi="ar_AE"/>
         </w:rPr>
         <w:t>الأخرى التي عثر عليها أسماء أشخاص في سفر إرميا، مثل:</w:t>
@@ -1384,23 +1714,31 @@
       </w:pPr>
       <w:r>
         <w:rPr>
-          <w:lang w:val="ar_AE" w:bidi="ar_AE"/>
-        </w:rPr>
-      </w:r>
-      <w:r>
-        <w:rPr>
+          <w:rtl/>
+          <w:cs/>
+          <w:lang w:val="ar_AE" w:bidi="ar_AE"/>
+        </w:rPr>
+      </w:r>
+      <w:r>
+        <w:rPr>
+          <w:rtl/>
+          <w:cs/>
           <w:lang w:val="ar_AE" w:bidi="ar_AE"/>
         </w:rPr>
         <w:t>“</w:t>
       </w:r>
       <w:r>
         <w:rPr>
+          <w:rtl/>
+          <w:cs/>
           <w:lang w:val="ar_AE" w:bidi="ar_AE"/>
         </w:rPr>
         <w:t>جَمَرْيَا بْنِ شَافَان الكاتب</w:t>
       </w:r>
       <w:r>
         <w:rPr>
+          <w:rtl/>
+          <w:cs/>
           <w:lang w:val="ar_AE" w:bidi="ar_AE"/>
         </w:rPr>
         <w:t>” (</w:t>
@@ -1408,6 +1746,8 @@
       <w:hyperlink r:id="rId39">
         <w:r>
           <w:rPr>
+            <w:rtl/>
+            <w:cs/>
             <w:lang w:val="ar_AE" w:bidi="ar_AE"/>
           </w:rPr>
           <w:rPr>
@@ -1419,6 +1759,8 @@
       </w:hyperlink>
       <w:r>
         <w:rPr>
+          <w:rtl/>
+          <w:cs/>
           <w:lang w:val="ar_AE" w:bidi="ar_AE"/>
         </w:rPr>
         <w:t xml:space="preserve"> </w:t>
@@ -1426,6 +1768,8 @@
       <w:hyperlink r:id="rId40">
         <w:r>
           <w:rPr>
+            <w:rtl/>
+            <w:cs/>
             <w:lang w:val="ar_AE" w:bidi="ar_AE"/>
           </w:rPr>
           <w:rPr>
@@ -1437,6 +1781,8 @@
       </w:hyperlink>
       <w:r>
         <w:rPr>
+          <w:rtl/>
+          <w:cs/>
           <w:lang w:val="ar_AE" w:bidi="ar_AE"/>
         </w:rPr>
         <w:t>)</w:t>
@@ -1451,17 +1797,23 @@
       </w:pPr>
       <w:r>
         <w:rPr>
-          <w:lang w:val="ar_AE" w:bidi="ar_AE"/>
-        </w:rPr>
-      </w:r>
-      <w:r>
-        <w:rPr>
+          <w:rtl/>
+          <w:cs/>
+          <w:lang w:val="ar_AE" w:bidi="ar_AE"/>
+        </w:rPr>
+      </w:r>
+      <w:r>
+        <w:rPr>
+          <w:rtl/>
+          <w:cs/>
           <w:lang w:val="ar_AE" w:bidi="ar_AE"/>
         </w:rPr>
         <w:t xml:space="preserve">إِسْمَاعِيل بْن نَثَنْيَا </w:t>
       </w:r>
       <w:r>
         <w:rPr>
+          <w:rtl/>
+          <w:cs/>
           <w:lang w:val="ar_AE" w:bidi="ar_AE"/>
         </w:rPr>
         <w:t>(</w:t>
@@ -1469,6 +1821,8 @@
       <w:hyperlink r:id="rId41">
         <w:r>
           <w:rPr>
+            <w:rtl/>
+            <w:cs/>
             <w:lang w:val="ar_AE" w:bidi="ar_AE"/>
           </w:rPr>
           <w:rPr>
@@ -1480,6 +1834,8 @@
       </w:hyperlink>
       <w:r>
         <w:rPr>
+          <w:rtl/>
+          <w:cs/>
           <w:lang w:val="ar_AE" w:bidi="ar_AE"/>
         </w:rPr>
         <w:t>)</w:t>
@@ -1491,11 +1847,15 @@
       </w:pPr>
       <w:r>
         <w:rPr>
-          <w:lang w:val="ar_AE" w:bidi="ar_AE"/>
-        </w:rPr>
-      </w:r>
-      <w:r>
-        <w:rPr>
+          <w:rtl/>
+          <w:cs/>
+          <w:lang w:val="ar_AE" w:bidi="ar_AE"/>
+        </w:rPr>
+      </w:r>
+      <w:r>
+        <w:rPr>
+          <w:rtl/>
+          <w:cs/>
           <w:lang w:val="ar_AE" w:bidi="ar_AE"/>
         </w:rPr>
         <w:t xml:space="preserve">يتفق معظم العلماء على أن البصمة الطينية </w:t>
@@ -1503,12 +1863,16 @@
       <w:r>
         <w:rPr>
           <w:i/>
+          <w:rtl/>
+          <w:cs/>
           <w:lang w:val="ar_AE" w:bidi="ar_AE"/>
         </w:rPr>
         <w:t>bulla</w:t>
       </w:r>
       <w:r>
         <w:rPr>
+          <w:rtl/>
+          <w:cs/>
           <w:lang w:val="ar_AE" w:bidi="ar_AE"/>
         </w:rPr>
         <w:t xml:space="preserve"> الخاصة بباروخ صُنعت باستخدام خَتْم باروخ، كاتب إرميا النبي. هذه البصمات الطينية </w:t>
@@ -1516,12 +1880,16 @@
       <w:r>
         <w:rPr>
           <w:i/>
+          <w:rtl/>
+          <w:cs/>
           <w:lang w:val="ar_AE" w:bidi="ar_AE"/>
         </w:rPr>
         <w:t>bulla</w:t>
       </w:r>
       <w:r>
         <w:rPr>
+          <w:rtl/>
+          <w:cs/>
           <w:lang w:val="ar_AE" w:bidi="ar_AE"/>
         </w:rPr>
         <w:t>، قطع أثرية صغيرة من حضارة قديمة، تقدم دليلًا تاريخيًا مستقلًا يبرهن بعض التفاصيل الواردة في رواية إرميا.</w:t>
@@ -1533,12 +1901,16 @@
       </w:pPr>
       <w:r>
         <w:rPr>
+          <w:rtl/>
+          <w:cs/>
           <w:lang w:val="ar_AE" w:bidi="ar_AE"/>
         </w:rPr>
       </w:r>
       <w:r>
         <w:rPr>
           <w:u w:val="single"/>
+          <w:rtl/>
+          <w:cs/>
           <w:lang w:val="ar_AE" w:bidi="ar_AE"/>
         </w:rPr>
         <w:t>مقاطع كتابية لدراسة أعمق</w:t>
@@ -1550,12 +1922,16 @@
       </w:pPr>
       <w:r>
         <w:rPr>
+          <w:rtl/>
+          <w:cs/>
           <w:lang w:val="ar_AE" w:bidi="ar_AE"/>
         </w:rPr>
       </w:r>
       <w:hyperlink r:id="rId42">
         <w:r>
           <w:rPr>
+            <w:rtl/>
+            <w:cs/>
             <w:lang w:val="ar_AE" w:bidi="ar_AE"/>
           </w:rPr>
           <w:rPr>
@@ -1567,12 +1943,16 @@
       </w:hyperlink>
       <w:r>
         <w:rPr>
+          <w:rtl/>
+          <w:cs/>
           <w:lang w:val="ar_AE" w:bidi="ar_AE"/>
         </w:rPr>
         <w:t>؛</w:t>
       </w:r>
       <w:r>
         <w:rPr>
+          <w:rtl/>
+          <w:cs/>
           <w:lang w:val="ar_AE" w:bidi="ar_AE"/>
         </w:rPr>
         <w:t xml:space="preserve"> </w:t>
@@ -1580,6 +1960,8 @@
       <w:hyperlink r:id="rId43">
         <w:r>
           <w:rPr>
+            <w:rtl/>
+            <w:cs/>
             <w:lang w:val="ar_AE" w:bidi="ar_AE"/>
           </w:rPr>
           <w:rPr>
@@ -1591,6 +1973,8 @@
       </w:hyperlink>
       <w:r>
         <w:rPr>
+          <w:rtl/>
+          <w:cs/>
           <w:lang w:val="ar_AE" w:bidi="ar_AE"/>
         </w:rPr>
         <w:t xml:space="preserve"> </w:t>
@@ -1598,6 +1982,8 @@
       <w:hyperlink r:id="rId44">
         <w:r>
           <w:rPr>
+            <w:rtl/>
+            <w:cs/>
             <w:lang w:val="ar_AE" w:bidi="ar_AE"/>
           </w:rPr>
           <w:rPr>
@@ -1609,12 +1995,16 @@
       </w:hyperlink>
       <w:r>
         <w:rPr>
+          <w:rtl/>
+          <w:cs/>
           <w:lang w:val="ar_AE" w:bidi="ar_AE"/>
         </w:rPr>
         <w:t>؛</w:t>
       </w:r>
       <w:r>
         <w:rPr>
+          <w:rtl/>
+          <w:cs/>
           <w:lang w:val="ar_AE" w:bidi="ar_AE"/>
         </w:rPr>
         <w:t xml:space="preserve"> </w:t>
@@ -1622,6 +2012,8 @@
       <w:hyperlink r:id="rId37">
         <w:r>
           <w:rPr>
+            <w:rtl/>
+            <w:cs/>
             <w:lang w:val="ar_AE" w:bidi="ar_AE"/>
           </w:rPr>
           <w:rPr>
@@ -1633,12 +2025,16 @@
       </w:hyperlink>
       <w:r>
         <w:rPr>
+          <w:rtl/>
+          <w:cs/>
           <w:lang w:val="ar_AE" w:bidi="ar_AE"/>
         </w:rPr>
         <w:t>؛</w:t>
       </w:r>
       <w:r>
         <w:rPr>
+          <w:rtl/>
+          <w:cs/>
           <w:lang w:val="ar_AE" w:bidi="ar_AE"/>
         </w:rPr>
         <w:t xml:space="preserve"> </w:t>
@@ -1646,6 +2042,8 @@
       <w:hyperlink r:id="rId35">
         <w:r>
           <w:rPr>
+            <w:rtl/>
+            <w:cs/>
             <w:lang w:val="ar_AE" w:bidi="ar_AE"/>
           </w:rPr>
           <w:rPr>
@@ -1657,11 +2055,15 @@
       </w:hyperlink>
       <w:r>
         <w:rPr>
-          <w:lang w:val="ar_AE" w:bidi="ar_AE"/>
-        </w:rPr>
-      </w:r>
-      <w:r>
-        <w:rPr>
+          <w:rtl/>
+          <w:cs/>
+          <w:lang w:val="ar_AE" w:bidi="ar_AE"/>
+        </w:rPr>
+      </w:r>
+      <w:r>
+        <w:rPr>
+          <w:rtl/>
+          <w:cs/>
           <w:lang w:val="ar_AE" w:bidi="ar_AE"/>
         </w:rPr>
       </w:r>
@@ -1672,6 +2074,8 @@
       </w:pPr>
       <w:r>
         <w:rPr>
+          <w:rtl/>
+          <w:cs/>
           <w:lang w:val="ar_AE" w:bidi="ar_AE"/>
         </w:rPr>
       </w:r>
@@ -1683,12 +2087,16 @@
       </w:pPr>
       <w:r>
         <w:rPr>
+          <w:rtl/>
+          <w:cs/>
           <w:lang w:val="ar_AE" w:bidi="ar_AE"/>
         </w:rPr>
         <w:t>بَثْشَبَع</w:t>
       </w:r>
       <w:r>
         <w:rPr>
+          <w:rtl/>
+          <w:cs/>
           <w:lang w:val="ar_AE" w:bidi="ar_AE"/>
         </w:rPr>
       </w:r>
@@ -1699,41 +2107,55 @@
       </w:pPr>
       <w:r>
         <w:rPr>
-          <w:lang w:val="ar_AE" w:bidi="ar_AE"/>
-        </w:rPr>
-      </w:r>
-      <w:r>
-        <w:rPr>
+          <w:rtl/>
+          <w:cs/>
+          <w:lang w:val="ar_AE" w:bidi="ar_AE"/>
+        </w:rPr>
+      </w:r>
+      <w:r>
+        <w:rPr>
+          <w:rtl/>
+          <w:cs/>
           <w:lang w:val="ar_AE" w:bidi="ar_AE"/>
         </w:rPr>
         <w:t>بَثْشَبَع</w:t>
       </w:r>
       <w:r>
         <w:rPr>
+          <w:rtl/>
+          <w:cs/>
           <w:lang w:val="ar_AE" w:bidi="ar_AE"/>
         </w:rPr>
         <w:t xml:space="preserve">، زوجة </w:t>
       </w:r>
       <w:r>
         <w:rPr>
+          <w:rtl/>
+          <w:cs/>
           <w:lang w:val="ar_AE" w:bidi="ar_AE"/>
         </w:rPr>
         <w:t>أُورِيَّا ٱلْحِثِّيِّ</w:t>
       </w:r>
       <w:r>
         <w:rPr>
+          <w:rtl/>
+          <w:cs/>
           <w:lang w:val="ar_AE" w:bidi="ar_AE"/>
         </w:rPr>
         <w:t xml:space="preserve">، كانت ابنة </w:t>
       </w:r>
       <w:r>
         <w:rPr>
+          <w:rtl/>
+          <w:cs/>
           <w:lang w:val="ar_AE" w:bidi="ar_AE"/>
         </w:rPr>
         <w:t xml:space="preserve">أَلِيعَام </w:t>
       </w:r>
       <w:r>
         <w:rPr>
+          <w:rtl/>
+          <w:cs/>
           <w:lang w:val="ar_AE" w:bidi="ar_AE"/>
         </w:rPr>
         <w:t>(</w:t>
@@ -1741,6 +2163,8 @@
       <w:hyperlink r:id="rId45">
         <w:r>
           <w:rPr>
+            <w:rtl/>
+            <w:cs/>
             <w:lang w:val="ar_AE" w:bidi="ar_AE"/>
           </w:rPr>
           <w:rPr>
@@ -1752,12 +2176,16 @@
       </w:hyperlink>
       <w:r>
         <w:rPr>
+          <w:rtl/>
+          <w:cs/>
           <w:lang w:val="ar_AE" w:bidi="ar_AE"/>
         </w:rPr>
         <w:t>؛</w:t>
       </w:r>
       <w:r>
         <w:rPr>
+          <w:rtl/>
+          <w:cs/>
           <w:lang w:val="ar_AE" w:bidi="ar_AE"/>
         </w:rPr>
         <w:t xml:space="preserve"> انظر أيضًا </w:t>
@@ -1765,6 +2193,8 @@
       <w:hyperlink r:id="rId46">
         <w:r>
           <w:rPr>
+            <w:rtl/>
+            <w:cs/>
             <w:lang w:val="ar_AE" w:bidi="ar_AE"/>
           </w:rPr>
           <w:rPr>
@@ -1776,18 +2206,24 @@
       </w:hyperlink>
       <w:r>
         <w:rPr>
+          <w:rtl/>
+          <w:cs/>
           <w:lang w:val="ar_AE" w:bidi="ar_AE"/>
         </w:rPr>
         <w:t xml:space="preserve">). كانت حفيدة أخيتوفل، </w:t>
       </w:r>
       <w:r>
         <w:rPr>
+          <w:rtl/>
+          <w:cs/>
           <w:lang w:val="ar_AE" w:bidi="ar_AE"/>
         </w:rPr>
         <w:t>مُشِيرِ دَاوُد</w:t>
       </w:r>
       <w:r>
         <w:rPr>
+          <w:rtl/>
+          <w:cs/>
           <w:lang w:val="ar_AE" w:bidi="ar_AE"/>
         </w:rPr>
         <w:t xml:space="preserve"> الملك (</w:t>
@@ -1795,6 +2231,8 @@
       <w:hyperlink r:id="rId47">
         <w:r>
           <w:rPr>
+            <w:rtl/>
+            <w:cs/>
             <w:lang w:val="ar_AE" w:bidi="ar_AE"/>
           </w:rPr>
           <w:rPr>
@@ -1806,12 +2244,16 @@
       </w:hyperlink>
       <w:r>
         <w:rPr>
+          <w:rtl/>
+          <w:cs/>
           <w:lang w:val="ar_AE" w:bidi="ar_AE"/>
         </w:rPr>
         <w:t>؛</w:t>
       </w:r>
       <w:r>
         <w:rPr>
+          <w:rtl/>
+          <w:cs/>
           <w:lang w:val="ar_AE" w:bidi="ar_AE"/>
         </w:rPr>
         <w:t xml:space="preserve"> </w:t>
@@ -1819,6 +2261,8 @@
       <w:hyperlink r:id="rId48">
         <w:r>
           <w:rPr>
+            <w:rtl/>
+            <w:cs/>
             <w:lang w:val="ar_AE" w:bidi="ar_AE"/>
           </w:rPr>
           <w:rPr>
@@ -1830,6 +2274,8 @@
       </w:hyperlink>
       <w:r>
         <w:rPr>
+          <w:rtl/>
+          <w:cs/>
           <w:lang w:val="ar_AE" w:bidi="ar_AE"/>
         </w:rPr>
         <w:t>). كان زوجها، أُورِيَّا ٱلْحِثِّيِّ، جنديًا في جيش الملك داود، وكان واحدًا من محاربي داود الأقوياء (</w:t>
@@ -1837,6 +2283,8 @@
       <w:hyperlink r:id="rId49">
         <w:r>
           <w:rPr>
+            <w:rtl/>
+            <w:cs/>
             <w:lang w:val="ar_AE" w:bidi="ar_AE"/>
           </w:rPr>
           <w:rPr>
@@ -1848,6 +2296,8 @@
       </w:hyperlink>
       <w:r>
         <w:rPr>
+          <w:rtl/>
+          <w:cs/>
           <w:lang w:val="ar_AE" w:bidi="ar_AE"/>
         </w:rPr>
         <w:t>).</w:t>
@@ -1859,11 +2309,15 @@
       </w:pPr>
       <w:r>
         <w:rPr>
-          <w:lang w:val="ar_AE" w:bidi="ar_AE"/>
-        </w:rPr>
-      </w:r>
-      <w:r>
-        <w:rPr>
+          <w:rtl/>
+          <w:cs/>
+          <w:lang w:val="ar_AE" w:bidi="ar_AE"/>
+        </w:rPr>
+      </w:r>
+      <w:r>
+        <w:rPr>
+          <w:rtl/>
+          <w:cs/>
           <w:lang w:val="ar_AE" w:bidi="ar_AE"/>
         </w:rPr>
         <w:t>في إحدى فصول الربيع، مكث داود في بيته في أورشليم في حين ذهب الجيش إلى المعركة (</w:t>
@@ -1871,6 +2325,8 @@
       <w:hyperlink r:id="rId50">
         <w:r>
           <w:rPr>
+            <w:rtl/>
+            <w:cs/>
             <w:lang w:val="ar_AE" w:bidi="ar_AE"/>
           </w:rPr>
           <w:rPr>
@@ -1882,6 +2338,8 @@
       </w:hyperlink>
       <w:r>
         <w:rPr>
+          <w:rtl/>
+          <w:cs/>
           <w:lang w:val="ar_AE" w:bidi="ar_AE"/>
         </w:rPr>
         <w:t>). في أثناء استرخاء الملك في منتصف الّنهار، تجول داود على سطح بيته المُطل على المدينة فرأى بَثْشَبَع الجميلة تستحم. فعمل ترتباته ليحضرها إلى حجرته الملكيةالخاصة. ثم اضطجع معها، وصارت حُبلى</w:t>
@@ -1889,12 +2347,16 @@
       <w:r>
         <w:rPr>
           <w:b/>
+          <w:rtl/>
+          <w:cs/>
           <w:lang w:val="ar_AE" w:bidi="ar_AE"/>
         </w:rPr>
         <w:t xml:space="preserve"> </w:t>
       </w:r>
       <w:r>
         <w:rPr>
+          <w:rtl/>
+          <w:cs/>
           <w:lang w:val="ar_AE" w:bidi="ar_AE"/>
         </w:rPr>
         <w:t>(</w:t>
@@ -1902,6 +2364,8 @@
       <w:hyperlink r:id="rId51">
         <w:r>
           <w:rPr>
+            <w:rtl/>
+            <w:cs/>
             <w:lang w:val="ar_AE" w:bidi="ar_AE"/>
           </w:rPr>
           <w:rPr>
@@ -1913,6 +2377,8 @@
       </w:hyperlink>
       <w:r>
         <w:rPr>
+          <w:rtl/>
+          <w:cs/>
           <w:lang w:val="ar_AE" w:bidi="ar_AE"/>
         </w:rPr>
         <w:t>).</w:t>
@@ -1924,11 +2390,15 @@
       </w:pPr>
       <w:r>
         <w:rPr>
-          <w:lang w:val="ar_AE" w:bidi="ar_AE"/>
-        </w:rPr>
-      </w:r>
-      <w:r>
-        <w:rPr>
+          <w:rtl/>
+          <w:cs/>
+          <w:lang w:val="ar_AE" w:bidi="ar_AE"/>
+        </w:rPr>
+      </w:r>
+      <w:r>
+        <w:rPr>
+          <w:rtl/>
+          <w:cs/>
           <w:lang w:val="ar_AE" w:bidi="ar_AE"/>
         </w:rPr>
         <w:t>لم يرغب داود في أن يكتشف الناس ما اقترفه من خطأ جسيم، لذلك حاول إخفاء الأمر. فأمر داود يوآب القائد، بأن يطلب من أُورِيَّا أن يأتيه بتقرير من ساحة المعركة والقتال. كان داود يأمل أن يعود أُورِيَّا إلى البيت ويضطجع مع امرأته بَثْشَبَع، مما يجعل الأمر يبدو كما لو أنها صارت حُبلى من زوجها أُورِيَّا. ومع ذلك، شعر أُورِيَّا بأنه لا يزال في الخدمة، ففضل النوم عند بوابة القصر، عن الذَّهاب إلى بيته (</w:t>
@@ -1936,6 +2406,8 @@
       <w:hyperlink r:id="rId52">
         <w:r>
           <w:rPr>
+            <w:rtl/>
+            <w:cs/>
             <w:lang w:val="ar_AE" w:bidi="ar_AE"/>
           </w:rPr>
           <w:rPr>
@@ -1947,6 +2419,8 @@
       </w:hyperlink>
       <w:r>
         <w:rPr>
+          <w:rtl/>
+          <w:cs/>
           <w:lang w:val="ar_AE" w:bidi="ar_AE"/>
         </w:rPr>
         <w:t>).</w:t>
@@ -1958,11 +2432,15 @@
       </w:pPr>
       <w:r>
         <w:rPr>
-          <w:lang w:val="ar_AE" w:bidi="ar_AE"/>
-        </w:rPr>
-      </w:r>
-      <w:r>
-        <w:rPr>
+          <w:rtl/>
+          <w:cs/>
+          <w:lang w:val="ar_AE" w:bidi="ar_AE"/>
+        </w:rPr>
+      </w:r>
+      <w:r>
+        <w:rPr>
+          <w:rtl/>
+          <w:cs/>
           <w:lang w:val="ar_AE" w:bidi="ar_AE"/>
         </w:rPr>
         <w:t xml:space="preserve">عندما أتى داود به ليسأله عن سبب عدم ذهابه إلى بيته، قال أُورِيَّا إنه لا يمكنه أن يضطجع مع زوجته في حين أن تابوت العهد وجيوش إسرائيل في خضم حرب طاحنة. جعلت هذه الاستجابة داود يبدو في موقف سيئ. لم يكن أوريا حتى إسرائيليًا، لكنه كان مستعدًا للعودة إلى المعركة متجنبًا البقاء مع زوجته (انظر </w:t>
@@ -1970,6 +2448,8 @@
       <w:hyperlink r:id="rId53">
         <w:r>
           <w:rPr>
+            <w:rtl/>
+            <w:cs/>
             <w:lang w:val="ar_AE" w:bidi="ar_AE"/>
           </w:rPr>
           <w:rPr>
@@ -1981,6 +2461,8 @@
       </w:hyperlink>
       <w:r>
         <w:rPr>
+          <w:rtl/>
+          <w:cs/>
           <w:lang w:val="ar_AE" w:bidi="ar_AE"/>
         </w:rPr>
         <w:t>). لكن داود بقي في المنزل وحاول إخفاء زناه. ثم أرسل داود لأوريا مرة أخرى وأمر يوآب بضمان موت أوريا في المعركة (</w:t>
@@ -1988,6 +2470,8 @@
       <w:hyperlink r:id="rId54">
         <w:r>
           <w:rPr>
+            <w:rtl/>
+            <w:cs/>
             <w:lang w:val="ar_AE" w:bidi="ar_AE"/>
           </w:rPr>
           <w:rPr>
@@ -1999,6 +2483,8 @@
       </w:hyperlink>
       <w:r>
         <w:rPr>
+          <w:rtl/>
+          <w:cs/>
           <w:lang w:val="ar_AE" w:bidi="ar_AE"/>
         </w:rPr>
         <w:t>). إنما موت أوريا لم يضمن إخفاء خطية داود. فأرسل الرب ناثان النبي لمواجهة داود بأفعاله، واعترف داود بخطيته وتاب (</w:t>
@@ -2006,6 +2492,8 @@
       <w:hyperlink r:id="rId55">
         <w:r>
           <w:rPr>
+            <w:rtl/>
+            <w:cs/>
             <w:lang w:val="ar_AE" w:bidi="ar_AE"/>
           </w:rPr>
           <w:rPr>
@@ -2017,12 +2505,16 @@
       </w:hyperlink>
       <w:r>
         <w:rPr>
+          <w:rtl/>
+          <w:cs/>
           <w:lang w:val="ar_AE" w:bidi="ar_AE"/>
         </w:rPr>
         <w:t>؛</w:t>
       </w:r>
       <w:r>
         <w:rPr>
+          <w:rtl/>
+          <w:cs/>
           <w:lang w:val="ar_AE" w:bidi="ar_AE"/>
         </w:rPr>
         <w:t xml:space="preserve"> انظر </w:t>
@@ -2030,6 +2522,8 @@
       <w:hyperlink r:id="rId56">
         <w:r>
           <w:rPr>
+            <w:rtl/>
+            <w:cs/>
             <w:lang w:val="ar_AE" w:bidi="ar_AE"/>
           </w:rPr>
           <w:rPr>
@@ -2041,6 +2535,8 @@
       </w:hyperlink>
       <w:r>
         <w:rPr>
+          <w:rtl/>
+          <w:cs/>
           <w:lang w:val="ar_AE" w:bidi="ar_AE"/>
         </w:rPr>
         <w:t>).</w:t>
@@ -2052,11 +2548,15 @@
       </w:pPr>
       <w:r>
         <w:rPr>
-          <w:lang w:val="ar_AE" w:bidi="ar_AE"/>
-        </w:rPr>
-      </w:r>
-      <w:r>
-        <w:rPr>
+          <w:rtl/>
+          <w:cs/>
+          <w:lang w:val="ar_AE" w:bidi="ar_AE"/>
+        </w:rPr>
+      </w:r>
+      <w:r>
+        <w:rPr>
+          <w:rtl/>
+          <w:cs/>
           <w:lang w:val="ar_AE" w:bidi="ar_AE"/>
         </w:rPr>
         <w:t>مثلما تنبأ ناثان تمامًا أصيب ابن بَثْشَبَع بمرض عضال ومات. وبعد فترة حداد بَثْشَبَع، أحضرها داود إلى القصر زوجةً له. وأنجب داود وبَثْشَبَع أولادًا غيره، هم:</w:t>
@@ -2071,11 +2571,15 @@
       </w:pPr>
       <w:r>
         <w:rPr>
-          <w:lang w:val="ar_AE" w:bidi="ar_AE"/>
-        </w:rPr>
-      </w:r>
-      <w:r>
-        <w:rPr>
+          <w:rtl/>
+          <w:cs/>
+          <w:lang w:val="ar_AE" w:bidi="ar_AE"/>
+        </w:rPr>
+      </w:r>
+      <w:r>
+        <w:rPr>
+          <w:rtl/>
+          <w:cs/>
           <w:lang w:val="ar_AE" w:bidi="ar_AE"/>
         </w:rPr>
         <w:t xml:space="preserve">شِمْعَى </w:t>
@@ -2090,11 +2594,15 @@
       </w:pPr>
       <w:r>
         <w:rPr>
-          <w:lang w:val="ar_AE" w:bidi="ar_AE"/>
-        </w:rPr>
-      </w:r>
-      <w:r>
-        <w:rPr>
+          <w:rtl/>
+          <w:cs/>
+          <w:lang w:val="ar_AE" w:bidi="ar_AE"/>
+        </w:rPr>
+      </w:r>
+      <w:r>
+        <w:rPr>
+          <w:rtl/>
+          <w:cs/>
           <w:lang w:val="ar_AE" w:bidi="ar_AE"/>
         </w:rPr>
         <w:t xml:space="preserve">شُوبَاب </w:t>
@@ -2109,11 +2617,15 @@
       </w:pPr>
       <w:r>
         <w:rPr>
-          <w:lang w:val="ar_AE" w:bidi="ar_AE"/>
-        </w:rPr>
-      </w:r>
-      <w:r>
-        <w:rPr>
+          <w:rtl/>
+          <w:cs/>
+          <w:lang w:val="ar_AE" w:bidi="ar_AE"/>
+        </w:rPr>
+      </w:r>
+      <w:r>
+        <w:rPr>
+          <w:rtl/>
+          <w:cs/>
           <w:lang w:val="ar_AE" w:bidi="ar_AE"/>
         </w:rPr>
         <w:t xml:space="preserve">نَاثَان </w:t>
@@ -2128,11 +2640,15 @@
       </w:pPr>
       <w:r>
         <w:rPr>
-          <w:lang w:val="ar_AE" w:bidi="ar_AE"/>
-        </w:rPr>
-      </w:r>
-      <w:r>
-        <w:rPr>
+          <w:rtl/>
+          <w:cs/>
+          <w:lang w:val="ar_AE" w:bidi="ar_AE"/>
+        </w:rPr>
+      </w:r>
+      <w:r>
+        <w:rPr>
+          <w:rtl/>
+          <w:cs/>
           <w:lang w:val="ar_AE" w:bidi="ar_AE"/>
         </w:rPr>
         <w:t>سُلَيْمَان (</w:t>
@@ -2140,6 +2656,8 @@
       <w:hyperlink r:id="rId57">
         <w:r>
           <w:rPr>
+            <w:rtl/>
+            <w:cs/>
             <w:lang w:val="ar_AE" w:bidi="ar_AE"/>
           </w:rPr>
           <w:rPr>
@@ -2151,12 +2669,16 @@
       </w:hyperlink>
       <w:r>
         <w:rPr>
+          <w:rtl/>
+          <w:cs/>
           <w:lang w:val="ar_AE" w:bidi="ar_AE"/>
         </w:rPr>
         <w:t>؛</w:t>
       </w:r>
       <w:r>
         <w:rPr>
+          <w:rtl/>
+          <w:cs/>
           <w:lang w:val="ar_AE" w:bidi="ar_AE"/>
         </w:rPr>
         <w:t xml:space="preserve"> </w:t>
@@ -2164,6 +2686,8 @@
       <w:hyperlink r:id="rId46">
         <w:r>
           <w:rPr>
+            <w:rtl/>
+            <w:cs/>
             <w:lang w:val="ar_AE" w:bidi="ar_AE"/>
           </w:rPr>
           <w:rPr>
@@ -2175,6 +2699,8 @@
       </w:hyperlink>
       <w:r>
         <w:rPr>
+          <w:rtl/>
+          <w:cs/>
           <w:lang w:val="ar_AE" w:bidi="ar_AE"/>
         </w:rPr>
         <w:t>)</w:t>
@@ -2186,11 +2712,15 @@
       </w:pPr>
       <w:r>
         <w:rPr>
-          <w:lang w:val="ar_AE" w:bidi="ar_AE"/>
-        </w:rPr>
-      </w:r>
-      <w:r>
-        <w:rPr>
+          <w:rtl/>
+          <w:cs/>
+          <w:lang w:val="ar_AE" w:bidi="ar_AE"/>
+        </w:rPr>
+      </w:r>
+      <w:r>
+        <w:rPr>
+          <w:rtl/>
+          <w:cs/>
           <w:lang w:val="ar_AE" w:bidi="ar_AE"/>
         </w:rPr>
         <w:t>طيلة بقية حياة داود، كانت زوجاته وأولاده يتصارعون فيمَا بينهم على السلطة. وبلغت هذه الصراعات العائلية ذروتها عندما تقدم داود في العمر. في تلك الفترة، عملت بَثْشَبَع أقصى ما بوسعها لتضمن أن يكون ابنها سليمان هو الملك التالي من بعد داود (</w:t>
@@ -2198,6 +2728,8 @@
       <w:hyperlink r:id="rId58">
         <w:r>
           <w:rPr>
+            <w:rtl/>
+            <w:cs/>
             <w:lang w:val="ar_AE" w:bidi="ar_AE"/>
           </w:rPr>
           <w:rPr>
@@ -2209,6 +2741,8 @@
       </w:hyperlink>
       <w:r>
         <w:rPr>
+          <w:rtl/>
+          <w:cs/>
           <w:lang w:val="ar_AE" w:bidi="ar_AE"/>
         </w:rPr>
         <w:t>).</w:t>
@@ -2220,11 +2754,15 @@
       </w:pPr>
       <w:r>
         <w:rPr>
-          <w:lang w:val="ar_AE" w:bidi="ar_AE"/>
-        </w:rPr>
-      </w:r>
-      <w:r>
-        <w:rPr>
+          <w:rtl/>
+          <w:cs/>
+          <w:lang w:val="ar_AE" w:bidi="ar_AE"/>
+        </w:rPr>
+      </w:r>
+      <w:r>
+        <w:rPr>
+          <w:rtl/>
+          <w:cs/>
           <w:lang w:val="ar_AE" w:bidi="ar_AE"/>
         </w:rPr>
         <w:t>عندما يذكر متّى تاريخ نسب يسوع المسيح، يذكر كلًا من سُلَيْمَان وبَثْشَبَع (</w:t>
@@ -2232,6 +2770,8 @@
       <w:hyperlink r:id="rId59">
         <w:r>
           <w:rPr>
+            <w:rtl/>
+            <w:cs/>
             <w:lang w:val="ar_AE" w:bidi="ar_AE"/>
           </w:rPr>
           <w:rPr>
@@ -2243,6 +2783,8 @@
       </w:hyperlink>
       <w:r>
         <w:rPr>
+          <w:rtl/>
+          <w:cs/>
           <w:lang w:val="ar_AE" w:bidi="ar_AE"/>
         </w:rPr>
         <w:t>). وبوصفه لها أنها “زوجة أُورِيَّا ٱلْحِثِّيِّ،.” فهذا يذكرنا بالخطية التي جعلتها ضمن عائلة داود وفضل نعمة الله تجاه نسلها.</w:t>
@@ -2254,12 +2796,16 @@
       </w:pPr>
       <w:r>
         <w:rPr>
+          <w:rtl/>
+          <w:cs/>
           <w:lang w:val="ar_AE" w:bidi="ar_AE"/>
         </w:rPr>
       </w:r>
       <w:r>
         <w:rPr>
           <w:u w:val="single"/>
+          <w:rtl/>
+          <w:cs/>
           <w:lang w:val="ar_AE" w:bidi="ar_AE"/>
         </w:rPr>
         <w:t>مقاطع كتابية لدراسة أعمق</w:t>
@@ -2271,12 +2817,16 @@
       </w:pPr>
       <w:r>
         <w:rPr>
+          <w:rtl/>
+          <w:cs/>
           <w:lang w:val="ar_AE" w:bidi="ar_AE"/>
         </w:rPr>
       </w:r>
       <w:hyperlink r:id="rId60">
         <w:r>
           <w:rPr>
+            <w:rtl/>
+            <w:cs/>
             <w:lang w:val="ar_AE" w:bidi="ar_AE"/>
           </w:rPr>
           <w:rPr>
@@ -2288,12 +2838,16 @@
       </w:hyperlink>
       <w:r>
         <w:rPr>
+          <w:rtl/>
+          <w:cs/>
           <w:lang w:val="ar_AE" w:bidi="ar_AE"/>
         </w:rPr>
         <w:t>؛</w:t>
       </w:r>
       <w:r>
         <w:rPr>
+          <w:rtl/>
+          <w:cs/>
           <w:lang w:val="ar_AE" w:bidi="ar_AE"/>
         </w:rPr>
         <w:t xml:space="preserve"> </w:t>
@@ -2301,6 +2855,8 @@
       <w:hyperlink r:id="rId61">
         <w:r>
           <w:rPr>
+            <w:rtl/>
+            <w:cs/>
             <w:lang w:val="ar_AE" w:bidi="ar_AE"/>
           </w:rPr>
           <w:rPr>
@@ -2312,12 +2868,16 @@
       </w:hyperlink>
       <w:r>
         <w:rPr>
+          <w:rtl/>
+          <w:cs/>
           <w:lang w:val="ar_AE" w:bidi="ar_AE"/>
         </w:rPr>
         <w:t>؛</w:t>
       </w:r>
       <w:r>
         <w:rPr>
+          <w:rtl/>
+          <w:cs/>
           <w:lang w:val="ar_AE" w:bidi="ar_AE"/>
         </w:rPr>
         <w:t xml:space="preserve"> </w:t>
@@ -2325,6 +2885,8 @@
       <w:hyperlink r:id="rId56">
         <w:r>
           <w:rPr>
+            <w:rtl/>
+            <w:cs/>
             <w:lang w:val="ar_AE" w:bidi="ar_AE"/>
           </w:rPr>
           <w:rPr>
@@ -2336,11 +2898,15 @@
       </w:hyperlink>
       <w:r>
         <w:rPr>
-          <w:lang w:val="ar_AE" w:bidi="ar_AE"/>
-        </w:rPr>
-      </w:r>
-      <w:r>
-        <w:rPr>
+          <w:rtl/>
+          <w:cs/>
+          <w:lang w:val="ar_AE" w:bidi="ar_AE"/>
+        </w:rPr>
+      </w:r>
+      <w:r>
+        <w:rPr>
+          <w:rtl/>
+          <w:cs/>
           <w:lang w:val="ar_AE" w:bidi="ar_AE"/>
         </w:rPr>
       </w:r>
@@ -2351,6 +2917,8 @@
       </w:pPr>
       <w:r>
         <w:rPr>
+          <w:rtl/>
+          <w:cs/>
           <w:lang w:val="ar_AE" w:bidi="ar_AE"/>
         </w:rPr>
       </w:r>
@@ -2362,12 +2930,16 @@
       </w:pPr>
       <w:r>
         <w:rPr>
+          <w:rtl/>
+          <w:cs/>
           <w:lang w:val="ar_AE" w:bidi="ar_AE"/>
         </w:rPr>
         <w:t>برنابا</w:t>
       </w:r>
       <w:r>
         <w:rPr>
+          <w:rtl/>
+          <w:cs/>
           <w:lang w:val="ar_AE" w:bidi="ar_AE"/>
         </w:rPr>
       </w:r>
@@ -2378,23 +2950,31 @@
       </w:pPr>
       <w:r>
         <w:rPr>
-          <w:lang w:val="ar_AE" w:bidi="ar_AE"/>
-        </w:rPr>
-      </w:r>
-      <w:r>
-        <w:rPr>
+          <w:rtl/>
+          <w:cs/>
+          <w:lang w:val="ar_AE" w:bidi="ar_AE"/>
+        </w:rPr>
+      </w:r>
+      <w:r>
+        <w:rPr>
+          <w:rtl/>
+          <w:cs/>
           <w:lang w:val="ar_AE" w:bidi="ar_AE"/>
         </w:rPr>
         <w:t xml:space="preserve">يرد ذكر برنابا في سفر أعمال الرسل مثالًا للقائد المسيحي الذي يحتذى به. كان </w:t>
       </w:r>
       <w:r>
         <w:rPr>
+          <w:rtl/>
+          <w:cs/>
           <w:lang w:val="ar_AE" w:bidi="ar_AE"/>
         </w:rPr>
         <w:t xml:space="preserve">قُبْرُسِيُّ ٱلْجِنْسِ (من قبرص) </w:t>
       </w:r>
       <w:r>
         <w:rPr>
+          <w:rtl/>
+          <w:cs/>
           <w:lang w:val="ar_AE" w:bidi="ar_AE"/>
         </w:rPr>
         <w:t>وكان فعّالًا للغاية في كنيسة أورشليم. وأظهر برنابا كرمًا وسخاءً كبيرين بمساندته للأعضاء الأشد فقرًا (</w:t>
@@ -2402,6 +2982,8 @@
       <w:hyperlink r:id="rId62">
         <w:r>
           <w:rPr>
+            <w:rtl/>
+            <w:cs/>
             <w:lang w:val="ar_AE" w:bidi="ar_AE"/>
           </w:rPr>
           <w:rPr>
@@ -2413,6 +2995,8 @@
       </w:hyperlink>
       <w:r>
         <w:rPr>
+          <w:rtl/>
+          <w:cs/>
           <w:lang w:val="ar_AE" w:bidi="ar_AE"/>
         </w:rPr>
         <w:t>). كان اسمه الحقيقي يُوسُف، لكنه لُقّب ببرنابا. ومعنى اسم برنابا "ٱبْن ٱلْوَعْظ، [التشجيع]"، وهذا اللقب يجسّد شخصيته (</w:t>
@@ -2420,6 +3004,8 @@
       <w:hyperlink r:id="rId63">
         <w:r>
           <w:rPr>
+            <w:rtl/>
+            <w:cs/>
             <w:lang w:val="ar_AE" w:bidi="ar_AE"/>
           </w:rPr>
           <w:rPr>
@@ -2431,6 +3017,8 @@
       </w:hyperlink>
       <w:r>
         <w:rPr>
+          <w:rtl/>
+          <w:cs/>
           <w:lang w:val="ar_AE" w:bidi="ar_AE"/>
         </w:rPr>
         <w:t>).</w:t>
@@ -2442,11 +3030,15 @@
       </w:pPr>
       <w:r>
         <w:rPr>
-          <w:lang w:val="ar_AE" w:bidi="ar_AE"/>
-        </w:rPr>
-      </w:r>
-      <w:r>
-        <w:rPr>
+          <w:rtl/>
+          <w:cs/>
+          <w:lang w:val="ar_AE" w:bidi="ar_AE"/>
+        </w:rPr>
+      </w:r>
+      <w:r>
+        <w:rPr>
+          <w:rtl/>
+          <w:cs/>
           <w:lang w:val="ar_AE" w:bidi="ar_AE"/>
         </w:rPr>
         <w:t>تناسبت طبيعة برنابا تمامًا مع العمل الجديد في أنطاكيَة وتقييمه له تقييما صحيحًا.(</w:t>
@@ -2454,6 +3046,8 @@
       <w:hyperlink r:id="rId64">
         <w:r>
           <w:rPr>
+            <w:rtl/>
+            <w:cs/>
             <w:lang w:val="ar_AE" w:bidi="ar_AE"/>
           </w:rPr>
           <w:rPr>
@@ -2465,6 +3059,8 @@
       </w:hyperlink>
       <w:r>
         <w:rPr>
+          <w:rtl/>
+          <w:cs/>
           <w:lang w:val="ar_AE" w:bidi="ar_AE"/>
         </w:rPr>
         <w:t>). وشهد برنابا بركات الله هناك، وشجّع المؤمنين على الثبات في الرب والأمانة من نحوه (</w:t>
@@ -2472,6 +3068,8 @@
       <w:hyperlink r:id="rId65">
         <w:r>
           <w:rPr>
+            <w:rtl/>
+            <w:cs/>
             <w:lang w:val="ar_AE" w:bidi="ar_AE"/>
           </w:rPr>
           <w:rPr>
@@ -2483,6 +3081,8 @@
       </w:hyperlink>
       <w:r>
         <w:rPr>
+          <w:rtl/>
+          <w:cs/>
           <w:lang w:val="ar_AE" w:bidi="ar_AE"/>
         </w:rPr>
         <w:t>). وحُسن طبيعته وشخصيته ظهرت واضحة تمامًا في لطفه، وإيمانه القوي، وحياته وعمله المُمْتَلِئين بالروح (</w:t>
@@ -2490,6 +3090,8 @@
       <w:hyperlink r:id="rId66">
         <w:r>
           <w:rPr>
+            <w:rtl/>
+            <w:cs/>
             <w:lang w:val="ar_AE" w:bidi="ar_AE"/>
           </w:rPr>
           <w:rPr>
@@ -2501,6 +3103,8 @@
       </w:hyperlink>
       <w:r>
         <w:rPr>
+          <w:rtl/>
+          <w:cs/>
           <w:lang w:val="ar_AE" w:bidi="ar_AE"/>
         </w:rPr>
         <w:t>). اختار الروح برنابا وشاول لإرسالية خاصة (تعرف بالرحلة التبشيرية الأولى). فأرسلت كنيسة أنطاكيَة برنابا وشاول في هذه الرحلة (</w:t>
@@ -2508,6 +3112,8 @@
       <w:hyperlink r:id="rId67">
         <w:r>
           <w:rPr>
+            <w:rtl/>
+            <w:cs/>
             <w:lang w:val="ar_AE" w:bidi="ar_AE"/>
           </w:rPr>
           <w:rPr>
@@ -2519,6 +3125,8 @@
       </w:hyperlink>
       <w:r>
         <w:rPr>
+          <w:rtl/>
+          <w:cs/>
           <w:lang w:val="ar_AE" w:bidi="ar_AE"/>
         </w:rPr>
         <w:t>).</w:t>
@@ -2530,11 +3138,15 @@
       </w:pPr>
       <w:r>
         <w:rPr>
-          <w:lang w:val="ar_AE" w:bidi="ar_AE"/>
-        </w:rPr>
-      </w:r>
-      <w:r>
-        <w:rPr>
+          <w:rtl/>
+          <w:cs/>
+          <w:lang w:val="ar_AE" w:bidi="ar_AE"/>
+        </w:rPr>
+      </w:r>
+      <w:r>
+        <w:rPr>
+          <w:rtl/>
+          <w:cs/>
           <w:lang w:val="ar_AE" w:bidi="ar_AE"/>
         </w:rPr>
         <w:t>أظهر برنابا حكمة عندما ذهب إلى طرسوس للبحث عن شاول (</w:t>
@@ -2542,6 +3154,8 @@
       <w:hyperlink r:id="rId68">
         <w:r>
           <w:rPr>
+            <w:rtl/>
+            <w:cs/>
             <w:lang w:val="ar_AE" w:bidi="ar_AE"/>
           </w:rPr>
           <w:rPr>
@@ -2553,6 +3167,8 @@
       </w:hyperlink>
       <w:r>
         <w:rPr>
+          <w:rtl/>
+          <w:cs/>
           <w:lang w:val="ar_AE" w:bidi="ar_AE"/>
         </w:rPr>
         <w:t>). كان برنابا معجبًا بجسارة شاول في الوعظ كونه مؤمنًا مسيحيًا جديدًا في دمشق. قدّم برنابا شاول للرسل، وهو أمر ذو أهمية كبيرة لأن شاول كان قد هاجم المؤمنين سابقًا واعتدى عليهم. بفضل برنابا، التقى شاول بالرسل الأولين، وحاز على قبولهم، ووعظ بكل شجاعة في أورشليم إلى أن اضطر إلى المغادرة (</w:t>
@@ -2560,6 +3176,8 @@
       <w:hyperlink r:id="rId69">
         <w:r>
           <w:rPr>
+            <w:rtl/>
+            <w:cs/>
             <w:lang w:val="ar_AE" w:bidi="ar_AE"/>
           </w:rPr>
           <w:rPr>
@@ -2571,6 +3189,8 @@
       </w:hyperlink>
       <w:r>
         <w:rPr>
+          <w:rtl/>
+          <w:cs/>
           <w:lang w:val="ar_AE" w:bidi="ar_AE"/>
         </w:rPr>
         <w:t>). كانت رحلة برنابا ناجحة، وعلى مدار عام، اجتمع مع شاول، وعلّما معًا في كنيسة أنطاكيَة، وجذبوا جمعًا غفيرًا (</w:t>
@@ -2578,6 +3198,8 @@
       <w:hyperlink r:id="rId70">
         <w:r>
           <w:rPr>
+            <w:rtl/>
+            <w:cs/>
             <w:lang w:val="ar_AE" w:bidi="ar_AE"/>
           </w:rPr>
           <w:rPr>
@@ -2589,6 +3211,8 @@
       </w:hyperlink>
       <w:r>
         <w:rPr>
+          <w:rtl/>
+          <w:cs/>
           <w:lang w:val="ar_AE" w:bidi="ar_AE"/>
         </w:rPr>
         <w:t>).</w:t>
@@ -2600,23 +3224,31 @@
       </w:pPr>
       <w:r>
         <w:rPr>
-          <w:lang w:val="ar_AE" w:bidi="ar_AE"/>
-        </w:rPr>
-      </w:r>
-      <w:r>
-        <w:rPr>
+          <w:rtl/>
+          <w:cs/>
+          <w:lang w:val="ar_AE" w:bidi="ar_AE"/>
+        </w:rPr>
+      </w:r>
+      <w:r>
+        <w:rPr>
+          <w:rtl/>
+          <w:cs/>
           <w:lang w:val="ar_AE" w:bidi="ar_AE"/>
         </w:rPr>
         <w:t xml:space="preserve">كان برنابا شخصًا بارزًا ومؤثرًا حتى إن الشعب في لسترة، كان يظنون أنه </w:t>
       </w:r>
       <w:r>
         <w:rPr>
+          <w:rtl/>
+          <w:cs/>
           <w:lang w:val="ar_AE" w:bidi="ar_AE"/>
         </w:rPr>
         <w:t xml:space="preserve">زَفْس </w:t>
       </w:r>
       <w:r>
         <w:rPr>
+          <w:rtl/>
+          <w:cs/>
           <w:lang w:val="ar_AE" w:bidi="ar_AE"/>
         </w:rPr>
         <w:t xml:space="preserve">(انظر </w:t>
@@ -2624,6 +3256,8 @@
       <w:hyperlink r:id="rId71">
         <w:r>
           <w:rPr>
+            <w:rtl/>
+            <w:cs/>
             <w:lang w:val="ar_AE" w:bidi="ar_AE"/>
           </w:rPr>
           <w:rPr>
@@ -2635,6 +3269,8 @@
       </w:hyperlink>
       <w:r>
         <w:rPr>
+          <w:rtl/>
+          <w:cs/>
           <w:lang w:val="ar_AE" w:bidi="ar_AE"/>
         </w:rPr>
         <w:t xml:space="preserve">). برنابا هو ابن عم يوحنا مرقس ومعلّمه. ساعد برنابا يوحنا مرقس على أن يحصل على فرصة ثانية للنجاح كقائد مسيحي بعد أن ترك إرسالية في وقت سابق (انظر </w:t>
@@ -2642,6 +3278,8 @@
       <w:hyperlink r:id="rId72">
         <w:r>
           <w:rPr>
+            <w:rtl/>
+            <w:cs/>
             <w:lang w:val="ar_AE" w:bidi="ar_AE"/>
           </w:rPr>
           <w:rPr>
@@ -2653,6 +3291,8 @@
       </w:hyperlink>
       <w:r>
         <w:rPr>
+          <w:rtl/>
+          <w:cs/>
           <w:lang w:val="ar_AE" w:bidi="ar_AE"/>
         </w:rPr>
         <w:t>).</w:t>
@@ -2664,11 +3304,15 @@
       </w:pPr>
       <w:r>
         <w:rPr>
-          <w:lang w:val="ar_AE" w:bidi="ar_AE"/>
-        </w:rPr>
-      </w:r>
-      <w:r>
-        <w:rPr>
+          <w:rtl/>
+          <w:cs/>
+          <w:lang w:val="ar_AE" w:bidi="ar_AE"/>
+        </w:rPr>
+      </w:r>
+      <w:r>
+        <w:rPr>
+          <w:rtl/>
+          <w:cs/>
           <w:lang w:val="ar_AE" w:bidi="ar_AE"/>
         </w:rPr>
         <w:t>أدرك برنابا مدى تأثير البعض على الناس لفعل أمور خاطئة. في إحدى المرات، استسلم برنابا لهذا الضغط، وفعل شيئًا كان يعلم أنه خطأ (</w:t>
@@ -2676,6 +3320,8 @@
       <w:hyperlink r:id="rId73">
         <w:r>
           <w:rPr>
+            <w:rtl/>
+            <w:cs/>
             <w:lang w:val="ar_AE" w:bidi="ar_AE"/>
           </w:rPr>
           <w:rPr>
@@ -2687,6 +3333,8 @@
       </w:hyperlink>
       <w:r>
         <w:rPr>
+          <w:rtl/>
+          <w:cs/>
           <w:lang w:val="ar_AE" w:bidi="ar_AE"/>
         </w:rPr>
         <w:t>). لم يكن برنابا مثاليًا، لكنه كان لكثيرين "ٱبْن ٱلْوَعْظ، [التشجيع]". كان كريمًا، وغير محب للذات، ويساعد الآخرين والكنيسة على النمو.</w:t>
@@ -2698,12 +3346,16 @@
       </w:pPr>
       <w:r>
         <w:rPr>
+          <w:rtl/>
+          <w:cs/>
           <w:lang w:val="ar_AE" w:bidi="ar_AE"/>
         </w:rPr>
       </w:r>
       <w:r>
         <w:rPr>
           <w:u w:val="single"/>
+          <w:rtl/>
+          <w:cs/>
           <w:lang w:val="ar_AE" w:bidi="ar_AE"/>
         </w:rPr>
         <w:t>مقاطع كتابية لدراسة أعمق</w:t>
@@ -2715,12 +3367,16 @@
       </w:pPr>
       <w:r>
         <w:rPr>
+          <w:rtl/>
+          <w:cs/>
           <w:lang w:val="ar_AE" w:bidi="ar_AE"/>
         </w:rPr>
       </w:r>
       <w:hyperlink r:id="rId74">
         <w:r>
           <w:rPr>
+            <w:rtl/>
+            <w:cs/>
             <w:lang w:val="ar_AE" w:bidi="ar_AE"/>
           </w:rPr>
           <w:rPr>
@@ -2732,12 +3388,16 @@
       </w:hyperlink>
       <w:r>
         <w:rPr>
+          <w:rtl/>
+          <w:cs/>
           <w:lang w:val="ar_AE" w:bidi="ar_AE"/>
         </w:rPr>
         <w:t>؛</w:t>
       </w:r>
       <w:r>
         <w:rPr>
+          <w:rtl/>
+          <w:cs/>
           <w:lang w:val="ar_AE" w:bidi="ar_AE"/>
         </w:rPr>
         <w:t xml:space="preserve"> </w:t>
@@ -2745,6 +3405,8 @@
       <w:hyperlink r:id="rId75">
         <w:r>
           <w:rPr>
+            <w:rtl/>
+            <w:cs/>
             <w:lang w:val="ar_AE" w:bidi="ar_AE"/>
           </w:rPr>
           <w:rPr>
@@ -2756,12 +3418,16 @@
       </w:hyperlink>
       <w:r>
         <w:rPr>
+          <w:rtl/>
+          <w:cs/>
           <w:lang w:val="ar_AE" w:bidi="ar_AE"/>
         </w:rPr>
         <w:t>؛</w:t>
       </w:r>
       <w:r>
         <w:rPr>
+          <w:rtl/>
+          <w:cs/>
           <w:lang w:val="ar_AE" w:bidi="ar_AE"/>
         </w:rPr>
         <w:t xml:space="preserve"> </w:t>
@@ -2769,6 +3435,8 @@
       <w:hyperlink r:id="rId76">
         <w:r>
           <w:rPr>
+            <w:rtl/>
+            <w:cs/>
             <w:lang w:val="ar_AE" w:bidi="ar_AE"/>
           </w:rPr>
           <w:rPr>
@@ -2780,12 +3448,16 @@
       </w:hyperlink>
       <w:r>
         <w:rPr>
+          <w:rtl/>
+          <w:cs/>
           <w:lang w:val="ar_AE" w:bidi="ar_AE"/>
         </w:rPr>
         <w:t>؛</w:t>
       </w:r>
       <w:r>
         <w:rPr>
+          <w:rtl/>
+          <w:cs/>
           <w:lang w:val="ar_AE" w:bidi="ar_AE"/>
         </w:rPr>
         <w:t xml:space="preserve"> </w:t>
@@ -2793,6 +3465,8 @@
       <w:hyperlink r:id="rId77">
         <w:r>
           <w:rPr>
+            <w:rtl/>
+            <w:cs/>
             <w:lang w:val="ar_AE" w:bidi="ar_AE"/>
           </w:rPr>
           <w:rPr>
@@ -2804,12 +3478,16 @@
       </w:hyperlink>
       <w:r>
         <w:rPr>
+          <w:rtl/>
+          <w:cs/>
           <w:lang w:val="ar_AE" w:bidi="ar_AE"/>
         </w:rPr>
         <w:t>؛</w:t>
       </w:r>
       <w:r>
         <w:rPr>
+          <w:rtl/>
+          <w:cs/>
           <w:lang w:val="ar_AE" w:bidi="ar_AE"/>
         </w:rPr>
         <w:t xml:space="preserve"> </w:t>
@@ -2817,6 +3495,8 @@
       <w:hyperlink r:id="rId78">
         <w:r>
           <w:rPr>
+            <w:rtl/>
+            <w:cs/>
             <w:lang w:val="ar_AE" w:bidi="ar_AE"/>
           </w:rPr>
           <w:rPr>
@@ -2828,11 +3508,15 @@
       </w:hyperlink>
       <w:r>
         <w:rPr>
-          <w:lang w:val="ar_AE" w:bidi="ar_AE"/>
-        </w:rPr>
-      </w:r>
-      <w:r>
-        <w:rPr>
+          <w:rtl/>
+          <w:cs/>
+          <w:lang w:val="ar_AE" w:bidi="ar_AE"/>
+        </w:rPr>
+      </w:r>
+      <w:r>
+        <w:rPr>
+          <w:rtl/>
+          <w:cs/>
           <w:lang w:val="ar_AE" w:bidi="ar_AE"/>
         </w:rPr>
       </w:r>
@@ -2843,6 +3527,8 @@
       </w:pPr>
       <w:r>
         <w:rPr>
+          <w:rtl/>
+          <w:cs/>
           <w:lang w:val="ar_AE" w:bidi="ar_AE"/>
         </w:rPr>
       </w:r>
@@ -2854,12 +3540,16 @@
       </w:pPr>
       <w:r>
         <w:rPr>
+          <w:rtl/>
+          <w:cs/>
           <w:lang w:val="ar_AE" w:bidi="ar_AE"/>
         </w:rPr>
         <w:t>بِرِيسْكِلَّا، وأَكِيلَا</w:t>
       </w:r>
       <w:r>
         <w:rPr>
+          <w:rtl/>
+          <w:cs/>
           <w:lang w:val="ar_AE" w:bidi="ar_AE"/>
         </w:rPr>
       </w:r>
@@ -2870,11 +3560,15 @@
       </w:pPr>
       <w:r>
         <w:rPr>
-          <w:lang w:val="ar_AE" w:bidi="ar_AE"/>
-        </w:rPr>
-      </w:r>
-      <w:r>
-        <w:rPr>
+          <w:rtl/>
+          <w:cs/>
+          <w:lang w:val="ar_AE" w:bidi="ar_AE"/>
+        </w:rPr>
+      </w:r>
+      <w:r>
+        <w:rPr>
+          <w:rtl/>
+          <w:cs/>
           <w:lang w:val="ar_AE" w:bidi="ar_AE"/>
         </w:rPr>
         <w:t>كان بِرِيسْكِلَّا وأَكِيلَا زوجين مسيحيين. في الأيام الأولى لبولس في مدينة كورنثوس، أقام بولس معهما واشتغلوا معًا. ثم، أصبحا نشطين في الخدمة المسيحية وساعدا أبلّوس على تصحيح فكره عن يسوع وفهمه فهمًا أصيلًا. كانا مرحبين للمسيحيين في بيتهما.</w:t>
@@ -2886,11 +3580,15 @@
       </w:pPr>
       <w:r>
         <w:rPr>
-          <w:lang w:val="ar_AE" w:bidi="ar_AE"/>
-        </w:rPr>
-      </w:r>
-      <w:r>
-        <w:rPr>
+          <w:rtl/>
+          <w:cs/>
+          <w:lang w:val="ar_AE" w:bidi="ar_AE"/>
+        </w:rPr>
+      </w:r>
+      <w:r>
+        <w:rPr>
+          <w:rtl/>
+          <w:cs/>
           <w:lang w:val="ar_AE" w:bidi="ar_AE"/>
         </w:rPr>
         <w:t>التقى بولس ببريسكلّا وأكيلا أول مرة في كورنثوس. كان بِرِيسْكِلَّا وأَكِيلَا قد وصلا كورنثوس حديثًا إذ إن الإمبراطور الروماني كلوديوس قيصر طرد جميع اليهود من روما في عام 49 م. تعرف بولس عليهما، وبما أنهما كانا صانعي خيام (أو ربما يشتغلان في الجلود) كبولس، لهذا أقام بولس عندهما، وعمل معهما طيلة السنة والنصف الأولى له في كورنثوس، من عام 50 إلى 52 م (</w:t>
@@ -2898,6 +3596,8 @@
       <w:hyperlink r:id="rId79">
         <w:r>
           <w:rPr>
+            <w:rtl/>
+            <w:cs/>
             <w:lang w:val="ar_AE" w:bidi="ar_AE"/>
           </w:rPr>
           <w:rPr>
@@ -2909,6 +3609,8 @@
       </w:hyperlink>
       <w:r>
         <w:rPr>
+          <w:rtl/>
+          <w:cs/>
           <w:lang w:val="ar_AE" w:bidi="ar_AE"/>
         </w:rPr>
         <w:t>).</w:t>
@@ -2920,11 +3622,15 @@
       </w:pPr>
       <w:r>
         <w:rPr>
-          <w:lang w:val="ar_AE" w:bidi="ar_AE"/>
-        </w:rPr>
-      </w:r>
-      <w:r>
-        <w:rPr>
+          <w:rtl/>
+          <w:cs/>
+          <w:lang w:val="ar_AE" w:bidi="ar_AE"/>
+        </w:rPr>
+      </w:r>
+      <w:r>
+        <w:rPr>
+          <w:rtl/>
+          <w:cs/>
           <w:lang w:val="ar_AE" w:bidi="ar_AE"/>
         </w:rPr>
         <w:t>عندما غادر بولس كورنثوس، اصطحب معه بريسكلّا وأكيلا وتركهما في أفسس (</w:t>
@@ -2932,6 +3638,8 @@
       <w:hyperlink r:id="rId80">
         <w:r>
           <w:rPr>
+            <w:rtl/>
+            <w:cs/>
             <w:lang w:val="ar_AE" w:bidi="ar_AE"/>
           </w:rPr>
           <w:rPr>
@@ -2943,30 +3651,40 @@
       </w:hyperlink>
       <w:r>
         <w:rPr>
+          <w:rtl/>
+          <w:cs/>
           <w:lang w:val="ar_AE" w:bidi="ar_AE"/>
         </w:rPr>
         <w:t>). ثم رجع إلى أورشليم وأنطاكية. لاحقًا، عندما وصل أبلّوس إلى أفسس، كرز بيسوع المسيح في المجامع بحماس منقطع النظير. ف</w:t>
       </w:r>
       <w:r>
         <w:rPr>
+          <w:rtl/>
+          <w:cs/>
           <w:lang w:val="ar_AE" w:bidi="ar_AE"/>
         </w:rPr>
         <w:t xml:space="preserve">أَخَذَاهُ </w:t>
       </w:r>
       <w:r>
         <w:rPr>
+          <w:rtl/>
+          <w:cs/>
           <w:lang w:val="ar_AE" w:bidi="ar_AE"/>
         </w:rPr>
         <w:t xml:space="preserve">بريسكلّا وأكيلا جانبًا، ثم شرحا له حقيقة يسوع </w:t>
       </w:r>
       <w:r>
         <w:rPr>
+          <w:rtl/>
+          <w:cs/>
           <w:lang w:val="ar_AE" w:bidi="ar_AE"/>
         </w:rPr>
         <w:t>بِأَكْثَر تَدْقِيق.</w:t>
       </w:r>
       <w:r>
         <w:rPr>
+          <w:rtl/>
+          <w:cs/>
           <w:lang w:val="ar_AE" w:bidi="ar_AE"/>
         </w:rPr>
         <w:t xml:space="preserve"> وبفضل مساعدتهما، أصبح أبلّوس معلّمًا قويًا يشارك الأخبار السارة عن يسوع ويدافع عن الإيمان المسيحي (</w:t>
@@ -2974,6 +3692,8 @@
       <w:hyperlink r:id="rId81">
         <w:r>
           <w:rPr>
+            <w:rtl/>
+            <w:cs/>
             <w:lang w:val="ar_AE" w:bidi="ar_AE"/>
           </w:rPr>
           <w:rPr>
@@ -2985,6 +3705,8 @@
       </w:hyperlink>
       <w:r>
         <w:rPr>
+          <w:rtl/>
+          <w:cs/>
           <w:lang w:val="ar_AE" w:bidi="ar_AE"/>
         </w:rPr>
         <w:t>).</w:t>
@@ -2996,11 +3718,15 @@
       </w:pPr>
       <w:r>
         <w:rPr>
-          <w:lang w:val="ar_AE" w:bidi="ar_AE"/>
-        </w:rPr>
-      </w:r>
-      <w:r>
-        <w:rPr>
+          <w:rtl/>
+          <w:cs/>
+          <w:lang w:val="ar_AE" w:bidi="ar_AE"/>
+        </w:rPr>
+      </w:r>
+      <w:r>
+        <w:rPr>
+          <w:rtl/>
+          <w:cs/>
           <w:lang w:val="ar_AE" w:bidi="ar_AE"/>
         </w:rPr>
         <w:t>في وقت لاحق، يشير بولس إلى بيتهما مكانًا لاجتماع المؤمنين المسيحيين في أفسس. ويدرج مع تحيته للكنيسة في كورنثوس تحية أَكِيلَا، وبِرِيسْكِلَّا (</w:t>
@@ -3008,6 +3734,8 @@
       <w:hyperlink r:id="rId82">
         <w:r>
           <w:rPr>
+            <w:rtl/>
+            <w:cs/>
             <w:lang w:val="ar_AE" w:bidi="ar_AE"/>
           </w:rPr>
           <w:rPr>
@@ -3019,6 +3747,8 @@
       </w:hyperlink>
       <w:r>
         <w:rPr>
+          <w:rtl/>
+          <w:cs/>
           <w:lang w:val="ar_AE" w:bidi="ar_AE"/>
         </w:rPr>
         <w:t xml:space="preserve">؛ انظر أيضًا </w:t>
@@ -3026,6 +3756,8 @@
       <w:hyperlink r:id="rId83">
         <w:r>
           <w:rPr>
+            <w:rtl/>
+            <w:cs/>
             <w:lang w:val="ar_AE" w:bidi="ar_AE"/>
           </w:rPr>
           <w:rPr>
@@ -3037,6 +3769,8 @@
       </w:hyperlink>
       <w:r>
         <w:rPr>
+          <w:rtl/>
+          <w:cs/>
           <w:lang w:val="ar_AE" w:bidi="ar_AE"/>
         </w:rPr>
         <w:t>). يبدو أنهما رجعا فيمَا بعد إلى رومَا، ربما بعد هدأت حدة مرسوم كلوديوس. يرسل بولس تحياته إليهما أولًا عندما يكتب إلى الكنيسة في رومَا (</w:t>
@@ -3044,6 +3778,8 @@
       <w:hyperlink r:id="rId84">
         <w:r>
           <w:rPr>
+            <w:rtl/>
+            <w:cs/>
             <w:lang w:val="ar_AE" w:bidi="ar_AE"/>
           </w:rPr>
           <w:rPr>
@@ -3055,18 +3791,24 @@
       </w:hyperlink>
       <w:r>
         <w:rPr>
+          <w:rtl/>
+          <w:cs/>
           <w:lang w:val="ar_AE" w:bidi="ar_AE"/>
         </w:rPr>
         <w:t>). أصبح بيتهما هناك أيضًا مكانًا لاجتماع المؤمنين. كان بولس يشعر بعلاقة صداقة قوية بهما، ويقدّر عملهما من أجل يسوع. ويصفهما بأنهما “</w:t>
       </w:r>
       <w:r>
         <w:rPr>
+          <w:rtl/>
+          <w:cs/>
           <w:lang w:val="ar_AE" w:bidi="ar_AE"/>
         </w:rPr>
         <w:t>ٱلْعَامِلَيْنِ مَعِي فِي ٱلْمَسِيحِ يَسُوعَ</w:t>
       </w:r>
       <w:r>
         <w:rPr>
+          <w:rtl/>
+          <w:cs/>
           <w:lang w:val="ar_AE" w:bidi="ar_AE"/>
         </w:rPr>
         <w:t xml:space="preserve">” ويذكر أنهما وضعا عنقيهما من أجل حياته. </w:t>
@@ -3078,11 +3820,15 @@
       </w:pPr>
       <w:r>
         <w:rPr>
-          <w:lang w:val="ar_AE" w:bidi="ar_AE"/>
-        </w:rPr>
-      </w:r>
-      <w:r>
-        <w:rPr>
+          <w:rtl/>
+          <w:cs/>
+          <w:lang w:val="ar_AE" w:bidi="ar_AE"/>
+        </w:rPr>
+      </w:r>
+      <w:r>
+        <w:rPr>
+          <w:rtl/>
+          <w:cs/>
           <w:lang w:val="ar_AE" w:bidi="ar_AE"/>
         </w:rPr>
         <w:t>كانت بريسكلا وأكيلا من أوائل المسيحيين الذين شاركوا إيمانهم بجرأة في حياتهم اليومية. وخدما الآخرين بكل نشاط زوج مكرس ليسوع من كل قلوبهم. غالبًا ما يرد اسم بريسكلا أولًا، وهو أمر غير مألوف في ذلك الوقت، مما قد يشير إلى دورها البارز في خدمتهما وشهادتهما.</w:t>
@@ -3094,12 +3840,16 @@
       </w:pPr>
       <w:r>
         <w:rPr>
+          <w:rtl/>
+          <w:cs/>
           <w:lang w:val="ar_AE" w:bidi="ar_AE"/>
         </w:rPr>
       </w:r>
       <w:r>
         <w:rPr>
           <w:u w:val="single"/>
+          <w:rtl/>
+          <w:cs/>
           <w:lang w:val="ar_AE" w:bidi="ar_AE"/>
         </w:rPr>
         <w:t>مقاطع كتابية لدراسة أعمق</w:t>
@@ -3111,12 +3861,16 @@
       </w:pPr>
       <w:r>
         <w:rPr>
+          <w:rtl/>
+          <w:cs/>
           <w:lang w:val="ar_AE" w:bidi="ar_AE"/>
         </w:rPr>
       </w:r>
       <w:hyperlink r:id="rId79">
         <w:r>
           <w:rPr>
+            <w:rtl/>
+            <w:cs/>
             <w:lang w:val="ar_AE" w:bidi="ar_AE"/>
           </w:rPr>
           <w:rPr>
@@ -3128,6 +3882,8 @@
       </w:hyperlink>
       <w:r>
         <w:rPr>
+          <w:rtl/>
+          <w:cs/>
           <w:lang w:val="ar_AE" w:bidi="ar_AE"/>
         </w:rPr>
         <w:t xml:space="preserve">، </w:t>
@@ -3135,6 +3891,8 @@
       <w:hyperlink r:id="rId80">
         <w:r>
           <w:rPr>
+            <w:rtl/>
+            <w:cs/>
             <w:lang w:val="ar_AE" w:bidi="ar_AE"/>
           </w:rPr>
           <w:rPr>
@@ -3146,6 +3904,8 @@
       </w:hyperlink>
       <w:r>
         <w:rPr>
+          <w:rtl/>
+          <w:cs/>
           <w:lang w:val="ar_AE" w:bidi="ar_AE"/>
         </w:rPr>
         <w:t xml:space="preserve">، </w:t>
@@ -3153,6 +3913,8 @@
       <w:hyperlink r:id="rId81">
         <w:r>
           <w:rPr>
+            <w:rtl/>
+            <w:cs/>
             <w:lang w:val="ar_AE" w:bidi="ar_AE"/>
           </w:rPr>
           <w:rPr>
@@ -3164,6 +3926,8 @@
       </w:hyperlink>
       <w:r>
         <w:rPr>
+          <w:rtl/>
+          <w:cs/>
           <w:lang w:val="ar_AE" w:bidi="ar_AE"/>
         </w:rPr>
         <w:t xml:space="preserve">؛ </w:t>
@@ -3171,6 +3935,8 @@
       <w:hyperlink r:id="rId84">
         <w:r>
           <w:rPr>
+            <w:rtl/>
+            <w:cs/>
             <w:lang w:val="ar_AE" w:bidi="ar_AE"/>
           </w:rPr>
           <w:rPr>
@@ -3182,6 +3948,8 @@
       </w:hyperlink>
       <w:r>
         <w:rPr>
+          <w:rtl/>
+          <w:cs/>
           <w:lang w:val="ar_AE" w:bidi="ar_AE"/>
         </w:rPr>
         <w:t xml:space="preserve">؛ </w:t>
@@ -3189,6 +3957,8 @@
       <w:hyperlink r:id="rId82">
         <w:r>
           <w:rPr>
+            <w:rtl/>
+            <w:cs/>
             <w:lang w:val="ar_AE" w:bidi="ar_AE"/>
           </w:rPr>
           <w:rPr>
@@ -3200,6 +3970,8 @@
       </w:hyperlink>
       <w:r>
         <w:rPr>
+          <w:rtl/>
+          <w:cs/>
           <w:lang w:val="ar_AE" w:bidi="ar_AE"/>
         </w:rPr>
         <w:t xml:space="preserve">؛ </w:t>
@@ -3207,6 +3979,8 @@
       <w:hyperlink r:id="rId83">
         <w:r>
           <w:rPr>
+            <w:rtl/>
+            <w:cs/>
             <w:lang w:val="ar_AE" w:bidi="ar_AE"/>
           </w:rPr>
           <w:rPr>
@@ -3218,11 +3992,15 @@
       </w:hyperlink>
       <w:r>
         <w:rPr>
-          <w:lang w:val="ar_AE" w:bidi="ar_AE"/>
-        </w:rPr>
-      </w:r>
-      <w:r>
-        <w:rPr>
+          <w:rtl/>
+          <w:cs/>
+          <w:lang w:val="ar_AE" w:bidi="ar_AE"/>
+        </w:rPr>
+      </w:r>
+      <w:r>
+        <w:rPr>
+          <w:rtl/>
+          <w:cs/>
           <w:lang w:val="ar_AE" w:bidi="ar_AE"/>
         </w:rPr>
       </w:r>
@@ -3233,6 +4011,8 @@
       </w:pPr>
       <w:r>
         <w:rPr>
+          <w:rtl/>
+          <w:cs/>
           <w:lang w:val="ar_AE" w:bidi="ar_AE"/>
         </w:rPr>
       </w:r>
@@ -3244,12 +4024,16 @@
       </w:pPr>
       <w:r>
         <w:rPr>
+          <w:rtl/>
+          <w:cs/>
           <w:lang w:val="ar_AE" w:bidi="ar_AE"/>
         </w:rPr>
         <w:t>بَلْعَام بْنُ بَعُور</w:t>
       </w:r>
       <w:r>
         <w:rPr>
+          <w:rtl/>
+          <w:cs/>
           <w:lang w:val="ar_AE" w:bidi="ar_AE"/>
         </w:rPr>
       </w:r>
@@ -3260,23 +4044,31 @@
       </w:pPr>
       <w:r>
         <w:rPr>
-          <w:lang w:val="ar_AE" w:bidi="ar_AE"/>
-        </w:rPr>
-      </w:r>
-      <w:r>
-        <w:rPr>
+          <w:rtl/>
+          <w:cs/>
+          <w:lang w:val="ar_AE" w:bidi="ar_AE"/>
+        </w:rPr>
+      </w:r>
+      <w:r>
+        <w:rPr>
+          <w:rtl/>
+          <w:cs/>
           <w:lang w:val="ar_AE" w:bidi="ar_AE"/>
         </w:rPr>
         <w:t xml:space="preserve">كان بَلْعَام عرّافًا يقرأ العلامات كي يتنبأ بأمور مستقبلية، ويمارس بعض الطقوس لتغيير هذه الأمور (انظر </w:t>
       </w:r>
       <w:r>
         <w:rPr>
+          <w:rtl/>
+          <w:cs/>
           <w:lang w:val="ar_AE" w:bidi="ar_AE"/>
         </w:rPr>
         <w:t>ملاحظة الدراسة على العدد 22:5–6؛</w:t>
       </w:r>
       <w:r>
         <w:rPr>
+          <w:rtl/>
+          <w:cs/>
           <w:lang w:val="ar_AE" w:bidi="ar_AE"/>
         </w:rPr>
         <w:t xml:space="preserve"> قارن </w:t>
@@ -3284,6 +4076,8 @@
       <w:hyperlink r:id="rId85">
         <w:r>
           <w:rPr>
+            <w:rtl/>
+            <w:cs/>
             <w:lang w:val="ar_AE" w:bidi="ar_AE"/>
           </w:rPr>
           <w:rPr>
@@ -3295,6 +4089,8 @@
       </w:hyperlink>
       <w:r>
         <w:rPr>
+          <w:rtl/>
+          <w:cs/>
           <w:lang w:val="ar_AE" w:bidi="ar_AE"/>
         </w:rPr>
         <w:t>). كان بَلْعَام يعمل من أجل المال، لذلك عندما أراد بالاق، ملك موآب، أن يستأجره ليلعن إسرائيل، كان بَلْعَام حريصًا على البَدْء في لعن إسرائيل. حتى عندما أخبره ٱلله ألّا الذَّهاب، كان يأمل أن يتغيّر فكر الله من جهة بركة إسرائيل لأنه أحبّ أُجْرَةَ ٱلْإِثْمِ (</w:t>
@@ -3302,6 +4098,8 @@
       <w:hyperlink r:id="rId86">
         <w:r>
           <w:rPr>
+            <w:rtl/>
+            <w:cs/>
             <w:lang w:val="ar_AE" w:bidi="ar_AE"/>
           </w:rPr>
           <w:rPr>
@@ -3313,6 +4111,8 @@
       </w:hyperlink>
       <w:r>
         <w:rPr>
+          <w:rtl/>
+          <w:cs/>
           <w:lang w:val="ar_AE" w:bidi="ar_AE"/>
         </w:rPr>
         <w:t>).</w:t>
@@ -3324,11 +4124,15 @@
       </w:pPr>
       <w:r>
         <w:rPr>
-          <w:lang w:val="ar_AE" w:bidi="ar_AE"/>
-        </w:rPr>
-      </w:r>
-      <w:r>
-        <w:rPr>
+          <w:rtl/>
+          <w:cs/>
+          <w:lang w:val="ar_AE" w:bidi="ar_AE"/>
+        </w:rPr>
+      </w:r>
+      <w:r>
+        <w:rPr>
+          <w:rtl/>
+          <w:cs/>
           <w:lang w:val="ar_AE" w:bidi="ar_AE"/>
         </w:rPr>
         <w:t>سمح الله أخيرًا لبَلْعَام أن يذهب، شريطة أن يوافق بَلْعَام على قول ما يأمره الله به، وذلك بهدف إحباط خطط بالاق (</w:t>
@@ -3336,6 +4140,8 @@
       <w:hyperlink r:id="rId87">
         <w:r>
           <w:rPr>
+            <w:rtl/>
+            <w:cs/>
             <w:lang w:val="ar_AE" w:bidi="ar_AE"/>
           </w:rPr>
           <w:rPr>
@@ -3347,6 +4153,8 @@
       </w:hyperlink>
       <w:r>
         <w:rPr>
+          <w:rtl/>
+          <w:cs/>
           <w:lang w:val="ar_AE" w:bidi="ar_AE"/>
         </w:rPr>
         <w:t>). توقفت أتان بلعام في الطريق، ورفضت التحرك لأن ملاك الرب كان يسد الطريق. كانت الأتان تستطيع رؤية الملاك، لكن بلعام لم يستطع. ومع ذلك، اختار بلعام بحكمة عدم لعن بني إسرائيل عندما أمره الله بأن يباركهم. ولإحباط بالاق الشديد، كان كل ما يمكن لبلعام فعله هو مباركتهم.</w:t>
@@ -3358,11 +4166,15 @@
       </w:pPr>
       <w:r>
         <w:rPr>
-          <w:lang w:val="ar_AE" w:bidi="ar_AE"/>
-        </w:rPr>
-      </w:r>
-      <w:r>
-        <w:rPr>
+          <w:rtl/>
+          <w:cs/>
+          <w:lang w:val="ar_AE" w:bidi="ar_AE"/>
+        </w:rPr>
+      </w:r>
+      <w:r>
+        <w:rPr>
+          <w:rtl/>
+          <w:cs/>
           <w:lang w:val="ar_AE" w:bidi="ar_AE"/>
         </w:rPr>
         <w:t xml:space="preserve">في الآونة الأخيرة، عُثر على نقش يذكر بَلْعَام بْنُ بَعُور أنه عرّاف كان يتلقى الرؤى ليلًا (انظر </w:t>
@@ -3370,6 +4182,8 @@
       <w:hyperlink r:id="rId88">
         <w:r>
           <w:rPr>
+            <w:rtl/>
+            <w:cs/>
             <w:lang w:val="ar_AE" w:bidi="ar_AE"/>
           </w:rPr>
           <w:rPr>
@@ -3381,6 +4195,8 @@
       </w:hyperlink>
       <w:r>
         <w:rPr>
+          <w:rtl/>
+          <w:cs/>
           <w:lang w:val="ar_AE" w:bidi="ar_AE"/>
         </w:rPr>
         <w:t xml:space="preserve">، </w:t>
@@ -3388,6 +4204,8 @@
       <w:hyperlink r:id="rId89">
         <w:r>
           <w:rPr>
+            <w:rtl/>
+            <w:cs/>
             <w:lang w:val="ar_AE" w:bidi="ar_AE"/>
           </w:rPr>
           <w:rPr>
@@ -3399,6 +4217,8 @@
       </w:hyperlink>
       <w:r>
         <w:rPr>
+          <w:rtl/>
+          <w:cs/>
           <w:lang w:val="ar_AE" w:bidi="ar_AE"/>
         </w:rPr>
         <w:t xml:space="preserve">). كُتب النقش على جدار من الجص في دير علا، على بعد ثمانية أميال شرقي الأرْدُنّ، بالقرب من الموقع الذي خيّم فيه العبرانيون في وقت حادثة بلعام. هذا النص غير الكتابي، الذي يعود تاريخه إلى الفترة بين 800 و750 قبل الميلاد، يصف بَلْعَام بأنه "رائي الآلهة". ويذكر النقش أن الآلهة التي أسماؤها تشبه في نقشها كلمة </w:t>
@@ -3406,12 +4226,16 @@
       <w:r>
         <w:rPr>
           <w:i/>
+          <w:rtl/>
+          <w:cs/>
           <w:lang w:val="ar_AE" w:bidi="ar_AE"/>
         </w:rPr>
         <w:t>شداي</w:t>
       </w:r>
       <w:r>
         <w:rPr>
+          <w:rtl/>
+          <w:cs/>
           <w:lang w:val="ar_AE" w:bidi="ar_AE"/>
         </w:rPr>
         <w:t xml:space="preserve"> ("ٱلْقَدِير"؛ انظر </w:t>
@@ -3419,6 +4243,8 @@
       <w:hyperlink r:id="rId90">
         <w:r>
           <w:rPr>
+            <w:rtl/>
+            <w:cs/>
             <w:lang w:val="ar_AE" w:bidi="ar_AE"/>
           </w:rPr>
           <w:rPr>
@@ -3430,6 +4256,8 @@
       </w:hyperlink>
       <w:r>
         <w:rPr>
+          <w:rtl/>
+          <w:cs/>
           <w:lang w:val="ar_AE" w:bidi="ar_AE"/>
         </w:rPr>
         <w:t xml:space="preserve">، </w:t>
@@ -3437,6 +4265,8 @@
       <w:hyperlink r:id="rId91">
         <w:r>
           <w:rPr>
+            <w:rtl/>
+            <w:cs/>
             <w:lang w:val="ar_AE" w:bidi="ar_AE"/>
           </w:rPr>
           <w:rPr>
@@ -3448,6 +4278,8 @@
       </w:hyperlink>
       <w:r>
         <w:rPr>
+          <w:rtl/>
+          <w:cs/>
           <w:lang w:val="ar_AE" w:bidi="ar_AE"/>
         </w:rPr>
         <w:t xml:space="preserve">)، قد أعطت بَلْعَام رسالة وأعلنت الدينونة على العالم (انظر </w:t>
@@ -3455,6 +4287,8 @@
       <w:hyperlink r:id="rId92">
         <w:r>
           <w:rPr>
+            <w:rtl/>
+            <w:cs/>
             <w:lang w:val="ar_AE" w:bidi="ar_AE"/>
           </w:rPr>
           <w:rPr>
@@ -3466,6 +4300,8 @@
       </w:hyperlink>
       <w:r>
         <w:rPr>
+          <w:rtl/>
+          <w:cs/>
           <w:lang w:val="ar_AE" w:bidi="ar_AE"/>
         </w:rPr>
         <w:t>). يقدم النقش دليلًا إستثنائيًا من خارج الكتاب المقدس حول شخصية يرد ذكرها في الكتاب المقدس.</w:t>
@@ -3477,11 +4313,15 @@
       </w:pPr>
       <w:r>
         <w:rPr>
-          <w:lang w:val="ar_AE" w:bidi="ar_AE"/>
-        </w:rPr>
-      </w:r>
-      <w:r>
-        <w:rPr>
+          <w:rtl/>
+          <w:cs/>
+          <w:lang w:val="ar_AE" w:bidi="ar_AE"/>
+        </w:rPr>
+      </w:r>
+      <w:r>
+        <w:rPr>
+          <w:rtl/>
+          <w:cs/>
           <w:lang w:val="ar_AE" w:bidi="ar_AE"/>
         </w:rPr>
         <w:t xml:space="preserve">إن شخصية بَلْعَام ودوافعه تبدو متباينة أو متضاربة بعض الشيء في </w:t>
@@ -3489,6 +4329,8 @@
       <w:hyperlink r:id="rId93">
         <w:r>
           <w:rPr>
+            <w:rtl/>
+            <w:cs/>
             <w:lang w:val="ar_AE" w:bidi="ar_AE"/>
           </w:rPr>
           <w:rPr>
@@ -3500,6 +4342,8 @@
       </w:hyperlink>
       <w:r>
         <w:rPr>
+          <w:rtl/>
+          <w:cs/>
           <w:lang w:val="ar_AE" w:bidi="ar_AE"/>
         </w:rPr>
         <w:t xml:space="preserve">. يصف </w:t>
@@ -3507,6 +4351,8 @@
       <w:hyperlink r:id="rId94">
         <w:r>
           <w:rPr>
+            <w:rtl/>
+            <w:cs/>
             <w:lang w:val="ar_AE" w:bidi="ar_AE"/>
           </w:rPr>
           <w:rPr>
@@ -3518,6 +4364,8 @@
       </w:hyperlink>
       <w:r>
         <w:rPr>
+          <w:rtl/>
+          <w:cs/>
           <w:lang w:val="ar_AE" w:bidi="ar_AE"/>
         </w:rPr>
         <w:t xml:space="preserve"> أن رجال إسرائيل أَخْطَؤُوا بالزواج من نساء موآبيات وعبادة آلهتهن، وهو ما أثار غضب الله بسببهم. ورغم أن بَلْعَام لم يُذكر ههنا، إلا أن </w:t>
@@ -3525,6 +4373,8 @@
       <w:hyperlink r:id="rId95">
         <w:r>
           <w:rPr>
+            <w:rtl/>
+            <w:cs/>
             <w:lang w:val="ar_AE" w:bidi="ar_AE"/>
           </w:rPr>
           <w:rPr>
@@ -3536,6 +4386,8 @@
       </w:hyperlink>
       <w:r>
         <w:rPr>
+          <w:rtl/>
+          <w:cs/>
           <w:lang w:val="ar_AE" w:bidi="ar_AE"/>
         </w:rPr>
         <w:t xml:space="preserve"> يوضح أنه هو أصل هذه المؤامرة. بعدما انتهى بَلْعَام من رؤاه، مكث في موآب وسعى لإيجاد طرق لإيذاء إسرائيل وربح المال. ثم قتله بنو إسرائيل بعد ذلك بوقت قصير (</w:t>
@@ -3543,6 +4395,8 @@
       <w:hyperlink r:id="rId96">
         <w:r>
           <w:rPr>
+            <w:rtl/>
+            <w:cs/>
             <w:lang w:val="ar_AE" w:bidi="ar_AE"/>
           </w:rPr>
           <w:rPr>
@@ -3554,6 +4408,8 @@
       </w:hyperlink>
       <w:r>
         <w:rPr>
+          <w:rtl/>
+          <w:cs/>
           <w:lang w:val="ar_AE" w:bidi="ar_AE"/>
         </w:rPr>
         <w:t>). صار بَلْعَام معروفًا بـأنه:</w:t>
@@ -3568,11 +4424,15 @@
       </w:pPr>
       <w:r>
         <w:rPr>
-          <w:lang w:val="ar_AE" w:bidi="ar_AE"/>
-        </w:rPr>
-      </w:r>
-      <w:r>
-        <w:rPr>
+          <w:rtl/>
+          <w:cs/>
+          <w:lang w:val="ar_AE" w:bidi="ar_AE"/>
+        </w:rPr>
+      </w:r>
+      <w:r>
+        <w:rPr>
+          <w:rtl/>
+          <w:cs/>
           <w:lang w:val="ar_AE" w:bidi="ar_AE"/>
         </w:rPr>
         <w:t xml:space="preserve">ساحر يحمل في قلبه نوايا خبيثة (انظر </w:t>
@@ -3580,6 +4440,8 @@
       <w:hyperlink r:id="rId87">
         <w:r>
           <w:rPr>
+            <w:rtl/>
+            <w:cs/>
             <w:lang w:val="ar_AE" w:bidi="ar_AE"/>
           </w:rPr>
           <w:rPr>
@@ -3591,12 +4453,16 @@
       </w:hyperlink>
       <w:r>
         <w:rPr>
+          <w:rtl/>
+          <w:cs/>
           <w:lang w:val="ar_AE" w:bidi="ar_AE"/>
         </w:rPr>
         <w:t>؛</w:t>
       </w:r>
       <w:r>
         <w:rPr>
+          <w:rtl/>
+          <w:cs/>
           <w:lang w:val="ar_AE" w:bidi="ar_AE"/>
         </w:rPr>
         <w:t xml:space="preserve"> </w:t>
@@ -3604,6 +4470,8 @@
       <w:hyperlink r:id="rId85">
         <w:r>
           <w:rPr>
+            <w:rtl/>
+            <w:cs/>
             <w:lang w:val="ar_AE" w:bidi="ar_AE"/>
           </w:rPr>
           <w:rPr>
@@ -3615,6 +4483,8 @@
       </w:hyperlink>
       <w:r>
         <w:rPr>
+          <w:rtl/>
+          <w:cs/>
           <w:lang w:val="ar_AE" w:bidi="ar_AE"/>
         </w:rPr>
         <w:t>)</w:t>
@@ -3629,11 +4499,15 @@
       </w:pPr>
       <w:r>
         <w:rPr>
-          <w:lang w:val="ar_AE" w:bidi="ar_AE"/>
-        </w:rPr>
-      </w:r>
-      <w:r>
-        <w:rPr>
+          <w:rtl/>
+          <w:cs/>
+          <w:lang w:val="ar_AE" w:bidi="ar_AE"/>
+        </w:rPr>
+      </w:r>
+      <w:r>
+        <w:rPr>
+          <w:rtl/>
+          <w:cs/>
           <w:lang w:val="ar_AE" w:bidi="ar_AE"/>
         </w:rPr>
         <w:t xml:space="preserve">معلم زائف (مضلل) لا يهتم سوى بالمال (انظر </w:t>
@@ -3641,6 +4515,8 @@
       <w:hyperlink r:id="rId97">
         <w:r>
           <w:rPr>
+            <w:rtl/>
+            <w:cs/>
             <w:lang w:val="ar_AE" w:bidi="ar_AE"/>
           </w:rPr>
           <w:rPr>
@@ -3652,12 +4528,16 @@
       </w:hyperlink>
       <w:r>
         <w:rPr>
+          <w:rtl/>
+          <w:cs/>
           <w:lang w:val="ar_AE" w:bidi="ar_AE"/>
         </w:rPr>
         <w:t>؛</w:t>
       </w:r>
       <w:r>
         <w:rPr>
+          <w:rtl/>
+          <w:cs/>
           <w:lang w:val="ar_AE" w:bidi="ar_AE"/>
         </w:rPr>
         <w:t xml:space="preserve"> </w:t>
@@ -3665,6 +4545,8 @@
       <w:hyperlink r:id="rId86">
         <w:r>
           <w:rPr>
+            <w:rtl/>
+            <w:cs/>
             <w:lang w:val="ar_AE" w:bidi="ar_AE"/>
           </w:rPr>
           <w:rPr>
@@ -3676,12 +4558,16 @@
       </w:hyperlink>
       <w:r>
         <w:rPr>
+          <w:rtl/>
+          <w:cs/>
           <w:lang w:val="ar_AE" w:bidi="ar_AE"/>
         </w:rPr>
         <w:t>؛</w:t>
       </w:r>
       <w:r>
         <w:rPr>
+          <w:rtl/>
+          <w:cs/>
           <w:lang w:val="ar_AE" w:bidi="ar_AE"/>
         </w:rPr>
         <w:t xml:space="preserve"> </w:t>
@@ -3689,6 +4575,8 @@
       <w:hyperlink r:id="rId98">
         <w:r>
           <w:rPr>
+            <w:rtl/>
+            <w:cs/>
             <w:lang w:val="ar_AE" w:bidi="ar_AE"/>
           </w:rPr>
           <w:rPr>
@@ -3700,6 +4588,8 @@
       </w:hyperlink>
       <w:r>
         <w:rPr>
+          <w:rtl/>
+          <w:cs/>
           <w:lang w:val="ar_AE" w:bidi="ar_AE"/>
         </w:rPr>
         <w:t>)</w:t>
@@ -3714,11 +4604,15 @@
       </w:pPr>
       <w:r>
         <w:rPr>
-          <w:lang w:val="ar_AE" w:bidi="ar_AE"/>
-        </w:rPr>
-      </w:r>
-      <w:r>
-        <w:rPr>
+          <w:rtl/>
+          <w:cs/>
+          <w:lang w:val="ar_AE" w:bidi="ar_AE"/>
+        </w:rPr>
+      </w:r>
+      <w:r>
+        <w:rPr>
+          <w:rtl/>
+          <w:cs/>
           <w:lang w:val="ar_AE" w:bidi="ar_AE"/>
         </w:rPr>
         <w:t>رجل قاد إسرائيل إلى عبادة الأوثان والفجور (</w:t>
@@ -3726,6 +4620,8 @@
       <w:hyperlink r:id="rId95">
         <w:r>
           <w:rPr>
+            <w:rtl/>
+            <w:cs/>
             <w:lang w:val="ar_AE" w:bidi="ar_AE"/>
           </w:rPr>
           <w:rPr>
@@ -3737,12 +4633,16 @@
       </w:hyperlink>
       <w:r>
         <w:rPr>
+          <w:rtl/>
+          <w:cs/>
           <w:lang w:val="ar_AE" w:bidi="ar_AE"/>
         </w:rPr>
         <w:t>؛</w:t>
       </w:r>
       <w:r>
         <w:rPr>
+          <w:rtl/>
+          <w:cs/>
           <w:lang w:val="ar_AE" w:bidi="ar_AE"/>
         </w:rPr>
         <w:t xml:space="preserve"> انظر </w:t>
@@ -3750,6 +4650,8 @@
       <w:hyperlink r:id="rId99">
         <w:r>
           <w:rPr>
+            <w:rtl/>
+            <w:cs/>
             <w:lang w:val="ar_AE" w:bidi="ar_AE"/>
           </w:rPr>
           <w:rPr>
@@ -3761,6 +4663,8 @@
       </w:hyperlink>
       <w:r>
         <w:rPr>
+          <w:rtl/>
+          <w:cs/>
           <w:lang w:val="ar_AE" w:bidi="ar_AE"/>
         </w:rPr>
         <w:t>)</w:t>
@@ -3772,12 +4676,16 @@
       </w:pPr>
       <w:r>
         <w:rPr>
+          <w:rtl/>
+          <w:cs/>
           <w:lang w:val="ar_AE" w:bidi="ar_AE"/>
         </w:rPr>
       </w:r>
       <w:r>
         <w:rPr>
           <w:u w:val="single"/>
+          <w:rtl/>
+          <w:cs/>
           <w:lang w:val="ar_AE" w:bidi="ar_AE"/>
         </w:rPr>
         <w:t>مقاطع كتابية لدراسة أعمق</w:t>
@@ -3789,12 +4697,16 @@
       </w:pPr>
       <w:r>
         <w:rPr>
+          <w:rtl/>
+          <w:cs/>
           <w:lang w:val="ar_AE" w:bidi="ar_AE"/>
         </w:rPr>
       </w:r>
       <w:hyperlink r:id="rId100">
         <w:r>
           <w:rPr>
+            <w:rtl/>
+            <w:cs/>
             <w:lang w:val="ar_AE" w:bidi="ar_AE"/>
           </w:rPr>
           <w:rPr>
@@ -3806,12 +4718,16 @@
       </w:hyperlink>
       <w:r>
         <w:rPr>
+          <w:rtl/>
+          <w:cs/>
           <w:lang w:val="ar_AE" w:bidi="ar_AE"/>
         </w:rPr>
         <w:t>؛</w:t>
       </w:r>
       <w:r>
         <w:rPr>
+          <w:rtl/>
+          <w:cs/>
           <w:lang w:val="ar_AE" w:bidi="ar_AE"/>
         </w:rPr>
         <w:t xml:space="preserve"> </w:t>
@@ -3819,6 +4735,8 @@
       <w:hyperlink r:id="rId96">
         <w:r>
           <w:rPr>
+            <w:rtl/>
+            <w:cs/>
             <w:lang w:val="ar_AE" w:bidi="ar_AE"/>
           </w:rPr>
           <w:rPr>
@@ -3830,6 +4748,8 @@
       </w:hyperlink>
       <w:r>
         <w:rPr>
+          <w:rtl/>
+          <w:cs/>
           <w:lang w:val="ar_AE" w:bidi="ar_AE"/>
         </w:rPr>
         <w:t xml:space="preserve"> </w:t>
@@ -3837,6 +4757,8 @@
       <w:hyperlink r:id="rId95">
         <w:r>
           <w:rPr>
+            <w:rtl/>
+            <w:cs/>
             <w:lang w:val="ar_AE" w:bidi="ar_AE"/>
           </w:rPr>
           <w:rPr>
@@ -3848,12 +4770,16 @@
       </w:hyperlink>
       <w:r>
         <w:rPr>
+          <w:rtl/>
+          <w:cs/>
           <w:lang w:val="ar_AE" w:bidi="ar_AE"/>
         </w:rPr>
         <w:t>؛</w:t>
       </w:r>
       <w:r>
         <w:rPr>
+          <w:rtl/>
+          <w:cs/>
           <w:lang w:val="ar_AE" w:bidi="ar_AE"/>
         </w:rPr>
         <w:t xml:space="preserve"> </w:t>
@@ -3861,6 +4787,8 @@
       <w:hyperlink r:id="rId85">
         <w:r>
           <w:rPr>
+            <w:rtl/>
+            <w:cs/>
             <w:lang w:val="ar_AE" w:bidi="ar_AE"/>
           </w:rPr>
           <w:rPr>
@@ -3872,12 +4800,16 @@
       </w:hyperlink>
       <w:r>
         <w:rPr>
+          <w:rtl/>
+          <w:cs/>
           <w:lang w:val="ar_AE" w:bidi="ar_AE"/>
         </w:rPr>
         <w:t>؛</w:t>
       </w:r>
       <w:r>
         <w:rPr>
+          <w:rtl/>
+          <w:cs/>
           <w:lang w:val="ar_AE" w:bidi="ar_AE"/>
         </w:rPr>
         <w:t xml:space="preserve"> </w:t>
@@ -3885,6 +4817,8 @@
       <w:hyperlink r:id="rId101">
         <w:r>
           <w:rPr>
+            <w:rtl/>
+            <w:cs/>
             <w:lang w:val="ar_AE" w:bidi="ar_AE"/>
           </w:rPr>
           <w:rPr>
@@ -3896,12 +4830,16 @@
       </w:hyperlink>
       <w:r>
         <w:rPr>
+          <w:rtl/>
+          <w:cs/>
           <w:lang w:val="ar_AE" w:bidi="ar_AE"/>
         </w:rPr>
         <w:t>؛</w:t>
       </w:r>
       <w:r>
         <w:rPr>
+          <w:rtl/>
+          <w:cs/>
           <w:lang w:val="ar_AE" w:bidi="ar_AE"/>
         </w:rPr>
         <w:t xml:space="preserve"> </w:t>
@@ -3909,6 +4847,8 @@
       <w:hyperlink r:id="rId98">
         <w:r>
           <w:rPr>
+            <w:rtl/>
+            <w:cs/>
             <w:lang w:val="ar_AE" w:bidi="ar_AE"/>
           </w:rPr>
           <w:rPr>
@@ -3920,12 +4860,16 @@
       </w:hyperlink>
       <w:r>
         <w:rPr>
+          <w:rtl/>
+          <w:cs/>
           <w:lang w:val="ar_AE" w:bidi="ar_AE"/>
         </w:rPr>
         <w:t>؛</w:t>
       </w:r>
       <w:r>
         <w:rPr>
+          <w:rtl/>
+          <w:cs/>
           <w:lang w:val="ar_AE" w:bidi="ar_AE"/>
         </w:rPr>
         <w:t xml:space="preserve"> </w:t>
@@ -3933,6 +4877,8 @@
       <w:hyperlink r:id="rId99">
         <w:r>
           <w:rPr>
+            <w:rtl/>
+            <w:cs/>
             <w:lang w:val="ar_AE" w:bidi="ar_AE"/>
           </w:rPr>
           <w:rPr>
@@ -3944,11 +4890,15 @@
       </w:hyperlink>
       <w:r>
         <w:rPr>
-          <w:lang w:val="ar_AE" w:bidi="ar_AE"/>
-        </w:rPr>
-      </w:r>
-      <w:r>
-        <w:rPr>
+          <w:rtl/>
+          <w:cs/>
+          <w:lang w:val="ar_AE" w:bidi="ar_AE"/>
+        </w:rPr>
+      </w:r>
+      <w:r>
+        <w:rPr>
+          <w:rtl/>
+          <w:cs/>
           <w:lang w:val="ar_AE" w:bidi="ar_AE"/>
         </w:rPr>
       </w:r>
@@ -3959,6 +4909,8 @@
       </w:pPr>
       <w:r>
         <w:rPr>
+          <w:rtl/>
+          <w:cs/>
           <w:lang w:val="ar_AE" w:bidi="ar_AE"/>
         </w:rPr>
       </w:r>
@@ -3970,12 +4922,16 @@
       </w:pPr>
       <w:r>
         <w:rPr>
+          <w:rtl/>
+          <w:cs/>
           <w:lang w:val="ar_AE" w:bidi="ar_AE"/>
         </w:rPr>
         <w:t>بولس (شاول)</w:t>
       </w:r>
       <w:r>
         <w:rPr>
+          <w:rtl/>
+          <w:cs/>
           <w:lang w:val="ar_AE" w:bidi="ar_AE"/>
         </w:rPr>
       </w:r>
@@ -3986,17 +4942,23 @@
       </w:pPr>
       <w:r>
         <w:rPr>
-          <w:lang w:val="ar_AE" w:bidi="ar_AE"/>
-        </w:rPr>
-      </w:r>
-      <w:r>
-        <w:rPr>
+          <w:rtl/>
+          <w:cs/>
+          <w:lang w:val="ar_AE" w:bidi="ar_AE"/>
+        </w:rPr>
+      </w:r>
+      <w:r>
+        <w:rPr>
+          <w:rtl/>
+          <w:cs/>
           <w:lang w:val="ar_AE" w:bidi="ar_AE"/>
         </w:rPr>
         <w:t xml:space="preserve">في </w:t>
       </w:r>
       <w:r>
         <w:rPr>
+          <w:rtl/>
+          <w:cs/>
           <w:lang w:val="ar_AE" w:bidi="ar_AE"/>
         </w:rPr>
         <w:t>بادئ الأمر كان بولس عدوًا يهاجم كنيسة الله (المسيحيين الأولين)، لكنه أصبح فيمَا بعد واحدًا من أهم أتباع يسوع المسيح. وأصبح من أعظم المبشرين المسيحيين الأولين، وقضى حياته في الكرازة بيسوع لغير اليهود (الأمم). كان تأثير بولس على المسيحية أكثر من أي شخص آخر، باستثناء يسوع. يمكننا أن نعرف عن بولس من مصدرين رئيسيين في العهد الجديد: سفر أعمال الرسل، حيث يكتب لوقا عن تحول بولس للإيمان المسيحي وما فعله بعد ذلك، وكذلك نعرف عنه من الرسائل الثلاثة عشر في العهد الجديد التي تُنسب إلى بولس.</w:t>
@@ -4008,35 +4970,47 @@
       </w:pPr>
       <w:r>
         <w:rPr>
-          <w:lang w:val="ar_AE" w:bidi="ar_AE"/>
-        </w:rPr>
-      </w:r>
-      <w:r>
-        <w:rPr>
+          <w:rtl/>
+          <w:cs/>
+          <w:lang w:val="ar_AE" w:bidi="ar_AE"/>
+        </w:rPr>
+      </w:r>
+      <w:r>
+        <w:rPr>
+          <w:rtl/>
+          <w:cs/>
           <w:lang w:val="ar_AE" w:bidi="ar_AE"/>
         </w:rPr>
         <w:t xml:space="preserve">وُلد بولس في مدينة طرسوس لأبوين يهوديين. كان أبواه مواطنين رومانيين، مما أتاح لبولس أن يصبح مواطنًا رومانيًا أيضًا. تربّى في بيت يهودي تقليدي، وعمل صانعًا للخيام أو مشتغلًا في الجلود. درس في أورشليم تحت إشراف حاخام يهودي مشهور يُدعى </w:t>
       </w:r>
       <w:r>
         <w:rPr>
+          <w:rtl/>
+          <w:cs/>
           <w:lang w:val="ar_AE" w:bidi="ar_AE"/>
         </w:rPr>
         <w:t xml:space="preserve">غَمَالَائِيل </w:t>
       </w:r>
       <w:r>
         <w:rPr>
+          <w:rtl/>
+          <w:cs/>
           <w:lang w:val="ar_AE" w:bidi="ar_AE"/>
         </w:rPr>
         <w:t xml:space="preserve">وأصبح فريسيًّا. كان الفريسيون مجموعة دينية يهودية تتبع الشرائع اليهودية والتقاليد الشفوية بدقة متناهية). </w:t>
       </w:r>
       <w:r>
         <w:rPr>
+          <w:rtl/>
+          <w:cs/>
           <w:lang w:val="ar_AE" w:bidi="ar_AE"/>
         </w:rPr>
         <w:t>واضْطَهَد</w:t>
       </w:r>
       <w:r>
         <w:rPr>
+          <w:rtl/>
+          <w:cs/>
           <w:lang w:val="ar_AE" w:bidi="ar_AE"/>
         </w:rPr>
         <w:t xml:space="preserve"> بولس في شبابه المسيحيين بعنف شديد، وكان يُتلف كنيسة الله (</w:t>
@@ -4044,6 +5018,8 @@
       <w:hyperlink r:id="rId102">
         <w:r>
           <w:rPr>
+            <w:rtl/>
+            <w:cs/>
             <w:lang w:val="ar_AE" w:bidi="ar_AE"/>
           </w:rPr>
           <w:rPr>
@@ -4055,6 +5031,8 @@
       </w:hyperlink>
       <w:r>
         <w:rPr>
+          <w:rtl/>
+          <w:cs/>
           <w:lang w:val="ar_AE" w:bidi="ar_AE"/>
         </w:rPr>
         <w:t>).</w:t>
@@ -4066,11 +5044,15 @@
       </w:pPr>
       <w:r>
         <w:rPr>
-          <w:lang w:val="ar_AE" w:bidi="ar_AE"/>
-        </w:rPr>
-      </w:r>
-      <w:r>
-        <w:rPr>
+          <w:rtl/>
+          <w:cs/>
+          <w:lang w:val="ar_AE" w:bidi="ar_AE"/>
+        </w:rPr>
+      </w:r>
+      <w:r>
+        <w:rPr>
+          <w:rtl/>
+          <w:cs/>
           <w:lang w:val="ar_AE" w:bidi="ar_AE"/>
         </w:rPr>
         <w:t>لكن حدث شيء غيّر حياة بولس رأسًا على عقب. لقد ظهر له يسوع المُقام (</w:t>
@@ -4078,6 +5060,8 @@
       <w:hyperlink r:id="rId103">
         <w:r>
           <w:rPr>
+            <w:rtl/>
+            <w:cs/>
             <w:lang w:val="ar_AE" w:bidi="ar_AE"/>
           </w:rPr>
           <w:rPr>
@@ -4089,6 +5073,8 @@
       </w:hyperlink>
       <w:r>
         <w:rPr>
+          <w:rtl/>
+          <w:cs/>
           <w:lang w:val="ar_AE" w:bidi="ar_AE"/>
         </w:rPr>
         <w:t xml:space="preserve">؛ </w:t>
@@ -4096,6 +5082,8 @@
       <w:hyperlink r:id="rId104">
         <w:r>
           <w:rPr>
+            <w:rtl/>
+            <w:cs/>
             <w:lang w:val="ar_AE" w:bidi="ar_AE"/>
           </w:rPr>
           <w:rPr>
@@ -4107,6 +5095,8 @@
       </w:hyperlink>
       <w:r>
         <w:rPr>
+          <w:rtl/>
+          <w:cs/>
           <w:lang w:val="ar_AE" w:bidi="ar_AE"/>
         </w:rPr>
         <w:t xml:space="preserve">). بعد هذه المقابلة، أصبح بولس تابعًا ليسوع. قضى بقية حياته يتنقل بين دول حول البحر الأبيض المتوسط يخبر الناس أن يسوع هو المخلص والرب (انظر </w:t>
@@ -4114,6 +5104,8 @@
       <w:hyperlink r:id="rId105">
         <w:r>
           <w:rPr>
+            <w:rtl/>
+            <w:cs/>
             <w:lang w:val="ar_AE" w:bidi="ar_AE"/>
           </w:rPr>
           <w:rPr>
@@ -4125,6 +5117,8 @@
       </w:hyperlink>
       <w:r>
         <w:rPr>
+          <w:rtl/>
+          <w:cs/>
           <w:lang w:val="ar_AE" w:bidi="ar_AE"/>
         </w:rPr>
         <w:t>). اختار الله بولس بوجه خاص ليعلّم غير اليهود (الأمم) عن يسوع. وبفضل ما عمله بولس من جهد وتكريس شديدين، تأسست كنائس جديدة كثيرة في مدن مختلفة خلال القرن الأول الميلادي. وكانت معظم الرسائل التي كتبها بولس في العهد الجديد موجهة لهذه الكنائس.</w:t>
@@ -4136,23 +5130,31 @@
       </w:pPr>
       <w:r>
         <w:rPr>
-          <w:lang w:val="ar_AE" w:bidi="ar_AE"/>
-        </w:rPr>
-      </w:r>
-      <w:r>
-        <w:rPr>
+          <w:rtl/>
+          <w:cs/>
+          <w:lang w:val="ar_AE" w:bidi="ar_AE"/>
+        </w:rPr>
+      </w:r>
+      <w:r>
+        <w:rPr>
+          <w:rtl/>
+          <w:cs/>
           <w:lang w:val="ar_AE" w:bidi="ar_AE"/>
         </w:rPr>
         <w:t xml:space="preserve">لقد آمن بولس أن يسوع هو المسيّا اليهودي (القائد المُتفرّد الذي وعد الله أن يرسله لخلاص شعبه). هذا الفهم ميّز بولس عن الآخرين من رفقائه اليهود في عصره. ثم أن رؤيته ليسوع (في الطريق لدمشق) فتحت عينيه ليفهم أنه بموت يسوع وقيامته صار للمؤمنين أن يتصالحوا مع الله ويتبرروا أمامه وتتغير حياتهم تغييرًا جذريًا. </w:t>
       </w:r>
       <w:r>
         <w:rPr>
+          <w:rtl/>
+          <w:cs/>
           <w:lang w:val="ar_AE" w:bidi="ar_AE"/>
         </w:rPr>
         <w:t xml:space="preserve">عَمّا قَرِيب </w:t>
       </w:r>
       <w:r>
         <w:rPr>
+          <w:rtl/>
+          <w:cs/>
           <w:lang w:val="ar_AE" w:bidi="ar_AE"/>
         </w:rPr>
         <w:t>كان بولس يؤمن كالآخرين بضرورة اتباع الناس لناموس موسى بحرص شديد لإرضاء الله. لكنه الآن فهم أن التصالح مع الله عطية مجانية لا تأتي سوى بالإيمان بيسوع الذي مات ليعتق الناس من الخطية ويخلّصهم (</w:t>
@@ -4160,6 +5162,8 @@
       <w:hyperlink r:id="rId106">
         <w:r>
           <w:rPr>
+            <w:rtl/>
+            <w:cs/>
             <w:lang w:val="ar_AE" w:bidi="ar_AE"/>
           </w:rPr>
           <w:rPr>
@@ -4171,6 +5175,8 @@
       </w:hyperlink>
       <w:r>
         <w:rPr>
+          <w:rtl/>
+          <w:cs/>
           <w:lang w:val="ar_AE" w:bidi="ar_AE"/>
         </w:rPr>
         <w:t>). كان بولس متيقنًا أن هذه العطية متاحة للجميع، سواء أكانوا يهودًا أو غير يهود.</w:t>
@@ -4182,11 +5188,15 @@
       </w:pPr>
       <w:r>
         <w:rPr>
-          <w:lang w:val="ar_AE" w:bidi="ar_AE"/>
-        </w:rPr>
-      </w:r>
-      <w:r>
-        <w:rPr>
+          <w:rtl/>
+          <w:cs/>
+          <w:lang w:val="ar_AE" w:bidi="ar_AE"/>
+        </w:rPr>
+      </w:r>
+      <w:r>
+        <w:rPr>
+          <w:rtl/>
+          <w:cs/>
           <w:lang w:val="ar_AE" w:bidi="ar_AE"/>
         </w:rPr>
         <w:t>كتب بولس ثلاث عشرة رسالة في العهد الجديد تتناول موضوعات متعددة و مختلفة. بعض الرسائل تشرح ما يؤمن به المسيحيون بشأن الخلاص وعن يسوع المسيح (رومية، غلاطية، أفسس، كولوسي). رسائل أخرى تقدم المساعدة في حل المشكلات في الكنائس المحلية مثل رسالة (1 كورنثوس). وبعضها يعلم طرق عيش المسيحيين معًا كمجتمع (أفسس، كولوسي). في بعض الرسائل، يوضح بولس سبب امتلاكه سلطانًا أن يعلّم بصفته رسولًا (2 كورنثوس، غلاطية).</w:t>
@@ -4198,11 +5208,15 @@
       </w:pPr>
       <w:r>
         <w:rPr>
-          <w:lang w:val="ar_AE" w:bidi="ar_AE"/>
-        </w:rPr>
-      </w:r>
-      <w:r>
-        <w:rPr>
+          <w:rtl/>
+          <w:cs/>
+          <w:lang w:val="ar_AE" w:bidi="ar_AE"/>
+        </w:rPr>
+      </w:r>
+      <w:r>
+        <w:rPr>
+          <w:rtl/>
+          <w:cs/>
           <w:lang w:val="ar_AE" w:bidi="ar_AE"/>
         </w:rPr>
         <w:t>كتب بولس أيضًا رسائل لتشجيع المؤمنين الذين كانوا يضطهدون بسبب إيمانهم (فيلبي، 1 تسالونيكي). وحين انتشرت بعض التعاليم الكاذبة عن يسوع، كتب بولس رسائل لتصحيح هذه التعاليم الزائفة المُضلّلة (غلاطية، كولوسي، 2 تسالونيكي). كما كتب بعض الرسائل لأفراد بعينهم، مقدمًا لهم نصائح عن حياتهم، وخدمتهم لله (1–2 تيموثاوس، تيطس، فليمون).</w:t>
@@ -4214,11 +5228,15 @@
       </w:pPr>
       <w:r>
         <w:rPr>
-          <w:lang w:val="ar_AE" w:bidi="ar_AE"/>
-        </w:rPr>
-      </w:r>
-      <w:r>
-        <w:rPr>
+          <w:rtl/>
+          <w:cs/>
+          <w:lang w:val="ar_AE" w:bidi="ar_AE"/>
+        </w:rPr>
+      </w:r>
+      <w:r>
+        <w:rPr>
+          <w:rtl/>
+          <w:cs/>
           <w:lang w:val="ar_AE" w:bidi="ar_AE"/>
         </w:rPr>
         <w:t>تُعلّمنا هذه الرسائل الثلاث عشرة معًا الكثير عن طريقة عيش المؤمنين المسيحيين الأوائل والمشكلات التي واجهوها. كما تُظهر لنا الرسائل مدى فهم بولس للإيمان المسيحي الذي يتمحور حول عطية نعمة الله بيسوع المسيح.</w:t>
@@ -4230,11 +5248,15 @@
       </w:pPr>
       <w:r>
         <w:rPr>
-          <w:lang w:val="ar_AE" w:bidi="ar_AE"/>
-        </w:rPr>
-      </w:r>
-      <w:r>
-        <w:rPr>
+          <w:rtl/>
+          <w:cs/>
+          <w:lang w:val="ar_AE" w:bidi="ar_AE"/>
+        </w:rPr>
+      </w:r>
+      <w:r>
+        <w:rPr>
+          <w:rtl/>
+          <w:cs/>
           <w:lang w:val="ar_AE" w:bidi="ar_AE"/>
         </w:rPr>
         <w:t>تركز رسائل بولس بشدة على يسوع المسيح لأن بولس كان مخلصًا له تمامًا. كان بولس يؤمن بأمرين رئيسيين:</w:t>
@@ -4253,11 +5275,15 @@
       </w:pPr>
       <w:r>
         <w:rPr>
-          <w:lang w:val="ar_AE" w:bidi="ar_AE"/>
-        </w:rPr>
-      </w:r>
-      <w:r>
-        <w:rPr>
+          <w:rtl/>
+          <w:cs/>
+          <w:lang w:val="ar_AE" w:bidi="ar_AE"/>
+        </w:rPr>
+      </w:r>
+      <w:r>
+        <w:rPr>
+          <w:rtl/>
+          <w:cs/>
           <w:lang w:val="ar_AE" w:bidi="ar_AE"/>
         </w:rPr>
         <w:t>لا يمكن للناس أن ينالوا الخلاص إلا بالإيمان بيسوع مخلصًا لهم (</w:t>
@@ -4265,6 +5291,8 @@
       <w:hyperlink r:id="rId107">
         <w:r>
           <w:rPr>
+            <w:rtl/>
+            <w:cs/>
             <w:lang w:val="ar_AE" w:bidi="ar_AE"/>
           </w:rPr>
           <w:rPr>
@@ -4276,6 +5304,8 @@
       </w:hyperlink>
       <w:r>
         <w:rPr>
+          <w:rtl/>
+          <w:cs/>
           <w:lang w:val="ar_AE" w:bidi="ar_AE"/>
         </w:rPr>
         <w:t>).</w:t>
@@ -4290,11 +5320,15 @@
       </w:pPr>
       <w:r>
         <w:rPr>
-          <w:lang w:val="ar_AE" w:bidi="ar_AE"/>
-        </w:rPr>
-      </w:r>
-      <w:r>
-        <w:rPr>
+          <w:rtl/>
+          <w:cs/>
+          <w:lang w:val="ar_AE" w:bidi="ar_AE"/>
+        </w:rPr>
+      </w:r>
+      <w:r>
+        <w:rPr>
+          <w:rtl/>
+          <w:cs/>
           <w:lang w:val="ar_AE" w:bidi="ar_AE"/>
         </w:rPr>
         <w:t>ينبغي للمؤمنين أن يكرسوا كل حياتهم لخدمة يسوع ربًا وسيّدًا لهم (</w:t>
@@ -4302,6 +5336,8 @@
       <w:hyperlink r:id="rId108">
         <w:r>
           <w:rPr>
+            <w:rtl/>
+            <w:cs/>
             <w:lang w:val="ar_AE" w:bidi="ar_AE"/>
           </w:rPr>
           <w:rPr>
@@ -4313,6 +5349,8 @@
       </w:hyperlink>
       <w:r>
         <w:rPr>
+          <w:rtl/>
+          <w:cs/>
           <w:lang w:val="ar_AE" w:bidi="ar_AE"/>
         </w:rPr>
         <w:t xml:space="preserve">؛ </w:t>
@@ -4320,6 +5358,8 @@
       <w:hyperlink r:id="rId109">
         <w:r>
           <w:rPr>
+            <w:rtl/>
+            <w:cs/>
             <w:lang w:val="ar_AE" w:bidi="ar_AE"/>
           </w:rPr>
           <w:rPr>
@@ -4331,6 +5371,8 @@
       </w:hyperlink>
       <w:r>
         <w:rPr>
+          <w:rtl/>
+          <w:cs/>
           <w:lang w:val="ar_AE" w:bidi="ar_AE"/>
         </w:rPr>
         <w:t>).</w:t>
@@ -4342,23 +5384,31 @@
       </w:pPr>
       <w:r>
         <w:rPr>
-          <w:lang w:val="ar_AE" w:bidi="ar_AE"/>
-        </w:rPr>
-      </w:r>
-      <w:r>
-        <w:rPr>
+          <w:rtl/>
+          <w:cs/>
+          <w:lang w:val="ar_AE" w:bidi="ar_AE"/>
+        </w:rPr>
+      </w:r>
+      <w:r>
+        <w:rPr>
+          <w:rtl/>
+          <w:cs/>
           <w:lang w:val="ar_AE" w:bidi="ar_AE"/>
         </w:rPr>
         <w:t>من بين كتّاب العهد الجديد، يوضح بولس مفهوم الخلاص بأكبر قدر</w:t>
       </w:r>
       <w:r>
         <w:rPr>
+          <w:rtl/>
+          <w:cs/>
           <w:lang w:val="ar_AE" w:bidi="ar_AE"/>
         </w:rPr>
         <w:t xml:space="preserve"> من </w:t>
       </w:r>
       <w:r>
         <w:rPr>
+          <w:rtl/>
+          <w:cs/>
           <w:lang w:val="ar_AE" w:bidi="ar_AE"/>
         </w:rPr>
         <w:t>الوضوح (</w:t>
@@ -4366,6 +5416,8 @@
       <w:hyperlink r:id="rId110">
         <w:r>
           <w:rPr>
+            <w:rtl/>
+            <w:cs/>
             <w:lang w:val="ar_AE" w:bidi="ar_AE"/>
           </w:rPr>
           <w:rPr>
@@ -4377,6 +5429,8 @@
       </w:hyperlink>
       <w:r>
         <w:rPr>
+          <w:rtl/>
+          <w:cs/>
           <w:lang w:val="ar_AE" w:bidi="ar_AE"/>
         </w:rPr>
         <w:t>). ويقدم رؤية مُفصّلة للحياة المسيحية والمجتمع. تؤكد رسائله أيضًا على قوة الروح في حياة المؤمنين (</w:t>
@@ -4384,6 +5438,8 @@
       <w:hyperlink r:id="rId111">
         <w:r>
           <w:rPr>
+            <w:rtl/>
+            <w:cs/>
             <w:lang w:val="ar_AE" w:bidi="ar_AE"/>
           </w:rPr>
           <w:rPr>
@@ -4395,6 +5451,8 @@
       </w:hyperlink>
       <w:r>
         <w:rPr>
+          <w:rtl/>
+          <w:cs/>
           <w:lang w:val="ar_AE" w:bidi="ar_AE"/>
         </w:rPr>
         <w:t xml:space="preserve">؛ </w:t>
@@ -4402,6 +5460,8 @@
       <w:hyperlink r:id="rId112">
         <w:r>
           <w:rPr>
+            <w:rtl/>
+            <w:cs/>
             <w:lang w:val="ar_AE" w:bidi="ar_AE"/>
           </w:rPr>
           <w:rPr>
@@ -4413,6 +5473,8 @@
       </w:hyperlink>
       <w:r>
         <w:rPr>
+          <w:rtl/>
+          <w:cs/>
           <w:lang w:val="ar_AE" w:bidi="ar_AE"/>
         </w:rPr>
         <w:t xml:space="preserve">؛ قارن </w:t>
@@ -4420,6 +5482,8 @@
       <w:hyperlink r:id="rId113">
         <w:r>
           <w:rPr>
+            <w:rtl/>
+            <w:cs/>
             <w:lang w:val="ar_AE" w:bidi="ar_AE"/>
           </w:rPr>
           <w:rPr>
@@ -4431,6 +5495,8 @@
       </w:hyperlink>
       <w:r>
         <w:rPr>
+          <w:rtl/>
+          <w:cs/>
           <w:lang w:val="ar_AE" w:bidi="ar_AE"/>
         </w:rPr>
         <w:t xml:space="preserve">؛ </w:t>
@@ -4438,6 +5504,8 @@
       <w:hyperlink r:id="rId114">
         <w:r>
           <w:rPr>
+            <w:rtl/>
+            <w:cs/>
             <w:lang w:val="ar_AE" w:bidi="ar_AE"/>
           </w:rPr>
           <w:rPr>
@@ -4449,6 +5517,8 @@
       </w:hyperlink>
       <w:r>
         <w:rPr>
+          <w:rtl/>
+          <w:cs/>
           <w:lang w:val="ar_AE" w:bidi="ar_AE"/>
         </w:rPr>
         <w:t>). ويشجع المؤمنين على الاستمرار في النمو ليصبحوا أكثر شبهًا بيسوع (</w:t>
@@ -4456,6 +5526,8 @@
       <w:hyperlink r:id="rId115">
         <w:r>
           <w:rPr>
+            <w:rtl/>
+            <w:cs/>
             <w:lang w:val="ar_AE" w:bidi="ar_AE"/>
           </w:rPr>
           <w:rPr>
@@ -4467,6 +5539,8 @@
       </w:hyperlink>
       <w:r>
         <w:rPr>
+          <w:rtl/>
+          <w:cs/>
           <w:lang w:val="ar_AE" w:bidi="ar_AE"/>
         </w:rPr>
         <w:t xml:space="preserve">؛ </w:t>
@@ -4474,6 +5548,8 @@
       <w:hyperlink r:id="rId116">
         <w:r>
           <w:rPr>
+            <w:rtl/>
+            <w:cs/>
             <w:lang w:val="ar_AE" w:bidi="ar_AE"/>
           </w:rPr>
           <w:rPr>
@@ -4485,6 +5561,8 @@
       </w:hyperlink>
       <w:r>
         <w:rPr>
+          <w:rtl/>
+          <w:cs/>
           <w:lang w:val="ar_AE" w:bidi="ar_AE"/>
         </w:rPr>
         <w:t xml:space="preserve">، </w:t>
@@ -4492,6 +5570,8 @@
       <w:hyperlink r:id="rId117">
         <w:r>
           <w:rPr>
+            <w:rtl/>
+            <w:cs/>
             <w:lang w:val="ar_AE" w:bidi="ar_AE"/>
           </w:rPr>
           <w:rPr>
@@ -4503,6 +5583,8 @@
       </w:hyperlink>
       <w:r>
         <w:rPr>
+          <w:rtl/>
+          <w:cs/>
           <w:lang w:val="ar_AE" w:bidi="ar_AE"/>
         </w:rPr>
         <w:t xml:space="preserve">؛ </w:t>
@@ -4510,6 +5592,8 @@
       <w:hyperlink r:id="rId118">
         <w:r>
           <w:rPr>
+            <w:rtl/>
+            <w:cs/>
             <w:lang w:val="ar_AE" w:bidi="ar_AE"/>
           </w:rPr>
           <w:rPr>
@@ -4521,6 +5605,8 @@
       </w:hyperlink>
       <w:r>
         <w:rPr>
+          <w:rtl/>
+          <w:cs/>
           <w:lang w:val="ar_AE" w:bidi="ar_AE"/>
         </w:rPr>
         <w:t>).</w:t>
@@ -4532,11 +5618,15 @@
       </w:pPr>
       <w:r>
         <w:rPr>
-          <w:lang w:val="ar_AE" w:bidi="ar_AE"/>
-        </w:rPr>
-      </w:r>
-      <w:r>
-        <w:rPr>
+          <w:rtl/>
+          <w:cs/>
+          <w:lang w:val="ar_AE" w:bidi="ar_AE"/>
+        </w:rPr>
+      </w:r>
+      <w:r>
+        <w:rPr>
+          <w:rtl/>
+          <w:cs/>
           <w:lang w:val="ar_AE" w:bidi="ar_AE"/>
         </w:rPr>
         <w:t>ينبغي على المؤمنين أن يعيشوا حياة مليئة بالمحبة (</w:t>
@@ -4544,6 +5634,8 @@
       <w:hyperlink r:id="rId119">
         <w:r>
           <w:rPr>
+            <w:rtl/>
+            <w:cs/>
             <w:lang w:val="ar_AE" w:bidi="ar_AE"/>
           </w:rPr>
           <w:rPr>
@@ -4555,6 +5647,8 @@
       </w:hyperlink>
       <w:r>
         <w:rPr>
+          <w:rtl/>
+          <w:cs/>
           <w:lang w:val="ar_AE" w:bidi="ar_AE"/>
         </w:rPr>
         <w:t xml:space="preserve">؛ </w:t>
@@ -4562,6 +5656,8 @@
       <w:hyperlink r:id="rId120">
         <w:r>
           <w:rPr>
+            <w:rtl/>
+            <w:cs/>
             <w:lang w:val="ar_AE" w:bidi="ar_AE"/>
           </w:rPr>
           <w:rPr>
@@ -4573,6 +5669,8 @@
       </w:hyperlink>
       <w:r>
         <w:rPr>
+          <w:rtl/>
+          <w:cs/>
           <w:lang w:val="ar_AE" w:bidi="ar_AE"/>
         </w:rPr>
         <w:t>). يجب أن يخضعوا بالكامل ليسوع. أكثر من أي كاتب آخر في العهد الجديد، يوضح لنا بولس كيف ولماذا ينبغي على المسيحيين أن يبنوا حياتهم على هبة النعمة من يسوع (</w:t>
@@ -4580,6 +5678,8 @@
       <w:hyperlink r:id="rId121">
         <w:r>
           <w:rPr>
+            <w:rtl/>
+            <w:cs/>
             <w:lang w:val="ar_AE" w:bidi="ar_AE"/>
           </w:rPr>
           <w:rPr>
@@ -4591,6 +5691,8 @@
       </w:hyperlink>
       <w:r>
         <w:rPr>
+          <w:rtl/>
+          <w:cs/>
           <w:lang w:val="ar_AE" w:bidi="ar_AE"/>
         </w:rPr>
         <w:t>). بالنسبة لبولس، تتمحور حياة المؤمن بأكملها (والكون كله) حول يسوع وحده. كل شيء يجد معناه الحقيقي فقط في علاقته بيسوع (</w:t>
@@ -4598,6 +5700,8 @@
       <w:hyperlink r:id="rId122">
         <w:r>
           <w:rPr>
+            <w:rtl/>
+            <w:cs/>
             <w:lang w:val="ar_AE" w:bidi="ar_AE"/>
           </w:rPr>
           <w:rPr>
@@ -4609,6 +5713,8 @@
       </w:hyperlink>
       <w:r>
         <w:rPr>
+          <w:rtl/>
+          <w:cs/>
           <w:lang w:val="ar_AE" w:bidi="ar_AE"/>
         </w:rPr>
         <w:t xml:space="preserve">؛ </w:t>
@@ -4616,6 +5722,8 @@
       <w:hyperlink r:id="rId123">
         <w:r>
           <w:rPr>
+            <w:rtl/>
+            <w:cs/>
             <w:lang w:val="ar_AE" w:bidi="ar_AE"/>
           </w:rPr>
           <w:rPr>
@@ -4627,6 +5735,8 @@
       </w:hyperlink>
       <w:r>
         <w:rPr>
+          <w:rtl/>
+          <w:cs/>
           <w:lang w:val="ar_AE" w:bidi="ar_AE"/>
         </w:rPr>
         <w:t xml:space="preserve">). </w:t>
@@ -4638,11 +5748,15 @@
       </w:pPr>
       <w:r>
         <w:rPr>
-          <w:lang w:val="ar_AE" w:bidi="ar_AE"/>
-        </w:rPr>
-      </w:r>
-      <w:r>
-        <w:rPr>
+          <w:rtl/>
+          <w:cs/>
+          <w:lang w:val="ar_AE" w:bidi="ar_AE"/>
+        </w:rPr>
+      </w:r>
+      <w:r>
+        <w:rPr>
+          <w:rtl/>
+          <w:cs/>
           <w:lang w:val="ar_AE" w:bidi="ar_AE"/>
         </w:rPr>
         <w:t>تتناول رواية لوقا عن حياة بولس التبشيرية حوالي ثلاثين عامًا. تبدأ بعظة بولس في دمشق بعد مدّة وجيزة من تبعيته ليسوع (حوالي 32 إلى 35 ميلادي). وتنتهي بحبسه في رومَا في الفترة من 60 إلى 62 ميلادي. ومع ذلك، يبدو أن الرسائل الرعوية (1 تيموثاوس، 2 تيموثاوس، وتيطس) كتبت لاحقًا. تشير التقاليد الموثوقة إلى أن بولس أُطلق سراحه من السجن حوالي 62 ميلادي واستمر في عمله التبشيري، ثم اعتقل مرة ثانية لاحقًا. تعرض بولس لشتّى الصعاب والضيقات طيلة حياته في أثناء الكرازة بيسوع، وإعلان الخبر السار. وأخيرًا، قُتل في حِقْبَة الإمبراطور الروماني نيرون الذي كان يعتدي على المسيحيين ويقتلهم (حوالي 64 إلى 67 ميلادي).</w:t>
@@ -4654,11 +5768,15 @@
       </w:pPr>
       <w:r>
         <w:rPr>
-          <w:lang w:val="ar_AE" w:bidi="ar_AE"/>
-        </w:rPr>
-      </w:r>
-      <w:r>
-        <w:rPr>
+          <w:rtl/>
+          <w:cs/>
+          <w:lang w:val="ar_AE" w:bidi="ar_AE"/>
+        </w:rPr>
+      </w:r>
+      <w:r>
+        <w:rPr>
+          <w:rtl/>
+          <w:cs/>
           <w:lang w:val="ar_AE" w:bidi="ar_AE"/>
         </w:rPr>
         <w:t>كان بولس يرغب في أن يكون مثل يسوع في كل شيء، حتى في معاناته وموته. مات بولس وهو متيقن أنه كما قام يسوع من الموت، فإنه سيُقام أيضًا في يوم من الأيام لحياة جديدة (</w:t>
@@ -4666,6 +5784,8 @@
       <w:hyperlink r:id="rId124">
         <w:r>
           <w:rPr>
+            <w:rtl/>
+            <w:cs/>
             <w:lang w:val="ar_AE" w:bidi="ar_AE"/>
           </w:rPr>
           <w:rPr>
@@ -4677,6 +5797,8 @@
       </w:hyperlink>
       <w:r>
         <w:rPr>
+          <w:rtl/>
+          <w:cs/>
           <w:lang w:val="ar_AE" w:bidi="ar_AE"/>
         </w:rPr>
         <w:t>).</w:t>
@@ -4688,12 +5810,16 @@
       </w:pPr>
       <w:r>
         <w:rPr>
+          <w:rtl/>
+          <w:cs/>
           <w:lang w:val="ar_AE" w:bidi="ar_AE"/>
         </w:rPr>
       </w:r>
       <w:r>
         <w:rPr>
           <w:u w:val="single"/>
+          <w:rtl/>
+          <w:cs/>
           <w:lang w:val="ar_AE" w:bidi="ar_AE"/>
         </w:rPr>
         <w:t>مقاطع كتابية لدراسة أعمق</w:t>
@@ -4705,12 +5831,16 @@
       </w:pPr>
       <w:r>
         <w:rPr>
+          <w:rtl/>
+          <w:cs/>
           <w:lang w:val="ar_AE" w:bidi="ar_AE"/>
         </w:rPr>
       </w:r>
       <w:hyperlink r:id="rId125">
         <w:r>
           <w:rPr>
+            <w:rtl/>
+            <w:cs/>
             <w:lang w:val="ar_AE" w:bidi="ar_AE"/>
           </w:rPr>
           <w:rPr>
@@ -4722,6 +5852,8 @@
       </w:hyperlink>
       <w:r>
         <w:rPr>
+          <w:rtl/>
+          <w:cs/>
           <w:lang w:val="ar_AE" w:bidi="ar_AE"/>
         </w:rPr>
         <w:t xml:space="preserve">؛ </w:t>
@@ -4729,6 +5861,8 @@
       <w:hyperlink r:id="rId126">
         <w:r>
           <w:rPr>
+            <w:rtl/>
+            <w:cs/>
             <w:lang w:val="ar_AE" w:bidi="ar_AE"/>
           </w:rPr>
           <w:rPr>
@@ -4740,6 +5874,8 @@
       </w:hyperlink>
       <w:r>
         <w:rPr>
+          <w:rtl/>
+          <w:cs/>
           <w:lang w:val="ar_AE" w:bidi="ar_AE"/>
         </w:rPr>
         <w:t xml:space="preserve">؛ </w:t>
@@ -4747,6 +5883,8 @@
       <w:hyperlink r:id="rId127">
         <w:r>
           <w:rPr>
+            <w:rtl/>
+            <w:cs/>
             <w:lang w:val="ar_AE" w:bidi="ar_AE"/>
           </w:rPr>
           <w:rPr>
@@ -4758,6 +5896,8 @@
       </w:hyperlink>
       <w:r>
         <w:rPr>
+          <w:rtl/>
+          <w:cs/>
           <w:lang w:val="ar_AE" w:bidi="ar_AE"/>
         </w:rPr>
         <w:t xml:space="preserve">؛ </w:t>
@@ -4765,6 +5905,8 @@
       <w:hyperlink r:id="rId128">
         <w:r>
           <w:rPr>
+            <w:rtl/>
+            <w:cs/>
             <w:lang w:val="ar_AE" w:bidi="ar_AE"/>
           </w:rPr>
           <w:rPr>
@@ -4776,6 +5918,8 @@
       </w:hyperlink>
       <w:r>
         <w:rPr>
+          <w:rtl/>
+          <w:cs/>
           <w:lang w:val="ar_AE" w:bidi="ar_AE"/>
         </w:rPr>
         <w:t xml:space="preserve">؛ </w:t>
@@ -4783,6 +5927,8 @@
       <w:hyperlink r:id="rId129">
         <w:r>
           <w:rPr>
+            <w:rtl/>
+            <w:cs/>
             <w:lang w:val="ar_AE" w:bidi="ar_AE"/>
           </w:rPr>
           <w:rPr>
@@ -4794,6 +5940,8 @@
       </w:hyperlink>
       <w:r>
         <w:rPr>
+          <w:rtl/>
+          <w:cs/>
           <w:lang w:val="ar_AE" w:bidi="ar_AE"/>
         </w:rPr>
         <w:t xml:space="preserve">؛ </w:t>
@@ -4801,6 +5949,8 @@
       <w:hyperlink r:id="rId130">
         <w:r>
           <w:rPr>
+            <w:rtl/>
+            <w:cs/>
             <w:lang w:val="ar_AE" w:bidi="ar_AE"/>
           </w:rPr>
           <w:rPr>
@@ -4812,6 +5962,8 @@
       </w:hyperlink>
       <w:r>
         <w:rPr>
+          <w:rtl/>
+          <w:cs/>
           <w:lang w:val="ar_AE" w:bidi="ar_AE"/>
         </w:rPr>
         <w:t xml:space="preserve">؛ </w:t>
@@ -4819,6 +5971,8 @@
       <w:hyperlink r:id="rId131">
         <w:r>
           <w:rPr>
+            <w:rtl/>
+            <w:cs/>
             <w:lang w:val="ar_AE" w:bidi="ar_AE"/>
           </w:rPr>
           <w:rPr>
@@ -4830,6 +5984,8 @@
       </w:hyperlink>
       <w:r>
         <w:rPr>
+          <w:rtl/>
+          <w:cs/>
           <w:lang w:val="ar_AE" w:bidi="ar_AE"/>
         </w:rPr>
         <w:t xml:space="preserve">؛ </w:t>
@@ -4837,6 +5993,8 @@
       <w:hyperlink r:id="rId132">
         <w:r>
           <w:rPr>
+            <w:rtl/>
+            <w:cs/>
             <w:lang w:val="ar_AE" w:bidi="ar_AE"/>
           </w:rPr>
           <w:rPr>
@@ -4848,6 +6006,8 @@
       </w:hyperlink>
       <w:r>
         <w:rPr>
+          <w:rtl/>
+          <w:cs/>
           <w:lang w:val="ar_AE" w:bidi="ar_AE"/>
         </w:rPr>
         <w:t xml:space="preserve">؛ </w:t>
@@ -4855,6 +6015,8 @@
       <w:hyperlink r:id="rId133">
         <w:r>
           <w:rPr>
+            <w:rtl/>
+            <w:cs/>
             <w:lang w:val="ar_AE" w:bidi="ar_AE"/>
           </w:rPr>
           <w:rPr>
@@ -4866,6 +6028,8 @@
       </w:hyperlink>
       <w:r>
         <w:rPr>
+          <w:rtl/>
+          <w:cs/>
           <w:lang w:val="ar_AE" w:bidi="ar_AE"/>
         </w:rPr>
         <w:t xml:space="preserve">؛ </w:t>
@@ -4873,6 +6037,8 @@
       <w:hyperlink r:id="rId134">
         <w:r>
           <w:rPr>
+            <w:rtl/>
+            <w:cs/>
             <w:lang w:val="ar_AE" w:bidi="ar_AE"/>
           </w:rPr>
           <w:rPr>
@@ -4884,6 +6050,8 @@
       </w:hyperlink>
       <w:r>
         <w:rPr>
+          <w:rtl/>
+          <w:cs/>
           <w:lang w:val="ar_AE" w:bidi="ar_AE"/>
         </w:rPr>
         <w:t xml:space="preserve">؛ </w:t>
@@ -4891,6 +6059,8 @@
       <w:hyperlink r:id="rId135">
         <w:r>
           <w:rPr>
+            <w:rtl/>
+            <w:cs/>
             <w:lang w:val="ar_AE" w:bidi="ar_AE"/>
           </w:rPr>
           <w:rPr>
@@ -4902,6 +6072,8 @@
       </w:hyperlink>
       <w:r>
         <w:rPr>
+          <w:rtl/>
+          <w:cs/>
           <w:lang w:val="ar_AE" w:bidi="ar_AE"/>
         </w:rPr>
         <w:t xml:space="preserve">؛ </w:t>
@@ -4909,6 +6081,8 @@
       <w:hyperlink r:id="rId136">
         <w:r>
           <w:rPr>
+            <w:rtl/>
+            <w:cs/>
             <w:lang w:val="ar_AE" w:bidi="ar_AE"/>
           </w:rPr>
           <w:rPr>
@@ -4920,6 +6094,8 @@
       </w:hyperlink>
       <w:r>
         <w:rPr>
+          <w:rtl/>
+          <w:cs/>
           <w:lang w:val="ar_AE" w:bidi="ar_AE"/>
         </w:rPr>
         <w:t xml:space="preserve">؛ </w:t>
@@ -4927,6 +6103,8 @@
       <w:hyperlink r:id="rId137">
         <w:r>
           <w:rPr>
+            <w:rtl/>
+            <w:cs/>
             <w:lang w:val="ar_AE" w:bidi="ar_AE"/>
           </w:rPr>
           <w:rPr>
@@ -4938,6 +6116,8 @@
       </w:hyperlink>
       <w:r>
         <w:rPr>
+          <w:rtl/>
+          <w:cs/>
           <w:lang w:val="ar_AE" w:bidi="ar_AE"/>
         </w:rPr>
         <w:t xml:space="preserve">؛ </w:t>
@@ -4945,6 +6125,8 @@
       <w:hyperlink r:id="rId138">
         <w:r>
           <w:rPr>
+            <w:rtl/>
+            <w:cs/>
             <w:lang w:val="ar_AE" w:bidi="ar_AE"/>
           </w:rPr>
           <w:rPr>
@@ -4956,6 +6138,8 @@
       </w:hyperlink>
       <w:r>
         <w:rPr>
+          <w:rtl/>
+          <w:cs/>
           <w:lang w:val="ar_AE" w:bidi="ar_AE"/>
         </w:rPr>
         <w:t xml:space="preserve">؛ </w:t>
@@ -4963,6 +6147,8 @@
       <w:hyperlink r:id="rId139">
         <w:r>
           <w:rPr>
+            <w:rtl/>
+            <w:cs/>
             <w:lang w:val="ar_AE" w:bidi="ar_AE"/>
           </w:rPr>
           <w:rPr>
@@ -4974,6 +6160,8 @@
       </w:hyperlink>
       <w:r>
         <w:rPr>
+          <w:rtl/>
+          <w:cs/>
           <w:lang w:val="ar_AE" w:bidi="ar_AE"/>
         </w:rPr>
         <w:t xml:space="preserve">؛ </w:t>
@@ -4981,6 +6169,8 @@
       <w:hyperlink r:id="rId140">
         <w:r>
           <w:rPr>
+            <w:rtl/>
+            <w:cs/>
             <w:lang w:val="ar_AE" w:bidi="ar_AE"/>
           </w:rPr>
           <w:rPr>
@@ -4992,6 +6182,8 @@
       </w:hyperlink>
       <w:r>
         <w:rPr>
+          <w:rtl/>
+          <w:cs/>
           <w:lang w:val="ar_AE" w:bidi="ar_AE"/>
         </w:rPr>
         <w:t xml:space="preserve">؛ </w:t>
@@ -4999,6 +6191,8 @@
       <w:hyperlink r:id="rId141">
         <w:r>
           <w:rPr>
+            <w:rtl/>
+            <w:cs/>
             <w:lang w:val="ar_AE" w:bidi="ar_AE"/>
           </w:rPr>
           <w:rPr>
@@ -5010,6 +6204,8 @@
       </w:hyperlink>
       <w:r>
         <w:rPr>
+          <w:rtl/>
+          <w:cs/>
           <w:lang w:val="ar_AE" w:bidi="ar_AE"/>
         </w:rPr>
         <w:t xml:space="preserve">؛ </w:t>
@@ -5017,6 +6213,8 @@
       <w:hyperlink r:id="rId142">
         <w:r>
           <w:rPr>
+            <w:rtl/>
+            <w:cs/>
             <w:lang w:val="ar_AE" w:bidi="ar_AE"/>
           </w:rPr>
           <w:rPr>
@@ -5028,11 +6226,15 @@
       </w:hyperlink>
       <w:r>
         <w:rPr>
-          <w:lang w:val="ar_AE" w:bidi="ar_AE"/>
-        </w:rPr>
-      </w:r>
-      <w:r>
-        <w:rPr>
+          <w:rtl/>
+          <w:cs/>
+          <w:lang w:val="ar_AE" w:bidi="ar_AE"/>
+        </w:rPr>
+      </w:r>
+      <w:r>
+        <w:rPr>
+          <w:rtl/>
+          <w:cs/>
           <w:lang w:val="ar_AE" w:bidi="ar_AE"/>
         </w:rPr>
       </w:r>
@@ -5043,6 +6245,8 @@
       </w:pPr>
       <w:r>
         <w:rPr>
+          <w:rtl/>
+          <w:cs/>
           <w:lang w:val="ar_AE" w:bidi="ar_AE"/>
         </w:rPr>
       </w:r>
@@ -5054,12 +6258,16 @@
       </w:pPr>
       <w:r>
         <w:rPr>
+          <w:rtl/>
+          <w:cs/>
           <w:lang w:val="ar_AE" w:bidi="ar_AE"/>
         </w:rPr>
         <w:t>بِيلَاطُس البُنطي</w:t>
       </w:r>
       <w:r>
         <w:rPr>
+          <w:rtl/>
+          <w:cs/>
           <w:lang w:val="ar_AE" w:bidi="ar_AE"/>
         </w:rPr>
       </w:r>
@@ -5070,11 +6278,15 @@
       </w:pPr>
       <w:r>
         <w:rPr>
-          <w:lang w:val="ar_AE" w:bidi="ar_AE"/>
-        </w:rPr>
-      </w:r>
-      <w:r>
-        <w:rPr>
+          <w:rtl/>
+          <w:cs/>
+          <w:lang w:val="ar_AE" w:bidi="ar_AE"/>
+        </w:rPr>
+      </w:r>
+      <w:r>
+        <w:rPr>
+          <w:rtl/>
+          <w:cs/>
           <w:lang w:val="ar_AE" w:bidi="ar_AE"/>
         </w:rPr>
         <w:t>كان بيلاطس البنطي الحاكم الروماني ليهوذا من عام 26 إلى 36 ميلاديًا. وهو الحاكم الذي أمر بصلب يسوع (بقتله، معلقًا إياه على خشبة) حوالي عام 30 أو 33 ميلاديًا.</w:t>
@@ -5086,11 +6298,15 @@
       </w:pPr>
       <w:r>
         <w:rPr>
-          <w:lang w:val="ar_AE" w:bidi="ar_AE"/>
-        </w:rPr>
-      </w:r>
-      <w:r>
-        <w:rPr>
+          <w:rtl/>
+          <w:cs/>
+          <w:lang w:val="ar_AE" w:bidi="ar_AE"/>
+        </w:rPr>
+      </w:r>
+      <w:r>
+        <w:rPr>
+          <w:rtl/>
+          <w:cs/>
           <w:lang w:val="ar_AE" w:bidi="ar_AE"/>
         </w:rPr>
         <w:t xml:space="preserve">بصفته حاكم يهوذا، كان بيلاطس يسيطر على القوات الرومانية والهيكل، بما في تلك خزانة الهيكل. ولم يكن الحكم على المجرمين بالإعدام يُصدر إلا من بيلاطس (انظر </w:t>
@@ -5098,6 +6314,8 @@
       <w:hyperlink r:id="rId143">
         <w:r>
           <w:rPr>
+            <w:rtl/>
+            <w:cs/>
             <w:lang w:val="ar_AE" w:bidi="ar_AE"/>
           </w:rPr>
           <w:rPr>
@@ -5109,6 +6327,8 @@
       </w:hyperlink>
       <w:r>
         <w:rPr>
+          <w:rtl/>
+          <w:cs/>
           <w:lang w:val="ar_AE" w:bidi="ar_AE"/>
         </w:rPr>
         <w:t>). لذلك، كان على السلطات اليهودية تقديم التهم إلى بيلاطس لطلب إعدام يسوع (</w:t>
@@ -5116,6 +6336,8 @@
       <w:hyperlink r:id="rId144">
         <w:r>
           <w:rPr>
+            <w:rtl/>
+            <w:cs/>
             <w:lang w:val="ar_AE" w:bidi="ar_AE"/>
           </w:rPr>
           <w:rPr>
@@ -5127,6 +6349,8 @@
       </w:hyperlink>
       <w:r>
         <w:rPr>
+          <w:rtl/>
+          <w:cs/>
           <w:lang w:val="ar_AE" w:bidi="ar_AE"/>
         </w:rPr>
         <w:t>).</w:t>
@@ -5138,11 +6362,15 @@
       </w:pPr>
       <w:r>
         <w:rPr>
-          <w:lang w:val="ar_AE" w:bidi="ar_AE"/>
-        </w:rPr>
-      </w:r>
-      <w:r>
-        <w:rPr>
+          <w:rtl/>
+          <w:cs/>
+          <w:lang w:val="ar_AE" w:bidi="ar_AE"/>
+        </w:rPr>
+      </w:r>
+      <w:r>
+        <w:rPr>
+          <w:rtl/>
+          <w:cs/>
           <w:lang w:val="ar_AE" w:bidi="ar_AE"/>
         </w:rPr>
         <w:t xml:space="preserve">غالبًا ما كانت تصرفات بيلاطس الحاكم تتسم بالفظاظة والقسوة. لقد أخذ أموال الهيكل لبناء قناة مائية بطول خمسة وثلاثين ميلًا (شبكة مياه) لأورشليم، وهو ما أسفر عن احتجاج كبير. وردًا على ذلك، أرسل بيلاطس جنودًا متنكرين بين الحشود. فضربوا المحتجين حتى الموت بالهراوات (يوسيفوس، </w:t>
@@ -5150,12 +6378,16 @@
       <w:r>
         <w:rPr>
           <w:i/>
+          <w:rtl/>
+          <w:cs/>
           <w:lang w:val="ar_AE" w:bidi="ar_AE"/>
         </w:rPr>
         <w:t>الحرب</w:t>
       </w:r>
       <w:r>
         <w:rPr>
+          <w:rtl/>
+          <w:cs/>
           <w:lang w:val="ar_AE" w:bidi="ar_AE"/>
         </w:rPr>
         <w:t xml:space="preserve"> 2.9.4؛ </w:t>
@@ -5163,12 +6395,16 @@
       <w:r>
         <w:rPr>
           <w:i/>
+          <w:rtl/>
+          <w:cs/>
           <w:lang w:val="ar_AE" w:bidi="ar_AE"/>
         </w:rPr>
         <w:t>الآثار</w:t>
       </w:r>
       <w:r>
         <w:rPr>
+          <w:rtl/>
+          <w:cs/>
           <w:lang w:val="ar_AE" w:bidi="ar_AE"/>
         </w:rPr>
         <w:t xml:space="preserve"> 18.3.2).</w:t>
@@ -5180,11 +6416,15 @@
       </w:pPr>
       <w:r>
         <w:rPr>
-          <w:lang w:val="ar_AE" w:bidi="ar_AE"/>
-        </w:rPr>
-      </w:r>
-      <w:r>
-        <w:rPr>
+          <w:rtl/>
+          <w:cs/>
+          <w:lang w:val="ar_AE" w:bidi="ar_AE"/>
+        </w:rPr>
+      </w:r>
+      <w:r>
+        <w:rPr>
+          <w:rtl/>
+          <w:cs/>
           <w:lang w:val="ar_AE" w:bidi="ar_AE"/>
         </w:rPr>
         <w:t>وفي مناسبة أخرى، قتل بيلاطس بعض الجليليين في أثناء تقديمهم الذبائح في الهيكل (</w:t>
@@ -5192,6 +6432,8 @@
       <w:hyperlink r:id="rId145">
         <w:r>
           <w:rPr>
+            <w:rtl/>
+            <w:cs/>
             <w:lang w:val="ar_AE" w:bidi="ar_AE"/>
           </w:rPr>
           <w:rPr>
@@ -5203,18 +6445,24 @@
       </w:hyperlink>
       <w:r>
         <w:rPr>
+          <w:rtl/>
+          <w:cs/>
           <w:lang w:val="ar_AE" w:bidi="ar_AE"/>
         </w:rPr>
         <w:t>). ربما هذه الحادثة كانت سببًا</w:t>
       </w:r>
       <w:r>
         <w:rPr>
+          <w:rtl/>
+          <w:cs/>
           <w:lang w:val="ar_AE" w:bidi="ar_AE"/>
         </w:rPr>
         <w:t xml:space="preserve"> في </w:t>
       </w:r>
       <w:r>
         <w:rPr>
+          <w:rtl/>
+          <w:cs/>
           <w:lang w:val="ar_AE" w:bidi="ar_AE"/>
         </w:rPr>
         <w:t>إحداث توترات</w:t>
@@ -5222,12 +6470,16 @@
       <w:r>
         <w:rPr>
           <w:b/>
+          <w:rtl/>
+          <w:cs/>
           <w:lang w:val="ar_AE" w:bidi="ar_AE"/>
         </w:rPr>
         <w:t xml:space="preserve"> </w:t>
       </w:r>
       <w:r>
         <w:rPr>
+          <w:rtl/>
+          <w:cs/>
           <w:lang w:val="ar_AE" w:bidi="ar_AE"/>
         </w:rPr>
         <w:t>بينه وبين هيرودس حاكم الجليل. حاول بيلاطس أيضًا أن يدخل صور قيصر إلى أورشليم بهدف تعبّد الناس له. لاحقًا، في عام 36 ميلادي، قتل بيلاطس الحجاج الذين تبعوا نبيًا سامريًا زائفًا. أدى هذا الحدث إلى إقصاء الإمبراطور طيباريوس له في نفس العام.</w:t>
@@ -5239,11 +6491,15 @@
       </w:pPr>
       <w:r>
         <w:rPr>
-          <w:lang w:val="ar_AE" w:bidi="ar_AE"/>
-        </w:rPr>
-      </w:r>
-      <w:r>
-        <w:rPr>
+          <w:rtl/>
+          <w:cs/>
+          <w:lang w:val="ar_AE" w:bidi="ar_AE"/>
+        </w:rPr>
+      </w:r>
+      <w:r>
+        <w:rPr>
+          <w:rtl/>
+          <w:cs/>
           <w:lang w:val="ar_AE" w:bidi="ar_AE"/>
         </w:rPr>
         <w:t>كل إنجيل يصف دور بيلاطس في موت يسوع (</w:t>
@@ -5251,6 +6507,8 @@
       <w:hyperlink r:id="rId146">
         <w:r>
           <w:rPr>
+            <w:rtl/>
+            <w:cs/>
             <w:lang w:val="ar_AE" w:bidi="ar_AE"/>
           </w:rPr>
           <w:rPr>
@@ -5262,6 +6520,8 @@
       </w:hyperlink>
       <w:r>
         <w:rPr>
+          <w:rtl/>
+          <w:cs/>
           <w:lang w:val="ar_AE" w:bidi="ar_AE"/>
         </w:rPr>
         <w:t xml:space="preserve">؛ </w:t>
@@ -5269,6 +6529,8 @@
       <w:hyperlink r:id="rId147">
         <w:r>
           <w:rPr>
+            <w:rtl/>
+            <w:cs/>
             <w:lang w:val="ar_AE" w:bidi="ar_AE"/>
           </w:rPr>
           <w:rPr>
@@ -5280,6 +6542,8 @@
       </w:hyperlink>
       <w:r>
         <w:rPr>
+          <w:rtl/>
+          <w:cs/>
           <w:lang w:val="ar_AE" w:bidi="ar_AE"/>
         </w:rPr>
         <w:t xml:space="preserve">؛ </w:t>
@@ -5287,6 +6551,8 @@
       <w:hyperlink r:id="rId148">
         <w:r>
           <w:rPr>
+            <w:rtl/>
+            <w:cs/>
             <w:lang w:val="ar_AE" w:bidi="ar_AE"/>
           </w:rPr>
           <w:rPr>
@@ -5298,6 +6564,8 @@
       </w:hyperlink>
       <w:r>
         <w:rPr>
+          <w:rtl/>
+          <w:cs/>
           <w:lang w:val="ar_AE" w:bidi="ar_AE"/>
         </w:rPr>
         <w:t xml:space="preserve">؛ </w:t>
@@ -5305,6 +6573,8 @@
       <w:hyperlink r:id="rId149">
         <w:r>
           <w:rPr>
+            <w:rtl/>
+            <w:cs/>
             <w:lang w:val="ar_AE" w:bidi="ar_AE"/>
           </w:rPr>
           <w:rPr>
@@ -5316,6 +6586,8 @@
       </w:hyperlink>
       <w:r>
         <w:rPr>
+          <w:rtl/>
+          <w:cs/>
           <w:lang w:val="ar_AE" w:bidi="ar_AE"/>
         </w:rPr>
         <w:t xml:space="preserve">؛ انظر أيضًا </w:t>
@@ -5323,6 +6595,8 @@
       <w:hyperlink r:id="rId150">
         <w:r>
           <w:rPr>
+            <w:rtl/>
+            <w:cs/>
             <w:lang w:val="ar_AE" w:bidi="ar_AE"/>
           </w:rPr>
           <w:rPr>
@@ -5334,6 +6608,8 @@
       </w:hyperlink>
       <w:r>
         <w:rPr>
+          <w:rtl/>
+          <w:cs/>
           <w:lang w:val="ar_AE" w:bidi="ar_AE"/>
         </w:rPr>
         <w:t xml:space="preserve">؛ </w:t>
@@ -5341,6 +6617,8 @@
       <w:hyperlink r:id="rId151">
         <w:r>
           <w:rPr>
+            <w:rtl/>
+            <w:cs/>
             <w:lang w:val="ar_AE" w:bidi="ar_AE"/>
           </w:rPr>
           <w:rPr>
@@ -5352,6 +6630,8 @@
       </w:hyperlink>
       <w:r>
         <w:rPr>
+          <w:rtl/>
+          <w:cs/>
           <w:lang w:val="ar_AE" w:bidi="ar_AE"/>
         </w:rPr>
         <w:t xml:space="preserve">؛ </w:t>
@@ -5359,6 +6639,8 @@
       <w:hyperlink r:id="rId152">
         <w:r>
           <w:rPr>
+            <w:rtl/>
+            <w:cs/>
             <w:lang w:val="ar_AE" w:bidi="ar_AE"/>
           </w:rPr>
           <w:rPr>
@@ -5370,6 +6652,8 @@
       </w:hyperlink>
       <w:r>
         <w:rPr>
+          <w:rtl/>
+          <w:cs/>
           <w:lang w:val="ar_AE" w:bidi="ar_AE"/>
         </w:rPr>
         <w:t xml:space="preserve">؛ </w:t>
@@ -5377,6 +6661,8 @@
       <w:hyperlink r:id="rId153">
         <w:r>
           <w:rPr>
+            <w:rtl/>
+            <w:cs/>
             <w:lang w:val="ar_AE" w:bidi="ar_AE"/>
           </w:rPr>
           <w:rPr>
@@ -5388,6 +6674,8 @@
       </w:hyperlink>
       <w:r>
         <w:rPr>
+          <w:rtl/>
+          <w:cs/>
           <w:lang w:val="ar_AE" w:bidi="ar_AE"/>
         </w:rPr>
         <w:t>). بعد استجواب يسوع، رأى بيلاطس أن يسوع لا يستحق الموت. وحاول إعادة القضية إلى السلطات اليهودية. وعندما رفضوا، حاول إرسال يسوع إلى هيرودس، الذي رفض أيضًا. ثم حاول بيلاطس استخدام تقليد روماني بإطلاق سراح سجين وقت عيد الفصح.</w:t>
@@ -5399,23 +6687,31 @@
       </w:pPr>
       <w:r>
         <w:rPr>
-          <w:lang w:val="ar_AE" w:bidi="ar_AE"/>
-        </w:rPr>
-      </w:r>
-      <w:r>
-        <w:rPr>
+          <w:rtl/>
+          <w:cs/>
+          <w:lang w:val="ar_AE" w:bidi="ar_AE"/>
+        </w:rPr>
+      </w:r>
+      <w:r>
+        <w:rPr>
+          <w:rtl/>
+          <w:cs/>
           <w:lang w:val="ar_AE" w:bidi="ar_AE"/>
         </w:rPr>
         <w:t>في تلك الأثناء، كانت زوجته قلقة بسبب حلم يتعلق بـ "</w:t>
       </w:r>
       <w:r>
         <w:rPr>
+          <w:rtl/>
+          <w:cs/>
           <w:lang w:val="ar_AE" w:bidi="ar_AE"/>
         </w:rPr>
         <w:t>ذَلِك ٱلْبَارّ</w:t>
       </w:r>
       <w:r>
         <w:rPr>
+          <w:rtl/>
+          <w:cs/>
           <w:lang w:val="ar_AE" w:bidi="ar_AE"/>
         </w:rPr>
         <w:t>" (</w:t>
@@ -5423,6 +6719,8 @@
       <w:hyperlink r:id="rId154">
         <w:r>
           <w:rPr>
+            <w:rtl/>
+            <w:cs/>
             <w:lang w:val="ar_AE" w:bidi="ar_AE"/>
           </w:rPr>
           <w:rPr>
@@ -5434,6 +6732,8 @@
       </w:hyperlink>
       <w:r>
         <w:rPr>
+          <w:rtl/>
+          <w:cs/>
           <w:lang w:val="ar_AE" w:bidi="ar_AE"/>
         </w:rPr>
         <w:t>). ومع ذلك، أصبح الحشد يشكّل تهديدًا، إذ ابتدأ القادة اليهود يلمحون إلى أن بيلاطس لم يأخذ بجدية الخطر الذي يشكّله يسوع على لامبراطورية الرومانية. خضع بيلاطس لضغوطهم. فأمر بجلد يسوع وصلبه، مع وضع لقب "ملك اليهود" على لافتة فوقه. ولم يأمر بيلاطس بهذا القرار إِلَّا بَعْدَمَا عارض بقوة أولًا وبرأ نفسه</w:t>
@@ -5441,18 +6741,24 @@
       <w:r>
         <w:rPr>
           <w:b/>
+          <w:rtl/>
+          <w:cs/>
           <w:lang w:val="ar_AE" w:bidi="ar_AE"/>
         </w:rPr>
         <w:t xml:space="preserve"> </w:t>
       </w:r>
       <w:r>
         <w:rPr>
+          <w:rtl/>
+          <w:cs/>
           <w:lang w:val="ar_AE" w:bidi="ar_AE"/>
         </w:rPr>
         <w:t xml:space="preserve">مِنْ دَمِ هَذَا ٱلْبَارِّ </w:t>
       </w:r>
       <w:r>
         <w:rPr>
+          <w:rtl/>
+          <w:cs/>
           <w:lang w:val="ar_AE" w:bidi="ar_AE"/>
         </w:rPr>
         <w:t>(</w:t>
@@ -5460,6 +6766,8 @@
       <w:hyperlink r:id="rId155">
         <w:r>
           <w:rPr>
+            <w:rtl/>
+            <w:cs/>
             <w:lang w:val="ar_AE" w:bidi="ar_AE"/>
           </w:rPr>
           <w:rPr>
@@ -5471,6 +6779,8 @@
       </w:hyperlink>
       <w:r>
         <w:rPr>
+          <w:rtl/>
+          <w:cs/>
           <w:lang w:val="ar_AE" w:bidi="ar_AE"/>
         </w:rPr>
         <w:t xml:space="preserve">؛ </w:t>
@@ -5478,6 +6788,8 @@
       <w:hyperlink r:id="rId156">
         <w:r>
           <w:rPr>
+            <w:rtl/>
+            <w:cs/>
             <w:lang w:val="ar_AE" w:bidi="ar_AE"/>
           </w:rPr>
           <w:rPr>
@@ -5489,6 +6801,8 @@
       </w:hyperlink>
       <w:r>
         <w:rPr>
+          <w:rtl/>
+          <w:cs/>
           <w:lang w:val="ar_AE" w:bidi="ar_AE"/>
         </w:rPr>
         <w:t xml:space="preserve">؛ </w:t>
@@ -5496,6 +6810,8 @@
       <w:hyperlink r:id="rId157">
         <w:r>
           <w:rPr>
+            <w:rtl/>
+            <w:cs/>
             <w:lang w:val="ar_AE" w:bidi="ar_AE"/>
           </w:rPr>
           <w:rPr>
@@ -5507,6 +6823,8 @@
       </w:hyperlink>
       <w:r>
         <w:rPr>
+          <w:rtl/>
+          <w:cs/>
           <w:lang w:val="ar_AE" w:bidi="ar_AE"/>
         </w:rPr>
         <w:t xml:space="preserve">، </w:t>
@@ -5514,6 +6832,8 @@
       <w:hyperlink r:id="rId158">
         <w:r>
           <w:rPr>
+            <w:rtl/>
+            <w:cs/>
             <w:lang w:val="ar_AE" w:bidi="ar_AE"/>
           </w:rPr>
           <w:rPr>
@@ -5525,6 +6845,8 @@
       </w:hyperlink>
       <w:r>
         <w:rPr>
+          <w:rtl/>
+          <w:cs/>
           <w:lang w:val="ar_AE" w:bidi="ar_AE"/>
         </w:rPr>
         <w:t xml:space="preserve">؛ </w:t>
@@ -5532,6 +6854,8 @@
       <w:hyperlink r:id="rId159">
         <w:r>
           <w:rPr>
+            <w:rtl/>
+            <w:cs/>
             <w:lang w:val="ar_AE" w:bidi="ar_AE"/>
           </w:rPr>
           <w:rPr>
@@ -5543,6 +6867,8 @@
       </w:hyperlink>
       <w:r>
         <w:rPr>
+          <w:rtl/>
+          <w:cs/>
           <w:lang w:val="ar_AE" w:bidi="ar_AE"/>
         </w:rPr>
         <w:t xml:space="preserve">؛ </w:t>
@@ -5550,6 +6876,8 @@
       <w:hyperlink r:id="rId160">
         <w:r>
           <w:rPr>
+            <w:rtl/>
+            <w:cs/>
             <w:lang w:val="ar_AE" w:bidi="ar_AE"/>
           </w:rPr>
           <w:rPr>
@@ -5561,6 +6889,8 @@
       </w:hyperlink>
       <w:r>
         <w:rPr>
+          <w:rtl/>
+          <w:cs/>
           <w:lang w:val="ar_AE" w:bidi="ar_AE"/>
         </w:rPr>
         <w:t>). إن موقف بيلاطس يُظهر أن يسوع لم يكن تهديدًا للرومانيين، بل للقادة اليهود فقط دون سواهم. ربما لهذا الموقف أهمية خاصة للمسيحيين فيمَا بعد، الذين كان ينظر إليهم أنهم مصدر تهديد لروما.</w:t>
@@ -5572,11 +6902,15 @@
       </w:pPr>
       <w:r>
         <w:rPr>
-          <w:lang w:val="ar_AE" w:bidi="ar_AE"/>
-        </w:rPr>
-      </w:r>
-      <w:r>
-        <w:rPr>
+          <w:rtl/>
+          <w:cs/>
+          <w:lang w:val="ar_AE" w:bidi="ar_AE"/>
+        </w:rPr>
+      </w:r>
+      <w:r>
+        <w:rPr>
+          <w:rtl/>
+          <w:cs/>
           <w:lang w:val="ar_AE" w:bidi="ar_AE"/>
         </w:rPr>
         <w:t>بعد موت يسوع، سمح بيلاطس ليُوسُف الذي من الرامة أن يُنزل جسد يسوع من على الصليب ويأخذه ليدفنه (</w:t>
@@ -5584,6 +6918,8 @@
       <w:hyperlink r:id="rId161">
         <w:r>
           <w:rPr>
+            <w:rtl/>
+            <w:cs/>
             <w:lang w:val="ar_AE" w:bidi="ar_AE"/>
           </w:rPr>
           <w:rPr>
@@ -5595,6 +6931,8 @@
       </w:hyperlink>
       <w:r>
         <w:rPr>
+          <w:rtl/>
+          <w:cs/>
           <w:lang w:val="ar_AE" w:bidi="ar_AE"/>
         </w:rPr>
         <w:t xml:space="preserve">؛ </w:t>
@@ -5602,6 +6940,8 @@
       <w:hyperlink r:id="rId162">
         <w:r>
           <w:rPr>
+            <w:rtl/>
+            <w:cs/>
             <w:lang w:val="ar_AE" w:bidi="ar_AE"/>
           </w:rPr>
           <w:rPr>
@@ -5613,6 +6953,8 @@
       </w:hyperlink>
       <w:r>
         <w:rPr>
+          <w:rtl/>
+          <w:cs/>
           <w:lang w:val="ar_AE" w:bidi="ar_AE"/>
         </w:rPr>
         <w:t xml:space="preserve">؛ </w:t>
@@ -5620,6 +6962,8 @@
       <w:hyperlink r:id="rId163">
         <w:r>
           <w:rPr>
+            <w:rtl/>
+            <w:cs/>
             <w:lang w:val="ar_AE" w:bidi="ar_AE"/>
           </w:rPr>
           <w:rPr>
@@ -5631,6 +6975,8 @@
       </w:hyperlink>
       <w:r>
         <w:rPr>
+          <w:rtl/>
+          <w:cs/>
           <w:lang w:val="ar_AE" w:bidi="ar_AE"/>
         </w:rPr>
         <w:t xml:space="preserve">؛ </w:t>
@@ -5638,6 +6984,8 @@
       <w:hyperlink r:id="rId164">
         <w:r>
           <w:rPr>
+            <w:rtl/>
+            <w:cs/>
             <w:lang w:val="ar_AE" w:bidi="ar_AE"/>
           </w:rPr>
           <w:rPr>
@@ -5649,6 +6997,8 @@
       </w:hyperlink>
       <w:r>
         <w:rPr>
+          <w:rtl/>
+          <w:cs/>
           <w:lang w:val="ar_AE" w:bidi="ar_AE"/>
         </w:rPr>
         <w:t>). كما سمح بيلاطس للقادة اليهود بختم القبر لمنع أي شخص من سرقة الجسد أو تقديم ادعاءات كاذبة بشأن قيامة يسوع من الموت (</w:t>
@@ -5656,6 +7006,8 @@
       <w:hyperlink r:id="rId165">
         <w:r>
           <w:rPr>
+            <w:rtl/>
+            <w:cs/>
             <w:lang w:val="ar_AE" w:bidi="ar_AE"/>
           </w:rPr>
           <w:rPr>
@@ -5667,6 +7019,8 @@
       </w:hyperlink>
       <w:r>
         <w:rPr>
+          <w:rtl/>
+          <w:cs/>
           <w:lang w:val="ar_AE" w:bidi="ar_AE"/>
         </w:rPr>
         <w:t>).</w:t>
@@ -5678,11 +7032,15 @@
       </w:pPr>
       <w:r>
         <w:rPr>
-          <w:lang w:val="ar_AE" w:bidi="ar_AE"/>
-        </w:rPr>
-      </w:r>
-      <w:r>
-        <w:rPr>
+          <w:rtl/>
+          <w:cs/>
+          <w:lang w:val="ar_AE" w:bidi="ar_AE"/>
+        </w:rPr>
+      </w:r>
+      <w:r>
+        <w:rPr>
+          <w:rtl/>
+          <w:cs/>
           <w:lang w:val="ar_AE" w:bidi="ar_AE"/>
         </w:rPr>
         <w:t xml:space="preserve">أما ما حدث لبيلاطس بعد عزله من منصبه كحاكم في عام 36 ميلادي، لا نعرف عنه سوى أقل القليل. فقد ذكر مؤرخ الكنيسة الذي يُدعى يوسابيوس أن بيلاطس انتحر في المدّة التي كان فيها كاليجولا إمبراطورًا رومانيًا، من عام 37 إلى 41 ميلادي (يوسابيوس، </w:t>
@@ -5690,12 +7048,16 @@
       <w:r>
         <w:rPr>
           <w:i/>
+          <w:rtl/>
+          <w:cs/>
           <w:lang w:val="ar_AE" w:bidi="ar_AE"/>
         </w:rPr>
         <w:t>تاريخ الكنيسة</w:t>
       </w:r>
       <w:r>
         <w:rPr>
+          <w:rtl/>
+          <w:cs/>
           <w:lang w:val="ar_AE" w:bidi="ar_AE"/>
         </w:rPr>
         <w:t xml:space="preserve"> 2.7).</w:t>
@@ -5707,12 +7069,16 @@
       </w:pPr>
       <w:r>
         <w:rPr>
+          <w:rtl/>
+          <w:cs/>
           <w:lang w:val="ar_AE" w:bidi="ar_AE"/>
         </w:rPr>
       </w:r>
       <w:r>
         <w:rPr>
           <w:u w:val="single"/>
+          <w:rtl/>
+          <w:cs/>
           <w:lang w:val="ar_AE" w:bidi="ar_AE"/>
         </w:rPr>
         <w:t>مقاطع كتابية لدراسة أعمق</w:t>
@@ -5724,12 +7090,16 @@
       </w:pPr>
       <w:r>
         <w:rPr>
+          <w:rtl/>
+          <w:cs/>
           <w:lang w:val="ar_AE" w:bidi="ar_AE"/>
         </w:rPr>
       </w:r>
       <w:hyperlink r:id="rId166">
         <w:r>
           <w:rPr>
+            <w:rtl/>
+            <w:cs/>
             <w:lang w:val="ar_AE" w:bidi="ar_AE"/>
           </w:rPr>
           <w:rPr>
@@ -5741,6 +7111,8 @@
       </w:hyperlink>
       <w:r>
         <w:rPr>
+          <w:rtl/>
+          <w:cs/>
           <w:lang w:val="ar_AE" w:bidi="ar_AE"/>
         </w:rPr>
         <w:t xml:space="preserve">، </w:t>
@@ -5748,6 +7120,8 @@
       <w:hyperlink r:id="rId146">
         <w:r>
           <w:rPr>
+            <w:rtl/>
+            <w:cs/>
             <w:lang w:val="ar_AE" w:bidi="ar_AE"/>
           </w:rPr>
           <w:rPr>
@@ -5759,6 +7133,8 @@
       </w:hyperlink>
       <w:r>
         <w:rPr>
+          <w:rtl/>
+          <w:cs/>
           <w:lang w:val="ar_AE" w:bidi="ar_AE"/>
         </w:rPr>
         <w:t xml:space="preserve">، </w:t>
@@ -5766,6 +7142,8 @@
       <w:hyperlink r:id="rId167">
         <w:r>
           <w:rPr>
+            <w:rtl/>
+            <w:cs/>
             <w:lang w:val="ar_AE" w:bidi="ar_AE"/>
           </w:rPr>
           <w:rPr>
@@ -5777,6 +7155,8 @@
       </w:hyperlink>
       <w:r>
         <w:rPr>
+          <w:rtl/>
+          <w:cs/>
           <w:lang w:val="ar_AE" w:bidi="ar_AE"/>
         </w:rPr>
         <w:t xml:space="preserve">، </w:t>
@@ -5784,6 +7164,8 @@
       <w:hyperlink r:id="rId168">
         <w:r>
           <w:rPr>
+            <w:rtl/>
+            <w:cs/>
             <w:lang w:val="ar_AE" w:bidi="ar_AE"/>
           </w:rPr>
           <w:rPr>
@@ -5795,6 +7177,8 @@
       </w:hyperlink>
       <w:r>
         <w:rPr>
+          <w:rtl/>
+          <w:cs/>
           <w:lang w:val="ar_AE" w:bidi="ar_AE"/>
         </w:rPr>
         <w:t xml:space="preserve">؛ </w:t>
@@ -5802,6 +7186,8 @@
       <w:hyperlink r:id="rId147">
         <w:r>
           <w:rPr>
+            <w:rtl/>
+            <w:cs/>
             <w:lang w:val="ar_AE" w:bidi="ar_AE"/>
           </w:rPr>
           <w:rPr>
@@ -5813,6 +7199,8 @@
       </w:hyperlink>
       <w:r>
         <w:rPr>
+          <w:rtl/>
+          <w:cs/>
           <w:lang w:val="ar_AE" w:bidi="ar_AE"/>
         </w:rPr>
         <w:t xml:space="preserve">، </w:t>
@@ -5820,6 +7208,8 @@
       <w:hyperlink r:id="rId169">
         <w:r>
           <w:rPr>
+            <w:rtl/>
+            <w:cs/>
             <w:lang w:val="ar_AE" w:bidi="ar_AE"/>
           </w:rPr>
           <w:rPr>
@@ -5831,6 +7221,8 @@
       </w:hyperlink>
       <w:r>
         <w:rPr>
+          <w:rtl/>
+          <w:cs/>
           <w:lang w:val="ar_AE" w:bidi="ar_AE"/>
         </w:rPr>
         <w:t xml:space="preserve">؛ </w:t>
@@ -5838,6 +7230,8 @@
       <w:hyperlink r:id="rId170">
         <w:r>
           <w:rPr>
+            <w:rtl/>
+            <w:cs/>
             <w:lang w:val="ar_AE" w:bidi="ar_AE"/>
           </w:rPr>
           <w:rPr>
@@ -5849,6 +7243,8 @@
       </w:hyperlink>
       <w:r>
         <w:rPr>
+          <w:rtl/>
+          <w:cs/>
           <w:lang w:val="ar_AE" w:bidi="ar_AE"/>
         </w:rPr>
         <w:t xml:space="preserve">؛ </w:t>
@@ -5856,6 +7252,8 @@
       <w:hyperlink r:id="rId145">
         <w:r>
           <w:rPr>
+            <w:rtl/>
+            <w:cs/>
             <w:lang w:val="ar_AE" w:bidi="ar_AE"/>
           </w:rPr>
           <w:rPr>
@@ -5867,6 +7265,8 @@
       </w:hyperlink>
       <w:r>
         <w:rPr>
+          <w:rtl/>
+          <w:cs/>
           <w:lang w:val="ar_AE" w:bidi="ar_AE"/>
         </w:rPr>
         <w:t xml:space="preserve">؛ </w:t>
@@ -5874,6 +7274,8 @@
       <w:hyperlink r:id="rId148">
         <w:r>
           <w:rPr>
+            <w:rtl/>
+            <w:cs/>
             <w:lang w:val="ar_AE" w:bidi="ar_AE"/>
           </w:rPr>
           <w:rPr>
@@ -5885,6 +7287,8 @@
       </w:hyperlink>
       <w:r>
         <w:rPr>
+          <w:rtl/>
+          <w:cs/>
           <w:lang w:val="ar_AE" w:bidi="ar_AE"/>
         </w:rPr>
         <w:t xml:space="preserve">، </w:t>
@@ -5892,6 +7296,8 @@
       <w:hyperlink r:id="rId171">
         <w:r>
           <w:rPr>
+            <w:rtl/>
+            <w:cs/>
             <w:lang w:val="ar_AE" w:bidi="ar_AE"/>
           </w:rPr>
           <w:rPr>
@@ -5903,6 +7309,8 @@
       </w:hyperlink>
       <w:r>
         <w:rPr>
+          <w:rtl/>
+          <w:cs/>
           <w:lang w:val="ar_AE" w:bidi="ar_AE"/>
         </w:rPr>
         <w:t xml:space="preserve">؛ </w:t>
@@ -5910,6 +7318,8 @@
       <w:hyperlink r:id="rId149">
         <w:r>
           <w:rPr>
+            <w:rtl/>
+            <w:cs/>
             <w:lang w:val="ar_AE" w:bidi="ar_AE"/>
           </w:rPr>
           <w:rPr>
@@ -5921,6 +7331,8 @@
       </w:hyperlink>
       <w:r>
         <w:rPr>
+          <w:rtl/>
+          <w:cs/>
           <w:lang w:val="ar_AE" w:bidi="ar_AE"/>
         </w:rPr>
         <w:t xml:space="preserve">؛ </w:t>
@@ -5928,6 +7340,8 @@
       <w:hyperlink r:id="rId172">
         <w:r>
           <w:rPr>
+            <w:rtl/>
+            <w:cs/>
             <w:lang w:val="ar_AE" w:bidi="ar_AE"/>
           </w:rPr>
           <w:rPr>
@@ -5939,6 +7353,8 @@
       </w:hyperlink>
       <w:r>
         <w:rPr>
+          <w:rtl/>
+          <w:cs/>
           <w:lang w:val="ar_AE" w:bidi="ar_AE"/>
         </w:rPr>
         <w:t xml:space="preserve">، </w:t>
@@ -5946,6 +7362,8 @@
       <w:hyperlink r:id="rId173">
         <w:r>
           <w:rPr>
+            <w:rtl/>
+            <w:cs/>
             <w:lang w:val="ar_AE" w:bidi="ar_AE"/>
           </w:rPr>
           <w:rPr>
@@ -5957,6 +7375,8 @@
       </w:hyperlink>
       <w:r>
         <w:rPr>
+          <w:rtl/>
+          <w:cs/>
           <w:lang w:val="ar_AE" w:bidi="ar_AE"/>
         </w:rPr>
         <w:t xml:space="preserve">؛ </w:t>
@@ -5964,6 +7384,8 @@
       <w:hyperlink r:id="rId150">
         <w:r>
           <w:rPr>
+            <w:rtl/>
+            <w:cs/>
             <w:lang w:val="ar_AE" w:bidi="ar_AE"/>
           </w:rPr>
           <w:rPr>
@@ -5975,6 +7397,8 @@
       </w:hyperlink>
       <w:r>
         <w:rPr>
+          <w:rtl/>
+          <w:cs/>
           <w:lang w:val="ar_AE" w:bidi="ar_AE"/>
         </w:rPr>
         <w:t xml:space="preserve">؛ </w:t>
@@ -5982,6 +7406,8 @@
       <w:hyperlink r:id="rId151">
         <w:r>
           <w:rPr>
+            <w:rtl/>
+            <w:cs/>
             <w:lang w:val="ar_AE" w:bidi="ar_AE"/>
           </w:rPr>
           <w:rPr>
@@ -5993,6 +7419,8 @@
       </w:hyperlink>
       <w:r>
         <w:rPr>
+          <w:rtl/>
+          <w:cs/>
           <w:lang w:val="ar_AE" w:bidi="ar_AE"/>
         </w:rPr>
         <w:t xml:space="preserve">؛ </w:t>
@@ -6000,6 +7428,8 @@
       <w:hyperlink r:id="rId152">
         <w:r>
           <w:rPr>
+            <w:rtl/>
+            <w:cs/>
             <w:lang w:val="ar_AE" w:bidi="ar_AE"/>
           </w:rPr>
           <w:rPr>
@@ -6011,6 +7441,8 @@
       </w:hyperlink>
       <w:r>
         <w:rPr>
+          <w:rtl/>
+          <w:cs/>
           <w:lang w:val="ar_AE" w:bidi="ar_AE"/>
         </w:rPr>
         <w:t xml:space="preserve">؛ </w:t>
@@ -6018,6 +7450,8 @@
       <w:hyperlink r:id="rId153">
         <w:r>
           <w:rPr>
+            <w:rtl/>
+            <w:cs/>
             <w:lang w:val="ar_AE" w:bidi="ar_AE"/>
           </w:rPr>
           <w:rPr>
@@ -6029,11 +7463,15 @@
       </w:hyperlink>
       <w:r>
         <w:rPr>
-          <w:lang w:val="ar_AE" w:bidi="ar_AE"/>
-        </w:rPr>
-      </w:r>
-      <w:r>
-        <w:rPr>
+          <w:rtl/>
+          <w:cs/>
+          <w:lang w:val="ar_AE" w:bidi="ar_AE"/>
+        </w:rPr>
+      </w:r>
+      <w:r>
+        <w:rPr>
+          <w:rtl/>
+          <w:cs/>
           <w:lang w:val="ar_AE" w:bidi="ar_AE"/>
         </w:rPr>
       </w:r>

--- a/arb/docx/011.content.docx
+++ b/arb/docx/011.content.docx
@@ -329,20 +329,14 @@
         </w:rPr>
         <w:t>أسس نمرود بابل بعد عدة أجيال من الطوفان (</w:t>
       </w:r>
-      <w:hyperlink r:id="rId13">
-        <w:r>
-          <w:rPr>
-            <w:rtl/>
-            <w:cs/>
-            <w:lang w:val="ar_AE" w:bidi="ar_AE"/>
-          </w:rPr>
-          <w:rPr>
-            <w:color w:val="0000EE"/>
-            <w:u w:val="single"/>
-          </w:rPr>
-          <w:t>تكوين 10:8–10</w:t>
-        </w:r>
-      </w:hyperlink>
+      <w:r>
+        <w:rPr>
+          <w:rtl/>
+          <w:cs/>
+          <w:lang w:val="ar_AE" w:bidi="ar_AE"/>
+        </w:rPr>
+        <w:t>تكوين 10:8–10</w:t>
+      </w:r>
       <w:r>
         <w:rPr>
           <w:rtl/>
@@ -351,20 +345,14 @@
         </w:rPr>
         <w:t>). كان واحدًا من أوائل الحكام الأقوياء في التاريخ. كما يُشتق اسم بابل من الكلمة البابلية التي تعني "بوابة الله". على الأرجح بابل كانت الموقع الذي بُني فيه برج بابل (</w:t>
       </w:r>
-      <w:hyperlink r:id="rId14">
-        <w:r>
-          <w:rPr>
-            <w:rtl/>
-            <w:cs/>
-            <w:lang w:val="ar_AE" w:bidi="ar_AE"/>
-          </w:rPr>
-          <w:rPr>
-            <w:color w:val="0000EE"/>
-            <w:u w:val="single"/>
-          </w:rPr>
-          <w:t>تكوين 11:1–9</w:t>
-        </w:r>
-      </w:hyperlink>
+      <w:r>
+        <w:rPr>
+          <w:rtl/>
+          <w:cs/>
+          <w:lang w:val="ar_AE" w:bidi="ar_AE"/>
+        </w:rPr>
+        <w:t>تكوين 11:1–9</w:t>
+      </w:r>
       <w:r>
         <w:rPr>
           <w:rtl/>
@@ -509,20 +497,14 @@
         </w:rPr>
         <w:t xml:space="preserve">في عام 851 قبل الميلاد، دخل الملك الآشوري شلمنأسر الثالث، الذي حكم بابل من 858 إلى 824 قبل الميلاد. تعامل شلمنأسر الثالث مع المدينة القديمة باحترام وسمح لملكها التابع أن يظل في الحكم كملك تابع وخاضع له. بعد 150 عامًا تقريبًا، أي حوالي 705 قبل الميلاد، قاد ملك تابع بابلي يُدعى مرودخ-بلادان تمردًا. وأرسل سفراء إلى حزقيّا ملك يهوذا يطلب الدعم (انظر </w:t>
       </w:r>
-      <w:hyperlink r:id="rId15">
-        <w:r>
-          <w:rPr>
-            <w:rtl/>
-            <w:cs/>
-            <w:lang w:val="ar_AE" w:bidi="ar_AE"/>
-          </w:rPr>
-          <w:rPr>
-            <w:color w:val="0000EE"/>
-            <w:u w:val="single"/>
-          </w:rPr>
-          <w:t>2ملوك 20:12–19</w:t>
-        </w:r>
-      </w:hyperlink>
+      <w:r>
+        <w:rPr>
+          <w:rtl/>
+          <w:cs/>
+          <w:lang w:val="ar_AE" w:bidi="ar_AE"/>
+        </w:rPr>
+        <w:t>2ملوك 20:12–19</w:t>
+      </w:r>
       <w:r>
         <w:rPr>
           <w:rtl/>
@@ -539,20 +521,14 @@
         </w:rPr>
         <w:t xml:space="preserve"> </w:t>
       </w:r>
-      <w:hyperlink r:id="rId16">
-        <w:r>
-          <w:rPr>
-            <w:rtl/>
-            <w:cs/>
-            <w:lang w:val="ar_AE" w:bidi="ar_AE"/>
-          </w:rPr>
-          <w:rPr>
-            <w:color w:val="0000EE"/>
-            <w:u w:val="single"/>
-          </w:rPr>
-          <w:t>إشعياء 39</w:t>
-        </w:r>
-      </w:hyperlink>
+      <w:r>
+        <w:rPr>
+          <w:rtl/>
+          <w:cs/>
+          <w:lang w:val="ar_AE" w:bidi="ar_AE"/>
+        </w:rPr>
+        <w:t>إشعياء 39</w:t>
+      </w:r>
       <w:r>
         <w:rPr>
           <w:rtl/>
@@ -611,20 +587,14 @@
         </w:rPr>
         <w:t xml:space="preserve">عرش بابل من عام 625 إلى 605 قبل الميلاد، بعد أن قضى على الإمبراطورية الآشورية. ثم حكم ابنه، نبوخذناصّر الثاني، من عام 605 إلى 562 قبل الميلاد. وتحت حكم نبوخذناصّر، صارت بابل القوة العظمى الرائدة في الشرق الأدنى، ومدينة فائقة العظمة والسموّ (انظر </w:t>
       </w:r>
-      <w:hyperlink r:id="rId17">
-        <w:r>
-          <w:rPr>
-            <w:rtl/>
-            <w:cs/>
-            <w:lang w:val="ar_AE" w:bidi="ar_AE"/>
-          </w:rPr>
-          <w:rPr>
-            <w:color w:val="0000EE"/>
-            <w:u w:val="single"/>
-          </w:rPr>
-          <w:t>دانيآل 1–4</w:t>
-        </w:r>
-      </w:hyperlink>
+      <w:r>
+        <w:rPr>
+          <w:rtl/>
+          <w:cs/>
+          <w:lang w:val="ar_AE" w:bidi="ar_AE"/>
+        </w:rPr>
+        <w:t>دانيآل 1–4</w:t>
+      </w:r>
       <w:r>
         <w:rPr>
           <w:rtl/>
@@ -653,20 +623,14 @@
         </w:rPr>
         <w:t xml:space="preserve">بعد وفاة نبوخذناصّر، صار نابونيدوس الملك التالي لبابل. كان نابونيدوس سابقًا مسؤولًا حكوميًا رفيع المستوى وتعاون مع ممالك أخرى. حكم بابل من حوالي 555 قبل الميلاد إلى 539 قبل الميلاد. لكن نابونيدوس أهمل شؤون بابل وخسر تأييدها ودعمها. وكورش الثاني ملك بلاد فارس، الذي حكم من 559 إلى 530 قبل الميلاد، عندما هاجم المدينة في أكتوبر 539 قبل الميلاد (انظر </w:t>
       </w:r>
-      <w:hyperlink r:id="rId18">
-        <w:r>
-          <w:rPr>
-            <w:rtl/>
-            <w:cs/>
-            <w:lang w:val="ar_AE" w:bidi="ar_AE"/>
-          </w:rPr>
-          <w:rPr>
-            <w:color w:val="0000EE"/>
-            <w:u w:val="single"/>
-          </w:rPr>
-          <w:t>دانيآل 5:30–31</w:t>
-        </w:r>
-      </w:hyperlink>
+      <w:r>
+        <w:rPr>
+          <w:rtl/>
+          <w:cs/>
+          <w:lang w:val="ar_AE" w:bidi="ar_AE"/>
+        </w:rPr>
+        <w:t>دانيآل 5:30–31</w:t>
+      </w:r>
       <w:r>
         <w:rPr>
           <w:rtl/>
@@ -741,20 +705,14 @@
         </w:rPr>
         <w:t>(</w:t>
       </w:r>
-      <w:hyperlink r:id="rId19">
-        <w:r>
-          <w:rPr>
-            <w:rtl/>
-            <w:cs/>
-            <w:lang w:val="ar_AE" w:bidi="ar_AE"/>
-          </w:rPr>
-          <w:rPr>
-            <w:color w:val="0000EE"/>
-            <w:u w:val="single"/>
-          </w:rPr>
-          <w:t>رؤيا 17:5</w:t>
-        </w:r>
-      </w:hyperlink>
+      <w:r>
+        <w:rPr>
+          <w:rtl/>
+          <w:cs/>
+          <w:lang w:val="ar_AE" w:bidi="ar_AE"/>
+        </w:rPr>
+        <w:t>رؤيا 17:5</w:t>
+      </w:r>
       <w:r>
         <w:rPr>
           <w:rtl/>
@@ -763,20 +721,14 @@
         </w:rPr>
         <w:t>). إنها مصوّرة باعتبارها مركزًا فاسدًا جدًا أدبيًا للثروة والتجارة، تتسلط على ملوك الأرض وتضطهد شعب الله. وسوف ينوح ملوك الأرض والتجار على سقوطها (</w:t>
       </w:r>
-      <w:hyperlink r:id="rId20">
-        <w:r>
-          <w:rPr>
-            <w:rtl/>
-            <w:cs/>
-            <w:lang w:val="ar_AE" w:bidi="ar_AE"/>
-          </w:rPr>
-          <w:rPr>
-            <w:color w:val="0000EE"/>
-            <w:u w:val="single"/>
-          </w:rPr>
-          <w:t>رؤيا 18:9–19</w:t>
-        </w:r>
-      </w:hyperlink>
+      <w:r>
+        <w:rPr>
+          <w:rtl/>
+          <w:cs/>
+          <w:lang w:val="ar_AE" w:bidi="ar_AE"/>
+        </w:rPr>
+        <w:t>رؤيا 18:9–19</w:t>
+      </w:r>
       <w:r>
         <w:rPr>
           <w:rtl/>
@@ -818,20 +770,14 @@
           <w:lang w:val="ar_AE" w:bidi="ar_AE"/>
         </w:rPr>
       </w:r>
-      <w:hyperlink r:id="rId21">
-        <w:r>
-          <w:rPr>
-            <w:rtl/>
-            <w:cs/>
-            <w:lang w:val="ar_AE" w:bidi="ar_AE"/>
-          </w:rPr>
-          <w:rPr>
-            <w:color w:val="0000EE"/>
-            <w:u w:val="single"/>
-          </w:rPr>
-          <w:t>تكوين 10:8–9</w:t>
-        </w:r>
-      </w:hyperlink>
+      <w:r>
+        <w:rPr>
+          <w:rtl/>
+          <w:cs/>
+          <w:lang w:val="ar_AE" w:bidi="ar_AE"/>
+        </w:rPr>
+        <w:t>تكوين 10:8–9</w:t>
+      </w:r>
       <w:r>
         <w:rPr>
           <w:rtl/>
@@ -848,20 +794,14 @@
         </w:rPr>
         <w:t xml:space="preserve"> </w:t>
       </w:r>
-      <w:hyperlink r:id="rId14">
-        <w:r>
-          <w:rPr>
-            <w:rtl/>
-            <w:cs/>
-            <w:lang w:val="ar_AE" w:bidi="ar_AE"/>
-          </w:rPr>
-          <w:rPr>
-            <w:color w:val="0000EE"/>
-            <w:u w:val="single"/>
-          </w:rPr>
-          <w:t>11:1–9</w:t>
-        </w:r>
-      </w:hyperlink>
+      <w:r>
+        <w:rPr>
+          <w:rtl/>
+          <w:cs/>
+          <w:lang w:val="ar_AE" w:bidi="ar_AE"/>
+        </w:rPr>
+        <w:t>11:1–9</w:t>
+      </w:r>
       <w:r>
         <w:rPr>
           <w:rtl/>
@@ -878,20 +818,14 @@
         </w:rPr>
         <w:t xml:space="preserve"> </w:t>
       </w:r>
-      <w:hyperlink r:id="rId15">
-        <w:r>
-          <w:rPr>
-            <w:rtl/>
-            <w:cs/>
-            <w:lang w:val="ar_AE" w:bidi="ar_AE"/>
-          </w:rPr>
-          <w:rPr>
-            <w:color w:val="0000EE"/>
-            <w:u w:val="single"/>
-          </w:rPr>
-          <w:t>2ملوك 20:12–19</w:t>
-        </w:r>
-      </w:hyperlink>
+      <w:r>
+        <w:rPr>
+          <w:rtl/>
+          <w:cs/>
+          <w:lang w:val="ar_AE" w:bidi="ar_AE"/>
+        </w:rPr>
+        <w:t>2ملوك 20:12–19</w:t>
+      </w:r>
       <w:r>
         <w:rPr>
           <w:rtl/>
@@ -908,20 +842,14 @@
         </w:rPr>
         <w:t xml:space="preserve"> </w:t>
       </w:r>
-      <w:hyperlink r:id="rId22">
-        <w:r>
-          <w:rPr>
-            <w:rtl/>
-            <w:cs/>
-            <w:lang w:val="ar_AE" w:bidi="ar_AE"/>
-          </w:rPr>
-          <w:rPr>
-            <w:color w:val="0000EE"/>
-            <w:u w:val="single"/>
-          </w:rPr>
-          <w:t>24:1–25:30</w:t>
-        </w:r>
-      </w:hyperlink>
+      <w:r>
+        <w:rPr>
+          <w:rtl/>
+          <w:cs/>
+          <w:lang w:val="ar_AE" w:bidi="ar_AE"/>
+        </w:rPr>
+        <w:t>24:1–25:30</w:t>
+      </w:r>
       <w:r>
         <w:rPr>
           <w:rtl/>
@@ -938,20 +866,14 @@
         </w:rPr>
         <w:t xml:space="preserve"> </w:t>
       </w:r>
-      <w:hyperlink r:id="rId16">
-        <w:r>
-          <w:rPr>
-            <w:rtl/>
-            <w:cs/>
-            <w:lang w:val="ar_AE" w:bidi="ar_AE"/>
-          </w:rPr>
-          <w:rPr>
-            <w:color w:val="0000EE"/>
-            <w:u w:val="single"/>
-          </w:rPr>
-          <w:t>إشعياء 39</w:t>
-        </w:r>
-      </w:hyperlink>
+      <w:r>
+        <w:rPr>
+          <w:rtl/>
+          <w:cs/>
+          <w:lang w:val="ar_AE" w:bidi="ar_AE"/>
+        </w:rPr>
+        <w:t>إشعياء 39</w:t>
+      </w:r>
       <w:r>
         <w:rPr>
           <w:rtl/>
@@ -968,20 +890,14 @@
         </w:rPr>
         <w:t xml:space="preserve"> </w:t>
       </w:r>
-      <w:hyperlink r:id="rId23">
-        <w:r>
-          <w:rPr>
-            <w:rtl/>
-            <w:cs/>
-            <w:lang w:val="ar_AE" w:bidi="ar_AE"/>
-          </w:rPr>
-          <w:rPr>
-            <w:color w:val="0000EE"/>
-            <w:u w:val="single"/>
-          </w:rPr>
-          <w:t>دانيال 1–5</w:t>
-        </w:r>
-      </w:hyperlink>
+      <w:r>
+        <w:rPr>
+          <w:rtl/>
+          <w:cs/>
+          <w:lang w:val="ar_AE" w:bidi="ar_AE"/>
+        </w:rPr>
+        <w:t>دانيال 1–5</w:t>
+      </w:r>
       <w:r>
         <w:rPr>
           <w:rtl/>
@@ -998,20 +914,14 @@
         </w:rPr>
         <w:t xml:space="preserve"> </w:t>
       </w:r>
-      <w:hyperlink r:id="rId24">
-        <w:r>
-          <w:rPr>
-            <w:rtl/>
-            <w:cs/>
-            <w:lang w:val="ar_AE" w:bidi="ar_AE"/>
-          </w:rPr>
-          <w:rPr>
-            <w:color w:val="0000EE"/>
-            <w:u w:val="single"/>
-          </w:rPr>
-          <w:t>1بطرس 5:13</w:t>
-        </w:r>
-      </w:hyperlink>
+      <w:r>
+        <w:rPr>
+          <w:rtl/>
+          <w:cs/>
+          <w:lang w:val="ar_AE" w:bidi="ar_AE"/>
+        </w:rPr>
+        <w:t>1بطرس 5:13</w:t>
+      </w:r>
       <w:r>
         <w:rPr>
           <w:rtl/>
@@ -1028,20 +938,14 @@
         </w:rPr>
         <w:t xml:space="preserve"> </w:t>
       </w:r>
-      <w:hyperlink r:id="rId25">
-        <w:r>
-          <w:rPr>
-            <w:rtl/>
-            <w:cs/>
-            <w:lang w:val="ar_AE" w:bidi="ar_AE"/>
-          </w:rPr>
-          <w:rPr>
-            <w:color w:val="0000EE"/>
-            <w:u w:val="single"/>
-          </w:rPr>
-          <w:t>رؤيا 14:8</w:t>
-        </w:r>
-      </w:hyperlink>
+      <w:r>
+        <w:rPr>
+          <w:rtl/>
+          <w:cs/>
+          <w:lang w:val="ar_AE" w:bidi="ar_AE"/>
+        </w:rPr>
+        <w:t>رؤيا 14:8</w:t>
+      </w:r>
       <w:r>
         <w:rPr>
           <w:rtl/>
@@ -1058,20 +962,14 @@
         </w:rPr>
         <w:t xml:space="preserve"> </w:t>
       </w:r>
-      <w:hyperlink r:id="rId26">
-        <w:r>
-          <w:rPr>
-            <w:rtl/>
-            <w:cs/>
-            <w:lang w:val="ar_AE" w:bidi="ar_AE"/>
-          </w:rPr>
-          <w:rPr>
-            <w:color w:val="0000EE"/>
-            <w:u w:val="single"/>
-          </w:rPr>
-          <w:t>16:19</w:t>
-        </w:r>
-      </w:hyperlink>
+      <w:r>
+        <w:rPr>
+          <w:rtl/>
+          <w:cs/>
+          <w:lang w:val="ar_AE" w:bidi="ar_AE"/>
+        </w:rPr>
+        <w:t>16:19</w:t>
+      </w:r>
       <w:r>
         <w:rPr>
           <w:rtl/>
@@ -1088,20 +986,14 @@
         </w:rPr>
         <w:t xml:space="preserve"> </w:t>
       </w:r>
-      <w:hyperlink r:id="rId19">
-        <w:r>
-          <w:rPr>
-            <w:rtl/>
-            <w:cs/>
-            <w:lang w:val="ar_AE" w:bidi="ar_AE"/>
-          </w:rPr>
-          <w:rPr>
-            <w:color w:val="0000EE"/>
-            <w:u w:val="single"/>
-          </w:rPr>
-          <w:t>17:5</w:t>
-        </w:r>
-      </w:hyperlink>
+      <w:r>
+        <w:rPr>
+          <w:rtl/>
+          <w:cs/>
+          <w:lang w:val="ar_AE" w:bidi="ar_AE"/>
+        </w:rPr>
+        <w:t>17:5</w:t>
+      </w:r>
       <w:r>
         <w:rPr>
           <w:rtl/>
@@ -1118,20 +1010,14 @@
         </w:rPr>
         <w:t xml:space="preserve"> </w:t>
       </w:r>
-      <w:hyperlink r:id="rId27">
-        <w:r>
-          <w:rPr>
-            <w:rtl/>
-            <w:cs/>
-            <w:lang w:val="ar_AE" w:bidi="ar_AE"/>
-          </w:rPr>
-          <w:rPr>
-            <w:color w:val="0000EE"/>
-            <w:u w:val="single"/>
-          </w:rPr>
-          <w:t>18:2–21</w:t>
-        </w:r>
-      </w:hyperlink>
+      <w:r>
+        <w:rPr>
+          <w:rtl/>
+          <w:cs/>
+          <w:lang w:val="ar_AE" w:bidi="ar_AE"/>
+        </w:rPr>
+        <w:t>18:2–21</w:t>
+      </w:r>
       <w:r>
         <w:rPr>
           <w:rtl/>
@@ -1148,20 +1034,14 @@
         </w:rPr>
         <w:t xml:space="preserve"> </w:t>
       </w:r>
-      <w:hyperlink r:id="rId28">
-        <w:r>
-          <w:rPr>
-            <w:rtl/>
-            <w:cs/>
-            <w:lang w:val="ar_AE" w:bidi="ar_AE"/>
-          </w:rPr>
-          <w:rPr>
-            <w:color w:val="0000EE"/>
-            <w:u w:val="single"/>
-          </w:rPr>
-          <w:t>19:2.</w:t>
-        </w:r>
-      </w:hyperlink>
+      <w:r>
+        <w:rPr>
+          <w:rtl/>
+          <w:cs/>
+          <w:lang w:val="ar_AE" w:bidi="ar_AE"/>
+        </w:rPr>
+        <w:t>19:2.</w:t>
+      </w:r>
       <w:r>
         <w:rPr>
           <w:rtl/>
@@ -1261,20 +1141,14 @@
         </w:rPr>
         <w:t>ضابطًا في إدارة الملك صدقيّا (</w:t>
       </w:r>
-      <w:hyperlink r:id="rId29">
-        <w:r>
-          <w:rPr>
-            <w:rtl/>
-            <w:cs/>
-            <w:lang w:val="ar_AE" w:bidi="ar_AE"/>
-          </w:rPr>
-          <w:rPr>
-            <w:color w:val="0000EE"/>
-            <w:u w:val="single"/>
-          </w:rPr>
-          <w:t>إرميا 51:59–64</w:t>
-        </w:r>
-      </w:hyperlink>
+      <w:r>
+        <w:rPr>
+          <w:rtl/>
+          <w:cs/>
+          <w:lang w:val="ar_AE" w:bidi="ar_AE"/>
+        </w:rPr>
+        <w:t>إرميا 51:59–64</w:t>
+      </w:r>
       <w:r>
         <w:rPr>
           <w:rtl/>
@@ -1303,20 +1177,14 @@
         </w:rPr>
         <w:t>في السنة الرابعة من حكم يهوياقيم ملك يهوذا (605 قبل الميلاد)، أمر الله إرميا بكتابة الرسائل التي وجهها إلى إسرائيل، ويهوذا، والأمم الأخرى (</w:t>
       </w:r>
-      <w:hyperlink r:id="rId30">
-        <w:r>
-          <w:rPr>
-            <w:rtl/>
-            <w:cs/>
-            <w:lang w:val="ar_AE" w:bidi="ar_AE"/>
-          </w:rPr>
-          <w:rPr>
-            <w:color w:val="0000EE"/>
-            <w:u w:val="single"/>
-          </w:rPr>
-          <w:t>إرميا 36:1–3</w:t>
-        </w:r>
-      </w:hyperlink>
+      <w:r>
+        <w:rPr>
+          <w:rtl/>
+          <w:cs/>
+          <w:lang w:val="ar_AE" w:bidi="ar_AE"/>
+        </w:rPr>
+        <w:t>إرميا 36:1–3</w:t>
+      </w:r>
       <w:r>
         <w:rPr>
           <w:rtl/>
@@ -1325,20 +1193,14 @@
         </w:rPr>
         <w:t>). طلب إرميا من باروخ كتابة النبوات (</w:t>
       </w:r>
-      <w:hyperlink r:id="rId31">
-        <w:r>
-          <w:rPr>
-            <w:rtl/>
-            <w:cs/>
-            <w:lang w:val="ar_AE" w:bidi="ar_AE"/>
-          </w:rPr>
-          <w:rPr>
-            <w:color w:val="0000EE"/>
-            <w:u w:val="single"/>
-          </w:rPr>
-          <w:t>إرميا 36:4</w:t>
-        </w:r>
-      </w:hyperlink>
+      <w:r>
+        <w:rPr>
+          <w:rtl/>
+          <w:cs/>
+          <w:lang w:val="ar_AE" w:bidi="ar_AE"/>
+        </w:rPr>
+        <w:t>إرميا 36:4</w:t>
+      </w:r>
       <w:r>
         <w:rPr>
           <w:rtl/>
@@ -1347,20 +1209,14 @@
         </w:rPr>
         <w:t>) وقراءتها للشعب (</w:t>
       </w:r>
-      <w:hyperlink r:id="rId32">
-        <w:r>
-          <w:rPr>
-            <w:rtl/>
-            <w:cs/>
-            <w:lang w:val="ar_AE" w:bidi="ar_AE"/>
-          </w:rPr>
-          <w:rPr>
-            <w:color w:val="0000EE"/>
-            <w:u w:val="single"/>
-          </w:rPr>
-          <w:t>36:8–19</w:t>
-        </w:r>
-      </w:hyperlink>
+      <w:r>
+        <w:rPr>
+          <w:rtl/>
+          <w:cs/>
+          <w:lang w:val="ar_AE" w:bidi="ar_AE"/>
+        </w:rPr>
+        <w:t>36:8–19</w:t>
+      </w:r>
       <w:r>
         <w:rPr>
           <w:rtl/>
@@ -1369,20 +1225,14 @@
         </w:rPr>
         <w:t>). عندما سمع يهوياقيم الرسالة، قام بتدمير اللفافة وأمر بالقبض على باروخ الكاتب وإرميا النبيّ (</w:t>
       </w:r>
-      <w:hyperlink r:id="rId33">
-        <w:r>
-          <w:rPr>
-            <w:rtl/>
-            <w:cs/>
-            <w:lang w:val="ar_AE" w:bidi="ar_AE"/>
-          </w:rPr>
-          <w:rPr>
-            <w:color w:val="0000EE"/>
-            <w:u w:val="single"/>
-          </w:rPr>
-          <w:t>إرميا 36:21–26</w:t>
-        </w:r>
-      </w:hyperlink>
+      <w:r>
+        <w:rPr>
+          <w:rtl/>
+          <w:cs/>
+          <w:lang w:val="ar_AE" w:bidi="ar_AE"/>
+        </w:rPr>
+        <w:t>إرميا 36:21–26</w:t>
+      </w:r>
       <w:r>
         <w:rPr>
           <w:rtl/>
@@ -1391,20 +1241,14 @@
         </w:rPr>
         <w:t>). ومع ذلك، اختبأ الاثنان، وأعاد إرميا التبنؤ بالنبوات في حين أعاد باروخ كتابتها مجددًا (</w:t>
       </w:r>
-      <w:hyperlink r:id="rId34">
-        <w:r>
-          <w:rPr>
-            <w:rtl/>
-            <w:cs/>
-            <w:lang w:val="ar_AE" w:bidi="ar_AE"/>
-          </w:rPr>
-          <w:rPr>
-            <w:color w:val="0000EE"/>
-            <w:u w:val="single"/>
-          </w:rPr>
-          <w:t>إرميا 36:27–32</w:t>
-        </w:r>
-      </w:hyperlink>
+      <w:r>
+        <w:rPr>
+          <w:rtl/>
+          <w:cs/>
+          <w:lang w:val="ar_AE" w:bidi="ar_AE"/>
+        </w:rPr>
+        <w:t>إرميا 36:27–32</w:t>
+      </w:r>
       <w:r>
         <w:rPr>
           <w:rtl/>
@@ -1433,20 +1277,14 @@
         </w:rPr>
         <w:t>في ذلك الوقت، أرسل الله إلى باروخ الكاتب رسالة شخصية عبر إرميا النبيّ (</w:t>
       </w:r>
-      <w:hyperlink r:id="rId35">
-        <w:r>
-          <w:rPr>
-            <w:rtl/>
-            <w:cs/>
-            <w:lang w:val="ar_AE" w:bidi="ar_AE"/>
-          </w:rPr>
-          <w:rPr>
-            <w:color w:val="0000EE"/>
-            <w:u w:val="single"/>
-          </w:rPr>
-          <w:t>إرميا 45</w:t>
-        </w:r>
-      </w:hyperlink>
+      <w:r>
+        <w:rPr>
+          <w:rtl/>
+          <w:cs/>
+          <w:lang w:val="ar_AE" w:bidi="ar_AE"/>
+        </w:rPr>
+        <w:t>إرميا 45</w:t>
+      </w:r>
       <w:r>
         <w:rPr>
           <w:rtl/>
@@ -1475,20 +1313,14 @@
         </w:rPr>
         <w:t>عندما دُمّرت أورشليم في عام 586 قبل الميلاد، مكث باروخ مع إرميا وآخرين ممن نجوا. يبدو أن باروخ كان له تأثير كبير، إذ أراد القادة المتمردون الذَّهاب إلى مصر. عندما حذّرهم إرميا بألّا يذهبوا ليها (</w:t>
       </w:r>
-      <w:hyperlink r:id="rId36">
-        <w:r>
-          <w:rPr>
-            <w:rtl/>
-            <w:cs/>
-            <w:lang w:val="ar_AE" w:bidi="ar_AE"/>
-          </w:rPr>
-          <w:rPr>
-            <w:color w:val="0000EE"/>
-            <w:u w:val="single"/>
-          </w:rPr>
-          <w:t>إرميا 42</w:t>
-        </w:r>
-      </w:hyperlink>
+      <w:r>
+        <w:rPr>
+          <w:rtl/>
+          <w:cs/>
+          <w:lang w:val="ar_AE" w:bidi="ar_AE"/>
+        </w:rPr>
+        <w:t>إرميا 42</w:t>
+      </w:r>
       <w:r>
         <w:rPr>
           <w:rtl/>
@@ -1497,20 +1329,14 @@
         </w:rPr>
         <w:t>)، اتهموا باروخ بتأثيره على إرميا وعلى رأيه. تجاهل القادة التحذير وأخذوا باروخ وإرميا إلى مصر (</w:t>
       </w:r>
-      <w:hyperlink r:id="rId37">
-        <w:r>
-          <w:rPr>
-            <w:rtl/>
-            <w:cs/>
-            <w:lang w:val="ar_AE" w:bidi="ar_AE"/>
-          </w:rPr>
-          <w:rPr>
-            <w:color w:val="0000EE"/>
-            <w:u w:val="single"/>
-          </w:rPr>
-          <w:t>إرميا 43:1–7</w:t>
-        </w:r>
-      </w:hyperlink>
+      <w:r>
+        <w:rPr>
+          <w:rtl/>
+          <w:cs/>
+          <w:lang w:val="ar_AE" w:bidi="ar_AE"/>
+        </w:rPr>
+        <w:t>إرميا 43:1–7</w:t>
+      </w:r>
       <w:r>
         <w:rPr>
           <w:rtl/>
@@ -1539,20 +1365,14 @@
         </w:rPr>
         <w:t>حذّر الله باروخ من السعي وراء العظمة، وظهر أنه مات بلا شرف. ومع هذا، ربما يكون إرثه الوحيد هو سفر إرميا. من المحتمل أنه أسهم في كتابة هذا السفر، الذي يحذر من دينونة، ويعبّر بوضوح عن رجاء في عهد جديد (</w:t>
       </w:r>
-      <w:hyperlink r:id="rId38">
-        <w:r>
-          <w:rPr>
-            <w:rtl/>
-            <w:cs/>
-            <w:lang w:val="ar_AE" w:bidi="ar_AE"/>
-          </w:rPr>
-          <w:rPr>
-            <w:color w:val="0000EE"/>
-            <w:u w:val="single"/>
-          </w:rPr>
-          <w:t>إرميا 31:31–34</w:t>
-        </w:r>
-      </w:hyperlink>
+      <w:r>
+        <w:rPr>
+          <w:rtl/>
+          <w:cs/>
+          <w:lang w:val="ar_AE" w:bidi="ar_AE"/>
+        </w:rPr>
+        <w:t>إرميا 31:31–34</w:t>
+      </w:r>
       <w:r>
         <w:rPr>
           <w:rtl/>
@@ -1743,20 +1563,14 @@
         </w:rPr>
         <w:t>” (</w:t>
       </w:r>
-      <w:hyperlink r:id="rId39">
-        <w:r>
-          <w:rPr>
-            <w:rtl/>
-            <w:cs/>
-            <w:lang w:val="ar_AE" w:bidi="ar_AE"/>
-          </w:rPr>
-          <w:rPr>
-            <w:color w:val="0000EE"/>
-            <w:u w:val="single"/>
-          </w:rPr>
-          <w:t>إرميا 36:10–12،</w:t>
-        </w:r>
-      </w:hyperlink>
+      <w:r>
+        <w:rPr>
+          <w:rtl/>
+          <w:cs/>
+          <w:lang w:val="ar_AE" w:bidi="ar_AE"/>
+        </w:rPr>
+        <w:t>إرميا 36:10–12،</w:t>
+      </w:r>
       <w:r>
         <w:rPr>
           <w:rtl/>
@@ -1765,20 +1579,14 @@
         </w:rPr>
         <w:t xml:space="preserve"> </w:t>
       </w:r>
-      <w:hyperlink r:id="rId40">
-        <w:r>
-          <w:rPr>
-            <w:rtl/>
-            <w:cs/>
-            <w:lang w:val="ar_AE" w:bidi="ar_AE"/>
-          </w:rPr>
-          <w:rPr>
-            <w:color w:val="0000EE"/>
-            <w:u w:val="single"/>
-          </w:rPr>
-          <w:t>25</w:t>
-        </w:r>
-      </w:hyperlink>
+      <w:r>
+        <w:rPr>
+          <w:rtl/>
+          <w:cs/>
+          <w:lang w:val="ar_AE" w:bidi="ar_AE"/>
+        </w:rPr>
+        <w:t>25</w:t>
+      </w:r>
       <w:r>
         <w:rPr>
           <w:rtl/>
@@ -1818,20 +1626,14 @@
         </w:rPr>
         <w:t>(</w:t>
       </w:r>
-      <w:hyperlink r:id="rId41">
-        <w:r>
-          <w:rPr>
-            <w:rtl/>
-            <w:cs/>
-            <w:lang w:val="ar_AE" w:bidi="ar_AE"/>
-          </w:rPr>
-          <w:rPr>
-            <w:color w:val="0000EE"/>
-            <w:u w:val="single"/>
-          </w:rPr>
-          <w:t>إرميا 40:7–41:10</w:t>
-        </w:r>
-      </w:hyperlink>
+      <w:r>
+        <w:rPr>
+          <w:rtl/>
+          <w:cs/>
+          <w:lang w:val="ar_AE" w:bidi="ar_AE"/>
+        </w:rPr>
+        <w:t>إرميا 40:7–41:10</w:t>
+      </w:r>
       <w:r>
         <w:rPr>
           <w:rtl/>
@@ -1927,20 +1729,14 @@
           <w:lang w:val="ar_AE" w:bidi="ar_AE"/>
         </w:rPr>
       </w:r>
-      <w:hyperlink r:id="rId42">
-        <w:r>
-          <w:rPr>
-            <w:rtl/>
-            <w:cs/>
-            <w:lang w:val="ar_AE" w:bidi="ar_AE"/>
-          </w:rPr>
-          <w:rPr>
-            <w:color w:val="0000EE"/>
-            <w:u w:val="single"/>
-          </w:rPr>
-          <w:t>إرميا 32:9–15</w:t>
-        </w:r>
-      </w:hyperlink>
+      <w:r>
+        <w:rPr>
+          <w:rtl/>
+          <w:cs/>
+          <w:lang w:val="ar_AE" w:bidi="ar_AE"/>
+        </w:rPr>
+        <w:t>إرميا 32:9–15</w:t>
+      </w:r>
       <w:r>
         <w:rPr>
           <w:rtl/>
@@ -1957,20 +1753,14 @@
         </w:rPr>
         <w:t xml:space="preserve"> </w:t>
       </w:r>
-      <w:hyperlink r:id="rId43">
-        <w:r>
-          <w:rPr>
-            <w:rtl/>
-            <w:cs/>
-            <w:lang w:val="ar_AE" w:bidi="ar_AE"/>
-          </w:rPr>
-          <w:rPr>
-            <w:color w:val="0000EE"/>
-            <w:u w:val="single"/>
-          </w:rPr>
-          <w:t>36:1–21،</w:t>
-        </w:r>
-      </w:hyperlink>
+      <w:r>
+        <w:rPr>
+          <w:rtl/>
+          <w:cs/>
+          <w:lang w:val="ar_AE" w:bidi="ar_AE"/>
+        </w:rPr>
+        <w:t>36:1–21،</w:t>
+      </w:r>
       <w:r>
         <w:rPr>
           <w:rtl/>
@@ -1979,20 +1769,14 @@
         </w:rPr>
         <w:t xml:space="preserve"> </w:t>
       </w:r>
-      <w:hyperlink r:id="rId44">
-        <w:r>
-          <w:rPr>
-            <w:rtl/>
-            <w:cs/>
-            <w:lang w:val="ar_AE" w:bidi="ar_AE"/>
-          </w:rPr>
-          <w:rPr>
-            <w:color w:val="0000EE"/>
-            <w:u w:val="single"/>
-          </w:rPr>
-          <w:t>26–32</w:t>
-        </w:r>
-      </w:hyperlink>
+      <w:r>
+        <w:rPr>
+          <w:rtl/>
+          <w:cs/>
+          <w:lang w:val="ar_AE" w:bidi="ar_AE"/>
+        </w:rPr>
+        <w:t>26–32</w:t>
+      </w:r>
       <w:r>
         <w:rPr>
           <w:rtl/>
@@ -2009,20 +1793,14 @@
         </w:rPr>
         <w:t xml:space="preserve"> </w:t>
       </w:r>
-      <w:hyperlink r:id="rId37">
-        <w:r>
-          <w:rPr>
-            <w:rtl/>
-            <w:cs/>
-            <w:lang w:val="ar_AE" w:bidi="ar_AE"/>
-          </w:rPr>
-          <w:rPr>
-            <w:color w:val="0000EE"/>
-            <w:u w:val="single"/>
-          </w:rPr>
-          <w:t>43:1–7</w:t>
-        </w:r>
-      </w:hyperlink>
+      <w:r>
+        <w:rPr>
+          <w:rtl/>
+          <w:cs/>
+          <w:lang w:val="ar_AE" w:bidi="ar_AE"/>
+        </w:rPr>
+        <w:t>43:1–7</w:t>
+      </w:r>
       <w:r>
         <w:rPr>
           <w:rtl/>
@@ -2039,20 +1817,14 @@
         </w:rPr>
         <w:t xml:space="preserve"> </w:t>
       </w:r>
-      <w:hyperlink r:id="rId35">
-        <w:r>
-          <w:rPr>
-            <w:rtl/>
-            <w:cs/>
-            <w:lang w:val="ar_AE" w:bidi="ar_AE"/>
-          </w:rPr>
-          <w:rPr>
-            <w:color w:val="0000EE"/>
-            <w:u w:val="single"/>
-          </w:rPr>
-          <w:t>45:1–5.</w:t>
-        </w:r>
-      </w:hyperlink>
+      <w:r>
+        <w:rPr>
+          <w:rtl/>
+          <w:cs/>
+          <w:lang w:val="ar_AE" w:bidi="ar_AE"/>
+        </w:rPr>
+        <w:t>45:1–5.</w:t>
+      </w:r>
       <w:r>
         <w:rPr>
           <w:rtl/>
@@ -2160,20 +1932,14 @@
         </w:rPr>
         <w:t>(</w:t>
       </w:r>
-      <w:hyperlink r:id="rId45">
-        <w:r>
-          <w:rPr>
-            <w:rtl/>
-            <w:cs/>
-            <w:lang w:val="ar_AE" w:bidi="ar_AE"/>
-          </w:rPr>
-          <w:rPr>
-            <w:color w:val="0000EE"/>
-            <w:u w:val="single"/>
-          </w:rPr>
-          <w:t>2صموئيل 11:3</w:t>
-        </w:r>
-      </w:hyperlink>
+      <w:r>
+        <w:rPr>
+          <w:rtl/>
+          <w:cs/>
+          <w:lang w:val="ar_AE" w:bidi="ar_AE"/>
+        </w:rPr>
+        <w:t>2صموئيل 11:3</w:t>
+      </w:r>
       <w:r>
         <w:rPr>
           <w:rtl/>
@@ -2190,20 +1956,14 @@
         </w:rPr>
         <w:t xml:space="preserve"> انظر أيضًا </w:t>
       </w:r>
-      <w:hyperlink r:id="rId46">
-        <w:r>
-          <w:rPr>
-            <w:rtl/>
-            <w:cs/>
-            <w:lang w:val="ar_AE" w:bidi="ar_AE"/>
-          </w:rPr>
-          <w:rPr>
-            <w:color w:val="0000EE"/>
-            <w:u w:val="single"/>
-          </w:rPr>
-          <w:t>1أخبار الأيام 3:5</w:t>
-        </w:r>
-      </w:hyperlink>
+      <w:r>
+        <w:rPr>
+          <w:rtl/>
+          <w:cs/>
+          <w:lang w:val="ar_AE" w:bidi="ar_AE"/>
+        </w:rPr>
+        <w:t>1أخبار الأيام 3:5</w:t>
+      </w:r>
       <w:r>
         <w:rPr>
           <w:rtl/>
@@ -2228,20 +1988,14 @@
         </w:rPr>
         <w:t xml:space="preserve"> الملك (</w:t>
       </w:r>
-      <w:hyperlink r:id="rId47">
-        <w:r>
-          <w:rPr>
-            <w:rtl/>
-            <w:cs/>
-            <w:lang w:val="ar_AE" w:bidi="ar_AE"/>
-          </w:rPr>
-          <w:rPr>
-            <w:color w:val="0000EE"/>
-            <w:u w:val="single"/>
-          </w:rPr>
-          <w:t>2صموئيل 15:12</w:t>
-        </w:r>
-      </w:hyperlink>
+      <w:r>
+        <w:rPr>
+          <w:rtl/>
+          <w:cs/>
+          <w:lang w:val="ar_AE" w:bidi="ar_AE"/>
+        </w:rPr>
+        <w:t>2صموئيل 15:12</w:t>
+      </w:r>
       <w:r>
         <w:rPr>
           <w:rtl/>
@@ -2258,20 +2012,14 @@
         </w:rPr>
         <w:t xml:space="preserve"> </w:t>
       </w:r>
-      <w:hyperlink r:id="rId48">
-        <w:r>
-          <w:rPr>
-            <w:rtl/>
-            <w:cs/>
-            <w:lang w:val="ar_AE" w:bidi="ar_AE"/>
-          </w:rPr>
-          <w:rPr>
-            <w:color w:val="0000EE"/>
-            <w:u w:val="single"/>
-          </w:rPr>
-          <w:t>23:34</w:t>
-        </w:r>
-      </w:hyperlink>
+      <w:r>
+        <w:rPr>
+          <w:rtl/>
+          <w:cs/>
+          <w:lang w:val="ar_AE" w:bidi="ar_AE"/>
+        </w:rPr>
+        <w:t>23:34</w:t>
+      </w:r>
       <w:r>
         <w:rPr>
           <w:rtl/>
@@ -2280,20 +2028,14 @@
         </w:rPr>
         <w:t>). كان زوجها، أُورِيَّا ٱلْحِثِّيِّ، جنديًا في جيش الملك داود، وكان واحدًا من محاربي داود الأقوياء (</w:t>
       </w:r>
-      <w:hyperlink r:id="rId49">
-        <w:r>
-          <w:rPr>
-            <w:rtl/>
-            <w:cs/>
-            <w:lang w:val="ar_AE" w:bidi="ar_AE"/>
-          </w:rPr>
-          <w:rPr>
-            <w:color w:val="0000EE"/>
-            <w:u w:val="single"/>
-          </w:rPr>
-          <w:t>2صموئيل 23:39</w:t>
-        </w:r>
-      </w:hyperlink>
+      <w:r>
+        <w:rPr>
+          <w:rtl/>
+          <w:cs/>
+          <w:lang w:val="ar_AE" w:bidi="ar_AE"/>
+        </w:rPr>
+        <w:t>2صموئيل 23:39</w:t>
+      </w:r>
       <w:r>
         <w:rPr>
           <w:rtl/>
@@ -2322,20 +2064,14 @@
         </w:rPr>
         <w:t>في إحدى فصول الربيع، مكث داود في بيته في أورشليم في حين ذهب الجيش إلى المعركة (</w:t>
       </w:r>
-      <w:hyperlink r:id="rId50">
-        <w:r>
-          <w:rPr>
-            <w:rtl/>
-            <w:cs/>
-            <w:lang w:val="ar_AE" w:bidi="ar_AE"/>
-          </w:rPr>
-          <w:rPr>
-            <w:color w:val="0000EE"/>
-            <w:u w:val="single"/>
-          </w:rPr>
-          <w:t>2صموئيل 11:1</w:t>
-        </w:r>
-      </w:hyperlink>
+      <w:r>
+        <w:rPr>
+          <w:rtl/>
+          <w:cs/>
+          <w:lang w:val="ar_AE" w:bidi="ar_AE"/>
+        </w:rPr>
+        <w:t>2صموئيل 11:1</w:t>
+      </w:r>
       <w:r>
         <w:rPr>
           <w:rtl/>
@@ -2361,20 +2097,14 @@
         </w:rPr>
         <w:t>(</w:t>
       </w:r>
-      <w:hyperlink r:id="rId51">
-        <w:r>
-          <w:rPr>
-            <w:rtl/>
-            <w:cs/>
-            <w:lang w:val="ar_AE" w:bidi="ar_AE"/>
-          </w:rPr>
-          <w:rPr>
-            <w:color w:val="0000EE"/>
-            <w:u w:val="single"/>
-          </w:rPr>
-          <w:t>2صموئيل 11:2–4</w:t>
-        </w:r>
-      </w:hyperlink>
+      <w:r>
+        <w:rPr>
+          <w:rtl/>
+          <w:cs/>
+          <w:lang w:val="ar_AE" w:bidi="ar_AE"/>
+        </w:rPr>
+        <w:t>2صموئيل 11:2–4</w:t>
+      </w:r>
       <w:r>
         <w:rPr>
           <w:rtl/>
@@ -2403,20 +2133,14 @@
         </w:rPr>
         <w:t>لم يرغب داود في أن يكتشف الناس ما اقترفه من خطأ جسيم، لذلك حاول إخفاء الأمر. فأمر داود يوآب القائد، بأن يطلب من أُورِيَّا أن يأتيه بتقرير من ساحة المعركة والقتال. كان داود يأمل أن يعود أُورِيَّا إلى البيت ويضطجع مع امرأته بَثْشَبَع، مما يجعل الأمر يبدو كما لو أنها صارت حُبلى من زوجها أُورِيَّا. ومع ذلك، شعر أُورِيَّا بأنه لا يزال في الخدمة، ففضل النوم عند بوابة القصر، عن الذَّهاب إلى بيته (</w:t>
       </w:r>
-      <w:hyperlink r:id="rId52">
-        <w:r>
-          <w:rPr>
-            <w:rtl/>
-            <w:cs/>
-            <w:lang w:val="ar_AE" w:bidi="ar_AE"/>
-          </w:rPr>
-          <w:rPr>
-            <w:color w:val="0000EE"/>
-            <w:u w:val="single"/>
-          </w:rPr>
-          <w:t>2صموئيل 11:5–13</w:t>
-        </w:r>
-      </w:hyperlink>
+      <w:r>
+        <w:rPr>
+          <w:rtl/>
+          <w:cs/>
+          <w:lang w:val="ar_AE" w:bidi="ar_AE"/>
+        </w:rPr>
+        <w:t>2صموئيل 11:5–13</w:t>
+      </w:r>
       <w:r>
         <w:rPr>
           <w:rtl/>
@@ -2445,20 +2169,14 @@
         </w:rPr>
         <w:t xml:space="preserve">عندما أتى داود به ليسأله عن سبب عدم ذهابه إلى بيته، قال أُورِيَّا إنه لا يمكنه أن يضطجع مع زوجته في حين أن تابوت العهد وجيوش إسرائيل في خضم حرب طاحنة. جعلت هذه الاستجابة داود يبدو في موقف سيئ. لم يكن أوريا حتى إسرائيليًا، لكنه كان مستعدًا للعودة إلى المعركة متجنبًا البقاء مع زوجته (انظر </w:t>
       </w:r>
-      <w:hyperlink r:id="rId53">
-        <w:r>
-          <w:rPr>
-            <w:rtl/>
-            <w:cs/>
-            <w:lang w:val="ar_AE" w:bidi="ar_AE"/>
-          </w:rPr>
-          <w:rPr>
-            <w:color w:val="0000EE"/>
-            <w:u w:val="single"/>
-          </w:rPr>
-          <w:t>لاويين 15:16–18</w:t>
-        </w:r>
-      </w:hyperlink>
+      <w:r>
+        <w:rPr>
+          <w:rtl/>
+          <w:cs/>
+          <w:lang w:val="ar_AE" w:bidi="ar_AE"/>
+        </w:rPr>
+        <w:t>لاويين 15:16–18</w:t>
+      </w:r>
       <w:r>
         <w:rPr>
           <w:rtl/>
@@ -2467,20 +2185,14 @@
         </w:rPr>
         <w:t>). لكن داود بقي في المنزل وحاول إخفاء زناه. ثم أرسل داود لأوريا مرة أخرى وأمر يوآب بضمان موت أوريا في المعركة (</w:t>
       </w:r>
-      <w:hyperlink r:id="rId54">
-        <w:r>
-          <w:rPr>
-            <w:rtl/>
-            <w:cs/>
-            <w:lang w:val="ar_AE" w:bidi="ar_AE"/>
-          </w:rPr>
-          <w:rPr>
-            <w:color w:val="0000EE"/>
-            <w:u w:val="single"/>
-          </w:rPr>
-          <w:t>2صموئيل 11:14–25</w:t>
-        </w:r>
-      </w:hyperlink>
+      <w:r>
+        <w:rPr>
+          <w:rtl/>
+          <w:cs/>
+          <w:lang w:val="ar_AE" w:bidi="ar_AE"/>
+        </w:rPr>
+        <w:t>2صموئيل 11:14–25</w:t>
+      </w:r>
       <w:r>
         <w:rPr>
           <w:rtl/>
@@ -2489,20 +2201,14 @@
         </w:rPr>
         <w:t>). إنما موت أوريا لم يضمن إخفاء خطية داود. فأرسل الرب ناثان النبي لمواجهة داود بأفعاله، واعترف داود بخطيته وتاب (</w:t>
       </w:r>
-      <w:hyperlink r:id="rId55">
-        <w:r>
-          <w:rPr>
-            <w:rtl/>
-            <w:cs/>
-            <w:lang w:val="ar_AE" w:bidi="ar_AE"/>
-          </w:rPr>
-          <w:rPr>
-            <w:color w:val="0000EE"/>
-            <w:u w:val="single"/>
-          </w:rPr>
-          <w:t>2صموئيل 12:1–14</w:t>
-        </w:r>
-      </w:hyperlink>
+      <w:r>
+        <w:rPr>
+          <w:rtl/>
+          <w:cs/>
+          <w:lang w:val="ar_AE" w:bidi="ar_AE"/>
+        </w:rPr>
+        <w:t>2صموئيل 12:1–14</w:t>
+      </w:r>
       <w:r>
         <w:rPr>
           <w:rtl/>
@@ -2519,20 +2225,14 @@
         </w:rPr>
         <w:t xml:space="preserve"> انظر </w:t>
       </w:r>
-      <w:hyperlink r:id="rId56">
-        <w:r>
-          <w:rPr>
-            <w:rtl/>
-            <w:cs/>
-            <w:lang w:val="ar_AE" w:bidi="ar_AE"/>
-          </w:rPr>
-          <w:rPr>
-            <w:color w:val="0000EE"/>
-            <w:u w:val="single"/>
-          </w:rPr>
-          <w:t>مزمور 51</w:t>
-        </w:r>
-      </w:hyperlink>
+      <w:r>
+        <w:rPr>
+          <w:rtl/>
+          <w:cs/>
+          <w:lang w:val="ar_AE" w:bidi="ar_AE"/>
+        </w:rPr>
+        <w:t>مزمور 51</w:t>
+      </w:r>
       <w:r>
         <w:rPr>
           <w:rtl/>
@@ -2653,20 +2353,14 @@
         </w:rPr>
         <w:t>سُلَيْمَان (</w:t>
       </w:r>
-      <w:hyperlink r:id="rId57">
-        <w:r>
-          <w:rPr>
-            <w:rtl/>
-            <w:cs/>
-            <w:lang w:val="ar_AE" w:bidi="ar_AE"/>
-          </w:rPr>
-          <w:rPr>
-            <w:color w:val="0000EE"/>
-            <w:u w:val="single"/>
-          </w:rPr>
-          <w:t>2صموئيل 12:15–25</w:t>
-        </w:r>
-      </w:hyperlink>
+      <w:r>
+        <w:rPr>
+          <w:rtl/>
+          <w:cs/>
+          <w:lang w:val="ar_AE" w:bidi="ar_AE"/>
+        </w:rPr>
+        <w:t>2صموئيل 12:15–25</w:t>
+      </w:r>
       <w:r>
         <w:rPr>
           <w:rtl/>
@@ -2683,20 +2377,14 @@
         </w:rPr>
         <w:t xml:space="preserve"> </w:t>
       </w:r>
-      <w:hyperlink r:id="rId46">
-        <w:r>
-          <w:rPr>
-            <w:rtl/>
-            <w:cs/>
-            <w:lang w:val="ar_AE" w:bidi="ar_AE"/>
-          </w:rPr>
-          <w:rPr>
-            <w:color w:val="0000EE"/>
-            <w:u w:val="single"/>
-          </w:rPr>
-          <w:t>1أخبار الأيام 3:5</w:t>
-        </w:r>
-      </w:hyperlink>
+      <w:r>
+        <w:rPr>
+          <w:rtl/>
+          <w:cs/>
+          <w:lang w:val="ar_AE" w:bidi="ar_AE"/>
+        </w:rPr>
+        <w:t>1أخبار الأيام 3:5</w:t>
+      </w:r>
       <w:r>
         <w:rPr>
           <w:rtl/>
@@ -2725,20 +2413,14 @@
         </w:rPr>
         <w:t>طيلة بقية حياة داود، كانت زوجاته وأولاده يتصارعون فيمَا بينهم على السلطة. وبلغت هذه الصراعات العائلية ذروتها عندما تقدم داود في العمر. في تلك الفترة، عملت بَثْشَبَع أقصى ما بوسعها لتضمن أن يكون ابنها سليمان هو الملك التالي من بعد داود (</w:t>
       </w:r>
-      <w:hyperlink r:id="rId58">
-        <w:r>
-          <w:rPr>
-            <w:rtl/>
-            <w:cs/>
-            <w:lang w:val="ar_AE" w:bidi="ar_AE"/>
-          </w:rPr>
-          <w:rPr>
-            <w:color w:val="0000EE"/>
-            <w:u w:val="single"/>
-          </w:rPr>
-          <w:t>1ملوك 1:1–53</w:t>
-        </w:r>
-      </w:hyperlink>
+      <w:r>
+        <w:rPr>
+          <w:rtl/>
+          <w:cs/>
+          <w:lang w:val="ar_AE" w:bidi="ar_AE"/>
+        </w:rPr>
+        <w:t>1ملوك 1:1–53</w:t>
+      </w:r>
       <w:r>
         <w:rPr>
           <w:rtl/>
@@ -2767,20 +2449,14 @@
         </w:rPr>
         <w:t>عندما يذكر متّى تاريخ نسب يسوع المسيح، يذكر كلًا من سُلَيْمَان وبَثْشَبَع (</w:t>
       </w:r>
-      <w:hyperlink r:id="rId59">
-        <w:r>
-          <w:rPr>
-            <w:rtl/>
-            <w:cs/>
-            <w:lang w:val="ar_AE" w:bidi="ar_AE"/>
-          </w:rPr>
-          <w:rPr>
-            <w:color w:val="0000EE"/>
-            <w:u w:val="single"/>
-          </w:rPr>
-          <w:t>متّى 1:6</w:t>
-        </w:r>
-      </w:hyperlink>
+      <w:r>
+        <w:rPr>
+          <w:rtl/>
+          <w:cs/>
+          <w:lang w:val="ar_AE" w:bidi="ar_AE"/>
+        </w:rPr>
+        <w:t>متّى 1:6</w:t>
+      </w:r>
       <w:r>
         <w:rPr>
           <w:rtl/>
@@ -2822,20 +2498,14 @@
           <w:lang w:val="ar_AE" w:bidi="ar_AE"/>
         </w:rPr>
       </w:r>
-      <w:hyperlink r:id="rId60">
-        <w:r>
-          <w:rPr>
-            <w:rtl/>
-            <w:cs/>
-            <w:lang w:val="ar_AE" w:bidi="ar_AE"/>
-          </w:rPr>
-          <w:rPr>
-            <w:color w:val="0000EE"/>
-            <w:u w:val="single"/>
-          </w:rPr>
-          <w:t>2صموئيل 11:1–12:25</w:t>
-        </w:r>
-      </w:hyperlink>
+      <w:r>
+        <w:rPr>
+          <w:rtl/>
+          <w:cs/>
+          <w:lang w:val="ar_AE" w:bidi="ar_AE"/>
+        </w:rPr>
+        <w:t>2صموئيل 11:1–12:25</w:t>
+      </w:r>
       <w:r>
         <w:rPr>
           <w:rtl/>
@@ -2852,20 +2522,14 @@
         </w:rPr>
         <w:t xml:space="preserve"> </w:t>
       </w:r>
-      <w:hyperlink r:id="rId61">
-        <w:r>
-          <w:rPr>
-            <w:rtl/>
-            <w:cs/>
-            <w:lang w:val="ar_AE" w:bidi="ar_AE"/>
-          </w:rPr>
-          <w:rPr>
-            <w:color w:val="0000EE"/>
-            <w:u w:val="single"/>
-          </w:rPr>
-          <w:t>1ملوك 1:5–2:25</w:t>
-        </w:r>
-      </w:hyperlink>
+      <w:r>
+        <w:rPr>
+          <w:rtl/>
+          <w:cs/>
+          <w:lang w:val="ar_AE" w:bidi="ar_AE"/>
+        </w:rPr>
+        <w:t>1ملوك 1:5–2:25</w:t>
+      </w:r>
       <w:r>
         <w:rPr>
           <w:rtl/>
@@ -2882,20 +2546,14 @@
         </w:rPr>
         <w:t xml:space="preserve"> </w:t>
       </w:r>
-      <w:hyperlink r:id="rId56">
-        <w:r>
-          <w:rPr>
-            <w:rtl/>
-            <w:cs/>
-            <w:lang w:val="ar_AE" w:bidi="ar_AE"/>
-          </w:rPr>
-          <w:rPr>
-            <w:color w:val="0000EE"/>
-            <w:u w:val="single"/>
-          </w:rPr>
-          <w:t>مزمور 51:1–19.</w:t>
-        </w:r>
-      </w:hyperlink>
+      <w:r>
+        <w:rPr>
+          <w:rtl/>
+          <w:cs/>
+          <w:lang w:val="ar_AE" w:bidi="ar_AE"/>
+        </w:rPr>
+        <w:t>مزمور 51:1–19.</w:t>
+      </w:r>
       <w:r>
         <w:rPr>
           <w:rtl/>
@@ -2979,20 +2637,14 @@
         </w:rPr>
         <w:t>وكان فعّالًا للغاية في كنيسة أورشليم. وأظهر برنابا كرمًا وسخاءً كبيرين بمساندته للأعضاء الأشد فقرًا (</w:t>
       </w:r>
-      <w:hyperlink r:id="rId62">
-        <w:r>
-          <w:rPr>
-            <w:rtl/>
-            <w:cs/>
-            <w:lang w:val="ar_AE" w:bidi="ar_AE"/>
-          </w:rPr>
-          <w:rPr>
-            <w:color w:val="0000EE"/>
-            <w:u w:val="single"/>
-          </w:rPr>
-          <w:t>أعمال الرسل 4:32–37</w:t>
-        </w:r>
-      </w:hyperlink>
+      <w:r>
+        <w:rPr>
+          <w:rtl/>
+          <w:cs/>
+          <w:lang w:val="ar_AE" w:bidi="ar_AE"/>
+        </w:rPr>
+        <w:t>أعمال الرسل 4:32–37</w:t>
+      </w:r>
       <w:r>
         <w:rPr>
           <w:rtl/>
@@ -3001,20 +2653,14 @@
         </w:rPr>
         <w:t>). كان اسمه الحقيقي يُوسُف، لكنه لُقّب ببرنابا. ومعنى اسم برنابا "ٱبْن ٱلْوَعْظ، [التشجيع]"، وهذا اللقب يجسّد شخصيته (</w:t>
       </w:r>
-      <w:hyperlink r:id="rId63">
-        <w:r>
-          <w:rPr>
-            <w:rtl/>
-            <w:cs/>
-            <w:lang w:val="ar_AE" w:bidi="ar_AE"/>
-          </w:rPr>
-          <w:rPr>
-            <w:color w:val="0000EE"/>
-            <w:u w:val="single"/>
-          </w:rPr>
-          <w:t>أعمال الرسل 4:36</w:t>
-        </w:r>
-      </w:hyperlink>
+      <w:r>
+        <w:rPr>
+          <w:rtl/>
+          <w:cs/>
+          <w:lang w:val="ar_AE" w:bidi="ar_AE"/>
+        </w:rPr>
+        <w:t>أعمال الرسل 4:36</w:t>
+      </w:r>
       <w:r>
         <w:rPr>
           <w:rtl/>
@@ -3043,20 +2689,14 @@
         </w:rPr>
         <w:t>تناسبت طبيعة برنابا تمامًا مع العمل الجديد في أنطاكيَة وتقييمه له تقييما صحيحًا.(</w:t>
       </w:r>
-      <w:hyperlink r:id="rId64">
-        <w:r>
-          <w:rPr>
-            <w:rtl/>
-            <w:cs/>
-            <w:lang w:val="ar_AE" w:bidi="ar_AE"/>
-          </w:rPr>
-          <w:rPr>
-            <w:color w:val="0000EE"/>
-            <w:u w:val="single"/>
-          </w:rPr>
-          <w:t>أعمال 11:19–22</w:t>
-        </w:r>
-      </w:hyperlink>
+      <w:r>
+        <w:rPr>
+          <w:rtl/>
+          <w:cs/>
+          <w:lang w:val="ar_AE" w:bidi="ar_AE"/>
+        </w:rPr>
+        <w:t>أعمال 11:19–22</w:t>
+      </w:r>
       <w:r>
         <w:rPr>
           <w:rtl/>
@@ -3065,20 +2705,14 @@
         </w:rPr>
         <w:t>). وشهد برنابا بركات الله هناك، وشجّع المؤمنين على الثبات في الرب والأمانة من نحوه (</w:t>
       </w:r>
-      <w:hyperlink r:id="rId65">
-        <w:r>
-          <w:rPr>
-            <w:rtl/>
-            <w:cs/>
-            <w:lang w:val="ar_AE" w:bidi="ar_AE"/>
-          </w:rPr>
-          <w:rPr>
-            <w:color w:val="0000EE"/>
-            <w:u w:val="single"/>
-          </w:rPr>
-          <w:t>أعمال 11:23</w:t>
-        </w:r>
-      </w:hyperlink>
+      <w:r>
+        <w:rPr>
+          <w:rtl/>
+          <w:cs/>
+          <w:lang w:val="ar_AE" w:bidi="ar_AE"/>
+        </w:rPr>
+        <w:t>أعمال 11:23</w:t>
+      </w:r>
       <w:r>
         <w:rPr>
           <w:rtl/>
@@ -3087,20 +2721,14 @@
         </w:rPr>
         <w:t>). وحُسن طبيعته وشخصيته ظهرت واضحة تمامًا في لطفه، وإيمانه القوي، وحياته وعمله المُمْتَلِئين بالروح (</w:t>
       </w:r>
-      <w:hyperlink r:id="rId66">
-        <w:r>
-          <w:rPr>
-            <w:rtl/>
-            <w:cs/>
-            <w:lang w:val="ar_AE" w:bidi="ar_AE"/>
-          </w:rPr>
-          <w:rPr>
-            <w:color w:val="0000EE"/>
-            <w:u w:val="single"/>
-          </w:rPr>
-          <w:t>أعمال 11:24</w:t>
-        </w:r>
-      </w:hyperlink>
+      <w:r>
+        <w:rPr>
+          <w:rtl/>
+          <w:cs/>
+          <w:lang w:val="ar_AE" w:bidi="ar_AE"/>
+        </w:rPr>
+        <w:t>أعمال 11:24</w:t>
+      </w:r>
       <w:r>
         <w:rPr>
           <w:rtl/>
@@ -3109,20 +2737,14 @@
         </w:rPr>
         <w:t>). اختار الروح برنابا وشاول لإرسالية خاصة (تعرف بالرحلة التبشيرية الأولى). فأرسلت كنيسة أنطاكيَة برنابا وشاول في هذه الرحلة (</w:t>
       </w:r>
-      <w:hyperlink r:id="rId67">
-        <w:r>
-          <w:rPr>
-            <w:rtl/>
-            <w:cs/>
-            <w:lang w:val="ar_AE" w:bidi="ar_AE"/>
-          </w:rPr>
-          <w:rPr>
-            <w:color w:val="0000EE"/>
-            <w:u w:val="single"/>
-          </w:rPr>
-          <w:t>أعمال 13:1–3</w:t>
-        </w:r>
-      </w:hyperlink>
+      <w:r>
+        <w:rPr>
+          <w:rtl/>
+          <w:cs/>
+          <w:lang w:val="ar_AE" w:bidi="ar_AE"/>
+        </w:rPr>
+        <w:t>أعمال 13:1–3</w:t>
+      </w:r>
       <w:r>
         <w:rPr>
           <w:rtl/>
@@ -3151,20 +2773,14 @@
         </w:rPr>
         <w:t>أظهر برنابا حكمة عندما ذهب إلى طرسوس للبحث عن شاول (</w:t>
       </w:r>
-      <w:hyperlink r:id="rId68">
-        <w:r>
-          <w:rPr>
-            <w:rtl/>
-            <w:cs/>
-            <w:lang w:val="ar_AE" w:bidi="ar_AE"/>
-          </w:rPr>
-          <w:rPr>
-            <w:color w:val="0000EE"/>
-            <w:u w:val="single"/>
-          </w:rPr>
-          <w:t>أعمال 11:25</w:t>
-        </w:r>
-      </w:hyperlink>
+      <w:r>
+        <w:rPr>
+          <w:rtl/>
+          <w:cs/>
+          <w:lang w:val="ar_AE" w:bidi="ar_AE"/>
+        </w:rPr>
+        <w:t>أعمال 11:25</w:t>
+      </w:r>
       <w:r>
         <w:rPr>
           <w:rtl/>
@@ -3173,20 +2789,14 @@
         </w:rPr>
         <w:t>). كان برنابا معجبًا بجسارة شاول في الوعظ كونه مؤمنًا مسيحيًا جديدًا في دمشق. قدّم برنابا شاول للرسل، وهو أمر ذو أهمية كبيرة لأن شاول كان قد هاجم المؤمنين سابقًا واعتدى عليهم. بفضل برنابا، التقى شاول بالرسل الأولين، وحاز على قبولهم، ووعظ بكل شجاعة في أورشليم إلى أن اضطر إلى المغادرة (</w:t>
       </w:r>
-      <w:hyperlink r:id="rId69">
-        <w:r>
-          <w:rPr>
-            <w:rtl/>
-            <w:cs/>
-            <w:lang w:val="ar_AE" w:bidi="ar_AE"/>
-          </w:rPr>
-          <w:rPr>
-            <w:color w:val="0000EE"/>
-            <w:u w:val="single"/>
-          </w:rPr>
-          <w:t>أعمال 9:26–30</w:t>
-        </w:r>
-      </w:hyperlink>
+      <w:r>
+        <w:rPr>
+          <w:rtl/>
+          <w:cs/>
+          <w:lang w:val="ar_AE" w:bidi="ar_AE"/>
+        </w:rPr>
+        <w:t>أعمال 9:26–30</w:t>
+      </w:r>
       <w:r>
         <w:rPr>
           <w:rtl/>
@@ -3195,20 +2805,14 @@
         </w:rPr>
         <w:t>). كانت رحلة برنابا ناجحة، وعلى مدار عام، اجتمع مع شاول، وعلّما معًا في كنيسة أنطاكيَة، وجذبوا جمعًا غفيرًا (</w:t>
       </w:r>
-      <w:hyperlink r:id="rId70">
-        <w:r>
-          <w:rPr>
-            <w:rtl/>
-            <w:cs/>
-            <w:lang w:val="ar_AE" w:bidi="ar_AE"/>
-          </w:rPr>
-          <w:rPr>
-            <w:color w:val="0000EE"/>
-            <w:u w:val="single"/>
-          </w:rPr>
-          <w:t>أعمال 11:26</w:t>
-        </w:r>
-      </w:hyperlink>
+      <w:r>
+        <w:rPr>
+          <w:rtl/>
+          <w:cs/>
+          <w:lang w:val="ar_AE" w:bidi="ar_AE"/>
+        </w:rPr>
+        <w:t>أعمال 11:26</w:t>
+      </w:r>
       <w:r>
         <w:rPr>
           <w:rtl/>
@@ -3253,20 +2857,14 @@
         </w:rPr>
         <w:t xml:space="preserve">(انظر </w:t>
       </w:r>
-      <w:hyperlink r:id="rId71">
-        <w:r>
-          <w:rPr>
-            <w:rtl/>
-            <w:cs/>
-            <w:lang w:val="ar_AE" w:bidi="ar_AE"/>
-          </w:rPr>
-          <w:rPr>
-            <w:color w:val="0000EE"/>
-            <w:u w:val="single"/>
-          </w:rPr>
-          <w:t>أعمال الرسل 14:8–18</w:t>
-        </w:r>
-      </w:hyperlink>
+      <w:r>
+        <w:rPr>
+          <w:rtl/>
+          <w:cs/>
+          <w:lang w:val="ar_AE" w:bidi="ar_AE"/>
+        </w:rPr>
+        <w:t>أعمال الرسل 14:8–18</w:t>
+      </w:r>
       <w:r>
         <w:rPr>
           <w:rtl/>
@@ -3275,20 +2873,14 @@
         </w:rPr>
         <w:t xml:space="preserve">). برنابا هو ابن عم يوحنا مرقس ومعلّمه. ساعد برنابا يوحنا مرقس على أن يحصل على فرصة ثانية للنجاح كقائد مسيحي بعد أن ترك إرسالية في وقت سابق (انظر </w:t>
       </w:r>
-      <w:hyperlink r:id="rId72">
-        <w:r>
-          <w:rPr>
-            <w:rtl/>
-            <w:cs/>
-            <w:lang w:val="ar_AE" w:bidi="ar_AE"/>
-          </w:rPr>
-          <w:rPr>
-            <w:color w:val="0000EE"/>
-            <w:u w:val="single"/>
-          </w:rPr>
-          <w:t>أعمال الرسل 15:36–40</w:t>
-        </w:r>
-      </w:hyperlink>
+      <w:r>
+        <w:rPr>
+          <w:rtl/>
+          <w:cs/>
+          <w:lang w:val="ar_AE" w:bidi="ar_AE"/>
+        </w:rPr>
+        <w:t>أعمال الرسل 15:36–40</w:t>
+      </w:r>
       <w:r>
         <w:rPr>
           <w:rtl/>
@@ -3317,20 +2909,14 @@
         </w:rPr>
         <w:t>أدرك برنابا مدى تأثير البعض على الناس لفعل أمور خاطئة. في إحدى المرات، استسلم برنابا لهذا الضغط، وفعل شيئًا كان يعلم أنه خطأ (</w:t>
       </w:r>
-      <w:hyperlink r:id="rId73">
-        <w:r>
-          <w:rPr>
-            <w:rtl/>
-            <w:cs/>
-            <w:lang w:val="ar_AE" w:bidi="ar_AE"/>
-          </w:rPr>
-          <w:rPr>
-            <w:color w:val="0000EE"/>
-            <w:u w:val="single"/>
-          </w:rPr>
-          <w:t>غلاطية 2:11–13</w:t>
-        </w:r>
-      </w:hyperlink>
+      <w:r>
+        <w:rPr>
+          <w:rtl/>
+          <w:cs/>
+          <w:lang w:val="ar_AE" w:bidi="ar_AE"/>
+        </w:rPr>
+        <w:t>غلاطية 2:11–13</w:t>
+      </w:r>
       <w:r>
         <w:rPr>
           <w:rtl/>
@@ -3372,20 +2958,14 @@
           <w:lang w:val="ar_AE" w:bidi="ar_AE"/>
         </w:rPr>
       </w:r>
-      <w:hyperlink r:id="rId74">
-        <w:r>
-          <w:rPr>
-            <w:rtl/>
-            <w:cs/>
-            <w:lang w:val="ar_AE" w:bidi="ar_AE"/>
-          </w:rPr>
-          <w:rPr>
-            <w:color w:val="0000EE"/>
-            <w:u w:val="single"/>
-          </w:rPr>
-          <w:t>أعمال 4:36–37</w:t>
-        </w:r>
-      </w:hyperlink>
+      <w:r>
+        <w:rPr>
+          <w:rtl/>
+          <w:cs/>
+          <w:lang w:val="ar_AE" w:bidi="ar_AE"/>
+        </w:rPr>
+        <w:t>أعمال 4:36–37</w:t>
+      </w:r>
       <w:r>
         <w:rPr>
           <w:rtl/>
@@ -3402,20 +2982,14 @@
         </w:rPr>
         <w:t xml:space="preserve"> </w:t>
       </w:r>
-      <w:hyperlink r:id="rId75">
-        <w:r>
-          <w:rPr>
-            <w:rtl/>
-            <w:cs/>
-            <w:lang w:val="ar_AE" w:bidi="ar_AE"/>
-          </w:rPr>
-          <w:rPr>
-            <w:color w:val="0000EE"/>
-            <w:u w:val="single"/>
-          </w:rPr>
-          <w:t>9:26–28</w:t>
-        </w:r>
-      </w:hyperlink>
+      <w:r>
+        <w:rPr>
+          <w:rtl/>
+          <w:cs/>
+          <w:lang w:val="ar_AE" w:bidi="ar_AE"/>
+        </w:rPr>
+        <w:t>9:26–28</w:t>
+      </w:r>
       <w:r>
         <w:rPr>
           <w:rtl/>
@@ -3432,20 +3006,14 @@
         </w:rPr>
         <w:t xml:space="preserve"> </w:t>
       </w:r>
-      <w:hyperlink r:id="rId76">
-        <w:r>
-          <w:rPr>
-            <w:rtl/>
-            <w:cs/>
-            <w:lang w:val="ar_AE" w:bidi="ar_AE"/>
-          </w:rPr>
-          <w:rPr>
-            <w:color w:val="0000EE"/>
-            <w:u w:val="single"/>
-          </w:rPr>
-          <w:t>11:19–30</w:t>
-        </w:r>
-      </w:hyperlink>
+      <w:r>
+        <w:rPr>
+          <w:rtl/>
+          <w:cs/>
+          <w:lang w:val="ar_AE" w:bidi="ar_AE"/>
+        </w:rPr>
+        <w:t>11:19–30</w:t>
+      </w:r>
       <w:r>
         <w:rPr>
           <w:rtl/>
@@ -3462,20 +3030,14 @@
         </w:rPr>
         <w:t xml:space="preserve"> </w:t>
       </w:r>
-      <w:hyperlink r:id="rId77">
-        <w:r>
-          <w:rPr>
-            <w:rtl/>
-            <w:cs/>
-            <w:lang w:val="ar_AE" w:bidi="ar_AE"/>
-          </w:rPr>
-          <w:rPr>
-            <w:color w:val="0000EE"/>
-            <w:u w:val="single"/>
-          </w:rPr>
-          <w:t>13:1–15:40</w:t>
-        </w:r>
-      </w:hyperlink>
+      <w:r>
+        <w:rPr>
+          <w:rtl/>
+          <w:cs/>
+          <w:lang w:val="ar_AE" w:bidi="ar_AE"/>
+        </w:rPr>
+        <w:t>13:1–15:40</w:t>
+      </w:r>
       <w:r>
         <w:rPr>
           <w:rtl/>
@@ -3492,20 +3054,14 @@
         </w:rPr>
         <w:t xml:space="preserve"> </w:t>
       </w:r>
-      <w:hyperlink r:id="rId78">
-        <w:r>
-          <w:rPr>
-            <w:rtl/>
-            <w:cs/>
-            <w:lang w:val="ar_AE" w:bidi="ar_AE"/>
-          </w:rPr>
-          <w:rPr>
-            <w:color w:val="0000EE"/>
-            <w:u w:val="single"/>
-          </w:rPr>
-          <w:t>غلاطية 2:1–14.</w:t>
-        </w:r>
-      </w:hyperlink>
+      <w:r>
+        <w:rPr>
+          <w:rtl/>
+          <w:cs/>
+          <w:lang w:val="ar_AE" w:bidi="ar_AE"/>
+        </w:rPr>
+        <w:t>غلاطية 2:1–14.</w:t>
+      </w:r>
       <w:r>
         <w:rPr>
           <w:rtl/>
@@ -3593,20 +3149,14 @@
         </w:rPr>
         <w:t>التقى بولس ببريسكلّا وأكيلا أول مرة في كورنثوس. كان بِرِيسْكِلَّا وأَكِيلَا قد وصلا كورنثوس حديثًا إذ إن الإمبراطور الروماني كلوديوس قيصر طرد جميع اليهود من روما في عام 49 م. تعرف بولس عليهما، وبما أنهما كانا صانعي خيام (أو ربما يشتغلان في الجلود) كبولس، لهذا أقام بولس عندهما، وعمل معهما طيلة السنة والنصف الأولى له في كورنثوس، من عام 50 إلى 52 م (</w:t>
       </w:r>
-      <w:hyperlink r:id="rId79">
-        <w:r>
-          <w:rPr>
-            <w:rtl/>
-            <w:cs/>
-            <w:lang w:val="ar_AE" w:bidi="ar_AE"/>
-          </w:rPr>
-          <w:rPr>
-            <w:color w:val="0000EE"/>
-            <w:u w:val="single"/>
-          </w:rPr>
-          <w:t>أعمال الرسل 18:1–3</w:t>
-        </w:r>
-      </w:hyperlink>
+      <w:r>
+        <w:rPr>
+          <w:rtl/>
+          <w:cs/>
+          <w:lang w:val="ar_AE" w:bidi="ar_AE"/>
+        </w:rPr>
+        <w:t>أعمال الرسل 18:1–3</w:t>
+      </w:r>
       <w:r>
         <w:rPr>
           <w:rtl/>
@@ -3635,20 +3185,14 @@
         </w:rPr>
         <w:t>عندما غادر بولس كورنثوس، اصطحب معه بريسكلّا وأكيلا وتركهما في أفسس (</w:t>
       </w:r>
-      <w:hyperlink r:id="rId80">
-        <w:r>
-          <w:rPr>
-            <w:rtl/>
-            <w:cs/>
-            <w:lang w:val="ar_AE" w:bidi="ar_AE"/>
-          </w:rPr>
-          <w:rPr>
-            <w:color w:val="0000EE"/>
-            <w:u w:val="single"/>
-          </w:rPr>
-          <w:t>أعمال الرسل 18:18–19</w:t>
-        </w:r>
-      </w:hyperlink>
+      <w:r>
+        <w:rPr>
+          <w:rtl/>
+          <w:cs/>
+          <w:lang w:val="ar_AE" w:bidi="ar_AE"/>
+        </w:rPr>
+        <w:t>أعمال الرسل 18:18–19</w:t>
+      </w:r>
       <w:r>
         <w:rPr>
           <w:rtl/>
@@ -3689,20 +3233,14 @@
         </w:rPr>
         <w:t xml:space="preserve"> وبفضل مساعدتهما، أصبح أبلّوس معلّمًا قويًا يشارك الأخبار السارة عن يسوع ويدافع عن الإيمان المسيحي (</w:t>
       </w:r>
-      <w:hyperlink r:id="rId81">
-        <w:r>
-          <w:rPr>
-            <w:rtl/>
-            <w:cs/>
-            <w:lang w:val="ar_AE" w:bidi="ar_AE"/>
-          </w:rPr>
-          <w:rPr>
-            <w:color w:val="0000EE"/>
-            <w:u w:val="single"/>
-          </w:rPr>
-          <w:t>أعمال الرسل 18:24–28</w:t>
-        </w:r>
-      </w:hyperlink>
+      <w:r>
+        <w:rPr>
+          <w:rtl/>
+          <w:cs/>
+          <w:lang w:val="ar_AE" w:bidi="ar_AE"/>
+        </w:rPr>
+        <w:t>أعمال الرسل 18:24–28</w:t>
+      </w:r>
       <w:r>
         <w:rPr>
           <w:rtl/>
@@ -3731,20 +3269,14 @@
         </w:rPr>
         <w:t>في وقت لاحق، يشير بولس إلى بيتهما مكانًا لاجتماع المؤمنين المسيحيين في أفسس. ويدرج مع تحيته للكنيسة في كورنثوس تحية أَكِيلَا، وبِرِيسْكِلَّا (</w:t>
       </w:r>
-      <w:hyperlink r:id="rId82">
-        <w:r>
-          <w:rPr>
-            <w:rtl/>
-            <w:cs/>
-            <w:lang w:val="ar_AE" w:bidi="ar_AE"/>
-          </w:rPr>
-          <w:rPr>
-            <w:color w:val="0000EE"/>
-            <w:u w:val="single"/>
-          </w:rPr>
-          <w:t>1كورنثوس 16:19</w:t>
-        </w:r>
-      </w:hyperlink>
+      <w:r>
+        <w:rPr>
+          <w:rtl/>
+          <w:cs/>
+          <w:lang w:val="ar_AE" w:bidi="ar_AE"/>
+        </w:rPr>
+        <w:t>1كورنثوس 16:19</w:t>
+      </w:r>
       <w:r>
         <w:rPr>
           <w:rtl/>
@@ -3753,20 +3285,14 @@
         </w:rPr>
         <w:t xml:space="preserve">؛ انظر أيضًا </w:t>
       </w:r>
-      <w:hyperlink r:id="rId83">
-        <w:r>
-          <w:rPr>
-            <w:rtl/>
-            <w:cs/>
-            <w:lang w:val="ar_AE" w:bidi="ar_AE"/>
-          </w:rPr>
-          <w:rPr>
-            <w:color w:val="0000EE"/>
-            <w:u w:val="single"/>
-          </w:rPr>
-          <w:t>2تيموثاوس 4:19</w:t>
-        </w:r>
-      </w:hyperlink>
+      <w:r>
+        <w:rPr>
+          <w:rtl/>
+          <w:cs/>
+          <w:lang w:val="ar_AE" w:bidi="ar_AE"/>
+        </w:rPr>
+        <w:t>2تيموثاوس 4:19</w:t>
+      </w:r>
       <w:r>
         <w:rPr>
           <w:rtl/>
@@ -3775,20 +3301,14 @@
         </w:rPr>
         <w:t>). يبدو أنهما رجعا فيمَا بعد إلى رومَا، ربما بعد هدأت حدة مرسوم كلوديوس. يرسل بولس تحياته إليهما أولًا عندما يكتب إلى الكنيسة في رومَا (</w:t>
       </w:r>
-      <w:hyperlink r:id="rId84">
-        <w:r>
-          <w:rPr>
-            <w:rtl/>
-            <w:cs/>
-            <w:lang w:val="ar_AE" w:bidi="ar_AE"/>
-          </w:rPr>
-          <w:rPr>
-            <w:color w:val="0000EE"/>
-            <w:u w:val="single"/>
-          </w:rPr>
-          <w:t>رومية 16:3–5</w:t>
-        </w:r>
-      </w:hyperlink>
+      <w:r>
+        <w:rPr>
+          <w:rtl/>
+          <w:cs/>
+          <w:lang w:val="ar_AE" w:bidi="ar_AE"/>
+        </w:rPr>
+        <w:t>رومية 16:3–5</w:t>
+      </w:r>
       <w:r>
         <w:rPr>
           <w:rtl/>
@@ -3866,20 +3386,14 @@
           <w:lang w:val="ar_AE" w:bidi="ar_AE"/>
         </w:rPr>
       </w:r>
-      <w:hyperlink r:id="rId79">
-        <w:r>
-          <w:rPr>
-            <w:rtl/>
-            <w:cs/>
-            <w:lang w:val="ar_AE" w:bidi="ar_AE"/>
-          </w:rPr>
-          <w:rPr>
-            <w:color w:val="0000EE"/>
-            <w:u w:val="single"/>
-          </w:rPr>
-          <w:t>أعمال الرسل 18:1–3</w:t>
-        </w:r>
-      </w:hyperlink>
+      <w:r>
+        <w:rPr>
+          <w:rtl/>
+          <w:cs/>
+          <w:lang w:val="ar_AE" w:bidi="ar_AE"/>
+        </w:rPr>
+        <w:t>أعمال الرسل 18:1–3</w:t>
+      </w:r>
       <w:r>
         <w:rPr>
           <w:rtl/>
@@ -3888,20 +3402,14 @@
         </w:rPr>
         <w:t xml:space="preserve">، </w:t>
       </w:r>
-      <w:hyperlink r:id="rId80">
-        <w:r>
-          <w:rPr>
-            <w:rtl/>
-            <w:cs/>
-            <w:lang w:val="ar_AE" w:bidi="ar_AE"/>
-          </w:rPr>
-          <w:rPr>
-            <w:color w:val="0000EE"/>
-            <w:u w:val="single"/>
-          </w:rPr>
-          <w:t>18–19</w:t>
-        </w:r>
-      </w:hyperlink>
+      <w:r>
+        <w:rPr>
+          <w:rtl/>
+          <w:cs/>
+          <w:lang w:val="ar_AE" w:bidi="ar_AE"/>
+        </w:rPr>
+        <w:t>18–19</w:t>
+      </w:r>
       <w:r>
         <w:rPr>
           <w:rtl/>
@@ -3910,20 +3418,14 @@
         </w:rPr>
         <w:t xml:space="preserve">، </w:t>
       </w:r>
-      <w:hyperlink r:id="rId81">
-        <w:r>
-          <w:rPr>
-            <w:rtl/>
-            <w:cs/>
-            <w:lang w:val="ar_AE" w:bidi="ar_AE"/>
-          </w:rPr>
-          <w:rPr>
-            <w:color w:val="0000EE"/>
-            <w:u w:val="single"/>
-          </w:rPr>
-          <w:t>24–28</w:t>
-        </w:r>
-      </w:hyperlink>
+      <w:r>
+        <w:rPr>
+          <w:rtl/>
+          <w:cs/>
+          <w:lang w:val="ar_AE" w:bidi="ar_AE"/>
+        </w:rPr>
+        <w:t>24–28</w:t>
+      </w:r>
       <w:r>
         <w:rPr>
           <w:rtl/>
@@ -3932,20 +3434,14 @@
         </w:rPr>
         <w:t xml:space="preserve">؛ </w:t>
       </w:r>
-      <w:hyperlink r:id="rId84">
-        <w:r>
-          <w:rPr>
-            <w:rtl/>
-            <w:cs/>
-            <w:lang w:val="ar_AE" w:bidi="ar_AE"/>
-          </w:rPr>
-          <w:rPr>
-            <w:color w:val="0000EE"/>
-            <w:u w:val="single"/>
-          </w:rPr>
-          <w:t>رومية 16:3–5</w:t>
-        </w:r>
-      </w:hyperlink>
+      <w:r>
+        <w:rPr>
+          <w:rtl/>
+          <w:cs/>
+          <w:lang w:val="ar_AE" w:bidi="ar_AE"/>
+        </w:rPr>
+        <w:t>رومية 16:3–5</w:t>
+      </w:r>
       <w:r>
         <w:rPr>
           <w:rtl/>
@@ -3954,20 +3450,14 @@
         </w:rPr>
         <w:t xml:space="preserve">؛ </w:t>
       </w:r>
-      <w:hyperlink r:id="rId82">
-        <w:r>
-          <w:rPr>
-            <w:rtl/>
-            <w:cs/>
-            <w:lang w:val="ar_AE" w:bidi="ar_AE"/>
-          </w:rPr>
-          <w:rPr>
-            <w:color w:val="0000EE"/>
-            <w:u w:val="single"/>
-          </w:rPr>
-          <w:t>1كورنثوس 16:19</w:t>
-        </w:r>
-      </w:hyperlink>
+      <w:r>
+        <w:rPr>
+          <w:rtl/>
+          <w:cs/>
+          <w:lang w:val="ar_AE" w:bidi="ar_AE"/>
+        </w:rPr>
+        <w:t>1كورنثوس 16:19</w:t>
+      </w:r>
       <w:r>
         <w:rPr>
           <w:rtl/>
@@ -3976,20 +3466,14 @@
         </w:rPr>
         <w:t xml:space="preserve">؛ </w:t>
       </w:r>
-      <w:hyperlink r:id="rId83">
-        <w:r>
-          <w:rPr>
-            <w:rtl/>
-            <w:cs/>
-            <w:lang w:val="ar_AE" w:bidi="ar_AE"/>
-          </w:rPr>
-          <w:rPr>
-            <w:color w:val="0000EE"/>
-            <w:u w:val="single"/>
-          </w:rPr>
-          <w:t>2تيموثاوس 4:19</w:t>
-        </w:r>
-      </w:hyperlink>
+      <w:r>
+        <w:rPr>
+          <w:rtl/>
+          <w:cs/>
+          <w:lang w:val="ar_AE" w:bidi="ar_AE"/>
+        </w:rPr>
+        <w:t>2تيموثاوس 4:19</w:t>
+      </w:r>
       <w:r>
         <w:rPr>
           <w:rtl/>
@@ -4073,20 +3557,14 @@
         </w:rPr>
         <w:t xml:space="preserve"> قارن </w:t>
       </w:r>
-      <w:hyperlink r:id="rId85">
-        <w:r>
-          <w:rPr>
-            <w:rtl/>
-            <w:cs/>
-            <w:lang w:val="ar_AE" w:bidi="ar_AE"/>
-          </w:rPr>
-          <w:rPr>
-            <w:color w:val="0000EE"/>
-            <w:u w:val="single"/>
-          </w:rPr>
-          <w:t>يشوع 13:22</w:t>
-        </w:r>
-      </w:hyperlink>
+      <w:r>
+        <w:rPr>
+          <w:rtl/>
+          <w:cs/>
+          <w:lang w:val="ar_AE" w:bidi="ar_AE"/>
+        </w:rPr>
+        <w:t>يشوع 13:22</w:t>
+      </w:r>
       <w:r>
         <w:rPr>
           <w:rtl/>
@@ -4095,20 +3573,14 @@
         </w:rPr>
         <w:t>). كان بَلْعَام يعمل من أجل المال، لذلك عندما أراد بالاق، ملك موآب، أن يستأجره ليلعن إسرائيل، كان بَلْعَام حريصًا على البَدْء في لعن إسرائيل. حتى عندما أخبره ٱلله ألّا الذَّهاب، كان يأمل أن يتغيّر فكر الله من جهة بركة إسرائيل لأنه أحبّ أُجْرَةَ ٱلْإِثْمِ (</w:t>
       </w:r>
-      <w:hyperlink r:id="rId86">
-        <w:r>
-          <w:rPr>
-            <w:rtl/>
-            <w:cs/>
-            <w:lang w:val="ar_AE" w:bidi="ar_AE"/>
-          </w:rPr>
-          <w:rPr>
-            <w:color w:val="0000EE"/>
-            <w:u w:val="single"/>
-          </w:rPr>
-          <w:t>2بطرس 2:15</w:t>
-        </w:r>
-      </w:hyperlink>
+      <w:r>
+        <w:rPr>
+          <w:rtl/>
+          <w:cs/>
+          <w:lang w:val="ar_AE" w:bidi="ar_AE"/>
+        </w:rPr>
+        <w:t>2بطرس 2:15</w:t>
+      </w:r>
       <w:r>
         <w:rPr>
           <w:rtl/>
@@ -4137,20 +3609,14 @@
         </w:rPr>
         <w:t>سمح الله أخيرًا لبَلْعَام أن يذهب، شريطة أن يوافق بَلْعَام على قول ما يأمره الله به، وذلك بهدف إحباط خطط بالاق (</w:t>
       </w:r>
-      <w:hyperlink r:id="rId87">
-        <w:r>
-          <w:rPr>
-            <w:rtl/>
-            <w:cs/>
-            <w:lang w:val="ar_AE" w:bidi="ar_AE"/>
-          </w:rPr>
-          <w:rPr>
-            <w:color w:val="0000EE"/>
-            <w:u w:val="single"/>
-          </w:rPr>
-          <w:t>تثنية 23:4–5</w:t>
-        </w:r>
-      </w:hyperlink>
+      <w:r>
+        <w:rPr>
+          <w:rtl/>
+          <w:cs/>
+          <w:lang w:val="ar_AE" w:bidi="ar_AE"/>
+        </w:rPr>
+        <w:t>تثنية 23:4–5</w:t>
+      </w:r>
       <w:r>
         <w:rPr>
           <w:rtl/>
@@ -4179,20 +3645,14 @@
         </w:rPr>
         <w:t xml:space="preserve">في الآونة الأخيرة، عُثر على نقش يذكر بَلْعَام بْنُ بَعُور أنه عرّاف كان يتلقى الرؤى ليلًا (انظر </w:t>
       </w:r>
-      <w:hyperlink r:id="rId88">
-        <w:r>
-          <w:rPr>
-            <w:rtl/>
-            <w:cs/>
-            <w:lang w:val="ar_AE" w:bidi="ar_AE"/>
-          </w:rPr>
-          <w:rPr>
-            <w:color w:val="0000EE"/>
-            <w:u w:val="single"/>
-          </w:rPr>
-          <w:t>العدد 22:9–12</w:t>
-        </w:r>
-      </w:hyperlink>
+      <w:r>
+        <w:rPr>
+          <w:rtl/>
+          <w:cs/>
+          <w:lang w:val="ar_AE" w:bidi="ar_AE"/>
+        </w:rPr>
+        <w:t>العدد 22:9–12</w:t>
+      </w:r>
       <w:r>
         <w:rPr>
           <w:rtl/>
@@ -4201,20 +3661,14 @@
         </w:rPr>
         <w:t xml:space="preserve">، </w:t>
       </w:r>
-      <w:hyperlink r:id="rId89">
-        <w:r>
-          <w:rPr>
-            <w:rtl/>
-            <w:cs/>
-            <w:lang w:val="ar_AE" w:bidi="ar_AE"/>
-          </w:rPr>
-          <w:rPr>
-            <w:color w:val="0000EE"/>
-            <w:u w:val="single"/>
-          </w:rPr>
-          <w:t>20</w:t>
-        </w:r>
-      </w:hyperlink>
+      <w:r>
+        <w:rPr>
+          <w:rtl/>
+          <w:cs/>
+          <w:lang w:val="ar_AE" w:bidi="ar_AE"/>
+        </w:rPr>
+        <w:t>20</w:t>
+      </w:r>
       <w:r>
         <w:rPr>
           <w:rtl/>
@@ -4240,20 +3694,14 @@
         </w:rPr>
         <w:t xml:space="preserve"> ("ٱلْقَدِير"؛ انظر </w:t>
       </w:r>
-      <w:hyperlink r:id="rId90">
-        <w:r>
-          <w:rPr>
-            <w:rtl/>
-            <w:cs/>
-            <w:lang w:val="ar_AE" w:bidi="ar_AE"/>
-          </w:rPr>
-          <w:rPr>
-            <w:color w:val="0000EE"/>
-            <w:u w:val="single"/>
-          </w:rPr>
-          <w:t>العدد 24:4</w:t>
-        </w:r>
-      </w:hyperlink>
+      <w:r>
+        <w:rPr>
+          <w:rtl/>
+          <w:cs/>
+          <w:lang w:val="ar_AE" w:bidi="ar_AE"/>
+        </w:rPr>
+        <w:t>العدد 24:4</w:t>
+      </w:r>
       <w:r>
         <w:rPr>
           <w:rtl/>
@@ -4262,20 +3710,14 @@
         </w:rPr>
         <w:t xml:space="preserve">، </w:t>
       </w:r>
-      <w:hyperlink r:id="rId91">
-        <w:r>
-          <w:rPr>
-            <w:rtl/>
-            <w:cs/>
-            <w:lang w:val="ar_AE" w:bidi="ar_AE"/>
-          </w:rPr>
-          <w:rPr>
-            <w:color w:val="0000EE"/>
-            <w:u w:val="single"/>
-          </w:rPr>
-          <w:t>16</w:t>
-        </w:r>
-      </w:hyperlink>
+      <w:r>
+        <w:rPr>
+          <w:rtl/>
+          <w:cs/>
+          <w:lang w:val="ar_AE" w:bidi="ar_AE"/>
+        </w:rPr>
+        <w:t>16</w:t>
+      </w:r>
       <w:r>
         <w:rPr>
           <w:rtl/>
@@ -4284,20 +3726,14 @@
         </w:rPr>
         <w:t xml:space="preserve">)، قد أعطت بَلْعَام رسالة وأعلنت الدينونة على العالم (انظر </w:t>
       </w:r>
-      <w:hyperlink r:id="rId92">
-        <w:r>
-          <w:rPr>
-            <w:rtl/>
-            <w:cs/>
-            <w:lang w:val="ar_AE" w:bidi="ar_AE"/>
-          </w:rPr>
-          <w:rPr>
-            <w:color w:val="0000EE"/>
-            <w:u w:val="single"/>
-          </w:rPr>
-          <w:t>العدد 24:15–25</w:t>
-        </w:r>
-      </w:hyperlink>
+      <w:r>
+        <w:rPr>
+          <w:rtl/>
+          <w:cs/>
+          <w:lang w:val="ar_AE" w:bidi="ar_AE"/>
+        </w:rPr>
+        <w:t>العدد 24:15–25</w:t>
+      </w:r>
       <w:r>
         <w:rPr>
           <w:rtl/>
@@ -4326,20 +3762,14 @@
         </w:rPr>
         <w:t xml:space="preserve">إن شخصية بَلْعَام ودوافعه تبدو متباينة أو متضاربة بعض الشيء في </w:t>
       </w:r>
-      <w:hyperlink r:id="rId93">
-        <w:r>
-          <w:rPr>
-            <w:rtl/>
-            <w:cs/>
-            <w:lang w:val="ar_AE" w:bidi="ar_AE"/>
-          </w:rPr>
-          <w:rPr>
-            <w:color w:val="0000EE"/>
-            <w:u w:val="single"/>
-          </w:rPr>
-          <w:t>العدد 22–24</w:t>
-        </w:r>
-      </w:hyperlink>
+      <w:r>
+        <w:rPr>
+          <w:rtl/>
+          <w:cs/>
+          <w:lang w:val="ar_AE" w:bidi="ar_AE"/>
+        </w:rPr>
+        <w:t>العدد 22–24</w:t>
+      </w:r>
       <w:r>
         <w:rPr>
           <w:rtl/>
@@ -4348,20 +3778,14 @@
         </w:rPr>
         <w:t xml:space="preserve">. يصف </w:t>
       </w:r>
-      <w:hyperlink r:id="rId94">
-        <w:r>
-          <w:rPr>
-            <w:rtl/>
-            <w:cs/>
-            <w:lang w:val="ar_AE" w:bidi="ar_AE"/>
-          </w:rPr>
-          <w:rPr>
-            <w:color w:val="0000EE"/>
-            <w:u w:val="single"/>
-          </w:rPr>
-          <w:t>العدد 25</w:t>
-        </w:r>
-      </w:hyperlink>
+      <w:r>
+        <w:rPr>
+          <w:rtl/>
+          <w:cs/>
+          <w:lang w:val="ar_AE" w:bidi="ar_AE"/>
+        </w:rPr>
+        <w:t>العدد 25</w:t>
+      </w:r>
       <w:r>
         <w:rPr>
           <w:rtl/>
@@ -4370,20 +3794,14 @@
         </w:rPr>
         <w:t xml:space="preserve"> أن رجال إسرائيل أَخْطَؤُوا بالزواج من نساء موآبيات وعبادة آلهتهن، وهو ما أثار غضب الله بسببهم. ورغم أن بَلْعَام لم يُذكر ههنا، إلا أن </w:t>
       </w:r>
-      <w:hyperlink r:id="rId95">
-        <w:r>
-          <w:rPr>
-            <w:rtl/>
-            <w:cs/>
-            <w:lang w:val="ar_AE" w:bidi="ar_AE"/>
-          </w:rPr>
-          <w:rPr>
-            <w:color w:val="0000EE"/>
-            <w:u w:val="single"/>
-          </w:rPr>
-          <w:t>العدد 31:16</w:t>
-        </w:r>
-      </w:hyperlink>
+      <w:r>
+        <w:rPr>
+          <w:rtl/>
+          <w:cs/>
+          <w:lang w:val="ar_AE" w:bidi="ar_AE"/>
+        </w:rPr>
+        <w:t>العدد 31:16</w:t>
+      </w:r>
       <w:r>
         <w:rPr>
           <w:rtl/>
@@ -4392,20 +3810,14 @@
         </w:rPr>
         <w:t xml:space="preserve"> يوضح أنه هو أصل هذه المؤامرة. بعدما انتهى بَلْعَام من رؤاه، مكث في موآب وسعى لإيجاد طرق لإيذاء إسرائيل وربح المال. ثم قتله بنو إسرائيل بعد ذلك بوقت قصير (</w:t>
       </w:r>
-      <w:hyperlink r:id="rId96">
-        <w:r>
-          <w:rPr>
-            <w:rtl/>
-            <w:cs/>
-            <w:lang w:val="ar_AE" w:bidi="ar_AE"/>
-          </w:rPr>
-          <w:rPr>
-            <w:color w:val="0000EE"/>
-            <w:u w:val="single"/>
-          </w:rPr>
-          <w:t>العدد 31:8</w:t>
-        </w:r>
-      </w:hyperlink>
+      <w:r>
+        <w:rPr>
+          <w:rtl/>
+          <w:cs/>
+          <w:lang w:val="ar_AE" w:bidi="ar_AE"/>
+        </w:rPr>
+        <w:t>العدد 31:8</w:t>
+      </w:r>
       <w:r>
         <w:rPr>
           <w:rtl/>
@@ -4437,20 +3849,14 @@
         </w:rPr>
         <w:t xml:space="preserve">ساحر يحمل في قلبه نوايا خبيثة (انظر </w:t>
       </w:r>
-      <w:hyperlink r:id="rId87">
-        <w:r>
-          <w:rPr>
-            <w:rtl/>
-            <w:cs/>
-            <w:lang w:val="ar_AE" w:bidi="ar_AE"/>
-          </w:rPr>
-          <w:rPr>
-            <w:color w:val="0000EE"/>
-            <w:u w:val="single"/>
-          </w:rPr>
-          <w:t>تثنية 23:4–5</w:t>
-        </w:r>
-      </w:hyperlink>
+      <w:r>
+        <w:rPr>
+          <w:rtl/>
+          <w:cs/>
+          <w:lang w:val="ar_AE" w:bidi="ar_AE"/>
+        </w:rPr>
+        <w:t>تثنية 23:4–5</w:t>
+      </w:r>
       <w:r>
         <w:rPr>
           <w:rtl/>
@@ -4467,20 +3873,14 @@
         </w:rPr>
         <w:t xml:space="preserve"> </w:t>
       </w:r>
-      <w:hyperlink r:id="rId85">
-        <w:r>
-          <w:rPr>
-            <w:rtl/>
-            <w:cs/>
-            <w:lang w:val="ar_AE" w:bidi="ar_AE"/>
-          </w:rPr>
-          <w:rPr>
-            <w:color w:val="0000EE"/>
-            <w:u w:val="single"/>
-          </w:rPr>
-          <w:t>يشوع 13:22</w:t>
-        </w:r>
-      </w:hyperlink>
+      <w:r>
+        <w:rPr>
+          <w:rtl/>
+          <w:cs/>
+          <w:lang w:val="ar_AE" w:bidi="ar_AE"/>
+        </w:rPr>
+        <w:t>يشوع 13:22</w:t>
+      </w:r>
       <w:r>
         <w:rPr>
           <w:rtl/>
@@ -4512,20 +3912,14 @@
         </w:rPr>
         <w:t xml:space="preserve">معلم زائف (مضلل) لا يهتم سوى بالمال (انظر </w:t>
       </w:r>
-      <w:hyperlink r:id="rId97">
-        <w:r>
-          <w:rPr>
-            <w:rtl/>
-            <w:cs/>
-            <w:lang w:val="ar_AE" w:bidi="ar_AE"/>
-          </w:rPr>
-          <w:rPr>
-            <w:color w:val="0000EE"/>
-            <w:u w:val="single"/>
-          </w:rPr>
-          <w:t>نحميا 13:2</w:t>
-        </w:r>
-      </w:hyperlink>
+      <w:r>
+        <w:rPr>
+          <w:rtl/>
+          <w:cs/>
+          <w:lang w:val="ar_AE" w:bidi="ar_AE"/>
+        </w:rPr>
+        <w:t>نحميا 13:2</w:t>
+      </w:r>
       <w:r>
         <w:rPr>
           <w:rtl/>
@@ -4542,20 +3936,14 @@
         </w:rPr>
         <w:t xml:space="preserve"> </w:t>
       </w:r>
-      <w:hyperlink r:id="rId86">
-        <w:r>
-          <w:rPr>
-            <w:rtl/>
-            <w:cs/>
-            <w:lang w:val="ar_AE" w:bidi="ar_AE"/>
-          </w:rPr>
-          <w:rPr>
-            <w:color w:val="0000EE"/>
-            <w:u w:val="single"/>
-          </w:rPr>
-          <w:t>2بطرس 2:15</w:t>
-        </w:r>
-      </w:hyperlink>
+      <w:r>
+        <w:rPr>
+          <w:rtl/>
+          <w:cs/>
+          <w:lang w:val="ar_AE" w:bidi="ar_AE"/>
+        </w:rPr>
+        <w:t>2بطرس 2:15</w:t>
+      </w:r>
       <w:r>
         <w:rPr>
           <w:rtl/>
@@ -4572,20 +3960,14 @@
         </w:rPr>
         <w:t xml:space="preserve"> </w:t>
       </w:r>
-      <w:hyperlink r:id="rId98">
-        <w:r>
-          <w:rPr>
-            <w:rtl/>
-            <w:cs/>
-            <w:lang w:val="ar_AE" w:bidi="ar_AE"/>
-          </w:rPr>
-          <w:rPr>
-            <w:color w:val="0000EE"/>
-            <w:u w:val="single"/>
-          </w:rPr>
-          <w:t>يهوذا 1:11</w:t>
-        </w:r>
-      </w:hyperlink>
+      <w:r>
+        <w:rPr>
+          <w:rtl/>
+          <w:cs/>
+          <w:lang w:val="ar_AE" w:bidi="ar_AE"/>
+        </w:rPr>
+        <w:t>يهوذا 1:11</w:t>
+      </w:r>
       <w:r>
         <w:rPr>
           <w:rtl/>
@@ -4617,20 +3999,14 @@
         </w:rPr>
         <w:t>رجل قاد إسرائيل إلى عبادة الأوثان والفجور (</w:t>
       </w:r>
-      <w:hyperlink r:id="rId95">
-        <w:r>
-          <w:rPr>
-            <w:rtl/>
-            <w:cs/>
-            <w:lang w:val="ar_AE" w:bidi="ar_AE"/>
-          </w:rPr>
-          <w:rPr>
-            <w:color w:val="0000EE"/>
-            <w:u w:val="single"/>
-          </w:rPr>
-          <w:t>العدد 31:16</w:t>
-        </w:r>
-      </w:hyperlink>
+      <w:r>
+        <w:rPr>
+          <w:rtl/>
+          <w:cs/>
+          <w:lang w:val="ar_AE" w:bidi="ar_AE"/>
+        </w:rPr>
+        <w:t>العدد 31:16</w:t>
+      </w:r>
       <w:r>
         <w:rPr>
           <w:rtl/>
@@ -4647,20 +4023,14 @@
         </w:rPr>
         <w:t xml:space="preserve"> انظر </w:t>
       </w:r>
-      <w:hyperlink r:id="rId99">
-        <w:r>
-          <w:rPr>
-            <w:rtl/>
-            <w:cs/>
-            <w:lang w:val="ar_AE" w:bidi="ar_AE"/>
-          </w:rPr>
-          <w:rPr>
-            <w:color w:val="0000EE"/>
-            <w:u w:val="single"/>
-          </w:rPr>
-          <w:t>رؤيا 2:14</w:t>
-        </w:r>
-      </w:hyperlink>
+      <w:r>
+        <w:rPr>
+          <w:rtl/>
+          <w:cs/>
+          <w:lang w:val="ar_AE" w:bidi="ar_AE"/>
+        </w:rPr>
+        <w:t>رؤيا 2:14</w:t>
+      </w:r>
       <w:r>
         <w:rPr>
           <w:rtl/>
@@ -4702,20 +4072,14 @@
           <w:lang w:val="ar_AE" w:bidi="ar_AE"/>
         </w:rPr>
       </w:r>
-      <w:hyperlink r:id="rId100">
-        <w:r>
-          <w:rPr>
-            <w:rtl/>
-            <w:cs/>
-            <w:lang w:val="ar_AE" w:bidi="ar_AE"/>
-          </w:rPr>
-          <w:rPr>
-            <w:color w:val="0000EE"/>
-            <w:u w:val="single"/>
-          </w:rPr>
-          <w:t>العدد 22:1–25:18</w:t>
-        </w:r>
-      </w:hyperlink>
+      <w:r>
+        <w:rPr>
+          <w:rtl/>
+          <w:cs/>
+          <w:lang w:val="ar_AE" w:bidi="ar_AE"/>
+        </w:rPr>
+        <w:t>العدد 22:1–25:18</w:t>
+      </w:r>
       <w:r>
         <w:rPr>
           <w:rtl/>
@@ -4732,20 +4096,14 @@
         </w:rPr>
         <w:t xml:space="preserve"> </w:t>
       </w:r>
-      <w:hyperlink r:id="rId96">
-        <w:r>
-          <w:rPr>
-            <w:rtl/>
-            <w:cs/>
-            <w:lang w:val="ar_AE" w:bidi="ar_AE"/>
-          </w:rPr>
-          <w:rPr>
-            <w:color w:val="0000EE"/>
-            <w:u w:val="single"/>
-          </w:rPr>
-          <w:t>31:8،</w:t>
-        </w:r>
-      </w:hyperlink>
+      <w:r>
+        <w:rPr>
+          <w:rtl/>
+          <w:cs/>
+          <w:lang w:val="ar_AE" w:bidi="ar_AE"/>
+        </w:rPr>
+        <w:t>31:8،</w:t>
+      </w:r>
       <w:r>
         <w:rPr>
           <w:rtl/>
@@ -4754,20 +4112,14 @@
         </w:rPr>
         <w:t xml:space="preserve"> </w:t>
       </w:r>
-      <w:hyperlink r:id="rId95">
-        <w:r>
-          <w:rPr>
-            <w:rtl/>
-            <w:cs/>
-            <w:lang w:val="ar_AE" w:bidi="ar_AE"/>
-          </w:rPr>
-          <w:rPr>
-            <w:color w:val="0000EE"/>
-            <w:u w:val="single"/>
-          </w:rPr>
-          <w:t>16</w:t>
-        </w:r>
-      </w:hyperlink>
+      <w:r>
+        <w:rPr>
+          <w:rtl/>
+          <w:cs/>
+          <w:lang w:val="ar_AE" w:bidi="ar_AE"/>
+        </w:rPr>
+        <w:t>16</w:t>
+      </w:r>
       <w:r>
         <w:rPr>
           <w:rtl/>
@@ -4784,20 +4136,14 @@
         </w:rPr>
         <w:t xml:space="preserve"> </w:t>
       </w:r>
-      <w:hyperlink r:id="rId85">
-        <w:r>
-          <w:rPr>
-            <w:rtl/>
-            <w:cs/>
-            <w:lang w:val="ar_AE" w:bidi="ar_AE"/>
-          </w:rPr>
-          <w:rPr>
-            <w:color w:val="0000EE"/>
-            <w:u w:val="single"/>
-          </w:rPr>
-          <w:t>يشوع 13:22</w:t>
-        </w:r>
-      </w:hyperlink>
+      <w:r>
+        <w:rPr>
+          <w:rtl/>
+          <w:cs/>
+          <w:lang w:val="ar_AE" w:bidi="ar_AE"/>
+        </w:rPr>
+        <w:t>يشوع 13:22</w:t>
+      </w:r>
       <w:r>
         <w:rPr>
           <w:rtl/>
@@ -4814,20 +4160,14 @@
         </w:rPr>
         <w:t xml:space="preserve"> </w:t>
       </w:r>
-      <w:hyperlink r:id="rId101">
-        <w:r>
-          <w:rPr>
-            <w:rtl/>
-            <w:cs/>
-            <w:lang w:val="ar_AE" w:bidi="ar_AE"/>
-          </w:rPr>
-          <w:rPr>
-            <w:color w:val="0000EE"/>
-            <w:u w:val="single"/>
-          </w:rPr>
-          <w:t>2بطرس 2:15–16</w:t>
-        </w:r>
-      </w:hyperlink>
+      <w:r>
+        <w:rPr>
+          <w:rtl/>
+          <w:cs/>
+          <w:lang w:val="ar_AE" w:bidi="ar_AE"/>
+        </w:rPr>
+        <w:t>2بطرس 2:15–16</w:t>
+      </w:r>
       <w:r>
         <w:rPr>
           <w:rtl/>
@@ -4844,20 +4184,14 @@
         </w:rPr>
         <w:t xml:space="preserve"> </w:t>
       </w:r>
-      <w:hyperlink r:id="rId98">
-        <w:r>
-          <w:rPr>
-            <w:rtl/>
-            <w:cs/>
-            <w:lang w:val="ar_AE" w:bidi="ar_AE"/>
-          </w:rPr>
-          <w:rPr>
-            <w:color w:val="0000EE"/>
-            <w:u w:val="single"/>
-          </w:rPr>
-          <w:t>يهوذا 1:11</w:t>
-        </w:r>
-      </w:hyperlink>
+      <w:r>
+        <w:rPr>
+          <w:rtl/>
+          <w:cs/>
+          <w:lang w:val="ar_AE" w:bidi="ar_AE"/>
+        </w:rPr>
+        <w:t>يهوذا 1:11</w:t>
+      </w:r>
       <w:r>
         <w:rPr>
           <w:rtl/>
@@ -4874,20 +4208,14 @@
         </w:rPr>
         <w:t xml:space="preserve"> </w:t>
       </w:r>
-      <w:hyperlink r:id="rId99">
-        <w:r>
-          <w:rPr>
-            <w:rtl/>
-            <w:cs/>
-            <w:lang w:val="ar_AE" w:bidi="ar_AE"/>
-          </w:rPr>
-          <w:rPr>
-            <w:color w:val="0000EE"/>
-            <w:u w:val="single"/>
-          </w:rPr>
-          <w:t>رؤيا 2:14.</w:t>
-        </w:r>
-      </w:hyperlink>
+      <w:r>
+        <w:rPr>
+          <w:rtl/>
+          <w:cs/>
+          <w:lang w:val="ar_AE" w:bidi="ar_AE"/>
+        </w:rPr>
+        <w:t>رؤيا 2:14.</w:t>
+      </w:r>
       <w:r>
         <w:rPr>
           <w:rtl/>
@@ -5015,20 +4343,14 @@
         </w:rPr>
         <w:t xml:space="preserve"> بولس في شبابه المسيحيين بعنف شديد، وكان يُتلف كنيسة الله (</w:t>
       </w:r>
-      <w:hyperlink r:id="rId102">
-        <w:r>
-          <w:rPr>
-            <w:rtl/>
-            <w:cs/>
-            <w:lang w:val="ar_AE" w:bidi="ar_AE"/>
-          </w:rPr>
-          <w:rPr>
-            <w:color w:val="0000EE"/>
-            <w:u w:val="single"/>
-          </w:rPr>
-          <w:t>أعمال الرسل 22:3–5</w:t>
-        </w:r>
-      </w:hyperlink>
+      <w:r>
+        <w:rPr>
+          <w:rtl/>
+          <w:cs/>
+          <w:lang w:val="ar_AE" w:bidi="ar_AE"/>
+        </w:rPr>
+        <w:t>أعمال الرسل 22:3–5</w:t>
+      </w:r>
       <w:r>
         <w:rPr>
           <w:rtl/>
@@ -5057,20 +4379,14 @@
         </w:rPr>
         <w:t>لكن حدث شيء غيّر حياة بولس رأسًا على عقب. لقد ظهر له يسوع المُقام (</w:t>
       </w:r>
-      <w:hyperlink r:id="rId103">
-        <w:r>
-          <w:rPr>
-            <w:rtl/>
-            <w:cs/>
-            <w:lang w:val="ar_AE" w:bidi="ar_AE"/>
-          </w:rPr>
-          <w:rPr>
-            <w:color w:val="0000EE"/>
-            <w:u w:val="single"/>
-          </w:rPr>
-          <w:t>أعمال الرسل 9:3–6</w:t>
-        </w:r>
-      </w:hyperlink>
+      <w:r>
+        <w:rPr>
+          <w:rtl/>
+          <w:cs/>
+          <w:lang w:val="ar_AE" w:bidi="ar_AE"/>
+        </w:rPr>
+        <w:t>أعمال الرسل 9:3–6</w:t>
+      </w:r>
       <w:r>
         <w:rPr>
           <w:rtl/>
@@ -5079,20 +4395,14 @@
         </w:rPr>
         <w:t xml:space="preserve">؛ </w:t>
       </w:r>
-      <w:hyperlink r:id="rId104">
-        <w:r>
-          <w:rPr>
-            <w:rtl/>
-            <w:cs/>
-            <w:lang w:val="ar_AE" w:bidi="ar_AE"/>
-          </w:rPr>
-          <w:rPr>
-            <w:color w:val="0000EE"/>
-            <w:u w:val="single"/>
-          </w:rPr>
-          <w:t>22:6–10</w:t>
-        </w:r>
-      </w:hyperlink>
+      <w:r>
+        <w:rPr>
+          <w:rtl/>
+          <w:cs/>
+          <w:lang w:val="ar_AE" w:bidi="ar_AE"/>
+        </w:rPr>
+        <w:t>22:6–10</w:t>
+      </w:r>
       <w:r>
         <w:rPr>
           <w:rtl/>
@@ -5101,20 +4411,14 @@
         </w:rPr>
         <w:t xml:space="preserve">). بعد هذه المقابلة، أصبح بولس تابعًا ليسوع. قضى بقية حياته يتنقل بين دول حول البحر الأبيض المتوسط يخبر الناس أن يسوع هو المخلص والرب (انظر </w:t>
       </w:r>
-      <w:hyperlink r:id="rId105">
-        <w:r>
-          <w:rPr>
-            <w:rtl/>
-            <w:cs/>
-            <w:lang w:val="ar_AE" w:bidi="ar_AE"/>
-          </w:rPr>
-          <w:rPr>
-            <w:color w:val="0000EE"/>
-            <w:u w:val="single"/>
-          </w:rPr>
-          <w:t>غلاطية 1:11–16</w:t>
-        </w:r>
-      </w:hyperlink>
+      <w:r>
+        <w:rPr>
+          <w:rtl/>
+          <w:cs/>
+          <w:lang w:val="ar_AE" w:bidi="ar_AE"/>
+        </w:rPr>
+        <w:t>غلاطية 1:11–16</w:t>
+      </w:r>
       <w:r>
         <w:rPr>
           <w:rtl/>
@@ -5159,20 +4463,14 @@
         </w:rPr>
         <w:t>كان بولس يؤمن كالآخرين بضرورة اتباع الناس لناموس موسى بحرص شديد لإرضاء الله. لكنه الآن فهم أن التصالح مع الله عطية مجانية لا تأتي سوى بالإيمان بيسوع الذي مات ليعتق الناس من الخطية ويخلّصهم (</w:t>
       </w:r>
-      <w:hyperlink r:id="rId106">
-        <w:r>
-          <w:rPr>
-            <w:rtl/>
-            <w:cs/>
-            <w:lang w:val="ar_AE" w:bidi="ar_AE"/>
-          </w:rPr>
-          <w:rPr>
-            <w:color w:val="0000EE"/>
-            <w:u w:val="single"/>
-          </w:rPr>
-          <w:t>رومية 4:1–8</w:t>
-        </w:r>
-      </w:hyperlink>
+      <w:r>
+        <w:rPr>
+          <w:rtl/>
+          <w:cs/>
+          <w:lang w:val="ar_AE" w:bidi="ar_AE"/>
+        </w:rPr>
+        <w:t>رومية 4:1–8</w:t>
+      </w:r>
       <w:r>
         <w:rPr>
           <w:rtl/>
@@ -5288,20 +4586,14 @@
         </w:rPr>
         <w:t>لا يمكن للناس أن ينالوا الخلاص إلا بالإيمان بيسوع مخلصًا لهم (</w:t>
       </w:r>
-      <w:hyperlink r:id="rId107">
-        <w:r>
-          <w:rPr>
-            <w:rtl/>
-            <w:cs/>
-            <w:lang w:val="ar_AE" w:bidi="ar_AE"/>
-          </w:rPr>
-          <w:rPr>
-            <w:color w:val="0000EE"/>
-            <w:u w:val="single"/>
-          </w:rPr>
-          <w:t>غلاطية 2:16</w:t>
-        </w:r>
-      </w:hyperlink>
+      <w:r>
+        <w:rPr>
+          <w:rtl/>
+          <w:cs/>
+          <w:lang w:val="ar_AE" w:bidi="ar_AE"/>
+        </w:rPr>
+        <w:t>غلاطية 2:16</w:t>
+      </w:r>
       <w:r>
         <w:rPr>
           <w:rtl/>
@@ -5333,20 +4625,14 @@
         </w:rPr>
         <w:t>ينبغي للمؤمنين أن يكرسوا كل حياتهم لخدمة يسوع ربًا وسيّدًا لهم (</w:t>
       </w:r>
-      <w:hyperlink r:id="rId108">
-        <w:r>
-          <w:rPr>
-            <w:rtl/>
-            <w:cs/>
-            <w:lang w:val="ar_AE" w:bidi="ar_AE"/>
-          </w:rPr>
-          <w:rPr>
-            <w:color w:val="0000EE"/>
-            <w:u w:val="single"/>
-          </w:rPr>
-          <w:t>رومية 14:7–9</w:t>
-        </w:r>
-      </w:hyperlink>
+      <w:r>
+        <w:rPr>
+          <w:rtl/>
+          <w:cs/>
+          <w:lang w:val="ar_AE" w:bidi="ar_AE"/>
+        </w:rPr>
+        <w:t>رومية 14:7–9</w:t>
+      </w:r>
       <w:r>
         <w:rPr>
           <w:rtl/>
@@ -5355,20 +4641,14 @@
         </w:rPr>
         <w:t xml:space="preserve">؛ </w:t>
       </w:r>
-      <w:hyperlink r:id="rId109">
-        <w:r>
-          <w:rPr>
-            <w:rtl/>
-            <w:cs/>
-            <w:lang w:val="ar_AE" w:bidi="ar_AE"/>
-          </w:rPr>
-          <w:rPr>
-            <w:color w:val="0000EE"/>
-            <w:u w:val="single"/>
-          </w:rPr>
-          <w:t>2كورنثوس 5:15</w:t>
-        </w:r>
-      </w:hyperlink>
+      <w:r>
+        <w:rPr>
+          <w:rtl/>
+          <w:cs/>
+          <w:lang w:val="ar_AE" w:bidi="ar_AE"/>
+        </w:rPr>
+        <w:t>2كورنثوس 5:15</w:t>
+      </w:r>
       <w:r>
         <w:rPr>
           <w:rtl/>
@@ -5413,20 +4693,14 @@
         </w:rPr>
         <w:t>الوضوح (</w:t>
       </w:r>
-      <w:hyperlink r:id="rId110">
-        <w:r>
-          <w:rPr>
-            <w:rtl/>
-            <w:cs/>
-            <w:lang w:val="ar_AE" w:bidi="ar_AE"/>
-          </w:rPr>
-          <w:rPr>
-            <w:color w:val="0000EE"/>
-            <w:u w:val="single"/>
-          </w:rPr>
-          <w:t>رومية 1–8</w:t>
-        </w:r>
-      </w:hyperlink>
+      <w:r>
+        <w:rPr>
+          <w:rtl/>
+          <w:cs/>
+          <w:lang w:val="ar_AE" w:bidi="ar_AE"/>
+        </w:rPr>
+        <w:t>رومية 1–8</w:t>
+      </w:r>
       <w:r>
         <w:rPr>
           <w:rtl/>
@@ -5435,20 +4709,14 @@
         </w:rPr>
         <w:t>). ويقدم رؤية مُفصّلة للحياة المسيحية والمجتمع. تؤكد رسائله أيضًا على قوة الروح في حياة المؤمنين (</w:t>
       </w:r>
-      <w:hyperlink r:id="rId111">
-        <w:r>
-          <w:rPr>
-            <w:rtl/>
-            <w:cs/>
-            <w:lang w:val="ar_AE" w:bidi="ar_AE"/>
-          </w:rPr>
-          <w:rPr>
-            <w:color w:val="0000EE"/>
-            <w:u w:val="single"/>
-          </w:rPr>
-          <w:t>رومية 8:9–13</w:t>
-        </w:r>
-      </w:hyperlink>
+      <w:r>
+        <w:rPr>
+          <w:rtl/>
+          <w:cs/>
+          <w:lang w:val="ar_AE" w:bidi="ar_AE"/>
+        </w:rPr>
+        <w:t>رومية 8:9–13</w:t>
+      </w:r>
       <w:r>
         <w:rPr>
           <w:rtl/>
@@ -5457,20 +4725,14 @@
         </w:rPr>
         <w:t xml:space="preserve">؛ </w:t>
       </w:r>
-      <w:hyperlink r:id="rId112">
-        <w:r>
-          <w:rPr>
-            <w:rtl/>
-            <w:cs/>
-            <w:lang w:val="ar_AE" w:bidi="ar_AE"/>
-          </w:rPr>
-          <w:rPr>
-            <w:color w:val="0000EE"/>
-            <w:u w:val="single"/>
-          </w:rPr>
-          <w:t>غلاطية 5:16–25</w:t>
-        </w:r>
-      </w:hyperlink>
+      <w:r>
+        <w:rPr>
+          <w:rtl/>
+          <w:cs/>
+          <w:lang w:val="ar_AE" w:bidi="ar_AE"/>
+        </w:rPr>
+        <w:t>غلاطية 5:16–25</w:t>
+      </w:r>
       <w:r>
         <w:rPr>
           <w:rtl/>
@@ -5479,20 +4741,14 @@
         </w:rPr>
         <w:t xml:space="preserve">؛ قارن </w:t>
       </w:r>
-      <w:hyperlink r:id="rId113">
-        <w:r>
-          <w:rPr>
-            <w:rtl/>
-            <w:cs/>
-            <w:lang w:val="ar_AE" w:bidi="ar_AE"/>
-          </w:rPr>
-          <w:rPr>
-            <w:color w:val="0000EE"/>
-            <w:u w:val="single"/>
-          </w:rPr>
-          <w:t>غلاطية 2:20</w:t>
-        </w:r>
-      </w:hyperlink>
+      <w:r>
+        <w:rPr>
+          <w:rtl/>
+          <w:cs/>
+          <w:lang w:val="ar_AE" w:bidi="ar_AE"/>
+        </w:rPr>
+        <w:t>غلاطية 2:20</w:t>
+      </w:r>
       <w:r>
         <w:rPr>
           <w:rtl/>
@@ -5501,20 +4757,14 @@
         </w:rPr>
         <w:t xml:space="preserve">؛ </w:t>
       </w:r>
-      <w:hyperlink r:id="rId114">
-        <w:r>
-          <w:rPr>
-            <w:rtl/>
-            <w:cs/>
-            <w:lang w:val="ar_AE" w:bidi="ar_AE"/>
-          </w:rPr>
-          <w:rPr>
-            <w:color w:val="0000EE"/>
-            <w:u w:val="single"/>
-          </w:rPr>
-          <w:t>كولوسي 1:27</w:t>
-        </w:r>
-      </w:hyperlink>
+      <w:r>
+        <w:rPr>
+          <w:rtl/>
+          <w:cs/>
+          <w:lang w:val="ar_AE" w:bidi="ar_AE"/>
+        </w:rPr>
+        <w:t>كولوسي 1:27</w:t>
+      </w:r>
       <w:r>
         <w:rPr>
           <w:rtl/>
@@ -5523,20 +4773,14 @@
         </w:rPr>
         <w:t>). ويشجع المؤمنين على الاستمرار في النمو ليصبحوا أكثر شبهًا بيسوع (</w:t>
       </w:r>
-      <w:hyperlink r:id="rId115">
-        <w:r>
-          <w:rPr>
-            <w:rtl/>
-            <w:cs/>
-            <w:lang w:val="ar_AE" w:bidi="ar_AE"/>
-          </w:rPr>
-          <w:rPr>
-            <w:color w:val="0000EE"/>
-            <w:u w:val="single"/>
-          </w:rPr>
-          <w:t>رومية 8:30</w:t>
-        </w:r>
-      </w:hyperlink>
+      <w:r>
+        <w:rPr>
+          <w:rtl/>
+          <w:cs/>
+          <w:lang w:val="ar_AE" w:bidi="ar_AE"/>
+        </w:rPr>
+        <w:t>رومية 8:30</w:t>
+      </w:r>
       <w:r>
         <w:rPr>
           <w:rtl/>
@@ -5545,20 +4789,14 @@
         </w:rPr>
         <w:t xml:space="preserve">؛ </w:t>
       </w:r>
-      <w:hyperlink r:id="rId116">
-        <w:r>
-          <w:rPr>
-            <w:rtl/>
-            <w:cs/>
-            <w:lang w:val="ar_AE" w:bidi="ar_AE"/>
-          </w:rPr>
-          <w:rPr>
-            <w:color w:val="0000EE"/>
-            <w:u w:val="single"/>
-          </w:rPr>
-          <w:t>أفسس 4:13</w:t>
-        </w:r>
-      </w:hyperlink>
+      <w:r>
+        <w:rPr>
+          <w:rtl/>
+          <w:cs/>
+          <w:lang w:val="ar_AE" w:bidi="ar_AE"/>
+        </w:rPr>
+        <w:t>أفسس 4:13</w:t>
+      </w:r>
       <w:r>
         <w:rPr>
           <w:rtl/>
@@ -5567,20 +4805,14 @@
         </w:rPr>
         <w:t xml:space="preserve">، </w:t>
       </w:r>
-      <w:hyperlink r:id="rId117">
-        <w:r>
-          <w:rPr>
-            <w:rtl/>
-            <w:cs/>
-            <w:lang w:val="ar_AE" w:bidi="ar_AE"/>
-          </w:rPr>
-          <w:rPr>
-            <w:color w:val="0000EE"/>
-            <w:u w:val="single"/>
-          </w:rPr>
-          <w:t>15</w:t>
-        </w:r>
-      </w:hyperlink>
+      <w:r>
+        <w:rPr>
+          <w:rtl/>
+          <w:cs/>
+          <w:lang w:val="ar_AE" w:bidi="ar_AE"/>
+        </w:rPr>
+        <w:t>15</w:t>
+      </w:r>
       <w:r>
         <w:rPr>
           <w:rtl/>
@@ -5589,20 +4821,14 @@
         </w:rPr>
         <w:t xml:space="preserve">؛ </w:t>
       </w:r>
-      <w:hyperlink r:id="rId118">
-        <w:r>
-          <w:rPr>
-            <w:rtl/>
-            <w:cs/>
-            <w:lang w:val="ar_AE" w:bidi="ar_AE"/>
-          </w:rPr>
-          <w:rPr>
-            <w:color w:val="0000EE"/>
-            <w:u w:val="single"/>
-          </w:rPr>
-          <w:t>5:1–2</w:t>
-        </w:r>
-      </w:hyperlink>
+      <w:r>
+        <w:rPr>
+          <w:rtl/>
+          <w:cs/>
+          <w:lang w:val="ar_AE" w:bidi="ar_AE"/>
+        </w:rPr>
+        <w:t>5:1–2</w:t>
+      </w:r>
       <w:r>
         <w:rPr>
           <w:rtl/>
@@ -5631,20 +4857,14 @@
         </w:rPr>
         <w:t>ينبغي على المؤمنين أن يعيشوا حياة مليئة بالمحبة (</w:t>
       </w:r>
-      <w:hyperlink r:id="rId119">
-        <w:r>
-          <w:rPr>
-            <w:rtl/>
-            <w:cs/>
-            <w:lang w:val="ar_AE" w:bidi="ar_AE"/>
-          </w:rPr>
-          <w:rPr>
-            <w:color w:val="0000EE"/>
-            <w:u w:val="single"/>
-          </w:rPr>
-          <w:t>كورنثوس الأولى 13:1–13</w:t>
-        </w:r>
-      </w:hyperlink>
+      <w:r>
+        <w:rPr>
+          <w:rtl/>
+          <w:cs/>
+          <w:lang w:val="ar_AE" w:bidi="ar_AE"/>
+        </w:rPr>
+        <w:t>كورنثوس الأولى 13:1–13</w:t>
+      </w:r>
       <w:r>
         <w:rPr>
           <w:rtl/>
@@ -5653,20 +4873,14 @@
         </w:rPr>
         <w:t xml:space="preserve">؛ </w:t>
       </w:r>
-      <w:hyperlink r:id="rId120">
-        <w:r>
-          <w:rPr>
-            <w:rtl/>
-            <w:cs/>
-            <w:lang w:val="ar_AE" w:bidi="ar_AE"/>
-          </w:rPr>
-          <w:rPr>
-            <w:color w:val="0000EE"/>
-            <w:u w:val="single"/>
-          </w:rPr>
-          <w:t>أفسس 5:2</w:t>
-        </w:r>
-      </w:hyperlink>
+      <w:r>
+        <w:rPr>
+          <w:rtl/>
+          <w:cs/>
+          <w:lang w:val="ar_AE" w:bidi="ar_AE"/>
+        </w:rPr>
+        <w:t>أفسس 5:2</w:t>
+      </w:r>
       <w:r>
         <w:rPr>
           <w:rtl/>
@@ -5675,20 +4889,14 @@
         </w:rPr>
         <w:t>). يجب أن يخضعوا بالكامل ليسوع. أكثر من أي كاتب آخر في العهد الجديد، يوضح لنا بولس كيف ولماذا ينبغي على المسيحيين أن يبنوا حياتهم على هبة النعمة من يسوع (</w:t>
       </w:r>
-      <w:hyperlink r:id="rId121">
-        <w:r>
-          <w:rPr>
-            <w:rtl/>
-            <w:cs/>
-            <w:lang w:val="ar_AE" w:bidi="ar_AE"/>
-          </w:rPr>
-          <w:rPr>
-            <w:color w:val="0000EE"/>
-            <w:u w:val="single"/>
-          </w:rPr>
-          <w:t>رومية 12:1–2</w:t>
-        </w:r>
-      </w:hyperlink>
+      <w:r>
+        <w:rPr>
+          <w:rtl/>
+          <w:cs/>
+          <w:lang w:val="ar_AE" w:bidi="ar_AE"/>
+        </w:rPr>
+        <w:t>رومية 12:1–2</w:t>
+      </w:r>
       <w:r>
         <w:rPr>
           <w:rtl/>
@@ -5697,20 +4905,14 @@
         </w:rPr>
         <w:t>). بالنسبة لبولس، تتمحور حياة المؤمن بأكملها (والكون كله) حول يسوع وحده. كل شيء يجد معناه الحقيقي فقط في علاقته بيسوع (</w:t>
       </w:r>
-      <w:hyperlink r:id="rId122">
-        <w:r>
-          <w:rPr>
-            <w:rtl/>
-            <w:cs/>
-            <w:lang w:val="ar_AE" w:bidi="ar_AE"/>
-          </w:rPr>
-          <w:rPr>
-            <w:color w:val="0000EE"/>
-            <w:u w:val="single"/>
-          </w:rPr>
-          <w:t>كولوسي 1:15–20</w:t>
-        </w:r>
-      </w:hyperlink>
+      <w:r>
+        <w:rPr>
+          <w:rtl/>
+          <w:cs/>
+          <w:lang w:val="ar_AE" w:bidi="ar_AE"/>
+        </w:rPr>
+        <w:t>كولوسي 1:15–20</w:t>
+      </w:r>
       <w:r>
         <w:rPr>
           <w:rtl/>
@@ -5719,20 +4921,14 @@
         </w:rPr>
         <w:t xml:space="preserve">؛ </w:t>
       </w:r>
-      <w:hyperlink r:id="rId123">
-        <w:r>
-          <w:rPr>
-            <w:rtl/>
-            <w:cs/>
-            <w:lang w:val="ar_AE" w:bidi="ar_AE"/>
-          </w:rPr>
-          <w:rPr>
-            <w:color w:val="0000EE"/>
-            <w:u w:val="single"/>
-          </w:rPr>
-          <w:t>2:6–3:4</w:t>
-        </w:r>
-      </w:hyperlink>
+      <w:r>
+        <w:rPr>
+          <w:rtl/>
+          <w:cs/>
+          <w:lang w:val="ar_AE" w:bidi="ar_AE"/>
+        </w:rPr>
+        <w:t>2:6–3:4</w:t>
+      </w:r>
       <w:r>
         <w:rPr>
           <w:rtl/>
@@ -5781,20 +4977,14 @@
         </w:rPr>
         <w:t>كان بولس يرغب في أن يكون مثل يسوع في كل شيء، حتى في معاناته وموته. مات بولس وهو متيقن أنه كما قام يسوع من الموت، فإنه سيُقام أيضًا في يوم من الأيام لحياة جديدة (</w:t>
       </w:r>
-      <w:hyperlink r:id="rId124">
-        <w:r>
-          <w:rPr>
-            <w:rtl/>
-            <w:cs/>
-            <w:lang w:val="ar_AE" w:bidi="ar_AE"/>
-          </w:rPr>
-          <w:rPr>
-            <w:color w:val="0000EE"/>
-            <w:u w:val="single"/>
-          </w:rPr>
-          <w:t>فيلبي 3:10–11</w:t>
-        </w:r>
-      </w:hyperlink>
+      <w:r>
+        <w:rPr>
+          <w:rtl/>
+          <w:cs/>
+          <w:lang w:val="ar_AE" w:bidi="ar_AE"/>
+        </w:rPr>
+        <w:t>فيلبي 3:10–11</w:t>
+      </w:r>
       <w:r>
         <w:rPr>
           <w:rtl/>
@@ -5836,20 +5026,14 @@
           <w:lang w:val="ar_AE" w:bidi="ar_AE"/>
         </w:rPr>
       </w:r>
-      <w:hyperlink r:id="rId125">
-        <w:r>
-          <w:rPr>
-            <w:rtl/>
-            <w:cs/>
-            <w:lang w:val="ar_AE" w:bidi="ar_AE"/>
-          </w:rPr>
-          <w:rPr>
-            <w:color w:val="0000EE"/>
-            <w:u w:val="single"/>
-          </w:rPr>
-          <w:t>أعمال الرسل 7:58–8:3</w:t>
-        </w:r>
-      </w:hyperlink>
+      <w:r>
+        <w:rPr>
+          <w:rtl/>
+          <w:cs/>
+          <w:lang w:val="ar_AE" w:bidi="ar_AE"/>
+        </w:rPr>
+        <w:t>أعمال الرسل 7:58–8:3</w:t>
+      </w:r>
       <w:r>
         <w:rPr>
           <w:rtl/>
@@ -5858,20 +5042,14 @@
         </w:rPr>
         <w:t xml:space="preserve">؛ </w:t>
       </w:r>
-      <w:hyperlink r:id="rId126">
-        <w:r>
-          <w:rPr>
-            <w:rtl/>
-            <w:cs/>
-            <w:lang w:val="ar_AE" w:bidi="ar_AE"/>
-          </w:rPr>
-          <w:rPr>
-            <w:color w:val="0000EE"/>
-            <w:u w:val="single"/>
-          </w:rPr>
-          <w:t>9:1–31</w:t>
-        </w:r>
-      </w:hyperlink>
+      <w:r>
+        <w:rPr>
+          <w:rtl/>
+          <w:cs/>
+          <w:lang w:val="ar_AE" w:bidi="ar_AE"/>
+        </w:rPr>
+        <w:t>9:1–31</w:t>
+      </w:r>
       <w:r>
         <w:rPr>
           <w:rtl/>
@@ -5880,20 +5058,14 @@
         </w:rPr>
         <w:t xml:space="preserve">؛ </w:t>
       </w:r>
-      <w:hyperlink r:id="rId127">
-        <w:r>
-          <w:rPr>
-            <w:rtl/>
-            <w:cs/>
-            <w:lang w:val="ar_AE" w:bidi="ar_AE"/>
-          </w:rPr>
-          <w:rPr>
-            <w:color w:val="0000EE"/>
-            <w:u w:val="single"/>
-          </w:rPr>
-          <w:t>11:25–30</w:t>
-        </w:r>
-      </w:hyperlink>
+      <w:r>
+        <w:rPr>
+          <w:rtl/>
+          <w:cs/>
+          <w:lang w:val="ar_AE" w:bidi="ar_AE"/>
+        </w:rPr>
+        <w:t>11:25–30</w:t>
+      </w:r>
       <w:r>
         <w:rPr>
           <w:rtl/>
@@ -5902,20 +5074,14 @@
         </w:rPr>
         <w:t xml:space="preserve">؛ </w:t>
       </w:r>
-      <w:hyperlink r:id="rId128">
-        <w:r>
-          <w:rPr>
-            <w:rtl/>
-            <w:cs/>
-            <w:lang w:val="ar_AE" w:bidi="ar_AE"/>
-          </w:rPr>
-          <w:rPr>
-            <w:color w:val="0000EE"/>
-            <w:u w:val="single"/>
-          </w:rPr>
-          <w:t>12:25–28:31</w:t>
-        </w:r>
-      </w:hyperlink>
+      <w:r>
+        <w:rPr>
+          <w:rtl/>
+          <w:cs/>
+          <w:lang w:val="ar_AE" w:bidi="ar_AE"/>
+        </w:rPr>
+        <w:t>12:25–28:31</w:t>
+      </w:r>
       <w:r>
         <w:rPr>
           <w:rtl/>
@@ -5924,20 +5090,14 @@
         </w:rPr>
         <w:t xml:space="preserve">؛ </w:t>
       </w:r>
-      <w:hyperlink r:id="rId129">
-        <w:r>
-          <w:rPr>
-            <w:rtl/>
-            <w:cs/>
-            <w:lang w:val="ar_AE" w:bidi="ar_AE"/>
-          </w:rPr>
-          <w:rPr>
-            <w:color w:val="0000EE"/>
-            <w:u w:val="single"/>
-          </w:rPr>
-          <w:t>رومية 1:1–16:27</w:t>
-        </w:r>
-      </w:hyperlink>
+      <w:r>
+        <w:rPr>
+          <w:rtl/>
+          <w:cs/>
+          <w:lang w:val="ar_AE" w:bidi="ar_AE"/>
+        </w:rPr>
+        <w:t>رومية 1:1–16:27</w:t>
+      </w:r>
       <w:r>
         <w:rPr>
           <w:rtl/>
@@ -5946,20 +5106,14 @@
         </w:rPr>
         <w:t xml:space="preserve">؛ </w:t>
       </w:r>
-      <w:hyperlink r:id="rId130">
-        <w:r>
-          <w:rPr>
-            <w:rtl/>
-            <w:cs/>
-            <w:lang w:val="ar_AE" w:bidi="ar_AE"/>
-          </w:rPr>
-          <w:rPr>
-            <w:color w:val="0000EE"/>
-            <w:u w:val="single"/>
-          </w:rPr>
-          <w:t>1كورنثوس 1:1–16:24</w:t>
-        </w:r>
-      </w:hyperlink>
+      <w:r>
+        <w:rPr>
+          <w:rtl/>
+          <w:cs/>
+          <w:lang w:val="ar_AE" w:bidi="ar_AE"/>
+        </w:rPr>
+        <w:t>1كورنثوس 1:1–16:24</w:t>
+      </w:r>
       <w:r>
         <w:rPr>
           <w:rtl/>
@@ -5968,20 +5122,14 @@
         </w:rPr>
         <w:t xml:space="preserve">؛ </w:t>
       </w:r>
-      <w:hyperlink r:id="rId131">
-        <w:r>
-          <w:rPr>
-            <w:rtl/>
-            <w:cs/>
-            <w:lang w:val="ar_AE" w:bidi="ar_AE"/>
-          </w:rPr>
-          <w:rPr>
-            <w:color w:val="0000EE"/>
-            <w:u w:val="single"/>
-          </w:rPr>
-          <w:t>2كورنثوس 1:1–13:14</w:t>
-        </w:r>
-      </w:hyperlink>
+      <w:r>
+        <w:rPr>
+          <w:rtl/>
+          <w:cs/>
+          <w:lang w:val="ar_AE" w:bidi="ar_AE"/>
+        </w:rPr>
+        <w:t>2كورنثوس 1:1–13:14</w:t>
+      </w:r>
       <w:r>
         <w:rPr>
           <w:rtl/>
@@ -5990,20 +5138,14 @@
         </w:rPr>
         <w:t xml:space="preserve">؛ </w:t>
       </w:r>
-      <w:hyperlink r:id="rId132">
-        <w:r>
-          <w:rPr>
-            <w:rtl/>
-            <w:cs/>
-            <w:lang w:val="ar_AE" w:bidi="ar_AE"/>
-          </w:rPr>
-          <w:rPr>
-            <w:color w:val="0000EE"/>
-            <w:u w:val="single"/>
-          </w:rPr>
-          <w:t>غلاطية 1:1–6:18</w:t>
-        </w:r>
-      </w:hyperlink>
+      <w:r>
+        <w:rPr>
+          <w:rtl/>
+          <w:cs/>
+          <w:lang w:val="ar_AE" w:bidi="ar_AE"/>
+        </w:rPr>
+        <w:t>غلاطية 1:1–6:18</w:t>
+      </w:r>
       <w:r>
         <w:rPr>
           <w:rtl/>
@@ -6012,20 +5154,14 @@
         </w:rPr>
         <w:t xml:space="preserve">؛ </w:t>
       </w:r>
-      <w:hyperlink r:id="rId133">
-        <w:r>
-          <w:rPr>
-            <w:rtl/>
-            <w:cs/>
-            <w:lang w:val="ar_AE" w:bidi="ar_AE"/>
-          </w:rPr>
-          <w:rPr>
-            <w:color w:val="0000EE"/>
-            <w:u w:val="single"/>
-          </w:rPr>
-          <w:t>أفسس 1:1–6:24</w:t>
-        </w:r>
-      </w:hyperlink>
+      <w:r>
+        <w:rPr>
+          <w:rtl/>
+          <w:cs/>
+          <w:lang w:val="ar_AE" w:bidi="ar_AE"/>
+        </w:rPr>
+        <w:t>أفسس 1:1–6:24</w:t>
+      </w:r>
       <w:r>
         <w:rPr>
           <w:rtl/>
@@ -6034,20 +5170,14 @@
         </w:rPr>
         <w:t xml:space="preserve">؛ </w:t>
       </w:r>
-      <w:hyperlink r:id="rId134">
-        <w:r>
-          <w:rPr>
-            <w:rtl/>
-            <w:cs/>
-            <w:lang w:val="ar_AE" w:bidi="ar_AE"/>
-          </w:rPr>
-          <w:rPr>
-            <w:color w:val="0000EE"/>
-            <w:u w:val="single"/>
-          </w:rPr>
-          <w:t>فيلبي 1:1–4:23</w:t>
-        </w:r>
-      </w:hyperlink>
+      <w:r>
+        <w:rPr>
+          <w:rtl/>
+          <w:cs/>
+          <w:lang w:val="ar_AE" w:bidi="ar_AE"/>
+        </w:rPr>
+        <w:t>فيلبي 1:1–4:23</w:t>
+      </w:r>
       <w:r>
         <w:rPr>
           <w:rtl/>
@@ -6056,20 +5186,14 @@
         </w:rPr>
         <w:t xml:space="preserve">؛ </w:t>
       </w:r>
-      <w:hyperlink r:id="rId135">
-        <w:r>
-          <w:rPr>
-            <w:rtl/>
-            <w:cs/>
-            <w:lang w:val="ar_AE" w:bidi="ar_AE"/>
-          </w:rPr>
-          <w:rPr>
-            <w:color w:val="0000EE"/>
-            <w:u w:val="single"/>
-          </w:rPr>
-          <w:t>كولوسي 1:1–4:18</w:t>
-        </w:r>
-      </w:hyperlink>
+      <w:r>
+        <w:rPr>
+          <w:rtl/>
+          <w:cs/>
+          <w:lang w:val="ar_AE" w:bidi="ar_AE"/>
+        </w:rPr>
+        <w:t>كولوسي 1:1–4:18</w:t>
+      </w:r>
       <w:r>
         <w:rPr>
           <w:rtl/>
@@ -6078,20 +5202,14 @@
         </w:rPr>
         <w:t xml:space="preserve">؛ </w:t>
       </w:r>
-      <w:hyperlink r:id="rId136">
-        <w:r>
-          <w:rPr>
-            <w:rtl/>
-            <w:cs/>
-            <w:lang w:val="ar_AE" w:bidi="ar_AE"/>
-          </w:rPr>
-          <w:rPr>
-            <w:color w:val="0000EE"/>
-            <w:u w:val="single"/>
-          </w:rPr>
-          <w:t>1تسالونيكي 1:1–5:28</w:t>
-        </w:r>
-      </w:hyperlink>
+      <w:r>
+        <w:rPr>
+          <w:rtl/>
+          <w:cs/>
+          <w:lang w:val="ar_AE" w:bidi="ar_AE"/>
+        </w:rPr>
+        <w:t>1تسالونيكي 1:1–5:28</w:t>
+      </w:r>
       <w:r>
         <w:rPr>
           <w:rtl/>
@@ -6100,20 +5218,14 @@
         </w:rPr>
         <w:t xml:space="preserve">؛ </w:t>
       </w:r>
-      <w:hyperlink r:id="rId137">
-        <w:r>
-          <w:rPr>
-            <w:rtl/>
-            <w:cs/>
-            <w:lang w:val="ar_AE" w:bidi="ar_AE"/>
-          </w:rPr>
-          <w:rPr>
-            <w:color w:val="0000EE"/>
-            <w:u w:val="single"/>
-          </w:rPr>
-          <w:t>2تسالونيكي 1:1–3:18</w:t>
-        </w:r>
-      </w:hyperlink>
+      <w:r>
+        <w:rPr>
+          <w:rtl/>
+          <w:cs/>
+          <w:lang w:val="ar_AE" w:bidi="ar_AE"/>
+        </w:rPr>
+        <w:t>2تسالونيكي 1:1–3:18</w:t>
+      </w:r>
       <w:r>
         <w:rPr>
           <w:rtl/>
@@ -6122,20 +5234,14 @@
         </w:rPr>
         <w:t xml:space="preserve">؛ </w:t>
       </w:r>
-      <w:hyperlink r:id="rId138">
-        <w:r>
-          <w:rPr>
-            <w:rtl/>
-            <w:cs/>
-            <w:lang w:val="ar_AE" w:bidi="ar_AE"/>
-          </w:rPr>
-          <w:rPr>
-            <w:color w:val="0000EE"/>
-            <w:u w:val="single"/>
-          </w:rPr>
-          <w:t>1تيموثاوس 1:1–6:21</w:t>
-        </w:r>
-      </w:hyperlink>
+      <w:r>
+        <w:rPr>
+          <w:rtl/>
+          <w:cs/>
+          <w:lang w:val="ar_AE" w:bidi="ar_AE"/>
+        </w:rPr>
+        <w:t>1تيموثاوس 1:1–6:21</w:t>
+      </w:r>
       <w:r>
         <w:rPr>
           <w:rtl/>
@@ -6144,20 +5250,14 @@
         </w:rPr>
         <w:t xml:space="preserve">؛ </w:t>
       </w:r>
-      <w:hyperlink r:id="rId139">
-        <w:r>
-          <w:rPr>
-            <w:rtl/>
-            <w:cs/>
-            <w:lang w:val="ar_AE" w:bidi="ar_AE"/>
-          </w:rPr>
-          <w:rPr>
-            <w:color w:val="0000EE"/>
-            <w:u w:val="single"/>
-          </w:rPr>
-          <w:t>2تيموثاوس 1:1–4:22</w:t>
-        </w:r>
-      </w:hyperlink>
+      <w:r>
+        <w:rPr>
+          <w:rtl/>
+          <w:cs/>
+          <w:lang w:val="ar_AE" w:bidi="ar_AE"/>
+        </w:rPr>
+        <w:t>2تيموثاوس 1:1–4:22</w:t>
+      </w:r>
       <w:r>
         <w:rPr>
           <w:rtl/>
@@ -6166,20 +5266,14 @@
         </w:rPr>
         <w:t xml:space="preserve">؛ </w:t>
       </w:r>
-      <w:hyperlink r:id="rId140">
-        <w:r>
-          <w:rPr>
-            <w:rtl/>
-            <w:cs/>
-            <w:lang w:val="ar_AE" w:bidi="ar_AE"/>
-          </w:rPr>
-          <w:rPr>
-            <w:color w:val="0000EE"/>
-            <w:u w:val="single"/>
-          </w:rPr>
-          <w:t>تيطس 1:1–3:15</w:t>
-        </w:r>
-      </w:hyperlink>
+      <w:r>
+        <w:rPr>
+          <w:rtl/>
+          <w:cs/>
+          <w:lang w:val="ar_AE" w:bidi="ar_AE"/>
+        </w:rPr>
+        <w:t>تيطس 1:1–3:15</w:t>
+      </w:r>
       <w:r>
         <w:rPr>
           <w:rtl/>
@@ -6188,20 +5282,14 @@
         </w:rPr>
         <w:t xml:space="preserve">؛ </w:t>
       </w:r>
-      <w:hyperlink r:id="rId141">
-        <w:r>
-          <w:rPr>
-            <w:rtl/>
-            <w:cs/>
-            <w:lang w:val="ar_AE" w:bidi="ar_AE"/>
-          </w:rPr>
-          <w:rPr>
-            <w:color w:val="0000EE"/>
-            <w:u w:val="single"/>
-          </w:rPr>
-          <w:t>فليمون 1:1–25</w:t>
-        </w:r>
-      </w:hyperlink>
+      <w:r>
+        <w:rPr>
+          <w:rtl/>
+          <w:cs/>
+          <w:lang w:val="ar_AE" w:bidi="ar_AE"/>
+        </w:rPr>
+        <w:t>فليمون 1:1–25</w:t>
+      </w:r>
       <w:r>
         <w:rPr>
           <w:rtl/>
@@ -6210,20 +5298,14 @@
         </w:rPr>
         <w:t xml:space="preserve">؛ </w:t>
       </w:r>
-      <w:hyperlink r:id="rId142">
-        <w:r>
-          <w:rPr>
-            <w:rtl/>
-            <w:cs/>
-            <w:lang w:val="ar_AE" w:bidi="ar_AE"/>
-          </w:rPr>
-          <w:rPr>
-            <w:color w:val="0000EE"/>
-            <w:u w:val="single"/>
-          </w:rPr>
-          <w:t>2بطرس 3:15–16.</w:t>
-        </w:r>
-      </w:hyperlink>
+      <w:r>
+        <w:rPr>
+          <w:rtl/>
+          <w:cs/>
+          <w:lang w:val="ar_AE" w:bidi="ar_AE"/>
+        </w:rPr>
+        <w:t>2بطرس 3:15–16.</w:t>
+      </w:r>
       <w:r>
         <w:rPr>
           <w:rtl/>
@@ -6311,20 +5393,14 @@
         </w:rPr>
         <w:t xml:space="preserve">بصفته حاكم يهوذا، كان بيلاطس يسيطر على القوات الرومانية والهيكل، بما في تلك خزانة الهيكل. ولم يكن الحكم على المجرمين بالإعدام يُصدر إلا من بيلاطس (انظر </w:t>
       </w:r>
-      <w:hyperlink r:id="rId143">
-        <w:r>
-          <w:rPr>
-            <w:rtl/>
-            <w:cs/>
-            <w:lang w:val="ar_AE" w:bidi="ar_AE"/>
-          </w:rPr>
-          <w:rPr>
-            <w:color w:val="0000EE"/>
-            <w:u w:val="single"/>
-          </w:rPr>
-          <w:t>يوحنّا 18:31</w:t>
-        </w:r>
-      </w:hyperlink>
+      <w:r>
+        <w:rPr>
+          <w:rtl/>
+          <w:cs/>
+          <w:lang w:val="ar_AE" w:bidi="ar_AE"/>
+        </w:rPr>
+        <w:t>يوحنّا 18:31</w:t>
+      </w:r>
       <w:r>
         <w:rPr>
           <w:rtl/>
@@ -6333,20 +5409,14 @@
         </w:rPr>
         <w:t>). لذلك، كان على السلطات اليهودية تقديم التهم إلى بيلاطس لطلب إعدام يسوع (</w:t>
       </w:r>
-      <w:hyperlink r:id="rId144">
-        <w:r>
-          <w:rPr>
-            <w:rtl/>
-            <w:cs/>
-            <w:lang w:val="ar_AE" w:bidi="ar_AE"/>
-          </w:rPr>
-          <w:rPr>
-            <w:color w:val="0000EE"/>
-            <w:u w:val="single"/>
-          </w:rPr>
-          <w:t>مرقس 15:1–4</w:t>
-        </w:r>
-      </w:hyperlink>
+      <w:r>
+        <w:rPr>
+          <w:rtl/>
+          <w:cs/>
+          <w:lang w:val="ar_AE" w:bidi="ar_AE"/>
+        </w:rPr>
+        <w:t>مرقس 15:1–4</w:t>
+      </w:r>
       <w:r>
         <w:rPr>
           <w:rtl/>
@@ -6429,20 +5499,14 @@
         </w:rPr>
         <w:t>وفي مناسبة أخرى، قتل بيلاطس بعض الجليليين في أثناء تقديمهم الذبائح في الهيكل (</w:t>
       </w:r>
-      <w:hyperlink r:id="rId145">
-        <w:r>
-          <w:rPr>
-            <w:rtl/>
-            <w:cs/>
-            <w:lang w:val="ar_AE" w:bidi="ar_AE"/>
-          </w:rPr>
-          <w:rPr>
-            <w:color w:val="0000EE"/>
-            <w:u w:val="single"/>
-          </w:rPr>
-          <w:t>لوقا 13:1</w:t>
-        </w:r>
-      </w:hyperlink>
+      <w:r>
+        <w:rPr>
+          <w:rtl/>
+          <w:cs/>
+          <w:lang w:val="ar_AE" w:bidi="ar_AE"/>
+        </w:rPr>
+        <w:t>لوقا 13:1</w:t>
+      </w:r>
       <w:r>
         <w:rPr>
           <w:rtl/>
@@ -6504,20 +5568,14 @@
         </w:rPr>
         <w:t>كل إنجيل يصف دور بيلاطس في موت يسوع (</w:t>
       </w:r>
-      <w:hyperlink r:id="rId146">
-        <w:r>
-          <w:rPr>
-            <w:rtl/>
-            <w:cs/>
-            <w:lang w:val="ar_AE" w:bidi="ar_AE"/>
-          </w:rPr>
-          <w:rPr>
-            <w:color w:val="0000EE"/>
-            <w:u w:val="single"/>
-          </w:rPr>
-          <w:t>متّى 27:11–26</w:t>
-        </w:r>
-      </w:hyperlink>
+      <w:r>
+        <w:rPr>
+          <w:rtl/>
+          <w:cs/>
+          <w:lang w:val="ar_AE" w:bidi="ar_AE"/>
+        </w:rPr>
+        <w:t>متّى 27:11–26</w:t>
+      </w:r>
       <w:r>
         <w:rPr>
           <w:rtl/>
@@ -6526,20 +5584,14 @@
         </w:rPr>
         <w:t xml:space="preserve">؛ </w:t>
       </w:r>
-      <w:hyperlink r:id="rId147">
-        <w:r>
-          <w:rPr>
-            <w:rtl/>
-            <w:cs/>
-            <w:lang w:val="ar_AE" w:bidi="ar_AE"/>
-          </w:rPr>
-          <w:rPr>
-            <w:color w:val="0000EE"/>
-            <w:u w:val="single"/>
-          </w:rPr>
-          <w:t>مرقس 15:1 : 1–15</w:t>
-        </w:r>
-      </w:hyperlink>
+      <w:r>
+        <w:rPr>
+          <w:rtl/>
+          <w:cs/>
+          <w:lang w:val="ar_AE" w:bidi="ar_AE"/>
+        </w:rPr>
+        <w:t>مرقس 15:1 : 1–15</w:t>
+      </w:r>
       <w:r>
         <w:rPr>
           <w:rtl/>
@@ -6548,20 +5600,14 @@
         </w:rPr>
         <w:t xml:space="preserve">؛ </w:t>
       </w:r>
-      <w:hyperlink r:id="rId148">
-        <w:r>
-          <w:rPr>
-            <w:rtl/>
-            <w:cs/>
-            <w:lang w:val="ar_AE" w:bidi="ar_AE"/>
-          </w:rPr>
-          <w:rPr>
-            <w:color w:val="0000EE"/>
-            <w:u w:val="single"/>
-          </w:rPr>
-          <w:t>لوقا 23:1–25</w:t>
-        </w:r>
-      </w:hyperlink>
+      <w:r>
+        <w:rPr>
+          <w:rtl/>
+          <w:cs/>
+          <w:lang w:val="ar_AE" w:bidi="ar_AE"/>
+        </w:rPr>
+        <w:t>لوقا 23:1–25</w:t>
+      </w:r>
       <w:r>
         <w:rPr>
           <w:rtl/>
@@ -6570,20 +5616,14 @@
         </w:rPr>
         <w:t xml:space="preserve">؛ </w:t>
       </w:r>
-      <w:hyperlink r:id="rId149">
-        <w:r>
-          <w:rPr>
-            <w:rtl/>
-            <w:cs/>
-            <w:lang w:val="ar_AE" w:bidi="ar_AE"/>
-          </w:rPr>
-          <w:rPr>
-            <w:color w:val="0000EE"/>
-            <w:u w:val="single"/>
-          </w:rPr>
-          <w:t>يوحنّا 18:28–19:16</w:t>
-        </w:r>
-      </w:hyperlink>
+      <w:r>
+        <w:rPr>
+          <w:rtl/>
+          <w:cs/>
+          <w:lang w:val="ar_AE" w:bidi="ar_AE"/>
+        </w:rPr>
+        <w:t>يوحنّا 18:28–19:16</w:t>
+      </w:r>
       <w:r>
         <w:rPr>
           <w:rtl/>
@@ -6592,20 +5632,14 @@
         </w:rPr>
         <w:t xml:space="preserve">؛ انظر أيضًا </w:t>
       </w:r>
-      <w:hyperlink r:id="rId150">
-        <w:r>
-          <w:rPr>
-            <w:rtl/>
-            <w:cs/>
-            <w:lang w:val="ar_AE" w:bidi="ar_AE"/>
-          </w:rPr>
-          <w:rPr>
-            <w:color w:val="0000EE"/>
-            <w:u w:val="single"/>
-          </w:rPr>
-          <w:t>أعمال الرسل 3:13</w:t>
-        </w:r>
-      </w:hyperlink>
+      <w:r>
+        <w:rPr>
+          <w:rtl/>
+          <w:cs/>
+          <w:lang w:val="ar_AE" w:bidi="ar_AE"/>
+        </w:rPr>
+        <w:t>أعمال الرسل 3:13</w:t>
+      </w:r>
       <w:r>
         <w:rPr>
           <w:rtl/>
@@ -6614,20 +5648,14 @@
         </w:rPr>
         <w:t xml:space="preserve">؛ </w:t>
       </w:r>
-      <w:hyperlink r:id="rId151">
-        <w:r>
-          <w:rPr>
-            <w:rtl/>
-            <w:cs/>
-            <w:lang w:val="ar_AE" w:bidi="ar_AE"/>
-          </w:rPr>
-          <w:rPr>
-            <w:color w:val="0000EE"/>
-            <w:u w:val="single"/>
-          </w:rPr>
-          <w:t>4:27</w:t>
-        </w:r>
-      </w:hyperlink>
+      <w:r>
+        <w:rPr>
+          <w:rtl/>
+          <w:cs/>
+          <w:lang w:val="ar_AE" w:bidi="ar_AE"/>
+        </w:rPr>
+        <w:t>4:27</w:t>
+      </w:r>
       <w:r>
         <w:rPr>
           <w:rtl/>
@@ -6636,20 +5664,14 @@
         </w:rPr>
         <w:t xml:space="preserve">؛ </w:t>
       </w:r>
-      <w:hyperlink r:id="rId152">
-        <w:r>
-          <w:rPr>
-            <w:rtl/>
-            <w:cs/>
-            <w:lang w:val="ar_AE" w:bidi="ar_AE"/>
-          </w:rPr>
-          <w:rPr>
-            <w:color w:val="0000EE"/>
-            <w:u w:val="single"/>
-          </w:rPr>
-          <w:t>13:28</w:t>
-        </w:r>
-      </w:hyperlink>
+      <w:r>
+        <w:rPr>
+          <w:rtl/>
+          <w:cs/>
+          <w:lang w:val="ar_AE" w:bidi="ar_AE"/>
+        </w:rPr>
+        <w:t>13:28</w:t>
+      </w:r>
       <w:r>
         <w:rPr>
           <w:rtl/>
@@ -6658,20 +5680,14 @@
         </w:rPr>
         <w:t xml:space="preserve">؛ </w:t>
       </w:r>
-      <w:hyperlink r:id="rId153">
-        <w:r>
-          <w:rPr>
-            <w:rtl/>
-            <w:cs/>
-            <w:lang w:val="ar_AE" w:bidi="ar_AE"/>
-          </w:rPr>
-          <w:rPr>
-            <w:color w:val="0000EE"/>
-            <w:u w:val="single"/>
-          </w:rPr>
-          <w:t>1 تيموثاوس 6:13</w:t>
-        </w:r>
-      </w:hyperlink>
+      <w:r>
+        <w:rPr>
+          <w:rtl/>
+          <w:cs/>
+          <w:lang w:val="ar_AE" w:bidi="ar_AE"/>
+        </w:rPr>
+        <w:t>1 تيموثاوس 6:13</w:t>
+      </w:r>
       <w:r>
         <w:rPr>
           <w:rtl/>
@@ -6716,20 +5732,14 @@
         </w:rPr>
         <w:t>" (</w:t>
       </w:r>
-      <w:hyperlink r:id="rId154">
-        <w:r>
-          <w:rPr>
-            <w:rtl/>
-            <w:cs/>
-            <w:lang w:val="ar_AE" w:bidi="ar_AE"/>
-          </w:rPr>
-          <w:rPr>
-            <w:color w:val="0000EE"/>
-            <w:u w:val="single"/>
-          </w:rPr>
-          <w:t>متّى 27:19</w:t>
-        </w:r>
-      </w:hyperlink>
+      <w:r>
+        <w:rPr>
+          <w:rtl/>
+          <w:cs/>
+          <w:lang w:val="ar_AE" w:bidi="ar_AE"/>
+        </w:rPr>
+        <w:t>متّى 27:19</w:t>
+      </w:r>
       <w:r>
         <w:rPr>
           <w:rtl/>
@@ -6763,20 +5773,14 @@
         </w:rPr>
         <w:t>(</w:t>
       </w:r>
-      <w:hyperlink r:id="rId155">
-        <w:r>
-          <w:rPr>
-            <w:rtl/>
-            <w:cs/>
-            <w:lang w:val="ar_AE" w:bidi="ar_AE"/>
-          </w:rPr>
-          <w:rPr>
-            <w:color w:val="0000EE"/>
-            <w:u w:val="single"/>
-          </w:rPr>
-          <w:t>متّى 27:18–25</w:t>
-        </w:r>
-      </w:hyperlink>
+      <w:r>
+        <w:rPr>
+          <w:rtl/>
+          <w:cs/>
+          <w:lang w:val="ar_AE" w:bidi="ar_AE"/>
+        </w:rPr>
+        <w:t>متّى 27:18–25</w:t>
+      </w:r>
       <w:r>
         <w:rPr>
           <w:rtl/>
@@ -6785,20 +5789,14 @@
         </w:rPr>
         <w:t xml:space="preserve">؛ </w:t>
       </w:r>
-      <w:hyperlink r:id="rId156">
-        <w:r>
-          <w:rPr>
-            <w:rtl/>
-            <w:cs/>
-            <w:lang w:val="ar_AE" w:bidi="ar_AE"/>
-          </w:rPr>
-          <w:rPr>
-            <w:color w:val="0000EE"/>
-            <w:u w:val="single"/>
-          </w:rPr>
-          <w:t>مرقس 15:14</w:t>
-        </w:r>
-      </w:hyperlink>
+      <w:r>
+        <w:rPr>
+          <w:rtl/>
+          <w:cs/>
+          <w:lang w:val="ar_AE" w:bidi="ar_AE"/>
+        </w:rPr>
+        <w:t>مرقس 15:14</w:t>
+      </w:r>
       <w:r>
         <w:rPr>
           <w:rtl/>
@@ -6807,20 +5805,14 @@
         </w:rPr>
         <w:t xml:space="preserve">؛ </w:t>
       </w:r>
-      <w:hyperlink r:id="rId157">
-        <w:r>
-          <w:rPr>
-            <w:rtl/>
-            <w:cs/>
-            <w:lang w:val="ar_AE" w:bidi="ar_AE"/>
-          </w:rPr>
-          <w:rPr>
-            <w:color w:val="0000EE"/>
-            <w:u w:val="single"/>
-          </w:rPr>
-          <w:t>لوقا 23:4</w:t>
-        </w:r>
-      </w:hyperlink>
+      <w:r>
+        <w:rPr>
+          <w:rtl/>
+          <w:cs/>
+          <w:lang w:val="ar_AE" w:bidi="ar_AE"/>
+        </w:rPr>
+        <w:t>لوقا 23:4</w:t>
+      </w:r>
       <w:r>
         <w:rPr>
           <w:rtl/>
@@ -6829,20 +5821,14 @@
         </w:rPr>
         <w:t xml:space="preserve">، </w:t>
       </w:r>
-      <w:hyperlink r:id="rId158">
-        <w:r>
-          <w:rPr>
-            <w:rtl/>
-            <w:cs/>
-            <w:lang w:val="ar_AE" w:bidi="ar_AE"/>
-          </w:rPr>
-          <w:rPr>
-            <w:color w:val="0000EE"/>
-            <w:u w:val="single"/>
-          </w:rPr>
-          <w:t>13–23</w:t>
-        </w:r>
-      </w:hyperlink>
+      <w:r>
+        <w:rPr>
+          <w:rtl/>
+          <w:cs/>
+          <w:lang w:val="ar_AE" w:bidi="ar_AE"/>
+        </w:rPr>
+        <w:t>13–23</w:t>
+      </w:r>
       <w:r>
         <w:rPr>
           <w:rtl/>
@@ -6851,20 +5837,14 @@
         </w:rPr>
         <w:t xml:space="preserve">؛ </w:t>
       </w:r>
-      <w:hyperlink r:id="rId159">
-        <w:r>
-          <w:rPr>
-            <w:rtl/>
-            <w:cs/>
-            <w:lang w:val="ar_AE" w:bidi="ar_AE"/>
-          </w:rPr>
-          <w:rPr>
-            <w:color w:val="0000EE"/>
-            <w:u w:val="single"/>
-          </w:rPr>
-          <w:t>يوحنّا 18:38</w:t>
-        </w:r>
-      </w:hyperlink>
+      <w:r>
+        <w:rPr>
+          <w:rtl/>
+          <w:cs/>
+          <w:lang w:val="ar_AE" w:bidi="ar_AE"/>
+        </w:rPr>
+        <w:t>يوحنّا 18:38</w:t>
+      </w:r>
       <w:r>
         <w:rPr>
           <w:rtl/>
@@ -6873,20 +5853,14 @@
         </w:rPr>
         <w:t xml:space="preserve">؛ </w:t>
       </w:r>
-      <w:hyperlink r:id="rId160">
-        <w:r>
-          <w:rPr>
-            <w:rtl/>
-            <w:cs/>
-            <w:lang w:val="ar_AE" w:bidi="ar_AE"/>
-          </w:rPr>
-          <w:rPr>
-            <w:color w:val="0000EE"/>
-            <w:u w:val="single"/>
-          </w:rPr>
-          <w:t>19:4–16</w:t>
-        </w:r>
-      </w:hyperlink>
+      <w:r>
+        <w:rPr>
+          <w:rtl/>
+          <w:cs/>
+          <w:lang w:val="ar_AE" w:bidi="ar_AE"/>
+        </w:rPr>
+        <w:t>19:4–16</w:t>
+      </w:r>
       <w:r>
         <w:rPr>
           <w:rtl/>
@@ -6915,20 +5889,14 @@
         </w:rPr>
         <w:t>بعد موت يسوع، سمح بيلاطس ليُوسُف الذي من الرامة أن يُنزل جسد يسوع من على الصليب ويأخذه ليدفنه (</w:t>
       </w:r>
-      <w:hyperlink r:id="rId161">
-        <w:r>
-          <w:rPr>
-            <w:rtl/>
-            <w:cs/>
-            <w:lang w:val="ar_AE" w:bidi="ar_AE"/>
-          </w:rPr>
-          <w:rPr>
-            <w:color w:val="0000EE"/>
-            <w:u w:val="single"/>
-          </w:rPr>
-          <w:t>متّى 27:57–61</w:t>
-        </w:r>
-      </w:hyperlink>
+      <w:r>
+        <w:rPr>
+          <w:rtl/>
+          <w:cs/>
+          <w:lang w:val="ar_AE" w:bidi="ar_AE"/>
+        </w:rPr>
+        <w:t>متّى 27:57–61</w:t>
+      </w:r>
       <w:r>
         <w:rPr>
           <w:rtl/>
@@ -6937,20 +5905,14 @@
         </w:rPr>
         <w:t xml:space="preserve">؛ </w:t>
       </w:r>
-      <w:hyperlink r:id="rId162">
-        <w:r>
-          <w:rPr>
-            <w:rtl/>
-            <w:cs/>
-            <w:lang w:val="ar_AE" w:bidi="ar_AE"/>
-          </w:rPr>
-          <w:rPr>
-            <w:color w:val="0000EE"/>
-            <w:u w:val="single"/>
-          </w:rPr>
-          <w:t>مرقس 15:42–46</w:t>
-        </w:r>
-      </w:hyperlink>
+      <w:r>
+        <w:rPr>
+          <w:rtl/>
+          <w:cs/>
+          <w:lang w:val="ar_AE" w:bidi="ar_AE"/>
+        </w:rPr>
+        <w:t>مرقس 15:42–46</w:t>
+      </w:r>
       <w:r>
         <w:rPr>
           <w:rtl/>
@@ -6959,20 +5921,14 @@
         </w:rPr>
         <w:t xml:space="preserve">؛ </w:t>
       </w:r>
-      <w:hyperlink r:id="rId163">
-        <w:r>
-          <w:rPr>
-            <w:rtl/>
-            <w:cs/>
-            <w:lang w:val="ar_AE" w:bidi="ar_AE"/>
-          </w:rPr>
-          <w:rPr>
-            <w:color w:val="0000EE"/>
-            <w:u w:val="single"/>
-          </w:rPr>
-          <w:t>لوقا 23:50–53</w:t>
-        </w:r>
-      </w:hyperlink>
+      <w:r>
+        <w:rPr>
+          <w:rtl/>
+          <w:cs/>
+          <w:lang w:val="ar_AE" w:bidi="ar_AE"/>
+        </w:rPr>
+        <w:t>لوقا 23:50–53</w:t>
+      </w:r>
       <w:r>
         <w:rPr>
           <w:rtl/>
@@ -6981,20 +5937,14 @@
         </w:rPr>
         <w:t xml:space="preserve">؛ </w:t>
       </w:r>
-      <w:hyperlink r:id="rId164">
-        <w:r>
-          <w:rPr>
-            <w:rtl/>
-            <w:cs/>
-            <w:lang w:val="ar_AE" w:bidi="ar_AE"/>
-          </w:rPr>
-          <w:rPr>
-            <w:color w:val="0000EE"/>
-            <w:u w:val="single"/>
-          </w:rPr>
-          <w:t>يوحنّا 19:38–42</w:t>
-        </w:r>
-      </w:hyperlink>
+      <w:r>
+        <w:rPr>
+          <w:rtl/>
+          <w:cs/>
+          <w:lang w:val="ar_AE" w:bidi="ar_AE"/>
+        </w:rPr>
+        <w:t>يوحنّا 19:38–42</w:t>
+      </w:r>
       <w:r>
         <w:rPr>
           <w:rtl/>
@@ -7003,20 +5953,14 @@
         </w:rPr>
         <w:t>). كما سمح بيلاطس للقادة اليهود بختم القبر لمنع أي شخص من سرقة الجسد أو تقديم ادعاءات كاذبة بشأن قيامة يسوع من الموت (</w:t>
       </w:r>
-      <w:hyperlink r:id="rId165">
-        <w:r>
-          <w:rPr>
-            <w:rtl/>
-            <w:cs/>
-            <w:lang w:val="ar_AE" w:bidi="ar_AE"/>
-          </w:rPr>
-          <w:rPr>
-            <w:color w:val="0000EE"/>
-            <w:u w:val="single"/>
-          </w:rPr>
-          <w:t>متّى 27:62–66</w:t>
-        </w:r>
-      </w:hyperlink>
+      <w:r>
+        <w:rPr>
+          <w:rtl/>
+          <w:cs/>
+          <w:lang w:val="ar_AE" w:bidi="ar_AE"/>
+        </w:rPr>
+        <w:t>متّى 27:62–66</w:t>
+      </w:r>
       <w:r>
         <w:rPr>
           <w:rtl/>
@@ -7095,20 +6039,14 @@
           <w:lang w:val="ar_AE" w:bidi="ar_AE"/>
         </w:rPr>
       </w:r>
-      <w:hyperlink r:id="rId166">
-        <w:r>
-          <w:rPr>
-            <w:rtl/>
-            <w:cs/>
-            <w:lang w:val="ar_AE" w:bidi="ar_AE"/>
-          </w:rPr>
-          <w:rPr>
-            <w:color w:val="0000EE"/>
-            <w:u w:val="single"/>
-          </w:rPr>
-          <w:t>متى 27:2</w:t>
-        </w:r>
-      </w:hyperlink>
+      <w:r>
+        <w:rPr>
+          <w:rtl/>
+          <w:cs/>
+          <w:lang w:val="ar_AE" w:bidi="ar_AE"/>
+        </w:rPr>
+        <w:t>متى 27:2</w:t>
+      </w:r>
       <w:r>
         <w:rPr>
           <w:rtl/>
@@ -7117,20 +6055,14 @@
         </w:rPr>
         <w:t xml:space="preserve">، </w:t>
       </w:r>
-      <w:hyperlink r:id="rId146">
-        <w:r>
-          <w:rPr>
-            <w:rtl/>
-            <w:cs/>
-            <w:lang w:val="ar_AE" w:bidi="ar_AE"/>
-          </w:rPr>
-          <w:rPr>
-            <w:color w:val="0000EE"/>
-            <w:u w:val="single"/>
-          </w:rPr>
-          <w:t>11–26</w:t>
-        </w:r>
-      </w:hyperlink>
+      <w:r>
+        <w:rPr>
+          <w:rtl/>
+          <w:cs/>
+          <w:lang w:val="ar_AE" w:bidi="ar_AE"/>
+        </w:rPr>
+        <w:t>11–26</w:t>
+      </w:r>
       <w:r>
         <w:rPr>
           <w:rtl/>
@@ -7139,20 +6071,14 @@
         </w:rPr>
         <w:t xml:space="preserve">، </w:t>
       </w:r>
-      <w:hyperlink r:id="rId167">
-        <w:r>
-          <w:rPr>
-            <w:rtl/>
-            <w:cs/>
-            <w:lang w:val="ar_AE" w:bidi="ar_AE"/>
-          </w:rPr>
-          <w:rPr>
-            <w:color w:val="0000EE"/>
-            <w:u w:val="single"/>
-          </w:rPr>
-          <w:t>57–58</w:t>
-        </w:r>
-      </w:hyperlink>
+      <w:r>
+        <w:rPr>
+          <w:rtl/>
+          <w:cs/>
+          <w:lang w:val="ar_AE" w:bidi="ar_AE"/>
+        </w:rPr>
+        <w:t>57–58</w:t>
+      </w:r>
       <w:r>
         <w:rPr>
           <w:rtl/>
@@ -7161,20 +6087,14 @@
         </w:rPr>
         <w:t xml:space="preserve">، </w:t>
       </w:r>
-      <w:hyperlink r:id="rId168">
-        <w:r>
-          <w:rPr>
-            <w:rtl/>
-            <w:cs/>
-            <w:lang w:val="ar_AE" w:bidi="ar_AE"/>
-          </w:rPr>
-          <w:rPr>
-            <w:color w:val="0000EE"/>
-            <w:u w:val="single"/>
-          </w:rPr>
-          <w:t>62–65</w:t>
-        </w:r>
-      </w:hyperlink>
+      <w:r>
+        <w:rPr>
+          <w:rtl/>
+          <w:cs/>
+          <w:lang w:val="ar_AE" w:bidi="ar_AE"/>
+        </w:rPr>
+        <w:t>62–65</w:t>
+      </w:r>
       <w:r>
         <w:rPr>
           <w:rtl/>
@@ -7183,20 +6103,14 @@
         </w:rPr>
         <w:t xml:space="preserve">؛ </w:t>
       </w:r>
-      <w:hyperlink r:id="rId147">
-        <w:r>
-          <w:rPr>
-            <w:rtl/>
-            <w:cs/>
-            <w:lang w:val="ar_AE" w:bidi="ar_AE"/>
-          </w:rPr>
-          <w:rPr>
-            <w:color w:val="0000EE"/>
-            <w:u w:val="single"/>
-          </w:rPr>
-          <w:t>مرقس 15:1–15</w:t>
-        </w:r>
-      </w:hyperlink>
+      <w:r>
+        <w:rPr>
+          <w:rtl/>
+          <w:cs/>
+          <w:lang w:val="ar_AE" w:bidi="ar_AE"/>
+        </w:rPr>
+        <w:t>مرقس 15:1–15</w:t>
+      </w:r>
       <w:r>
         <w:rPr>
           <w:rtl/>
@@ -7205,20 +6119,14 @@
         </w:rPr>
         <w:t xml:space="preserve">، </w:t>
       </w:r>
-      <w:hyperlink r:id="rId169">
-        <w:r>
-          <w:rPr>
-            <w:rtl/>
-            <w:cs/>
-            <w:lang w:val="ar_AE" w:bidi="ar_AE"/>
-          </w:rPr>
-          <w:rPr>
-            <w:color w:val="0000EE"/>
-            <w:u w:val="single"/>
-          </w:rPr>
-          <w:t>43–45</w:t>
-        </w:r>
-      </w:hyperlink>
+      <w:r>
+        <w:rPr>
+          <w:rtl/>
+          <w:cs/>
+          <w:lang w:val="ar_AE" w:bidi="ar_AE"/>
+        </w:rPr>
+        <w:t>43–45</w:t>
+      </w:r>
       <w:r>
         <w:rPr>
           <w:rtl/>
@@ -7227,20 +6135,14 @@
         </w:rPr>
         <w:t xml:space="preserve">؛ </w:t>
       </w:r>
-      <w:hyperlink r:id="rId170">
-        <w:r>
-          <w:rPr>
-            <w:rtl/>
-            <w:cs/>
-            <w:lang w:val="ar_AE" w:bidi="ar_AE"/>
-          </w:rPr>
-          <w:rPr>
-            <w:color w:val="0000EE"/>
-            <w:u w:val="single"/>
-          </w:rPr>
-          <w:t>لوقا 3:1</w:t>
-        </w:r>
-      </w:hyperlink>
+      <w:r>
+        <w:rPr>
+          <w:rtl/>
+          <w:cs/>
+          <w:lang w:val="ar_AE" w:bidi="ar_AE"/>
+        </w:rPr>
+        <w:t>لوقا 3:1</w:t>
+      </w:r>
       <w:r>
         <w:rPr>
           <w:rtl/>
@@ -7249,20 +6151,14 @@
         </w:rPr>
         <w:t xml:space="preserve">؛ </w:t>
       </w:r>
-      <w:hyperlink r:id="rId145">
-        <w:r>
-          <w:rPr>
-            <w:rtl/>
-            <w:cs/>
-            <w:lang w:val="ar_AE" w:bidi="ar_AE"/>
-          </w:rPr>
-          <w:rPr>
-            <w:color w:val="0000EE"/>
-            <w:u w:val="single"/>
-          </w:rPr>
-          <w:t>13:1</w:t>
-        </w:r>
-      </w:hyperlink>
+      <w:r>
+        <w:rPr>
+          <w:rtl/>
+          <w:cs/>
+          <w:lang w:val="ar_AE" w:bidi="ar_AE"/>
+        </w:rPr>
+        <w:t>13:1</w:t>
+      </w:r>
       <w:r>
         <w:rPr>
           <w:rtl/>
@@ -7271,20 +6167,14 @@
         </w:rPr>
         <w:t xml:space="preserve">؛ </w:t>
       </w:r>
-      <w:hyperlink r:id="rId148">
-        <w:r>
-          <w:rPr>
-            <w:rtl/>
-            <w:cs/>
-            <w:lang w:val="ar_AE" w:bidi="ar_AE"/>
-          </w:rPr>
-          <w:rPr>
-            <w:color w:val="0000EE"/>
-            <w:u w:val="single"/>
-          </w:rPr>
-          <w:t>23:1–25</w:t>
-        </w:r>
-      </w:hyperlink>
+      <w:r>
+        <w:rPr>
+          <w:rtl/>
+          <w:cs/>
+          <w:lang w:val="ar_AE" w:bidi="ar_AE"/>
+        </w:rPr>
+        <w:t>23:1–25</w:t>
+      </w:r>
       <w:r>
         <w:rPr>
           <w:rtl/>
@@ -7293,20 +6183,14 @@
         </w:rPr>
         <w:t xml:space="preserve">، </w:t>
       </w:r>
-      <w:hyperlink r:id="rId171">
-        <w:r>
-          <w:rPr>
-            <w:rtl/>
-            <w:cs/>
-            <w:lang w:val="ar_AE" w:bidi="ar_AE"/>
-          </w:rPr>
-          <w:rPr>
-            <w:color w:val="0000EE"/>
-            <w:u w:val="single"/>
-          </w:rPr>
-          <w:t>52</w:t>
-        </w:r>
-      </w:hyperlink>
+      <w:r>
+        <w:rPr>
+          <w:rtl/>
+          <w:cs/>
+          <w:lang w:val="ar_AE" w:bidi="ar_AE"/>
+        </w:rPr>
+        <w:t>52</w:t>
+      </w:r>
       <w:r>
         <w:rPr>
           <w:rtl/>
@@ -7315,20 +6199,14 @@
         </w:rPr>
         <w:t xml:space="preserve">؛ </w:t>
       </w:r>
-      <w:hyperlink r:id="rId149">
-        <w:r>
-          <w:rPr>
-            <w:rtl/>
-            <w:cs/>
-            <w:lang w:val="ar_AE" w:bidi="ar_AE"/>
-          </w:rPr>
-          <w:rPr>
-            <w:color w:val="0000EE"/>
-            <w:u w:val="single"/>
-          </w:rPr>
-          <w:t>18:28–19:16</w:t>
-        </w:r>
-      </w:hyperlink>
+      <w:r>
+        <w:rPr>
+          <w:rtl/>
+          <w:cs/>
+          <w:lang w:val="ar_AE" w:bidi="ar_AE"/>
+        </w:rPr>
+        <w:t>18:28–19:16</w:t>
+      </w:r>
       <w:r>
         <w:rPr>
           <w:rtl/>
@@ -7337,20 +6215,14 @@
         </w:rPr>
         <w:t xml:space="preserve">؛ </w:t>
       </w:r>
-      <w:hyperlink r:id="rId172">
-        <w:r>
-          <w:rPr>
-            <w:rtl/>
-            <w:cs/>
-            <w:lang w:val="ar_AE" w:bidi="ar_AE"/>
-          </w:rPr>
-          <w:rPr>
-            <w:color w:val="0000EE"/>
-            <w:u w:val="single"/>
-          </w:rPr>
-          <w:t>19:31</w:t>
-        </w:r>
-      </w:hyperlink>
+      <w:r>
+        <w:rPr>
+          <w:rtl/>
+          <w:cs/>
+          <w:lang w:val="ar_AE" w:bidi="ar_AE"/>
+        </w:rPr>
+        <w:t>19:31</w:t>
+      </w:r>
       <w:r>
         <w:rPr>
           <w:rtl/>
@@ -7359,20 +6231,14 @@
         </w:rPr>
         <w:t xml:space="preserve">، </w:t>
       </w:r>
-      <w:hyperlink r:id="rId173">
-        <w:r>
-          <w:rPr>
-            <w:rtl/>
-            <w:cs/>
-            <w:lang w:val="ar_AE" w:bidi="ar_AE"/>
-          </w:rPr>
-          <w:rPr>
-            <w:color w:val="0000EE"/>
-            <w:u w:val="single"/>
-          </w:rPr>
-          <w:t>38</w:t>
-        </w:r>
-      </w:hyperlink>
+      <w:r>
+        <w:rPr>
+          <w:rtl/>
+          <w:cs/>
+          <w:lang w:val="ar_AE" w:bidi="ar_AE"/>
+        </w:rPr>
+        <w:t>38</w:t>
+      </w:r>
       <w:r>
         <w:rPr>
           <w:rtl/>
@@ -7381,20 +6247,14 @@
         </w:rPr>
         <w:t xml:space="preserve">؛ </w:t>
       </w:r>
-      <w:hyperlink r:id="rId150">
-        <w:r>
-          <w:rPr>
-            <w:rtl/>
-            <w:cs/>
-            <w:lang w:val="ar_AE" w:bidi="ar_AE"/>
-          </w:rPr>
-          <w:rPr>
-            <w:color w:val="0000EE"/>
-            <w:u w:val="single"/>
-          </w:rPr>
-          <w:t>أعمال 3:13</w:t>
-        </w:r>
-      </w:hyperlink>
+      <w:r>
+        <w:rPr>
+          <w:rtl/>
+          <w:cs/>
+          <w:lang w:val="ar_AE" w:bidi="ar_AE"/>
+        </w:rPr>
+        <w:t>أعمال 3:13</w:t>
+      </w:r>
       <w:r>
         <w:rPr>
           <w:rtl/>
@@ -7403,20 +6263,14 @@
         </w:rPr>
         <w:t xml:space="preserve">؛ </w:t>
       </w:r>
-      <w:hyperlink r:id="rId151">
-        <w:r>
-          <w:rPr>
-            <w:rtl/>
-            <w:cs/>
-            <w:lang w:val="ar_AE" w:bidi="ar_AE"/>
-          </w:rPr>
-          <w:rPr>
-            <w:color w:val="0000EE"/>
-            <w:u w:val="single"/>
-          </w:rPr>
-          <w:t>4:27</w:t>
-        </w:r>
-      </w:hyperlink>
+      <w:r>
+        <w:rPr>
+          <w:rtl/>
+          <w:cs/>
+          <w:lang w:val="ar_AE" w:bidi="ar_AE"/>
+        </w:rPr>
+        <w:t>4:27</w:t>
+      </w:r>
       <w:r>
         <w:rPr>
           <w:rtl/>
@@ -7425,20 +6279,14 @@
         </w:rPr>
         <w:t xml:space="preserve">؛ </w:t>
       </w:r>
-      <w:hyperlink r:id="rId152">
-        <w:r>
-          <w:rPr>
-            <w:rtl/>
-            <w:cs/>
-            <w:lang w:val="ar_AE" w:bidi="ar_AE"/>
-          </w:rPr>
-          <w:rPr>
-            <w:color w:val="0000EE"/>
-            <w:u w:val="single"/>
-          </w:rPr>
-          <w:t>13:28</w:t>
-        </w:r>
-      </w:hyperlink>
+      <w:r>
+        <w:rPr>
+          <w:rtl/>
+          <w:cs/>
+          <w:lang w:val="ar_AE" w:bidi="ar_AE"/>
+        </w:rPr>
+        <w:t>13:28</w:t>
+      </w:r>
       <w:r>
         <w:rPr>
           <w:rtl/>
@@ -7447,20 +6295,14 @@
         </w:rPr>
         <w:t xml:space="preserve">؛ </w:t>
       </w:r>
-      <w:hyperlink r:id="rId153">
-        <w:r>
-          <w:rPr>
-            <w:rtl/>
-            <w:cs/>
-            <w:lang w:val="ar_AE" w:bidi="ar_AE"/>
-          </w:rPr>
-          <w:rPr>
-            <w:color w:val="0000EE"/>
-            <w:u w:val="single"/>
-          </w:rPr>
-          <w:t>1تيموثاوس 6:13.</w:t>
-        </w:r>
-      </w:hyperlink>
+      <w:r>
+        <w:rPr>
+          <w:rtl/>
+          <w:cs/>
+          <w:lang w:val="ar_AE" w:bidi="ar_AE"/>
+        </w:rPr>
+        <w:t>1تيموثاوس 6:13.</w:t>
+      </w:r>
       <w:r>
         <w:rPr>
           <w:rtl/>
